--- a/docs/BYNATIONALITY/Татарки.docx
+++ b/docs/BYNATIONALITY/Татарки.docx
@@ -596,7 +596,19 @@
           <w:szCs w:val="18"/>
           <w:lang w:val="ru-RU"/>
         </w:rPr>
-        <w:t xml:space="preserve"> </w:t>
+        <w:t xml:space="preserve">, </w:t>
+      </w:r>
+      <w:proofErr w:type="gramStart"/>
+      <w:r>
+        <w:rPr>
+          <w:rFonts w:ascii="Arial" w:hAnsi="Arial" w:cs="Arial"/>
+          <w:b/>
+          <w:bCs/>
+          <w:sz w:val="18"/>
+          <w:szCs w:val="18"/>
+          <w:lang w:val="ru-RU"/>
+        </w:rPr>
+        <w:t>1919</w:t>
       </w:r>
       <w:r>
         <w:rPr>
@@ -607,7 +619,30 @@
           <w:szCs w:val="18"/>
           <w:lang w:val="ru-RU"/>
         </w:rPr>
-        <w:t>с 1919 по 1944 гг.</w:t>
+        <w:t>-</w:t>
+      </w:r>
+      <w:r>
+        <w:rPr>
+          <w:rFonts w:ascii="Arial" w:hAnsi="Arial" w:cs="Arial"/>
+          <w:b/>
+          <w:bCs/>
+          <w:sz w:val="18"/>
+          <w:szCs w:val="18"/>
+          <w:lang w:val="ru-RU"/>
+        </w:rPr>
+        <w:t>1944</w:t>
+      </w:r>
+      <w:proofErr w:type="gramEnd"/>
+      <w:r>
+        <w:rPr>
+          <w:rFonts w:ascii="Arial" w:hAnsi="Arial" w:cs="Arial"/>
+          <w:b/>
+          <w:bCs/>
+          <w:sz w:val="18"/>
+          <w:szCs w:val="18"/>
+          <w:lang w:val="ru-RU"/>
+        </w:rPr>
+        <w:t xml:space="preserve"> гг.</w:t>
       </w:r>
     </w:p>
     <w:p>
@@ -622,23 +657,53 @@
       </w:pPr>
       <w:r>
         <w:rPr>
+          <w:rFonts w:ascii="Arial" w:hAnsi="Arial" w:cs="Arial"/>
           <w:noProof/>
+          <w:sz w:val="18"/>
+          <w:szCs w:val="18"/>
+          <w:lang w:val="ru-RU"/>
         </w:rPr>
         <w:drawing>
-          <wp:inline distT="0" distB="0" distL="0" distR="0" wp14:anchorId="499FE420" wp14:editId="15FF732C">
-            <wp:extent cx="4542439" cy="2651235"/>
-            <wp:effectExtent l="0" t="0" r="10795" b="15875"/>
-            <wp:docPr id="1072589335" name="Chart 1">
-              <a:extLst xmlns:a="http://schemas.openxmlformats.org/drawingml/2006/main">
-                <a:ext uri="{FF2B5EF4-FFF2-40B4-BE49-F238E27FC236}">
-                  <a16:creationId xmlns:a16="http://schemas.microsoft.com/office/drawing/2014/main" id="{019CB270-A4E4-4CA2-AAEA-311C1E9FC0DE}"/>
-                </a:ext>
-              </a:extLst>
-            </wp:docPr>
-            <wp:cNvGraphicFramePr/>
+          <wp:inline distT="0" distB="0" distL="0" distR="0" wp14:anchorId="093E2690" wp14:editId="58B2FD4D">
+            <wp:extent cx="4542155" cy="2664460"/>
+            <wp:effectExtent l="0" t="0" r="0" b="2540"/>
+            <wp:docPr id="1291711918" name="Picture 1"/>
+            <wp:cNvGraphicFramePr>
+              <a:graphicFrameLocks xmlns:a="http://schemas.openxmlformats.org/drawingml/2006/main" noChangeAspect="1"/>
+            </wp:cNvGraphicFramePr>
             <a:graphic xmlns:a="http://schemas.openxmlformats.org/drawingml/2006/main">
-              <a:graphicData uri="http://schemas.openxmlformats.org/drawingml/2006/chart">
-                <c:chart xmlns:c="http://schemas.openxmlformats.org/drawingml/2006/chart" xmlns:r="http://schemas.openxmlformats.org/officeDocument/2006/relationships" r:id="rId6"/>
+              <a:graphicData uri="http://schemas.openxmlformats.org/drawingml/2006/picture">
+                <pic:pic xmlns:pic="http://schemas.openxmlformats.org/drawingml/2006/picture">
+                  <pic:nvPicPr>
+                    <pic:cNvPr id="0" name="Picture 2"/>
+                    <pic:cNvPicPr>
+                      <a:picLocks noChangeAspect="1" noChangeArrowheads="1"/>
+                    </pic:cNvPicPr>
+                  </pic:nvPicPr>
+                  <pic:blipFill>
+                    <a:blip r:embed="rId6">
+                      <a:extLst>
+                        <a:ext uri="{28A0092B-C50C-407E-A947-70E740481C1C}">
+                          <a14:useLocalDpi xmlns:a14="http://schemas.microsoft.com/office/drawing/2010/main" val="0"/>
+                        </a:ext>
+                      </a:extLst>
+                    </a:blip>
+                    <a:srcRect/>
+                    <a:stretch>
+                      <a:fillRect/>
+                    </a:stretch>
+                  </pic:blipFill>
+                  <pic:spPr bwMode="auto">
+                    <a:xfrm>
+                      <a:off x="0" y="0"/>
+                      <a:ext cx="4542155" cy="2664460"/>
+                    </a:xfrm>
+                    <a:prstGeom prst="rect">
+                      <a:avLst/>
+                    </a:prstGeom>
+                    <a:noFill/>
+                  </pic:spPr>
+                </pic:pic>
               </a:graphicData>
             </a:graphic>
           </wp:inline>
@@ -677,7 +742,7 @@
           <w:szCs w:val="18"/>
           <w:lang w:val="ru-RU"/>
         </w:rPr>
-        <w:t>ЧИСЛЕННОСТЬ РАССТРЕЛЯННЫХ ЖЕНЩИН ПО ГОДАМ</w:t>
+        <w:t xml:space="preserve">ЧИСЛЕННОСТЬ РАССТРЕЛЯННЫХ ЖЕНЩИН ПО </w:t>
       </w:r>
       <w:r>
         <w:rPr>
@@ -688,7 +753,7 @@
           <w:szCs w:val="18"/>
           <w:lang w:val="ru-RU"/>
         </w:rPr>
-        <w:t xml:space="preserve"> </w:t>
+        <w:t>ВОЗРАСТАМ</w:t>
       </w:r>
       <w:r>
         <w:rPr>
@@ -699,7 +764,53 @@
           <w:szCs w:val="18"/>
           <w:lang w:val="ru-RU"/>
         </w:rPr>
-        <w:t>с 1919 по 1944 гг.</w:t>
+        <w:t xml:space="preserve">, </w:t>
+      </w:r>
+      <w:proofErr w:type="gramStart"/>
+      <w:r>
+        <w:rPr>
+          <w:rFonts w:ascii="Arial" w:hAnsi="Arial" w:cs="Arial"/>
+          <w:b/>
+          <w:bCs/>
+          <w:sz w:val="18"/>
+          <w:szCs w:val="18"/>
+          <w:lang w:val="ru-RU"/>
+        </w:rPr>
+        <w:t>1919</w:t>
+      </w:r>
+      <w:r>
+        <w:rPr>
+          <w:rFonts w:ascii="Arial" w:hAnsi="Arial" w:cs="Arial"/>
+          <w:b/>
+          <w:bCs/>
+          <w:sz w:val="18"/>
+          <w:szCs w:val="18"/>
+          <w:lang w:val="ru-RU"/>
+        </w:rPr>
+        <w:t>-</w:t>
+      </w:r>
+      <w:r>
+        <w:rPr>
+          <w:rFonts w:ascii="Arial" w:hAnsi="Arial" w:cs="Arial"/>
+          <w:b/>
+          <w:bCs/>
+          <w:sz w:val="18"/>
+          <w:szCs w:val="18"/>
+          <w:lang w:val="ru-RU"/>
+        </w:rPr>
+        <w:t>1944</w:t>
+      </w:r>
+      <w:proofErr w:type="gramEnd"/>
+      <w:r>
+        <w:rPr>
+          <w:rFonts w:ascii="Arial" w:hAnsi="Arial" w:cs="Arial"/>
+          <w:b/>
+          <w:bCs/>
+          <w:sz w:val="18"/>
+          <w:szCs w:val="18"/>
+          <w:lang w:val="ru-RU"/>
+        </w:rPr>
+        <w:t xml:space="preserve"> гг.</w:t>
       </w:r>
     </w:p>
     <w:p>
@@ -714,24 +825,54 @@
       </w:pPr>
       <w:r>
         <w:rPr>
+          <w:rFonts w:ascii="Arial" w:hAnsi="Arial" w:cs="Arial"/>
           <w:noProof/>
+          <w:sz w:val="18"/>
+          <w:szCs w:val="18"/>
+          <w:lang w:val="ru-RU"/>
         </w:rPr>
         <w:lastRenderedPageBreak/>
         <w:drawing>
-          <wp:inline distT="0" distB="0" distL="0" distR="0" wp14:anchorId="5923F27B" wp14:editId="531A4B19">
-            <wp:extent cx="6108087" cy="2889490"/>
-            <wp:effectExtent l="0" t="0" r="6985" b="6350"/>
-            <wp:docPr id="1325668412" name="Chart 1">
-              <a:extLst xmlns:a="http://schemas.openxmlformats.org/drawingml/2006/main">
-                <a:ext uri="{FF2B5EF4-FFF2-40B4-BE49-F238E27FC236}">
-                  <a16:creationId xmlns:a16="http://schemas.microsoft.com/office/drawing/2014/main" id="{09E22DA0-6637-49E2-BA76-018911F32559}"/>
-                </a:ext>
-              </a:extLst>
-            </wp:docPr>
-            <wp:cNvGraphicFramePr/>
+          <wp:inline distT="0" distB="0" distL="0" distR="0" wp14:anchorId="2FBDE0EE" wp14:editId="38D0E284">
+            <wp:extent cx="6115050" cy="2895600"/>
+            <wp:effectExtent l="0" t="0" r="0" b="0"/>
+            <wp:docPr id="1211012038" name="Picture 2"/>
+            <wp:cNvGraphicFramePr>
+              <a:graphicFrameLocks xmlns:a="http://schemas.openxmlformats.org/drawingml/2006/main" noChangeAspect="1"/>
+            </wp:cNvGraphicFramePr>
             <a:graphic xmlns:a="http://schemas.openxmlformats.org/drawingml/2006/main">
-              <a:graphicData uri="http://schemas.openxmlformats.org/drawingml/2006/chart">
-                <c:chart xmlns:c="http://schemas.openxmlformats.org/drawingml/2006/chart" xmlns:r="http://schemas.openxmlformats.org/officeDocument/2006/relationships" r:id="rId7"/>
+              <a:graphicData uri="http://schemas.openxmlformats.org/drawingml/2006/picture">
+                <pic:pic xmlns:pic="http://schemas.openxmlformats.org/drawingml/2006/picture">
+                  <pic:nvPicPr>
+                    <pic:cNvPr id="0" name="Picture 3"/>
+                    <pic:cNvPicPr>
+                      <a:picLocks noChangeAspect="1" noChangeArrowheads="1"/>
+                    </pic:cNvPicPr>
+                  </pic:nvPicPr>
+                  <pic:blipFill>
+                    <a:blip r:embed="rId7">
+                      <a:extLst>
+                        <a:ext uri="{28A0092B-C50C-407E-A947-70E740481C1C}">
+                          <a14:useLocalDpi xmlns:a14="http://schemas.microsoft.com/office/drawing/2010/main" val="0"/>
+                        </a:ext>
+                      </a:extLst>
+                    </a:blip>
+                    <a:srcRect/>
+                    <a:stretch>
+                      <a:fillRect/>
+                    </a:stretch>
+                  </pic:blipFill>
+                  <pic:spPr bwMode="auto">
+                    <a:xfrm>
+                      <a:off x="0" y="0"/>
+                      <a:ext cx="6115050" cy="2895600"/>
+                    </a:xfrm>
+                    <a:prstGeom prst="rect">
+                      <a:avLst/>
+                    </a:prstGeom>
+                    <a:noFill/>
+                  </pic:spPr>
+                </pic:pic>
               </a:graphicData>
             </a:graphic>
           </wp:inline>
@@ -4826,18 +4967,18 @@
                 <w:szCs w:val="16"/>
                 <w:lang w:val="ru-RU"/>
               </w:rPr>
-              <w:t>Гайнулина-Галямова</w:t>
-            </w:r>
-            <w:proofErr w:type="spellEnd"/>
-            <w:r>
-              <w:rPr>
-                <w:rFonts w:ascii="Arial" w:hAnsi="Arial" w:cs="Arial"/>
-                <w:b/>
-                <w:sz w:val="16"/>
-                <w:szCs w:val="16"/>
-                <w:lang w:val="ru-RU"/>
-              </w:rPr>
-              <w:t xml:space="preserve"> Сара </w:t>
+              <w:t>Гайнулина</w:t>
+            </w:r>
+            <w:proofErr w:type="spellEnd"/>
+            <w:r>
+              <w:rPr>
+                <w:rFonts w:ascii="Arial" w:hAnsi="Arial" w:cs="Arial"/>
+                <w:b/>
+                <w:sz w:val="16"/>
+                <w:szCs w:val="16"/>
+                <w:lang w:val="ru-RU"/>
+              </w:rPr>
+              <w:t xml:space="preserve">-Галямова Сара </w:t>
             </w:r>
             <w:proofErr w:type="spellStart"/>
             <w:r>
@@ -5333,27 +5474,7 @@
                 <w:szCs w:val="16"/>
                 <w:lang w:val="ru-RU"/>
               </w:rPr>
-              <w:t xml:space="preserve">в 1887 г., Горьковская обл., </w:t>
-            </w:r>
-            <w:proofErr w:type="spellStart"/>
-            <w:r>
-              <w:rPr>
-                <w:rFonts w:ascii="Arial" w:hAnsi="Arial" w:cs="Arial"/>
-                <w:sz w:val="16"/>
-                <w:szCs w:val="16"/>
-                <w:lang w:val="ru-RU"/>
-              </w:rPr>
-              <w:t>Кзыл</w:t>
-            </w:r>
-            <w:proofErr w:type="spellEnd"/>
-            <w:r>
-              <w:rPr>
-                <w:rFonts w:ascii="Arial" w:hAnsi="Arial" w:cs="Arial"/>
-                <w:sz w:val="16"/>
-                <w:szCs w:val="16"/>
-                <w:lang w:val="ru-RU"/>
-              </w:rPr>
-              <w:t xml:space="preserve">-Октябрьский р-н, д. </w:t>
+              <w:t xml:space="preserve">в 1887 г., Горьковская обл., Кзыл-Октябрьский р-н, д. </w:t>
             </w:r>
             <w:proofErr w:type="spellStart"/>
             <w:r>
@@ -5924,27 +6045,7 @@
                 <w:szCs w:val="16"/>
                 <w:lang w:val="ru-RU"/>
               </w:rPr>
-              <w:t>Приговорена</w:t>
-            </w:r>
-            <w:proofErr w:type="gramStart"/>
-            <w:r>
-              <w:rPr>
-                <w:rFonts w:ascii="Arial" w:hAnsi="Arial" w:cs="Arial"/>
-                <w:sz w:val="16"/>
-                <w:szCs w:val="16"/>
-                <w:lang w:val="ru-RU"/>
-              </w:rPr>
-              <w:t>: Тройка</w:t>
-            </w:r>
-            <w:proofErr w:type="gramEnd"/>
-            <w:r>
-              <w:rPr>
-                <w:rFonts w:ascii="Arial" w:hAnsi="Arial" w:cs="Arial"/>
-                <w:sz w:val="16"/>
-                <w:szCs w:val="16"/>
-                <w:lang w:val="ru-RU"/>
-              </w:rPr>
-              <w:t xml:space="preserve"> при УНКВД Иркутской обл. 25 октября 1938 г., </w:t>
+              <w:t xml:space="preserve">Приговорена: Тройка при УНКВД Иркутской обл. 25 октября 1938 г., </w:t>
             </w:r>
             <w:proofErr w:type="spellStart"/>
             <w:r>
@@ -8717,27 +8818,7 @@
                 <w:szCs w:val="16"/>
                 <w:lang w:val="ru-RU"/>
               </w:rPr>
-              <w:t>Омск. Арестована 12 сентября 1937 г. Приговорена</w:t>
-            </w:r>
-            <w:proofErr w:type="gramStart"/>
-            <w:r>
-              <w:rPr>
-                <w:rFonts w:ascii="Arial" w:hAnsi="Arial" w:cs="Arial"/>
-                <w:sz w:val="16"/>
-                <w:szCs w:val="16"/>
-                <w:lang w:val="ru-RU"/>
-              </w:rPr>
-              <w:t>: Тройка</w:t>
-            </w:r>
-            <w:proofErr w:type="gramEnd"/>
-            <w:r>
-              <w:rPr>
-                <w:rFonts w:ascii="Arial" w:hAnsi="Arial" w:cs="Arial"/>
-                <w:sz w:val="16"/>
-                <w:szCs w:val="16"/>
-                <w:lang w:val="ru-RU"/>
-              </w:rPr>
-              <w:t xml:space="preserve"> при УНКВД по Омской обл. 25 сентября 1937 г., </w:t>
+              <w:t xml:space="preserve">Омск. Арестована 12 сентября 1937 г. Приговорена: Тройка при УНКВД по Омской обл. 25 сентября 1937 г., </w:t>
             </w:r>
             <w:proofErr w:type="spellStart"/>
             <w:r>
@@ -9397,27 +9478,7 @@
                 <w:szCs w:val="16"/>
                 <w:lang w:val="ru-RU"/>
               </w:rPr>
-              <w:t>Приговорена</w:t>
-            </w:r>
-            <w:proofErr w:type="gramStart"/>
-            <w:r>
-              <w:rPr>
-                <w:rFonts w:ascii="Arial" w:hAnsi="Arial" w:cs="Arial"/>
-                <w:sz w:val="16"/>
-                <w:szCs w:val="16"/>
-                <w:lang w:val="ru-RU"/>
-              </w:rPr>
-              <w:t>: Тройка</w:t>
-            </w:r>
-            <w:proofErr w:type="gramEnd"/>
-            <w:r>
-              <w:rPr>
-                <w:rFonts w:ascii="Arial" w:hAnsi="Arial" w:cs="Arial"/>
-                <w:sz w:val="16"/>
-                <w:szCs w:val="16"/>
-                <w:lang w:val="ru-RU"/>
-              </w:rPr>
-              <w:t xml:space="preserve"> при УНКВД по Омской обл. 19 сентября 1937 г., </w:t>
+              <w:t xml:space="preserve">Приговорена: Тройка при УНКВД по Омской обл. 19 сентября 1937 г., </w:t>
             </w:r>
             <w:proofErr w:type="spellStart"/>
             <w:r>
@@ -16040,27 +16101,7 @@
                 <w:szCs w:val="16"/>
                 <w:lang w:val="ru-RU"/>
               </w:rPr>
-              <w:t>Приговорена</w:t>
-            </w:r>
-            <w:proofErr w:type="gramStart"/>
-            <w:r>
-              <w:rPr>
-                <w:rFonts w:ascii="Arial" w:hAnsi="Arial" w:cs="Arial"/>
-                <w:sz w:val="16"/>
-                <w:szCs w:val="16"/>
-                <w:lang w:val="ru-RU"/>
-              </w:rPr>
-              <w:t>: Тройка</w:t>
-            </w:r>
-            <w:proofErr w:type="gramEnd"/>
-            <w:r>
-              <w:rPr>
-                <w:rFonts w:ascii="Arial" w:hAnsi="Arial" w:cs="Arial"/>
-                <w:sz w:val="16"/>
-                <w:szCs w:val="16"/>
-                <w:lang w:val="ru-RU"/>
-              </w:rPr>
-              <w:t xml:space="preserve"> при УНКВД по Омской обл. 21 ноября 1937 г., </w:t>
+              <w:t xml:space="preserve">Приговорена: Тройка при УНКВД по Омской обл. 21 ноября 1937 г., </w:t>
             </w:r>
             <w:proofErr w:type="spellStart"/>
             <w:r>
@@ -21508,1809 +21549,6 @@
 </w:styles>
 </file>
 
-<file path=word/charts/chart1.xml><?xml version="1.0" encoding="utf-8"?>
-<c:chartSpace xmlns:c="http://schemas.openxmlformats.org/drawingml/2006/chart" xmlns:a="http://schemas.openxmlformats.org/drawingml/2006/main" xmlns:r="http://schemas.openxmlformats.org/officeDocument/2006/relationships" xmlns:c16r2="http://schemas.microsoft.com/office/drawing/2015/06/chart">
-  <c:date1904 val="0"/>
-  <c:lang val="en-US"/>
-  <c:roundedCorners val="0"/>
-  <mc:AlternateContent xmlns:mc="http://schemas.openxmlformats.org/markup-compatibility/2006">
-    <mc:Choice xmlns:c14="http://schemas.microsoft.com/office/drawing/2007/8/2/chart" Requires="c14">
-      <c14:style val="102"/>
-    </mc:Choice>
-    <mc:Fallback>
-      <c:style val="2"/>
-    </mc:Fallback>
-  </mc:AlternateContent>
-  <c:chart>
-    <c:autoTitleDeleted val="1"/>
-    <c:view3D>
-      <c:rotX val="15"/>
-      <c:rotY val="20"/>
-      <c:rAngAx val="0"/>
-    </c:view3D>
-    <c:floor>
-      <c:thickness val="0"/>
-      <c:spPr>
-        <a:noFill/>
-        <a:ln>
-          <a:noFill/>
-        </a:ln>
-        <a:effectLst/>
-        <a:sp3d/>
-      </c:spPr>
-    </c:floor>
-    <c:sideWall>
-      <c:thickness val="0"/>
-      <c:spPr>
-        <a:noFill/>
-        <a:ln>
-          <a:noFill/>
-        </a:ln>
-        <a:effectLst/>
-        <a:sp3d/>
-      </c:spPr>
-    </c:sideWall>
-    <c:backWall>
-      <c:thickness val="0"/>
-      <c:spPr>
-        <a:noFill/>
-        <a:ln>
-          <a:noFill/>
-        </a:ln>
-        <a:effectLst/>
-        <a:sp3d/>
-      </c:spPr>
-    </c:backWall>
-    <c:plotArea>
-      <c:layout>
-        <c:manualLayout>
-          <c:layoutTarget val="inner"/>
-          <c:xMode val="edge"/>
-          <c:yMode val="edge"/>
-          <c:x val="4.3127491640504154E-2"/>
-          <c:y val="6.0601851851851872E-2"/>
-          <c:w val="0.92076129145597763"/>
-          <c:h val="0.84030876348789729"/>
-        </c:manualLayout>
-      </c:layout>
-      <c:bar3DChart>
-        <c:barDir val="col"/>
-        <c:grouping val="clustered"/>
-        <c:varyColors val="0"/>
-        <c:ser>
-          <c:idx val="0"/>
-          <c:order val="0"/>
-          <c:spPr>
-            <a:solidFill>
-              <a:schemeClr val="accent1"/>
-            </a:solidFill>
-            <a:ln>
-              <a:noFill/>
-            </a:ln>
-            <a:effectLst/>
-            <a:sp3d/>
-          </c:spPr>
-          <c:invertIfNegative val="0"/>
-          <c:dLbls>
-            <c:spPr>
-              <a:noFill/>
-              <a:ln>
-                <a:noFill/>
-              </a:ln>
-              <a:effectLst/>
-            </c:spPr>
-            <c:txPr>
-              <a:bodyPr rot="0" spcFirstLastPara="1" vertOverflow="ellipsis" vert="horz" wrap="square" anchor="ctr" anchorCtr="1"/>
-              <a:lstStyle/>
-              <a:p>
-                <a:pPr>
-                  <a:defRPr sz="800" b="0" i="0" u="none" strike="noStrike" kern="1200" baseline="0">
-                    <a:solidFill>
-                      <a:schemeClr val="tx1">
-                        <a:lumMod val="75000"/>
-                        <a:lumOff val="25000"/>
-                      </a:schemeClr>
-                    </a:solidFill>
-                    <a:latin typeface="Arial" panose="020B0604020202020204" pitchFamily="34" charset="0"/>
-                    <a:ea typeface="+mn-ea"/>
-                    <a:cs typeface="Arial" panose="020B0604020202020204" pitchFamily="34" charset="0"/>
-                  </a:defRPr>
-                </a:pPr>
-                <a:endParaRPr lang="en-US"/>
-              </a:p>
-            </c:txPr>
-            <c:showLegendKey val="0"/>
-            <c:showVal val="1"/>
-            <c:showCatName val="0"/>
-            <c:showSerName val="0"/>
-            <c:showPercent val="0"/>
-            <c:showBubbleSize val="0"/>
-            <c:showLeaderLines val="0"/>
-            <c:extLst>
-              <c:ext xmlns:c15="http://schemas.microsoft.com/office/drawing/2012/chart" uri="{CE6537A1-D6FC-4f65-9D91-7224C49458BB}">
-                <c15:showLeaderLines val="1"/>
-                <c15:leaderLines>
-                  <c:spPr>
-                    <a:ln w="9525" cap="flat" cmpd="sng" algn="ctr">
-                      <a:solidFill>
-                        <a:schemeClr val="tx1">
-                          <a:lumMod val="35000"/>
-                          <a:lumOff val="65000"/>
-                        </a:schemeClr>
-                      </a:solidFill>
-                      <a:round/>
-                    </a:ln>
-                    <a:effectLst/>
-                  </c:spPr>
-                </c15:leaderLines>
-              </c:ext>
-            </c:extLst>
-          </c:dLbls>
-          <c:cat>
-            <c:numRef>
-              <c:f>'[График-расстр-жен-май-6-2025.xlsx]Татарки'!$A$4:$A$12</c:f>
-              <c:numCache>
-                <c:formatCode>General</c:formatCode>
-                <c:ptCount val="9"/>
-                <c:pt idx="0">
-                  <c:v>1919</c:v>
-                </c:pt>
-                <c:pt idx="1">
-                  <c:v>1930</c:v>
-                </c:pt>
-                <c:pt idx="2">
-                  <c:v>1931</c:v>
-                </c:pt>
-                <c:pt idx="3">
-                  <c:v>1933</c:v>
-                </c:pt>
-                <c:pt idx="4">
-                  <c:v>1937</c:v>
-                </c:pt>
-                <c:pt idx="5">
-                  <c:v>1938</c:v>
-                </c:pt>
-                <c:pt idx="6">
-                  <c:v>1941</c:v>
-                </c:pt>
-                <c:pt idx="7">
-                  <c:v>1942</c:v>
-                </c:pt>
-                <c:pt idx="8">
-                  <c:v>1944</c:v>
-                </c:pt>
-              </c:numCache>
-            </c:numRef>
-          </c:cat>
-          <c:val>
-            <c:numRef>
-              <c:f>'[График-расстр-жен-май-6-2025.xlsx]Татарки'!$B$4:$B$12</c:f>
-              <c:numCache>
-                <c:formatCode>General</c:formatCode>
-                <c:ptCount val="9"/>
-                <c:pt idx="0">
-                  <c:v>1</c:v>
-                </c:pt>
-                <c:pt idx="1">
-                  <c:v>1</c:v>
-                </c:pt>
-                <c:pt idx="2">
-                  <c:v>4</c:v>
-                </c:pt>
-                <c:pt idx="3">
-                  <c:v>1</c:v>
-                </c:pt>
-                <c:pt idx="4">
-                  <c:v>13</c:v>
-                </c:pt>
-                <c:pt idx="5">
-                  <c:v>21</c:v>
-                </c:pt>
-                <c:pt idx="6">
-                  <c:v>3</c:v>
-                </c:pt>
-                <c:pt idx="7">
-                  <c:v>4</c:v>
-                </c:pt>
-                <c:pt idx="8">
-                  <c:v>1</c:v>
-                </c:pt>
-              </c:numCache>
-            </c:numRef>
-          </c:val>
-          <c:extLst>
-            <c:ext xmlns:c16="http://schemas.microsoft.com/office/drawing/2014/chart" uri="{C3380CC4-5D6E-409C-BE32-E72D297353CC}">
-              <c16:uniqueId val="{00000000-061A-40D5-BB1B-41CEE0B4A800}"/>
-            </c:ext>
-          </c:extLst>
-        </c:ser>
-        <c:dLbls>
-          <c:showLegendKey val="0"/>
-          <c:showVal val="0"/>
-          <c:showCatName val="0"/>
-          <c:showSerName val="0"/>
-          <c:showPercent val="0"/>
-          <c:showBubbleSize val="0"/>
-        </c:dLbls>
-        <c:gapWidth val="150"/>
-        <c:shape val="box"/>
-        <c:axId val="904673775"/>
-        <c:axId val="904655055"/>
-        <c:axId val="0"/>
-      </c:bar3DChart>
-      <c:catAx>
-        <c:axId val="904673775"/>
-        <c:scaling>
-          <c:orientation val="minMax"/>
-        </c:scaling>
-        <c:delete val="0"/>
-        <c:axPos val="b"/>
-        <c:numFmt formatCode="General" sourceLinked="1"/>
-        <c:majorTickMark val="out"/>
-        <c:minorTickMark val="none"/>
-        <c:tickLblPos val="nextTo"/>
-        <c:spPr>
-          <a:noFill/>
-          <a:ln w="9525" cap="flat" cmpd="sng" algn="ctr">
-            <a:solidFill>
-              <a:schemeClr val="tx1">
-                <a:lumMod val="15000"/>
-                <a:lumOff val="85000"/>
-              </a:schemeClr>
-            </a:solidFill>
-            <a:round/>
-          </a:ln>
-          <a:effectLst/>
-        </c:spPr>
-        <c:txPr>
-          <a:bodyPr rot="-60000000" spcFirstLastPara="1" vertOverflow="ellipsis" vert="horz" wrap="square" anchor="ctr" anchorCtr="1"/>
-          <a:lstStyle/>
-          <a:p>
-            <a:pPr>
-              <a:defRPr sz="800" b="0" i="0" u="none" strike="noStrike" kern="1200" baseline="0">
-                <a:solidFill>
-                  <a:schemeClr val="tx1">
-                    <a:lumMod val="65000"/>
-                    <a:lumOff val="35000"/>
-                  </a:schemeClr>
-                </a:solidFill>
-                <a:latin typeface="Arial" panose="020B0604020202020204" pitchFamily="34" charset="0"/>
-                <a:ea typeface="+mn-ea"/>
-                <a:cs typeface="Arial" panose="020B0604020202020204" pitchFamily="34" charset="0"/>
-              </a:defRPr>
-            </a:pPr>
-            <a:endParaRPr lang="en-US"/>
-          </a:p>
-        </c:txPr>
-        <c:crossAx val="904655055"/>
-        <c:crossesAt val="0"/>
-        <c:auto val="0"/>
-        <c:lblAlgn val="ctr"/>
-        <c:lblOffset val="100"/>
-        <c:noMultiLvlLbl val="0"/>
-      </c:catAx>
-      <c:valAx>
-        <c:axId val="904655055"/>
-        <c:scaling>
-          <c:orientation val="minMax"/>
-        </c:scaling>
-        <c:delete val="1"/>
-        <c:axPos val="l"/>
-        <c:numFmt formatCode="General" sourceLinked="1"/>
-        <c:majorTickMark val="out"/>
-        <c:minorTickMark val="none"/>
-        <c:tickLblPos val="nextTo"/>
-        <c:crossAx val="904673775"/>
-        <c:crosses val="autoZero"/>
-        <c:crossBetween val="between"/>
-        <c:majorUnit val="2"/>
-        <c:minorUnit val="1"/>
-      </c:valAx>
-      <c:spPr>
-        <a:noFill/>
-        <a:ln>
-          <a:noFill/>
-        </a:ln>
-        <a:effectLst/>
-      </c:spPr>
-    </c:plotArea>
-    <c:plotVisOnly val="1"/>
-    <c:dispBlanksAs val="gap"/>
-    <c:extLst>
-      <c:ext xmlns:c16r3="http://schemas.microsoft.com/office/drawing/2017/03/chart" uri="{56B9EC1D-385E-4148-901F-78D8002777C0}">
-        <c16r3:dataDisplayOptions16>
-          <c16r3:dispNaAsBlank val="1"/>
-        </c16r3:dataDisplayOptions16>
-      </c:ext>
-    </c:extLst>
-    <c:showDLblsOverMax val="0"/>
-  </c:chart>
-  <c:spPr>
-    <a:solidFill>
-      <a:schemeClr val="bg1"/>
-    </a:solidFill>
-    <a:ln w="9525" cap="flat" cmpd="sng" algn="ctr">
-      <a:solidFill>
-        <a:schemeClr val="tx1">
-          <a:lumMod val="15000"/>
-          <a:lumOff val="85000"/>
-        </a:schemeClr>
-      </a:solidFill>
-      <a:round/>
-    </a:ln>
-    <a:effectLst/>
-  </c:spPr>
-  <c:txPr>
-    <a:bodyPr/>
-    <a:lstStyle/>
-    <a:p>
-      <a:pPr>
-        <a:defRPr sz="800">
-          <a:latin typeface="Arial" panose="020B0604020202020204" pitchFamily="34" charset="0"/>
-          <a:cs typeface="Arial" panose="020B0604020202020204" pitchFamily="34" charset="0"/>
-        </a:defRPr>
-      </a:pPr>
-      <a:endParaRPr lang="en-US"/>
-    </a:p>
-  </c:txPr>
-  <c:externalData r:id="rId3">
-    <c:autoUpdate val="0"/>
-  </c:externalData>
-</c:chartSpace>
-</file>
-
-<file path=word/charts/chart2.xml><?xml version="1.0" encoding="utf-8"?>
-<c:chartSpace xmlns:c="http://schemas.openxmlformats.org/drawingml/2006/chart" xmlns:a="http://schemas.openxmlformats.org/drawingml/2006/main" xmlns:r="http://schemas.openxmlformats.org/officeDocument/2006/relationships" xmlns:c16r2="http://schemas.microsoft.com/office/drawing/2015/06/chart">
-  <c:date1904 val="0"/>
-  <c:lang val="en-US"/>
-  <c:roundedCorners val="0"/>
-  <mc:AlternateContent xmlns:mc="http://schemas.openxmlformats.org/markup-compatibility/2006">
-    <mc:Choice xmlns:c14="http://schemas.microsoft.com/office/drawing/2007/8/2/chart" Requires="c14">
-      <c14:style val="102"/>
-    </mc:Choice>
-    <mc:Fallback>
-      <c:style val="2"/>
-    </mc:Fallback>
-  </mc:AlternateContent>
-  <c:clrMapOvr bg1="lt1" tx1="dk1" bg2="lt2" tx2="dk2" accent1="accent1" accent2="accent2" accent3="accent3" accent4="accent4" accent5="accent5" accent6="accent6" hlink="hlink" folHlink="folHlink"/>
-  <c:chart>
-    <c:autoTitleDeleted val="1"/>
-    <c:view3D>
-      <c:rotX val="0"/>
-      <c:rotY val="20"/>
-      <c:rAngAx val="0"/>
-    </c:view3D>
-    <c:floor>
-      <c:thickness val="0"/>
-      <c:spPr>
-        <a:noFill/>
-        <a:ln>
-          <a:noFill/>
-        </a:ln>
-        <a:effectLst/>
-        <a:sp3d/>
-      </c:spPr>
-    </c:floor>
-    <c:sideWall>
-      <c:thickness val="0"/>
-      <c:spPr>
-        <a:noFill/>
-        <a:ln>
-          <a:noFill/>
-        </a:ln>
-        <a:effectLst/>
-        <a:sp3d/>
-      </c:spPr>
-    </c:sideWall>
-    <c:backWall>
-      <c:thickness val="0"/>
-      <c:spPr>
-        <a:noFill/>
-        <a:ln>
-          <a:noFill/>
-        </a:ln>
-        <a:effectLst/>
-        <a:sp3d/>
-      </c:spPr>
-    </c:backWall>
-    <c:plotArea>
-      <c:layout>
-        <c:manualLayout>
-          <c:layoutTarget val="inner"/>
-          <c:xMode val="edge"/>
-          <c:yMode val="edge"/>
-          <c:x val="4.2056847178031535E-2"/>
-          <c:y val="5.4547941502098414E-2"/>
-          <c:w val="0.86803763583713367"/>
-          <c:h val="0.77945653853085806"/>
-        </c:manualLayout>
-      </c:layout>
-      <c:bar3DChart>
-        <c:barDir val="col"/>
-        <c:grouping val="clustered"/>
-        <c:varyColors val="0"/>
-        <c:ser>
-          <c:idx val="0"/>
-          <c:order val="0"/>
-          <c:spPr>
-            <a:solidFill>
-              <a:srgbClr val="4472C4"/>
-            </a:solidFill>
-            <a:ln>
-              <a:noFill/>
-            </a:ln>
-            <a:effectLst/>
-            <a:sp3d/>
-          </c:spPr>
-          <c:invertIfNegative val="0"/>
-          <c:dLbls>
-            <c:spPr>
-              <a:noFill/>
-              <a:ln>
-                <a:noFill/>
-              </a:ln>
-              <a:effectLst/>
-            </c:spPr>
-            <c:txPr>
-              <a:bodyPr rot="0" spcFirstLastPara="1" vertOverflow="ellipsis" vert="horz" wrap="square" lIns="38100" tIns="19050" rIns="38100" bIns="19050" anchor="ctr" anchorCtr="1">
-                <a:spAutoFit/>
-              </a:bodyPr>
-              <a:lstStyle/>
-              <a:p>
-                <a:pPr>
-                  <a:defRPr sz="600" b="0" i="0" u="none" strike="noStrike" kern="1200" baseline="0">
-                    <a:solidFill>
-                      <a:schemeClr val="tx1">
-                        <a:lumMod val="75000"/>
-                        <a:lumOff val="25000"/>
-                      </a:schemeClr>
-                    </a:solidFill>
-                    <a:latin typeface="Arial" panose="020B0604020202020204" pitchFamily="34" charset="0"/>
-                    <a:ea typeface="+mn-ea"/>
-                    <a:cs typeface="Arial" panose="020B0604020202020204" pitchFamily="34" charset="0"/>
-                  </a:defRPr>
-                </a:pPr>
-                <a:endParaRPr lang="en-US"/>
-              </a:p>
-            </c:txPr>
-            <c:showLegendKey val="0"/>
-            <c:showVal val="1"/>
-            <c:showCatName val="0"/>
-            <c:showSerName val="0"/>
-            <c:showPercent val="0"/>
-            <c:showBubbleSize val="0"/>
-            <c:separator>
-</c:separator>
-            <c:showLeaderLines val="0"/>
-            <c:extLst>
-              <c:ext xmlns:c15="http://schemas.microsoft.com/office/drawing/2012/chart" uri="{CE6537A1-D6FC-4f65-9D91-7224C49458BB}">
-                <c15:showLeaderLines val="1"/>
-                <c15:leaderLines>
-                  <c:spPr>
-                    <a:ln w="9525" cap="flat" cmpd="sng" algn="ctr">
-                      <a:solidFill>
-                        <a:schemeClr val="tx1">
-                          <a:lumMod val="35000"/>
-                          <a:lumOff val="65000"/>
-                        </a:schemeClr>
-                      </a:solidFill>
-                      <a:round/>
-                    </a:ln>
-                    <a:effectLst/>
-                  </c:spPr>
-                </c15:leaderLines>
-              </c:ext>
-            </c:extLst>
-          </c:dLbls>
-          <c:cat>
-            <c:strRef>
-              <c:f>Татарки!$A$8:$A$18</c:f>
-              <c:strCache>
-                <c:ptCount val="11"/>
-                <c:pt idx="0">
-                  <c:v>19-20   лет</c:v>
-                </c:pt>
-                <c:pt idx="1">
-                  <c:v>21-25   лет</c:v>
-                </c:pt>
-                <c:pt idx="2">
-                  <c:v>26-30   лет</c:v>
-                </c:pt>
-                <c:pt idx="3">
-                  <c:v>31-35   лет</c:v>
-                </c:pt>
-                <c:pt idx="4">
-                  <c:v>36-40   лет</c:v>
-                </c:pt>
-                <c:pt idx="5">
-                  <c:v>41-45   лет</c:v>
-                </c:pt>
-                <c:pt idx="6">
-                  <c:v>46-50   лет</c:v>
-                </c:pt>
-                <c:pt idx="7">
-                  <c:v>51-55   лет</c:v>
-                </c:pt>
-                <c:pt idx="8">
-                  <c:v>56-60   лет</c:v>
-                </c:pt>
-                <c:pt idx="9">
-                  <c:v>61-65   лет</c:v>
-                </c:pt>
-                <c:pt idx="10">
-                  <c:v>66-70   лет</c:v>
-                </c:pt>
-              </c:strCache>
-            </c:strRef>
-          </c:cat>
-          <c:val>
-            <c:numRef>
-              <c:f>Татарки!$B$8:$B$18</c:f>
-              <c:numCache>
-                <c:formatCode>General</c:formatCode>
-                <c:ptCount val="11"/>
-                <c:pt idx="0">
-                  <c:v>3</c:v>
-                </c:pt>
-                <c:pt idx="1">
-                  <c:v>3</c:v>
-                </c:pt>
-                <c:pt idx="2">
-                  <c:v>5</c:v>
-                </c:pt>
-                <c:pt idx="3">
-                  <c:v>6</c:v>
-                </c:pt>
-                <c:pt idx="4">
-                  <c:v>8</c:v>
-                </c:pt>
-                <c:pt idx="5">
-                  <c:v>4</c:v>
-                </c:pt>
-                <c:pt idx="6">
-                  <c:v>7</c:v>
-                </c:pt>
-                <c:pt idx="7">
-                  <c:v>2</c:v>
-                </c:pt>
-                <c:pt idx="8">
-                  <c:v>4</c:v>
-                </c:pt>
-                <c:pt idx="9">
-                  <c:v>4</c:v>
-                </c:pt>
-                <c:pt idx="10">
-                  <c:v>1</c:v>
-                </c:pt>
-              </c:numCache>
-            </c:numRef>
-          </c:val>
-          <c:extLst>
-            <c:ext xmlns:c16="http://schemas.microsoft.com/office/drawing/2014/chart" uri="{C3380CC4-5D6E-409C-BE32-E72D297353CC}">
-              <c16:uniqueId val="{00000000-BB32-44C6-ADA6-E9C3437387AC}"/>
-            </c:ext>
-          </c:extLst>
-        </c:ser>
-        <c:dLbls>
-          <c:showLegendKey val="0"/>
-          <c:showVal val="0"/>
-          <c:showCatName val="0"/>
-          <c:showSerName val="0"/>
-          <c:showPercent val="0"/>
-          <c:showBubbleSize val="0"/>
-        </c:dLbls>
-        <c:gapWidth val="83"/>
-        <c:shape val="box"/>
-        <c:axId val="904673775"/>
-        <c:axId val="904655055"/>
-        <c:axId val="0"/>
-      </c:bar3DChart>
-      <c:catAx>
-        <c:axId val="904673775"/>
-        <c:scaling>
-          <c:orientation val="minMax"/>
-        </c:scaling>
-        <c:delete val="0"/>
-        <c:axPos val="b"/>
-        <c:numFmt formatCode="General" sourceLinked="1"/>
-        <c:majorTickMark val="out"/>
-        <c:minorTickMark val="none"/>
-        <c:tickLblPos val="nextTo"/>
-        <c:spPr>
-          <a:noFill/>
-          <a:ln w="9525" cap="flat" cmpd="sng" algn="ctr">
-            <a:solidFill>
-              <a:schemeClr val="tx1">
-                <a:lumMod val="15000"/>
-                <a:lumOff val="85000"/>
-              </a:schemeClr>
-            </a:solidFill>
-            <a:round/>
-          </a:ln>
-          <a:effectLst/>
-        </c:spPr>
-        <c:txPr>
-          <a:bodyPr rot="0" spcFirstLastPara="1" vertOverflow="ellipsis" wrap="square" anchor="ctr" anchorCtr="1"/>
-          <a:lstStyle/>
-          <a:p>
-            <a:pPr>
-              <a:defRPr sz="900" b="0" i="0" u="none" strike="noStrike" kern="1200" baseline="-10000">
-                <a:solidFill>
-                  <a:schemeClr val="tx1">
-                    <a:lumMod val="65000"/>
-                    <a:lumOff val="35000"/>
-                  </a:schemeClr>
-                </a:solidFill>
-                <a:latin typeface="Arial" panose="020B0604020202020204" pitchFamily="34" charset="0"/>
-                <a:ea typeface="+mn-ea"/>
-                <a:cs typeface="+mn-cs"/>
-              </a:defRPr>
-            </a:pPr>
-            <a:endParaRPr lang="en-US"/>
-          </a:p>
-        </c:txPr>
-        <c:crossAx val="904655055"/>
-        <c:crossesAt val="0"/>
-        <c:auto val="0"/>
-        <c:lblAlgn val="ctr"/>
-        <c:lblOffset val="100"/>
-        <c:noMultiLvlLbl val="0"/>
-      </c:catAx>
-      <c:valAx>
-        <c:axId val="904655055"/>
-        <c:scaling>
-          <c:orientation val="minMax"/>
-          <c:max val="8"/>
-          <c:min val="0"/>
-        </c:scaling>
-        <c:delete val="1"/>
-        <c:axPos val="l"/>
-        <c:numFmt formatCode="General" sourceLinked="1"/>
-        <c:majorTickMark val="out"/>
-        <c:minorTickMark val="none"/>
-        <c:tickLblPos val="nextTo"/>
-        <c:crossAx val="904673775"/>
-        <c:crosses val="autoZero"/>
-        <c:crossBetween val="between"/>
-        <c:majorUnit val="2"/>
-        <c:minorUnit val="1"/>
-      </c:valAx>
-      <c:spPr>
-        <a:noFill/>
-        <a:ln>
-          <a:noFill/>
-        </a:ln>
-        <a:effectLst/>
-      </c:spPr>
-    </c:plotArea>
-    <c:plotVisOnly val="1"/>
-    <c:dispBlanksAs val="gap"/>
-    <c:extLst>
-      <c:ext xmlns:c16r3="http://schemas.microsoft.com/office/drawing/2017/03/chart" uri="{56B9EC1D-385E-4148-901F-78D8002777C0}">
-        <c16r3:dataDisplayOptions16>
-          <c16r3:dispNaAsBlank val="1"/>
-        </c16r3:dataDisplayOptions16>
-      </c:ext>
-    </c:extLst>
-    <c:showDLblsOverMax val="0"/>
-  </c:chart>
-  <c:spPr>
-    <a:solidFill>
-      <a:schemeClr val="bg1"/>
-    </a:solidFill>
-    <a:ln w="9525" cap="flat" cmpd="sng" algn="ctr">
-      <a:solidFill>
-        <a:schemeClr val="tx1">
-          <a:lumMod val="15000"/>
-          <a:lumOff val="85000"/>
-        </a:schemeClr>
-      </a:solidFill>
-      <a:round/>
-    </a:ln>
-    <a:effectLst/>
-  </c:spPr>
-  <c:txPr>
-    <a:bodyPr/>
-    <a:lstStyle/>
-    <a:p>
-      <a:pPr>
-        <a:defRPr/>
-      </a:pPr>
-      <a:endParaRPr lang="en-US"/>
-    </a:p>
-  </c:txPr>
-  <c:externalData r:id="rId4">
-    <c:autoUpdate val="0"/>
-  </c:externalData>
-</c:chartSpace>
-</file>
-
-<file path=word/charts/colors1.xml><?xml version="1.0" encoding="utf-8"?>
-<cs:colorStyle xmlns:cs="http://schemas.microsoft.com/office/drawing/2012/chartStyle" xmlns:a="http://schemas.openxmlformats.org/drawingml/2006/main" meth="cycle" id="10">
-  <a:schemeClr val="accent1"/>
-  <a:schemeClr val="accent2"/>
-  <a:schemeClr val="accent3"/>
-  <a:schemeClr val="accent4"/>
-  <a:schemeClr val="accent5"/>
-  <a:schemeClr val="accent6"/>
-  <cs:variation/>
-  <cs:variation>
-    <a:lumMod val="60000"/>
-  </cs:variation>
-  <cs:variation>
-    <a:lumMod val="80000"/>
-    <a:lumOff val="20000"/>
-  </cs:variation>
-  <cs:variation>
-    <a:lumMod val="80000"/>
-  </cs:variation>
-  <cs:variation>
-    <a:lumMod val="60000"/>
-    <a:lumOff val="40000"/>
-  </cs:variation>
-  <cs:variation>
-    <a:lumMod val="50000"/>
-  </cs:variation>
-  <cs:variation>
-    <a:lumMod val="70000"/>
-    <a:lumOff val="30000"/>
-  </cs:variation>
-  <cs:variation>
-    <a:lumMod val="70000"/>
-  </cs:variation>
-  <cs:variation>
-    <a:lumMod val="50000"/>
-    <a:lumOff val="50000"/>
-  </cs:variation>
-</cs:colorStyle>
-</file>
-
-<file path=word/charts/colors2.xml><?xml version="1.0" encoding="utf-8"?>
-<cs:colorStyle xmlns:cs="http://schemas.microsoft.com/office/drawing/2012/chartStyle" xmlns:a="http://schemas.openxmlformats.org/drawingml/2006/main" meth="cycle" id="10">
-  <a:schemeClr val="accent1"/>
-  <a:schemeClr val="accent2"/>
-  <a:schemeClr val="accent3"/>
-  <a:schemeClr val="accent4"/>
-  <a:schemeClr val="accent5"/>
-  <a:schemeClr val="accent6"/>
-  <cs:variation/>
-  <cs:variation>
-    <a:lumMod val="60000"/>
-  </cs:variation>
-  <cs:variation>
-    <a:lumMod val="80000"/>
-    <a:lumOff val="20000"/>
-  </cs:variation>
-  <cs:variation>
-    <a:lumMod val="80000"/>
-  </cs:variation>
-  <cs:variation>
-    <a:lumMod val="60000"/>
-    <a:lumOff val="40000"/>
-  </cs:variation>
-  <cs:variation>
-    <a:lumMod val="50000"/>
-  </cs:variation>
-  <cs:variation>
-    <a:lumMod val="70000"/>
-    <a:lumOff val="30000"/>
-  </cs:variation>
-  <cs:variation>
-    <a:lumMod val="70000"/>
-  </cs:variation>
-  <cs:variation>
-    <a:lumMod val="50000"/>
-    <a:lumOff val="50000"/>
-  </cs:variation>
-</cs:colorStyle>
-</file>
-
-<file path=word/charts/style1.xml><?xml version="1.0" encoding="utf-8"?>
-<cs:chartStyle xmlns:cs="http://schemas.microsoft.com/office/drawing/2012/chartStyle" xmlns:a="http://schemas.openxmlformats.org/drawingml/2006/main" id="332">
-  <cs:axisTitle>
-    <cs:lnRef idx="0"/>
-    <cs:fillRef idx="0"/>
-    <cs:effectRef idx="0"/>
-    <cs:fontRef idx="minor">
-      <a:schemeClr val="tx1">
-        <a:lumMod val="65000"/>
-        <a:lumOff val="35000"/>
-      </a:schemeClr>
-    </cs:fontRef>
-    <cs:defRPr sz="1000" kern="1200"/>
-  </cs:axisTitle>
-  <cs:categoryAxis>
-    <cs:lnRef idx="0"/>
-    <cs:fillRef idx="0"/>
-    <cs:effectRef idx="0"/>
-    <cs:fontRef idx="minor">
-      <a:schemeClr val="tx1">
-        <a:lumMod val="65000"/>
-        <a:lumOff val="35000"/>
-      </a:schemeClr>
-    </cs:fontRef>
-    <cs:spPr>
-      <a:ln w="9525" cap="flat" cmpd="sng" algn="ctr">
-        <a:solidFill>
-          <a:schemeClr val="tx1">
-            <a:lumMod val="15000"/>
-            <a:lumOff val="85000"/>
-          </a:schemeClr>
-        </a:solidFill>
-        <a:round/>
-      </a:ln>
-    </cs:spPr>
-    <cs:defRPr sz="900" kern="1200"/>
-  </cs:categoryAxis>
-  <cs:chartArea mods="allowNoFillOverride allowNoLineOverride">
-    <cs:lnRef idx="0"/>
-    <cs:fillRef idx="0"/>
-    <cs:effectRef idx="0"/>
-    <cs:fontRef idx="minor">
-      <a:schemeClr val="tx1"/>
-    </cs:fontRef>
-    <cs:spPr>
-      <a:solidFill>
-        <a:schemeClr val="bg1"/>
-      </a:solidFill>
-      <a:ln w="9525" cap="flat" cmpd="sng" algn="ctr">
-        <a:solidFill>
-          <a:schemeClr val="tx1">
-            <a:lumMod val="15000"/>
-            <a:lumOff val="85000"/>
-          </a:schemeClr>
-        </a:solidFill>
-        <a:round/>
-      </a:ln>
-    </cs:spPr>
-    <cs:defRPr sz="1000" kern="1200"/>
-  </cs:chartArea>
-  <cs:dataLabel>
-    <cs:lnRef idx="0"/>
-    <cs:fillRef idx="0"/>
-    <cs:effectRef idx="0"/>
-    <cs:fontRef idx="minor">
-      <a:schemeClr val="tx1">
-        <a:lumMod val="75000"/>
-        <a:lumOff val="25000"/>
-      </a:schemeClr>
-    </cs:fontRef>
-    <cs:defRPr sz="900" kern="1200"/>
-  </cs:dataLabel>
-  <cs:dataLabelCallout>
-    <cs:lnRef idx="0"/>
-    <cs:fillRef idx="0"/>
-    <cs:effectRef idx="0"/>
-    <cs:fontRef idx="minor">
-      <a:schemeClr val="dk1">
-        <a:lumMod val="65000"/>
-        <a:lumOff val="35000"/>
-      </a:schemeClr>
-    </cs:fontRef>
-    <cs:spPr>
-      <a:solidFill>
-        <a:schemeClr val="lt1"/>
-      </a:solidFill>
-      <a:ln>
-        <a:solidFill>
-          <a:schemeClr val="dk1">
-            <a:lumMod val="25000"/>
-            <a:lumOff val="75000"/>
-          </a:schemeClr>
-        </a:solidFill>
-      </a:ln>
-    </cs:spPr>
-    <cs:defRPr sz="900" kern="1200"/>
-    <cs:bodyPr rot="0" spcFirstLastPara="1" vertOverflow="clip" horzOverflow="clip" vert="horz" wrap="square" lIns="36576" tIns="18288" rIns="36576" bIns="18288" anchor="ctr" anchorCtr="1">
-      <a:spAutoFit/>
-    </cs:bodyPr>
-  </cs:dataLabelCallout>
-  <cs:dataPoint>
-    <cs:lnRef idx="0"/>
-    <cs:fillRef idx="1">
-      <cs:styleClr val="auto"/>
-    </cs:fillRef>
-    <cs:effectRef idx="0"/>
-    <cs:fontRef idx="minor">
-      <a:schemeClr val="tx1"/>
-    </cs:fontRef>
-  </cs:dataPoint>
-  <cs:dataPoint3D>
-    <cs:lnRef idx="0"/>
-    <cs:fillRef idx="1">
-      <cs:styleClr val="auto"/>
-    </cs:fillRef>
-    <cs:effectRef idx="0"/>
-    <cs:fontRef idx="minor">
-      <a:schemeClr val="tx1"/>
-    </cs:fontRef>
-  </cs:dataPoint3D>
-  <cs:dataPointLine>
-    <cs:lnRef idx="0">
-      <cs:styleClr val="auto"/>
-    </cs:lnRef>
-    <cs:fillRef idx="1"/>
-    <cs:effectRef idx="0"/>
-    <cs:fontRef idx="minor">
-      <a:schemeClr val="tx1"/>
-    </cs:fontRef>
-    <cs:spPr>
-      <a:ln w="28575" cap="rnd">
-        <a:solidFill>
-          <a:schemeClr val="phClr"/>
-        </a:solidFill>
-        <a:round/>
-      </a:ln>
-    </cs:spPr>
-  </cs:dataPointLine>
-  <cs:dataPointMarker>
-    <cs:lnRef idx="0">
-      <cs:styleClr val="auto"/>
-    </cs:lnRef>
-    <cs:fillRef idx="1">
-      <cs:styleClr val="auto"/>
-    </cs:fillRef>
-    <cs:effectRef idx="0"/>
-    <cs:fontRef idx="minor">
-      <a:schemeClr val="tx1"/>
-    </cs:fontRef>
-    <cs:spPr>
-      <a:ln w="9525">
-        <a:solidFill>
-          <a:schemeClr val="phClr"/>
-        </a:solidFill>
-      </a:ln>
-    </cs:spPr>
-  </cs:dataPointMarker>
-  <cs:dataPointMarkerLayout symbol="circle" size="5"/>
-  <cs:dataPointWireframe>
-    <cs:lnRef idx="0">
-      <cs:styleClr val="auto"/>
-    </cs:lnRef>
-    <cs:fillRef idx="1"/>
-    <cs:effectRef idx="0"/>
-    <cs:fontRef idx="minor">
-      <a:schemeClr val="tx1"/>
-    </cs:fontRef>
-    <cs:spPr>
-      <a:ln w="9525" cap="rnd">
-        <a:solidFill>
-          <a:schemeClr val="phClr"/>
-        </a:solidFill>
-        <a:round/>
-      </a:ln>
-    </cs:spPr>
-  </cs:dataPointWireframe>
-  <cs:dataTable>
-    <cs:lnRef idx="0"/>
-    <cs:fillRef idx="0"/>
-    <cs:effectRef idx="0"/>
-    <cs:fontRef idx="minor">
-      <a:schemeClr val="tx1">
-        <a:lumMod val="65000"/>
-        <a:lumOff val="35000"/>
-      </a:schemeClr>
-    </cs:fontRef>
-    <cs:spPr>
-      <a:noFill/>
-      <a:ln w="9525" cap="flat" cmpd="sng" algn="ctr">
-        <a:solidFill>
-          <a:schemeClr val="tx1">
-            <a:lumMod val="15000"/>
-            <a:lumOff val="85000"/>
-          </a:schemeClr>
-        </a:solidFill>
-        <a:round/>
-      </a:ln>
-    </cs:spPr>
-    <cs:defRPr sz="900" kern="1200"/>
-  </cs:dataTable>
-  <cs:downBar>
-    <cs:lnRef idx="0"/>
-    <cs:fillRef idx="0"/>
-    <cs:effectRef idx="0"/>
-    <cs:fontRef idx="minor">
-      <a:schemeClr val="dk1"/>
-    </cs:fontRef>
-    <cs:spPr>
-      <a:solidFill>
-        <a:schemeClr val="dk1">
-          <a:lumMod val="65000"/>
-          <a:lumOff val="35000"/>
-        </a:schemeClr>
-      </a:solidFill>
-      <a:ln w="9525">
-        <a:solidFill>
-          <a:schemeClr val="tx1">
-            <a:lumMod val="65000"/>
-            <a:lumOff val="35000"/>
-          </a:schemeClr>
-        </a:solidFill>
-      </a:ln>
-    </cs:spPr>
-  </cs:downBar>
-  <cs:dropLine>
-    <cs:lnRef idx="0"/>
-    <cs:fillRef idx="0"/>
-    <cs:effectRef idx="0"/>
-    <cs:fontRef idx="minor">
-      <a:schemeClr val="tx1"/>
-    </cs:fontRef>
-    <cs:spPr>
-      <a:ln w="9525" cap="flat" cmpd="sng" algn="ctr">
-        <a:solidFill>
-          <a:schemeClr val="tx1">
-            <a:lumMod val="35000"/>
-            <a:lumOff val="65000"/>
-          </a:schemeClr>
-        </a:solidFill>
-        <a:round/>
-      </a:ln>
-    </cs:spPr>
-  </cs:dropLine>
-  <cs:errorBar>
-    <cs:lnRef idx="0"/>
-    <cs:fillRef idx="0"/>
-    <cs:effectRef idx="0"/>
-    <cs:fontRef idx="minor">
-      <a:schemeClr val="tx1"/>
-    </cs:fontRef>
-    <cs:spPr>
-      <a:ln w="9525" cap="flat" cmpd="sng" algn="ctr">
-        <a:solidFill>
-          <a:schemeClr val="tx1">
-            <a:lumMod val="65000"/>
-            <a:lumOff val="35000"/>
-          </a:schemeClr>
-        </a:solidFill>
-        <a:round/>
-      </a:ln>
-    </cs:spPr>
-  </cs:errorBar>
-  <cs:floor>
-    <cs:lnRef idx="0"/>
-    <cs:fillRef idx="0"/>
-    <cs:effectRef idx="0"/>
-    <cs:fontRef idx="minor">
-      <a:schemeClr val="tx1"/>
-    </cs:fontRef>
-    <cs:spPr>
-      <a:noFill/>
-      <a:ln>
-        <a:noFill/>
-      </a:ln>
-    </cs:spPr>
-  </cs:floor>
-  <cs:gridlineMajor>
-    <cs:lnRef idx="0"/>
-    <cs:fillRef idx="0"/>
-    <cs:effectRef idx="0"/>
-    <cs:fontRef idx="minor">
-      <a:schemeClr val="tx1"/>
-    </cs:fontRef>
-    <cs:spPr>
-      <a:ln w="9525" cap="flat" cmpd="sng" algn="ctr">
-        <a:solidFill>
-          <a:schemeClr val="tx1">
-            <a:lumMod val="15000"/>
-            <a:lumOff val="85000"/>
-          </a:schemeClr>
-        </a:solidFill>
-        <a:round/>
-      </a:ln>
-    </cs:spPr>
-  </cs:gridlineMajor>
-  <cs:gridlineMinor>
-    <cs:lnRef idx="0"/>
-    <cs:fillRef idx="0"/>
-    <cs:effectRef idx="0"/>
-    <cs:fontRef idx="minor">
-      <a:schemeClr val="tx1"/>
-    </cs:fontRef>
-    <cs:spPr>
-      <a:ln w="9525" cap="flat" cmpd="sng" algn="ctr">
-        <a:solidFill>
-          <a:schemeClr val="tx1">
-            <a:lumMod val="5000"/>
-            <a:lumOff val="95000"/>
-          </a:schemeClr>
-        </a:solidFill>
-        <a:round/>
-      </a:ln>
-    </cs:spPr>
-  </cs:gridlineMinor>
-  <cs:hiLoLine>
-    <cs:lnRef idx="0"/>
-    <cs:fillRef idx="0"/>
-    <cs:effectRef idx="0"/>
-    <cs:fontRef idx="minor">
-      <a:schemeClr val="tx1"/>
-    </cs:fontRef>
-    <cs:spPr>
-      <a:ln w="9525" cap="flat" cmpd="sng" algn="ctr">
-        <a:solidFill>
-          <a:schemeClr val="tx1">
-            <a:lumMod val="75000"/>
-            <a:lumOff val="25000"/>
-          </a:schemeClr>
-        </a:solidFill>
-        <a:round/>
-      </a:ln>
-    </cs:spPr>
-  </cs:hiLoLine>
-  <cs:leaderLine>
-    <cs:lnRef idx="0"/>
-    <cs:fillRef idx="0"/>
-    <cs:effectRef idx="0"/>
-    <cs:fontRef idx="minor">
-      <a:schemeClr val="tx1"/>
-    </cs:fontRef>
-    <cs:spPr>
-      <a:ln w="9525" cap="flat" cmpd="sng" algn="ctr">
-        <a:solidFill>
-          <a:schemeClr val="tx1">
-            <a:lumMod val="35000"/>
-            <a:lumOff val="65000"/>
-          </a:schemeClr>
-        </a:solidFill>
-        <a:round/>
-      </a:ln>
-    </cs:spPr>
-  </cs:leaderLine>
-  <cs:legend>
-    <cs:lnRef idx="0"/>
-    <cs:fillRef idx="0"/>
-    <cs:effectRef idx="0"/>
-    <cs:fontRef idx="minor">
-      <a:schemeClr val="tx1">
-        <a:lumMod val="65000"/>
-        <a:lumOff val="35000"/>
-      </a:schemeClr>
-    </cs:fontRef>
-    <cs:defRPr sz="900" kern="1200"/>
-  </cs:legend>
-  <cs:plotArea mods="allowNoFillOverride allowNoLineOverride">
-    <cs:lnRef idx="0"/>
-    <cs:fillRef idx="0"/>
-    <cs:effectRef idx="0"/>
-    <cs:fontRef idx="minor">
-      <a:schemeClr val="tx1"/>
-    </cs:fontRef>
-  </cs:plotArea>
-  <cs:plotArea3D mods="allowNoFillOverride allowNoLineOverride">
-    <cs:lnRef idx="0"/>
-    <cs:fillRef idx="0"/>
-    <cs:effectRef idx="0"/>
-    <cs:fontRef idx="minor">
-      <a:schemeClr val="tx1"/>
-    </cs:fontRef>
-  </cs:plotArea3D>
-  <cs:seriesAxis>
-    <cs:lnRef idx="0"/>
-    <cs:fillRef idx="0"/>
-    <cs:effectRef idx="0"/>
-    <cs:fontRef idx="minor">
-      <a:schemeClr val="tx1">
-        <a:lumMod val="65000"/>
-        <a:lumOff val="35000"/>
-      </a:schemeClr>
-    </cs:fontRef>
-    <cs:defRPr sz="900" kern="1200"/>
-  </cs:seriesAxis>
-  <cs:seriesLine>
-    <cs:lnRef idx="0"/>
-    <cs:fillRef idx="0"/>
-    <cs:effectRef idx="0"/>
-    <cs:fontRef idx="minor">
-      <a:schemeClr val="tx1"/>
-    </cs:fontRef>
-    <cs:spPr>
-      <a:ln w="9525" cap="flat" cmpd="sng" algn="ctr">
-        <a:solidFill>
-          <a:schemeClr val="tx1">
-            <a:lumMod val="35000"/>
-            <a:lumOff val="65000"/>
-          </a:schemeClr>
-        </a:solidFill>
-        <a:round/>
-      </a:ln>
-    </cs:spPr>
-  </cs:seriesLine>
-  <cs:title>
-    <cs:lnRef idx="0"/>
-    <cs:fillRef idx="0"/>
-    <cs:effectRef idx="0"/>
-    <cs:fontRef idx="minor">
-      <a:schemeClr val="tx1">
-        <a:lumMod val="65000"/>
-        <a:lumOff val="35000"/>
-      </a:schemeClr>
-    </cs:fontRef>
-    <cs:defRPr sz="1400" b="0" kern="1200" spc="0" baseline="0"/>
-  </cs:title>
-  <cs:trendline>
-    <cs:lnRef idx="0">
-      <cs:styleClr val="auto"/>
-    </cs:lnRef>
-    <cs:fillRef idx="0"/>
-    <cs:effectRef idx="0"/>
-    <cs:fontRef idx="minor">
-      <a:schemeClr val="tx1"/>
-    </cs:fontRef>
-    <cs:spPr>
-      <a:ln w="19050" cap="rnd">
-        <a:solidFill>
-          <a:schemeClr val="phClr"/>
-        </a:solidFill>
-        <a:prstDash val="sysDot"/>
-      </a:ln>
-    </cs:spPr>
-  </cs:trendline>
-  <cs:trendlineLabel>
-    <cs:lnRef idx="0"/>
-    <cs:fillRef idx="0"/>
-    <cs:effectRef idx="0"/>
-    <cs:fontRef idx="minor">
-      <a:schemeClr val="tx1">
-        <a:lumMod val="65000"/>
-        <a:lumOff val="35000"/>
-      </a:schemeClr>
-    </cs:fontRef>
-    <cs:defRPr sz="900" kern="1200"/>
-  </cs:trendlineLabel>
-  <cs:upBar>
-    <cs:lnRef idx="0"/>
-    <cs:fillRef idx="0"/>
-    <cs:effectRef idx="0"/>
-    <cs:fontRef idx="minor">
-      <a:schemeClr val="dk1"/>
-    </cs:fontRef>
-    <cs:spPr>
-      <a:solidFill>
-        <a:schemeClr val="lt1"/>
-      </a:solidFill>
-      <a:ln w="9525">
-        <a:solidFill>
-          <a:schemeClr val="tx1">
-            <a:lumMod val="15000"/>
-            <a:lumOff val="85000"/>
-          </a:schemeClr>
-        </a:solidFill>
-      </a:ln>
-    </cs:spPr>
-  </cs:upBar>
-  <cs:valueAxis>
-    <cs:lnRef idx="0"/>
-    <cs:fillRef idx="0"/>
-    <cs:effectRef idx="0"/>
-    <cs:fontRef idx="minor">
-      <a:schemeClr val="tx1">
-        <a:lumMod val="65000"/>
-        <a:lumOff val="35000"/>
-      </a:schemeClr>
-    </cs:fontRef>
-    <cs:defRPr sz="900" kern="1200"/>
-  </cs:valueAxis>
-  <cs:wall>
-    <cs:lnRef idx="0"/>
-    <cs:fillRef idx="0"/>
-    <cs:effectRef idx="0"/>
-    <cs:fontRef idx="minor">
-      <a:schemeClr val="tx1"/>
-    </cs:fontRef>
-    <cs:spPr>
-      <a:noFill/>
-      <a:ln>
-        <a:noFill/>
-      </a:ln>
-    </cs:spPr>
-  </cs:wall>
-</cs:chartStyle>
-</file>
-
-<file path=word/charts/style2.xml><?xml version="1.0" encoding="utf-8"?>
-<cs:chartStyle xmlns:cs="http://schemas.microsoft.com/office/drawing/2012/chartStyle" xmlns:a="http://schemas.openxmlformats.org/drawingml/2006/main" id="332">
-  <cs:axisTitle>
-    <cs:lnRef idx="0"/>
-    <cs:fillRef idx="0"/>
-    <cs:effectRef idx="0"/>
-    <cs:fontRef idx="minor">
-      <a:schemeClr val="tx1">
-        <a:lumMod val="65000"/>
-        <a:lumOff val="35000"/>
-      </a:schemeClr>
-    </cs:fontRef>
-    <cs:defRPr sz="1000" kern="1200"/>
-  </cs:axisTitle>
-  <cs:categoryAxis>
-    <cs:lnRef idx="0"/>
-    <cs:fillRef idx="0"/>
-    <cs:effectRef idx="0"/>
-    <cs:fontRef idx="minor">
-      <a:schemeClr val="tx1">
-        <a:lumMod val="65000"/>
-        <a:lumOff val="35000"/>
-      </a:schemeClr>
-    </cs:fontRef>
-    <cs:spPr>
-      <a:ln w="9525" cap="flat" cmpd="sng" algn="ctr">
-        <a:solidFill>
-          <a:schemeClr val="tx1">
-            <a:lumMod val="15000"/>
-            <a:lumOff val="85000"/>
-          </a:schemeClr>
-        </a:solidFill>
-        <a:round/>
-      </a:ln>
-    </cs:spPr>
-    <cs:defRPr sz="900" kern="1200"/>
-  </cs:categoryAxis>
-  <cs:chartArea mods="allowNoFillOverride allowNoLineOverride">
-    <cs:lnRef idx="0"/>
-    <cs:fillRef idx="0"/>
-    <cs:effectRef idx="0"/>
-    <cs:fontRef idx="minor">
-      <a:schemeClr val="tx1"/>
-    </cs:fontRef>
-    <cs:spPr>
-      <a:solidFill>
-        <a:schemeClr val="bg1"/>
-      </a:solidFill>
-      <a:ln w="9525" cap="flat" cmpd="sng" algn="ctr">
-        <a:solidFill>
-          <a:schemeClr val="tx1">
-            <a:lumMod val="15000"/>
-            <a:lumOff val="85000"/>
-          </a:schemeClr>
-        </a:solidFill>
-        <a:round/>
-      </a:ln>
-    </cs:spPr>
-    <cs:defRPr sz="1000" kern="1200"/>
-  </cs:chartArea>
-  <cs:dataLabel>
-    <cs:lnRef idx="0"/>
-    <cs:fillRef idx="0"/>
-    <cs:effectRef idx="0"/>
-    <cs:fontRef idx="minor">
-      <a:schemeClr val="tx1">
-        <a:lumMod val="75000"/>
-        <a:lumOff val="25000"/>
-      </a:schemeClr>
-    </cs:fontRef>
-    <cs:defRPr sz="900" kern="1200"/>
-  </cs:dataLabel>
-  <cs:dataLabelCallout>
-    <cs:lnRef idx="0"/>
-    <cs:fillRef idx="0"/>
-    <cs:effectRef idx="0"/>
-    <cs:fontRef idx="minor">
-      <a:schemeClr val="dk1">
-        <a:lumMod val="65000"/>
-        <a:lumOff val="35000"/>
-      </a:schemeClr>
-    </cs:fontRef>
-    <cs:spPr>
-      <a:solidFill>
-        <a:schemeClr val="lt1"/>
-      </a:solidFill>
-      <a:ln>
-        <a:solidFill>
-          <a:schemeClr val="dk1">
-            <a:lumMod val="25000"/>
-            <a:lumOff val="75000"/>
-          </a:schemeClr>
-        </a:solidFill>
-      </a:ln>
-    </cs:spPr>
-    <cs:defRPr sz="900" kern="1200"/>
-    <cs:bodyPr rot="0" spcFirstLastPara="1" vertOverflow="clip" horzOverflow="clip" vert="horz" wrap="square" lIns="36576" tIns="18288" rIns="36576" bIns="18288" anchor="ctr" anchorCtr="1">
-      <a:spAutoFit/>
-    </cs:bodyPr>
-  </cs:dataLabelCallout>
-  <cs:dataPoint>
-    <cs:lnRef idx="0"/>
-    <cs:fillRef idx="1">
-      <cs:styleClr val="auto"/>
-    </cs:fillRef>
-    <cs:effectRef idx="0"/>
-    <cs:fontRef idx="minor">
-      <a:schemeClr val="tx1"/>
-    </cs:fontRef>
-  </cs:dataPoint>
-  <cs:dataPoint3D>
-    <cs:lnRef idx="0"/>
-    <cs:fillRef idx="1">
-      <cs:styleClr val="auto"/>
-    </cs:fillRef>
-    <cs:effectRef idx="0"/>
-    <cs:fontRef idx="minor">
-      <a:schemeClr val="tx1"/>
-    </cs:fontRef>
-  </cs:dataPoint3D>
-  <cs:dataPointLine>
-    <cs:lnRef idx="0">
-      <cs:styleClr val="auto"/>
-    </cs:lnRef>
-    <cs:fillRef idx="1"/>
-    <cs:effectRef idx="0"/>
-    <cs:fontRef idx="minor">
-      <a:schemeClr val="tx1"/>
-    </cs:fontRef>
-    <cs:spPr>
-      <a:ln w="28575" cap="rnd">
-        <a:solidFill>
-          <a:schemeClr val="phClr"/>
-        </a:solidFill>
-        <a:round/>
-      </a:ln>
-    </cs:spPr>
-  </cs:dataPointLine>
-  <cs:dataPointMarker>
-    <cs:lnRef idx="0">
-      <cs:styleClr val="auto"/>
-    </cs:lnRef>
-    <cs:fillRef idx="1">
-      <cs:styleClr val="auto"/>
-    </cs:fillRef>
-    <cs:effectRef idx="0"/>
-    <cs:fontRef idx="minor">
-      <a:schemeClr val="tx1"/>
-    </cs:fontRef>
-    <cs:spPr>
-      <a:ln w="9525">
-        <a:solidFill>
-          <a:schemeClr val="phClr"/>
-        </a:solidFill>
-      </a:ln>
-    </cs:spPr>
-  </cs:dataPointMarker>
-  <cs:dataPointMarkerLayout symbol="circle" size="5"/>
-  <cs:dataPointWireframe>
-    <cs:lnRef idx="0">
-      <cs:styleClr val="auto"/>
-    </cs:lnRef>
-    <cs:fillRef idx="1"/>
-    <cs:effectRef idx="0"/>
-    <cs:fontRef idx="minor">
-      <a:schemeClr val="tx1"/>
-    </cs:fontRef>
-    <cs:spPr>
-      <a:ln w="9525" cap="rnd">
-        <a:solidFill>
-          <a:schemeClr val="phClr"/>
-        </a:solidFill>
-        <a:round/>
-      </a:ln>
-    </cs:spPr>
-  </cs:dataPointWireframe>
-  <cs:dataTable>
-    <cs:lnRef idx="0"/>
-    <cs:fillRef idx="0"/>
-    <cs:effectRef idx="0"/>
-    <cs:fontRef idx="minor">
-      <a:schemeClr val="tx1">
-        <a:lumMod val="65000"/>
-        <a:lumOff val="35000"/>
-      </a:schemeClr>
-    </cs:fontRef>
-    <cs:spPr>
-      <a:noFill/>
-      <a:ln w="9525" cap="flat" cmpd="sng" algn="ctr">
-        <a:solidFill>
-          <a:schemeClr val="tx1">
-            <a:lumMod val="15000"/>
-            <a:lumOff val="85000"/>
-          </a:schemeClr>
-        </a:solidFill>
-        <a:round/>
-      </a:ln>
-    </cs:spPr>
-    <cs:defRPr sz="900" kern="1200"/>
-  </cs:dataTable>
-  <cs:downBar>
-    <cs:lnRef idx="0"/>
-    <cs:fillRef idx="0"/>
-    <cs:effectRef idx="0"/>
-    <cs:fontRef idx="minor">
-      <a:schemeClr val="dk1"/>
-    </cs:fontRef>
-    <cs:spPr>
-      <a:solidFill>
-        <a:schemeClr val="dk1">
-          <a:lumMod val="65000"/>
-          <a:lumOff val="35000"/>
-        </a:schemeClr>
-      </a:solidFill>
-      <a:ln w="9525">
-        <a:solidFill>
-          <a:schemeClr val="tx1">
-            <a:lumMod val="65000"/>
-            <a:lumOff val="35000"/>
-          </a:schemeClr>
-        </a:solidFill>
-      </a:ln>
-    </cs:spPr>
-  </cs:downBar>
-  <cs:dropLine>
-    <cs:lnRef idx="0"/>
-    <cs:fillRef idx="0"/>
-    <cs:effectRef idx="0"/>
-    <cs:fontRef idx="minor">
-      <a:schemeClr val="tx1"/>
-    </cs:fontRef>
-    <cs:spPr>
-      <a:ln w="9525" cap="flat" cmpd="sng" algn="ctr">
-        <a:solidFill>
-          <a:schemeClr val="tx1">
-            <a:lumMod val="35000"/>
-            <a:lumOff val="65000"/>
-          </a:schemeClr>
-        </a:solidFill>
-        <a:round/>
-      </a:ln>
-    </cs:spPr>
-  </cs:dropLine>
-  <cs:errorBar>
-    <cs:lnRef idx="0"/>
-    <cs:fillRef idx="0"/>
-    <cs:effectRef idx="0"/>
-    <cs:fontRef idx="minor">
-      <a:schemeClr val="tx1"/>
-    </cs:fontRef>
-    <cs:spPr>
-      <a:ln w="9525" cap="flat" cmpd="sng" algn="ctr">
-        <a:solidFill>
-          <a:schemeClr val="tx1">
-            <a:lumMod val="65000"/>
-            <a:lumOff val="35000"/>
-          </a:schemeClr>
-        </a:solidFill>
-        <a:round/>
-      </a:ln>
-    </cs:spPr>
-  </cs:errorBar>
-  <cs:floor>
-    <cs:lnRef idx="0"/>
-    <cs:fillRef idx="0"/>
-    <cs:effectRef idx="0"/>
-    <cs:fontRef idx="minor">
-      <a:schemeClr val="tx1"/>
-    </cs:fontRef>
-    <cs:spPr>
-      <a:noFill/>
-      <a:ln>
-        <a:noFill/>
-      </a:ln>
-    </cs:spPr>
-  </cs:floor>
-  <cs:gridlineMajor>
-    <cs:lnRef idx="0"/>
-    <cs:fillRef idx="0"/>
-    <cs:effectRef idx="0"/>
-    <cs:fontRef idx="minor">
-      <a:schemeClr val="tx1"/>
-    </cs:fontRef>
-    <cs:spPr>
-      <a:ln w="9525" cap="flat" cmpd="sng" algn="ctr">
-        <a:solidFill>
-          <a:schemeClr val="tx1">
-            <a:lumMod val="15000"/>
-            <a:lumOff val="85000"/>
-          </a:schemeClr>
-        </a:solidFill>
-        <a:round/>
-      </a:ln>
-    </cs:spPr>
-  </cs:gridlineMajor>
-  <cs:gridlineMinor>
-    <cs:lnRef idx="0"/>
-    <cs:fillRef idx="0"/>
-    <cs:effectRef idx="0"/>
-    <cs:fontRef idx="minor">
-      <a:schemeClr val="tx1"/>
-    </cs:fontRef>
-    <cs:spPr>
-      <a:ln w="9525" cap="flat" cmpd="sng" algn="ctr">
-        <a:solidFill>
-          <a:schemeClr val="tx1">
-            <a:lumMod val="5000"/>
-            <a:lumOff val="95000"/>
-          </a:schemeClr>
-        </a:solidFill>
-        <a:round/>
-      </a:ln>
-    </cs:spPr>
-  </cs:gridlineMinor>
-  <cs:hiLoLine>
-    <cs:lnRef idx="0"/>
-    <cs:fillRef idx="0"/>
-    <cs:effectRef idx="0"/>
-    <cs:fontRef idx="minor">
-      <a:schemeClr val="tx1"/>
-    </cs:fontRef>
-    <cs:spPr>
-      <a:ln w="9525" cap="flat" cmpd="sng" algn="ctr">
-        <a:solidFill>
-          <a:schemeClr val="tx1">
-            <a:lumMod val="75000"/>
-            <a:lumOff val="25000"/>
-          </a:schemeClr>
-        </a:solidFill>
-        <a:round/>
-      </a:ln>
-    </cs:spPr>
-  </cs:hiLoLine>
-  <cs:leaderLine>
-    <cs:lnRef idx="0"/>
-    <cs:fillRef idx="0"/>
-    <cs:effectRef idx="0"/>
-    <cs:fontRef idx="minor">
-      <a:schemeClr val="tx1"/>
-    </cs:fontRef>
-    <cs:spPr>
-      <a:ln w="9525" cap="flat" cmpd="sng" algn="ctr">
-        <a:solidFill>
-          <a:schemeClr val="tx1">
-            <a:lumMod val="35000"/>
-            <a:lumOff val="65000"/>
-          </a:schemeClr>
-        </a:solidFill>
-        <a:round/>
-      </a:ln>
-    </cs:spPr>
-  </cs:leaderLine>
-  <cs:legend>
-    <cs:lnRef idx="0"/>
-    <cs:fillRef idx="0"/>
-    <cs:effectRef idx="0"/>
-    <cs:fontRef idx="minor">
-      <a:schemeClr val="tx1">
-        <a:lumMod val="65000"/>
-        <a:lumOff val="35000"/>
-      </a:schemeClr>
-    </cs:fontRef>
-    <cs:defRPr sz="900" kern="1200"/>
-  </cs:legend>
-  <cs:plotArea mods="allowNoFillOverride allowNoLineOverride">
-    <cs:lnRef idx="0"/>
-    <cs:fillRef idx="0"/>
-    <cs:effectRef idx="0"/>
-    <cs:fontRef idx="minor">
-      <a:schemeClr val="tx1"/>
-    </cs:fontRef>
-  </cs:plotArea>
-  <cs:plotArea3D mods="allowNoFillOverride allowNoLineOverride">
-    <cs:lnRef idx="0"/>
-    <cs:fillRef idx="0"/>
-    <cs:effectRef idx="0"/>
-    <cs:fontRef idx="minor">
-      <a:schemeClr val="tx1"/>
-    </cs:fontRef>
-  </cs:plotArea3D>
-  <cs:seriesAxis>
-    <cs:lnRef idx="0"/>
-    <cs:fillRef idx="0"/>
-    <cs:effectRef idx="0"/>
-    <cs:fontRef idx="minor">
-      <a:schemeClr val="tx1">
-        <a:lumMod val="65000"/>
-        <a:lumOff val="35000"/>
-      </a:schemeClr>
-    </cs:fontRef>
-    <cs:defRPr sz="900" kern="1200"/>
-  </cs:seriesAxis>
-  <cs:seriesLine>
-    <cs:lnRef idx="0"/>
-    <cs:fillRef idx="0"/>
-    <cs:effectRef idx="0"/>
-    <cs:fontRef idx="minor">
-      <a:schemeClr val="tx1"/>
-    </cs:fontRef>
-    <cs:spPr>
-      <a:ln w="9525" cap="flat" cmpd="sng" algn="ctr">
-        <a:solidFill>
-          <a:schemeClr val="tx1">
-            <a:lumMod val="35000"/>
-            <a:lumOff val="65000"/>
-          </a:schemeClr>
-        </a:solidFill>
-        <a:round/>
-      </a:ln>
-    </cs:spPr>
-  </cs:seriesLine>
-  <cs:title>
-    <cs:lnRef idx="0"/>
-    <cs:fillRef idx="0"/>
-    <cs:effectRef idx="0"/>
-    <cs:fontRef idx="minor">
-      <a:schemeClr val="tx1">
-        <a:lumMod val="65000"/>
-        <a:lumOff val="35000"/>
-      </a:schemeClr>
-    </cs:fontRef>
-    <cs:defRPr sz="1400" b="0" kern="1200" spc="0" baseline="0"/>
-  </cs:title>
-  <cs:trendline>
-    <cs:lnRef idx="0">
-      <cs:styleClr val="auto"/>
-    </cs:lnRef>
-    <cs:fillRef idx="0"/>
-    <cs:effectRef idx="0"/>
-    <cs:fontRef idx="minor">
-      <a:schemeClr val="tx1"/>
-    </cs:fontRef>
-    <cs:spPr>
-      <a:ln w="19050" cap="rnd">
-        <a:solidFill>
-          <a:schemeClr val="phClr"/>
-        </a:solidFill>
-        <a:prstDash val="sysDot"/>
-      </a:ln>
-    </cs:spPr>
-  </cs:trendline>
-  <cs:trendlineLabel>
-    <cs:lnRef idx="0"/>
-    <cs:fillRef idx="0"/>
-    <cs:effectRef idx="0"/>
-    <cs:fontRef idx="minor">
-      <a:schemeClr val="tx1">
-        <a:lumMod val="65000"/>
-        <a:lumOff val="35000"/>
-      </a:schemeClr>
-    </cs:fontRef>
-    <cs:defRPr sz="900" kern="1200"/>
-  </cs:trendlineLabel>
-  <cs:upBar>
-    <cs:lnRef idx="0"/>
-    <cs:fillRef idx="0"/>
-    <cs:effectRef idx="0"/>
-    <cs:fontRef idx="minor">
-      <a:schemeClr val="dk1"/>
-    </cs:fontRef>
-    <cs:spPr>
-      <a:solidFill>
-        <a:schemeClr val="lt1"/>
-      </a:solidFill>
-      <a:ln w="9525">
-        <a:solidFill>
-          <a:schemeClr val="tx1">
-            <a:lumMod val="15000"/>
-            <a:lumOff val="85000"/>
-          </a:schemeClr>
-        </a:solidFill>
-      </a:ln>
-    </cs:spPr>
-  </cs:upBar>
-  <cs:valueAxis>
-    <cs:lnRef idx="0"/>
-    <cs:fillRef idx="0"/>
-    <cs:effectRef idx="0"/>
-    <cs:fontRef idx="minor">
-      <a:schemeClr val="tx1">
-        <a:lumMod val="65000"/>
-        <a:lumOff val="35000"/>
-      </a:schemeClr>
-    </cs:fontRef>
-    <cs:defRPr sz="900" kern="1200"/>
-  </cs:valueAxis>
-  <cs:wall>
-    <cs:lnRef idx="0"/>
-    <cs:fillRef idx="0"/>
-    <cs:effectRef idx="0"/>
-    <cs:fontRef idx="minor">
-      <a:schemeClr val="tx1"/>
-    </cs:fontRef>
-    <cs:spPr>
-      <a:noFill/>
-      <a:ln>
-        <a:noFill/>
-      </a:ln>
-    </cs:spPr>
-  </cs:wall>
-</cs:chartStyle>
-</file>
-
 <file path=word/theme/theme1.xml><?xml version="1.0" encoding="utf-8"?>
 <a:theme xmlns:a="http://schemas.openxmlformats.org/drawingml/2006/main" name="Office Theme">
   <a:themeElements>
@@ -23606,292 +21844,6 @@
 </a:theme>
 </file>
 
-<file path=word/theme/themeOverride1.xml><?xml version="1.0" encoding="utf-8"?>
-<a:themeOverride xmlns:a="http://schemas.openxmlformats.org/drawingml/2006/main">
-  <a:clrScheme name="Office">
-    <a:dk1>
-      <a:sysClr val="windowText" lastClr="000000"/>
-    </a:dk1>
-    <a:lt1>
-      <a:sysClr val="window" lastClr="FFFFFF"/>
-    </a:lt1>
-    <a:dk2>
-      <a:srgbClr val="44546A"/>
-    </a:dk2>
-    <a:lt2>
-      <a:srgbClr val="E7E6E6"/>
-    </a:lt2>
-    <a:accent1>
-      <a:srgbClr val="4472C4"/>
-    </a:accent1>
-    <a:accent2>
-      <a:srgbClr val="ED7D31"/>
-    </a:accent2>
-    <a:accent3>
-      <a:srgbClr val="A5A5A5"/>
-    </a:accent3>
-    <a:accent4>
-      <a:srgbClr val="FFC000"/>
-    </a:accent4>
-    <a:accent5>
-      <a:srgbClr val="5B9BD5"/>
-    </a:accent5>
-    <a:accent6>
-      <a:srgbClr val="70AD47"/>
-    </a:accent6>
-    <a:hlink>
-      <a:srgbClr val="0563C1"/>
-    </a:hlink>
-    <a:folHlink>
-      <a:srgbClr val="954F72"/>
-    </a:folHlink>
-  </a:clrScheme>
-  <a:fontScheme name="Office">
-    <a:majorFont>
-      <a:latin typeface="Calibri Light" panose="020F0302020204030204"/>
-      <a:ea typeface=""/>
-      <a:cs typeface=""/>
-      <a:font script="Jpan" typeface="游ゴシック Light"/>
-      <a:font script="Hang" typeface="맑은 고딕"/>
-      <a:font script="Hans" typeface="等线 Light"/>
-      <a:font script="Hant" typeface="新細明體"/>
-      <a:font script="Arab" typeface="Times New Roman"/>
-      <a:font script="Hebr" typeface="Times New Roman"/>
-      <a:font script="Thai" typeface="Tahoma"/>
-      <a:font script="Ethi" typeface="Nyala"/>
-      <a:font script="Beng" typeface="Vrinda"/>
-      <a:font script="Gujr" typeface="Shruti"/>
-      <a:font script="Khmr" typeface="MoolBoran"/>
-      <a:font script="Knda" typeface="Tunga"/>
-      <a:font script="Guru" typeface="Raavi"/>
-      <a:font script="Cans" typeface="Euphemia"/>
-      <a:font script="Cher" typeface="Plantagenet Cherokee"/>
-      <a:font script="Yiii" typeface="Microsoft Yi Baiti"/>
-      <a:font script="Tibt" typeface="Microsoft Himalaya"/>
-      <a:font script="Thaa" typeface="MV Boli"/>
-      <a:font script="Deva" typeface="Mangal"/>
-      <a:font script="Telu" typeface="Gautami"/>
-      <a:font script="Taml" typeface="Latha"/>
-      <a:font script="Syrc" typeface="Estrangelo Edessa"/>
-      <a:font script="Orya" typeface="Kalinga"/>
-      <a:font script="Mlym" typeface="Kartika"/>
-      <a:font script="Laoo" typeface="DokChampa"/>
-      <a:font script="Sinh" typeface="Iskoola Pota"/>
-      <a:font script="Mong" typeface="Mongolian Baiti"/>
-      <a:font script="Viet" typeface="Times New Roman"/>
-      <a:font script="Uigh" typeface="Microsoft Uighur"/>
-      <a:font script="Geor" typeface="Sylfaen"/>
-      <a:font script="Armn" typeface="Arial"/>
-      <a:font script="Bugi" typeface="Leelawadee UI"/>
-      <a:font script="Bopo" typeface="Microsoft JhengHei"/>
-      <a:font script="Java" typeface="Javanese Text"/>
-      <a:font script="Lisu" typeface="Segoe UI"/>
-      <a:font script="Mymr" typeface="Myanmar Text"/>
-      <a:font script="Nkoo" typeface="Ebrima"/>
-      <a:font script="Olck" typeface="Nirmala UI"/>
-      <a:font script="Osma" typeface="Ebrima"/>
-      <a:font script="Phag" typeface="Phagspa"/>
-      <a:font script="Syrn" typeface="Estrangelo Edessa"/>
-      <a:font script="Syrj" typeface="Estrangelo Edessa"/>
-      <a:font script="Syre" typeface="Estrangelo Edessa"/>
-      <a:font script="Sora" typeface="Nirmala UI"/>
-      <a:font script="Tale" typeface="Microsoft Tai Le"/>
-      <a:font script="Talu" typeface="Microsoft New Tai Lue"/>
-      <a:font script="Tfng" typeface="Ebrima"/>
-    </a:majorFont>
-    <a:minorFont>
-      <a:latin typeface="Calibri" panose="020F0502020204030204"/>
-      <a:ea typeface=""/>
-      <a:cs typeface=""/>
-      <a:font script="Jpan" typeface="游ゴシック"/>
-      <a:font script="Hang" typeface="맑은 고딕"/>
-      <a:font script="Hans" typeface="等线"/>
-      <a:font script="Hant" typeface="新細明體"/>
-      <a:font script="Arab" typeface="Arial"/>
-      <a:font script="Hebr" typeface="Arial"/>
-      <a:font script="Thai" typeface="Tahoma"/>
-      <a:font script="Ethi" typeface="Nyala"/>
-      <a:font script="Beng" typeface="Vrinda"/>
-      <a:font script="Gujr" typeface="Shruti"/>
-      <a:font script="Khmr" typeface="DaunPenh"/>
-      <a:font script="Knda" typeface="Tunga"/>
-      <a:font script="Guru" typeface="Raavi"/>
-      <a:font script="Cans" typeface="Euphemia"/>
-      <a:font script="Cher" typeface="Plantagenet Cherokee"/>
-      <a:font script="Yiii" typeface="Microsoft Yi Baiti"/>
-      <a:font script="Tibt" typeface="Microsoft Himalaya"/>
-      <a:font script="Thaa" typeface="MV Boli"/>
-      <a:font script="Deva" typeface="Mangal"/>
-      <a:font script="Telu" typeface="Gautami"/>
-      <a:font script="Taml" typeface="Latha"/>
-      <a:font script="Syrc" typeface="Estrangelo Edessa"/>
-      <a:font script="Orya" typeface="Kalinga"/>
-      <a:font script="Mlym" typeface="Kartika"/>
-      <a:font script="Laoo" typeface="DokChampa"/>
-      <a:font script="Sinh" typeface="Iskoola Pota"/>
-      <a:font script="Mong" typeface="Mongolian Baiti"/>
-      <a:font script="Viet" typeface="Arial"/>
-      <a:font script="Uigh" typeface="Microsoft Uighur"/>
-      <a:font script="Geor" typeface="Sylfaen"/>
-      <a:font script="Armn" typeface="Arial"/>
-      <a:font script="Bugi" typeface="Leelawadee UI"/>
-      <a:font script="Bopo" typeface="Microsoft JhengHei"/>
-      <a:font script="Java" typeface="Javanese Text"/>
-      <a:font script="Lisu" typeface="Segoe UI"/>
-      <a:font script="Mymr" typeface="Myanmar Text"/>
-      <a:font script="Nkoo" typeface="Ebrima"/>
-      <a:font script="Olck" typeface="Nirmala UI"/>
-      <a:font script="Osma" typeface="Ebrima"/>
-      <a:font script="Phag" typeface="Phagspa"/>
-      <a:font script="Syrn" typeface="Estrangelo Edessa"/>
-      <a:font script="Syrj" typeface="Estrangelo Edessa"/>
-      <a:font script="Syre" typeface="Estrangelo Edessa"/>
-      <a:font script="Sora" typeface="Nirmala UI"/>
-      <a:font script="Tale" typeface="Microsoft Tai Le"/>
-      <a:font script="Talu" typeface="Microsoft New Tai Lue"/>
-      <a:font script="Tfng" typeface="Ebrima"/>
-    </a:minorFont>
-  </a:fontScheme>
-  <a:fmtScheme name="Office">
-    <a:fillStyleLst>
-      <a:solidFill>
-        <a:schemeClr val="phClr"/>
-      </a:solidFill>
-      <a:gradFill rotWithShape="1">
-        <a:gsLst>
-          <a:gs pos="0">
-            <a:schemeClr val="phClr">
-              <a:lumMod val="110000"/>
-              <a:satMod val="105000"/>
-              <a:tint val="67000"/>
-            </a:schemeClr>
-          </a:gs>
-          <a:gs pos="50000">
-            <a:schemeClr val="phClr">
-              <a:lumMod val="105000"/>
-              <a:satMod val="103000"/>
-              <a:tint val="73000"/>
-            </a:schemeClr>
-          </a:gs>
-          <a:gs pos="100000">
-            <a:schemeClr val="phClr">
-              <a:lumMod val="105000"/>
-              <a:satMod val="109000"/>
-              <a:tint val="81000"/>
-            </a:schemeClr>
-          </a:gs>
-        </a:gsLst>
-        <a:lin ang="5400000" scaled="0"/>
-      </a:gradFill>
-      <a:gradFill rotWithShape="1">
-        <a:gsLst>
-          <a:gs pos="0">
-            <a:schemeClr val="phClr">
-              <a:satMod val="103000"/>
-              <a:lumMod val="102000"/>
-              <a:tint val="94000"/>
-            </a:schemeClr>
-          </a:gs>
-          <a:gs pos="50000">
-            <a:schemeClr val="phClr">
-              <a:satMod val="110000"/>
-              <a:lumMod val="100000"/>
-              <a:shade val="100000"/>
-            </a:schemeClr>
-          </a:gs>
-          <a:gs pos="100000">
-            <a:schemeClr val="phClr">
-              <a:lumMod val="99000"/>
-              <a:satMod val="120000"/>
-              <a:shade val="78000"/>
-            </a:schemeClr>
-          </a:gs>
-        </a:gsLst>
-        <a:lin ang="5400000" scaled="0"/>
-      </a:gradFill>
-    </a:fillStyleLst>
-    <a:lnStyleLst>
-      <a:ln w="6350" cap="flat" cmpd="sng" algn="ctr">
-        <a:solidFill>
-          <a:schemeClr val="phClr"/>
-        </a:solidFill>
-        <a:prstDash val="solid"/>
-        <a:miter lim="800000"/>
-      </a:ln>
-      <a:ln w="12700" cap="flat" cmpd="sng" algn="ctr">
-        <a:solidFill>
-          <a:schemeClr val="phClr"/>
-        </a:solidFill>
-        <a:prstDash val="solid"/>
-        <a:miter lim="800000"/>
-      </a:ln>
-      <a:ln w="19050" cap="flat" cmpd="sng" algn="ctr">
-        <a:solidFill>
-          <a:schemeClr val="phClr"/>
-        </a:solidFill>
-        <a:prstDash val="solid"/>
-        <a:miter lim="800000"/>
-      </a:ln>
-    </a:lnStyleLst>
-    <a:effectStyleLst>
-      <a:effectStyle>
-        <a:effectLst/>
-      </a:effectStyle>
-      <a:effectStyle>
-        <a:effectLst/>
-      </a:effectStyle>
-      <a:effectStyle>
-        <a:effectLst>
-          <a:outerShdw blurRad="57150" dist="19050" dir="5400000" algn="ctr" rotWithShape="0">
-            <a:srgbClr val="000000">
-              <a:alpha val="63000"/>
-            </a:srgbClr>
-          </a:outerShdw>
-        </a:effectLst>
-      </a:effectStyle>
-    </a:effectStyleLst>
-    <a:bgFillStyleLst>
-      <a:solidFill>
-        <a:schemeClr val="phClr"/>
-      </a:solidFill>
-      <a:solidFill>
-        <a:schemeClr val="phClr">
-          <a:tint val="95000"/>
-          <a:satMod val="170000"/>
-        </a:schemeClr>
-      </a:solidFill>
-      <a:gradFill rotWithShape="1">
-        <a:gsLst>
-          <a:gs pos="0">
-            <a:schemeClr val="phClr">
-              <a:tint val="93000"/>
-              <a:satMod val="150000"/>
-              <a:shade val="98000"/>
-              <a:lumMod val="102000"/>
-            </a:schemeClr>
-          </a:gs>
-          <a:gs pos="50000">
-            <a:schemeClr val="phClr">
-              <a:tint val="98000"/>
-              <a:satMod val="130000"/>
-              <a:shade val="90000"/>
-              <a:lumMod val="103000"/>
-            </a:schemeClr>
-          </a:gs>
-          <a:gs pos="100000">
-            <a:schemeClr val="phClr">
-              <a:shade val="63000"/>
-              <a:satMod val="120000"/>
-            </a:schemeClr>
-          </a:gs>
-        </a:gsLst>
-        <a:lin ang="5400000" scaled="0"/>
-      </a:gradFill>
-    </a:bgFillStyleLst>
-  </a:fmtScheme>
-</a:themeOverride>
-</file>
-
 <file path=customXml/item1.xml><?xml version="1.0" encoding="utf-8"?>
 <b:Sources xmlns:b="http://schemas.openxmlformats.org/officeDocument/2006/bibliography" xmlns="http://schemas.openxmlformats.org/officeDocument/2006/bibliography" SelectedStyle="\APASixthEditionOfficeOnline.xsl" StyleName="APA" Version="6"/>
 </file>

--- a/docs/BYNATIONALITY/Татарки.docx
+++ b/docs/BYNATIONALITY/Татарки.docx
@@ -152,7 +152,25 @@
                 <w:szCs w:val="16"/>
                 <w:lang w:val="ru-RU"/>
               </w:rPr>
-              <w:t xml:space="preserve">Данный список составлен на основе открытых и доступных на Интернете источников и не претендует быть ни полным, ни окончательным. </w:t>
+              <w:t xml:space="preserve">Данный список составлен на основе открытых и доступных </w:t>
+            </w:r>
+            <w:r>
+              <w:rPr>
+                <w:rFonts w:ascii="Arial" w:hAnsi="Arial" w:cs="Arial"/>
+                <w:sz w:val="16"/>
+                <w:szCs w:val="16"/>
+                <w:lang w:val="ru-RU"/>
+              </w:rPr>
+              <w:t>в</w:t>
+            </w:r>
+            <w:r>
+              <w:rPr>
+                <w:rFonts w:ascii="Arial" w:hAnsi="Arial" w:cs="Arial"/>
+                <w:sz w:val="16"/>
+                <w:szCs w:val="16"/>
+                <w:lang w:val="ru-RU"/>
+              </w:rPr>
+              <w:t xml:space="preserve"> Интернете источников и не претендует быть ни полным, ни окончательным. </w:t>
             </w:r>
           </w:p>
           <w:p>
@@ -173,6 +191,24 @@
               </w:rPr>
               <w:t xml:space="preserve">Согласно переписи населения 1937 года общая численность </w:t>
             </w:r>
+            <w:r>
+              <w:rPr>
+                <w:rFonts w:ascii="Arial" w:hAnsi="Arial" w:cs="Arial"/>
+                <w:sz w:val="16"/>
+                <w:szCs w:val="16"/>
+                <w:lang w:val="ru-RU"/>
+              </w:rPr>
+              <w:t>татар,</w:t>
+            </w:r>
+            <w:r>
+              <w:rPr>
+                <w:rFonts w:ascii="Arial" w:hAnsi="Arial" w:cs="Arial"/>
+                <w:sz w:val="16"/>
+                <w:szCs w:val="16"/>
+                <w:lang w:val="ru-RU"/>
+              </w:rPr>
+              <w:t xml:space="preserve"> проживавших </w:t>
+            </w:r>
             <w:proofErr w:type="gramStart"/>
             <w:r>
               <w:rPr>
@@ -181,7 +217,7 @@
                 <w:szCs w:val="16"/>
                 <w:lang w:val="ru-RU"/>
               </w:rPr>
-              <w:t>татар</w:t>
+              <w:t>в СССР</w:t>
             </w:r>
             <w:proofErr w:type="gramEnd"/>
             <w:r>
@@ -191,39 +227,53 @@
                 <w:szCs w:val="16"/>
                 <w:lang w:val="ru-RU"/>
               </w:rPr>
-              <w:t xml:space="preserve"> проживавших в СССР составляла 3 793 413 человек, таким образом </w:t>
-            </w:r>
-            <w:proofErr w:type="gramStart"/>
-            <w:r>
-              <w:rPr>
-                <w:rFonts w:ascii="Arial" w:hAnsi="Arial" w:cs="Arial"/>
-                <w:sz w:val="16"/>
-                <w:szCs w:val="16"/>
-                <w:lang w:val="ru-RU"/>
-              </w:rPr>
-              <w:t>49 расстрелянных татарок это</w:t>
-            </w:r>
-            <w:proofErr w:type="gramEnd"/>
-            <w:r>
-              <w:rPr>
-                <w:rFonts w:ascii="Arial" w:hAnsi="Arial" w:cs="Arial"/>
-                <w:sz w:val="16"/>
-                <w:szCs w:val="16"/>
-                <w:lang w:val="ru-RU"/>
-              </w:rPr>
-              <w:t xml:space="preserve"> безвозвратные потери </w:t>
-            </w:r>
-            <w:proofErr w:type="gramStart"/>
-            <w:r>
-              <w:rPr>
-                <w:rFonts w:ascii="Arial" w:hAnsi="Arial" w:cs="Arial"/>
-                <w:sz w:val="16"/>
-                <w:szCs w:val="16"/>
-                <w:lang w:val="ru-RU"/>
-              </w:rPr>
-              <w:t>нации</w:t>
-            </w:r>
-            <w:proofErr w:type="gramEnd"/>
+              <w:t xml:space="preserve"> составляла 3 793 413 человек, таким образом </w:t>
+            </w:r>
+            <w:r>
+              <w:rPr>
+                <w:rFonts w:ascii="Arial" w:hAnsi="Arial" w:cs="Arial"/>
+                <w:sz w:val="16"/>
+                <w:szCs w:val="16"/>
+                <w:lang w:val="ru-RU"/>
+              </w:rPr>
+              <w:t xml:space="preserve">49 расстрелянных татарок </w:t>
+            </w:r>
+            <w:r>
+              <w:rPr>
+                <w:rFonts w:ascii="Arial" w:hAnsi="Arial" w:cs="Arial"/>
+                <w:sz w:val="16"/>
+                <w:szCs w:val="16"/>
+                <w:lang w:val="ru-RU"/>
+              </w:rPr>
+              <w:t xml:space="preserve">– </w:t>
+            </w:r>
+            <w:r>
+              <w:rPr>
+                <w:rFonts w:ascii="Arial" w:hAnsi="Arial" w:cs="Arial"/>
+                <w:sz w:val="16"/>
+                <w:szCs w:val="16"/>
+                <w:lang w:val="ru-RU"/>
+              </w:rPr>
+              <w:t>это</w:t>
+            </w:r>
+            <w:r>
+              <w:rPr>
+                <w:rFonts w:ascii="Arial" w:hAnsi="Arial" w:cs="Arial"/>
+                <w:sz w:val="16"/>
+                <w:szCs w:val="16"/>
+                <w:lang w:val="ru-RU"/>
+              </w:rPr>
+              <w:t xml:space="preserve"> безвозвратные потери нации</w:t>
+            </w:r>
+            <w:r>
+              <w:rPr>
+                <w:rFonts w:ascii="Arial" w:hAnsi="Arial" w:cs="Arial"/>
+                <w:sz w:val="16"/>
+                <w:szCs w:val="16"/>
+                <w:lang w:val="ru-RU"/>
+              </w:rPr>
+              <w:t>,</w:t>
+            </w:r>
             <w:r>
               <w:rPr>
                 <w:rFonts w:ascii="Arial" w:hAnsi="Arial" w:cs="Arial"/>
@@ -308,7 +358,7 @@
                 <w:szCs w:val="16"/>
                 <w:lang w:val="ru-RU"/>
               </w:rPr>
-              <w:t xml:space="preserve">Максимальное число – 8 (16%) – расстреляны в возрастной группе: </w:t>
+              <w:t xml:space="preserve">Максимальное число – 8 (16%) – расстреляны в возрастной группе </w:t>
             </w:r>
             <w:proofErr w:type="gramStart"/>
             <w:r>
@@ -457,22 +507,29 @@
             <w:r>
               <w:rPr>
                 <w:rFonts w:ascii="Arial" w:hAnsi="Arial" w:cs="Arial"/>
-                <w:b/>
-                <w:bCs/>
-                <w:sz w:val="16"/>
-                <w:szCs w:val="16"/>
-                <w:lang w:val="ru-RU"/>
-              </w:rPr>
-              <w:t>Партийность:</w:t>
-            </w:r>
-            <w:r>
-              <w:rPr>
-                <w:rFonts w:ascii="Arial" w:hAnsi="Arial" w:cs="Arial"/>
-                <w:sz w:val="16"/>
-                <w:szCs w:val="16"/>
-                <w:lang w:val="ru-RU"/>
-              </w:rPr>
-              <w:t xml:space="preserve"> Беспартийные – 19 (39%), член ВКП(б) – 1.</w:t>
+                <w:sz w:val="16"/>
+                <w:szCs w:val="16"/>
+                <w:lang w:val="ru-RU"/>
+              </w:rPr>
+              <w:t xml:space="preserve">Партийность: </w:t>
+            </w:r>
+            <w:r>
+              <w:rPr>
+                <w:rFonts w:ascii="Arial" w:hAnsi="Arial" w:cs="Arial"/>
+                <w:sz w:val="16"/>
+                <w:szCs w:val="16"/>
+                <w:lang w:val="ru-RU"/>
+              </w:rPr>
+              <w:t>б</w:t>
+            </w:r>
+            <w:r>
+              <w:rPr>
+                <w:rFonts w:ascii="Arial" w:hAnsi="Arial" w:cs="Arial"/>
+                <w:sz w:val="16"/>
+                <w:szCs w:val="16"/>
+                <w:lang w:val="ru-RU"/>
+              </w:rPr>
+              <w:t>еспартийные – 19 (39%), член ВКП(б) – 1.</w:t>
             </w:r>
           </w:p>
           <w:p>
@@ -487,22 +544,11 @@
             <w:r>
               <w:rPr>
                 <w:rFonts w:ascii="Arial" w:hAnsi="Arial" w:cs="Arial"/>
-                <w:b/>
-                <w:bCs/>
-                <w:sz w:val="16"/>
-                <w:szCs w:val="16"/>
-                <w:lang w:val="ru-RU"/>
-              </w:rPr>
-              <w:t>Образование</w:t>
-            </w:r>
-            <w:r>
-              <w:rPr>
-                <w:rFonts w:ascii="Arial" w:hAnsi="Arial" w:cs="Arial"/>
-                <w:sz w:val="16"/>
-                <w:szCs w:val="16"/>
-                <w:lang w:val="ru-RU"/>
-              </w:rPr>
-              <w:t>: среднее – 7, неграмотная – 4; начальное – 3, низшее – 1, малограмотная – 1.</w:t>
+                <w:sz w:val="16"/>
+                <w:szCs w:val="16"/>
+                <w:lang w:val="ru-RU"/>
+              </w:rPr>
+              <w:t>Образование: среднее – 7, неграмотная – 4; начальное – 3, низшее – 1, малограмотная – 1.</w:t>
             </w:r>
           </w:p>
           <w:p>
@@ -519,22 +565,11 @@
             <w:r>
               <w:rPr>
                 <w:rFonts w:ascii="Arial" w:hAnsi="Arial" w:cs="Arial"/>
-                <w:b/>
-                <w:bCs/>
-                <w:sz w:val="16"/>
-                <w:szCs w:val="16"/>
-                <w:lang w:val="ru-RU"/>
-              </w:rPr>
-              <w:t>Профессия/социальная страта:</w:t>
-            </w:r>
-            <w:r>
-              <w:rPr>
-                <w:rFonts w:ascii="Arial" w:hAnsi="Arial" w:cs="Arial"/>
-                <w:sz w:val="16"/>
-                <w:szCs w:val="16"/>
-                <w:lang w:val="ru-RU"/>
-              </w:rPr>
-              <w:t xml:space="preserve"> домохозяйка – 9; крестьянка – 9; секретарь – 4; учитель – 3; повар – 2.</w:t>
+                <w:sz w:val="16"/>
+                <w:szCs w:val="16"/>
+                <w:lang w:val="ru-RU"/>
+              </w:rPr>
+              <w:t>Профессия/социальная страта: домохозяйка – 9; крестьянка – 9; секретарь – 4; учитель – 3; повар – 2.</w:t>
             </w:r>
           </w:p>
           <w:p>

--- a/docs/BYNATIONALITY/Татарки.docx
+++ b/docs/BYNATIONALITY/Татарки.docx
@@ -198,63 +198,25 @@
                 <w:szCs w:val="16"/>
                 <w:lang w:val="ru-RU"/>
               </w:rPr>
-              <w:t>татар,</w:t>
-            </w:r>
-            <w:r>
-              <w:rPr>
-                <w:rFonts w:ascii="Arial" w:hAnsi="Arial" w:cs="Arial"/>
-                <w:sz w:val="16"/>
-                <w:szCs w:val="16"/>
-                <w:lang w:val="ru-RU"/>
-              </w:rPr>
-              <w:t xml:space="preserve"> проживавших </w:t>
-            </w:r>
-            <w:proofErr w:type="gramStart"/>
-            <w:r>
-              <w:rPr>
-                <w:rFonts w:ascii="Arial" w:hAnsi="Arial" w:cs="Arial"/>
-                <w:sz w:val="16"/>
-                <w:szCs w:val="16"/>
-                <w:lang w:val="ru-RU"/>
-              </w:rPr>
-              <w:t>в СССР</w:t>
-            </w:r>
-            <w:proofErr w:type="gramEnd"/>
-            <w:r>
-              <w:rPr>
-                <w:rFonts w:ascii="Arial" w:hAnsi="Arial" w:cs="Arial"/>
-                <w:sz w:val="16"/>
-                <w:szCs w:val="16"/>
-                <w:lang w:val="ru-RU"/>
-              </w:rPr>
-              <w:t xml:space="preserve"> составляла 3 793 413 человек, таким образом </w:t>
-            </w:r>
-            <w:r>
-              <w:rPr>
-                <w:rFonts w:ascii="Arial" w:hAnsi="Arial" w:cs="Arial"/>
-                <w:sz w:val="16"/>
-                <w:szCs w:val="16"/>
-                <w:lang w:val="ru-RU"/>
-              </w:rPr>
-              <w:t xml:space="preserve">49 расстрелянных татарок </w:t>
-            </w:r>
-            <w:r>
-              <w:rPr>
-                <w:rFonts w:ascii="Arial" w:hAnsi="Arial" w:cs="Arial"/>
-                <w:sz w:val="16"/>
-                <w:szCs w:val="16"/>
-                <w:lang w:val="ru-RU"/>
-              </w:rPr>
-              <w:t xml:space="preserve">– </w:t>
-            </w:r>
-            <w:r>
-              <w:rPr>
-                <w:rFonts w:ascii="Arial" w:hAnsi="Arial" w:cs="Arial"/>
-                <w:sz w:val="16"/>
-                <w:szCs w:val="16"/>
-                <w:lang w:val="ru-RU"/>
-              </w:rPr>
-              <w:t>это</w:t>
+              <w:t>татар</w:t>
+            </w:r>
+            <w:r>
+              <w:rPr>
+                <w:rFonts w:ascii="Arial" w:hAnsi="Arial" w:cs="Arial"/>
+                <w:sz w:val="16"/>
+                <w:szCs w:val="16"/>
+                <w:lang w:val="ru-RU"/>
+              </w:rPr>
+              <w:t xml:space="preserve"> проживавших в СССР составляла 3 793 413 человек, таким образом </w:t>
+            </w:r>
+            <w:r>
+              <w:rPr>
+                <w:rFonts w:ascii="Arial" w:hAnsi="Arial" w:cs="Arial"/>
+                <w:sz w:val="16"/>
+                <w:szCs w:val="16"/>
+                <w:lang w:val="ru-RU"/>
+              </w:rPr>
+              <w:t>49 расстрелянных татарок – это</w:t>
             </w:r>
             <w:r>
               <w:rPr>
@@ -281,27 +243,7 @@
                 <w:szCs w:val="16"/>
                 <w:lang w:val="ru-RU"/>
               </w:rPr>
-              <w:t xml:space="preserve"> которые составляют 0,0013% от общего числа </w:t>
-            </w:r>
-            <w:proofErr w:type="gramStart"/>
-            <w:r>
-              <w:rPr>
-                <w:rFonts w:ascii="Arial" w:hAnsi="Arial" w:cs="Arial"/>
-                <w:sz w:val="16"/>
-                <w:szCs w:val="16"/>
-                <w:lang w:val="ru-RU"/>
-              </w:rPr>
-              <w:t>татар</w:t>
-            </w:r>
-            <w:proofErr w:type="gramEnd"/>
-            <w:r>
-              <w:rPr>
-                <w:rFonts w:ascii="Arial" w:hAnsi="Arial" w:cs="Arial"/>
-                <w:sz w:val="16"/>
-                <w:szCs w:val="16"/>
-                <w:lang w:val="ru-RU"/>
-              </w:rPr>
-              <w:t xml:space="preserve"> проживавших на тот момент в СССР.</w:t>
+              <w:t xml:space="preserve"> которые составляют 0,0013% от общего числа татар проживавших на тот момент в СССР.</w:t>
             </w:r>
           </w:p>
           <w:p>
@@ -320,7 +262,25 @@
                 <w:szCs w:val="16"/>
                 <w:lang w:val="ru-RU"/>
               </w:rPr>
-              <w:t>34 (70%) женщины расстреляны в годы Большого террора.</w:t>
+              <w:t>34 (</w:t>
+            </w:r>
+            <w:r>
+              <w:rPr>
+                <w:rFonts w:ascii="Arial" w:hAnsi="Arial" w:cs="Arial"/>
+                <w:sz w:val="16"/>
+                <w:szCs w:val="16"/>
+                <w:lang w:val="ru-RU"/>
+              </w:rPr>
+              <w:t>69</w:t>
+            </w:r>
+            <w:r>
+              <w:rPr>
+                <w:rFonts w:ascii="Arial" w:hAnsi="Arial" w:cs="Arial"/>
+                <w:sz w:val="16"/>
+                <w:szCs w:val="16"/>
+                <w:lang w:val="ru-RU"/>
+              </w:rPr>
+              <w:t>%) женщины расстреляны в годы Большого террора.</w:t>
             </w:r>
           </w:p>
           <w:p>
@@ -358,27 +318,7 @@
                 <w:szCs w:val="16"/>
                 <w:lang w:val="ru-RU"/>
               </w:rPr>
-              <w:t xml:space="preserve">Максимальное число – 8 (16%) – расстреляны в возрастной группе </w:t>
-            </w:r>
-            <w:proofErr w:type="gramStart"/>
-            <w:r>
-              <w:rPr>
-                <w:rFonts w:ascii="Arial" w:hAnsi="Arial" w:cs="Arial"/>
-                <w:sz w:val="16"/>
-                <w:szCs w:val="16"/>
-                <w:lang w:val="ru-RU"/>
-              </w:rPr>
-              <w:t>36-40</w:t>
-            </w:r>
-            <w:proofErr w:type="gramEnd"/>
-            <w:r>
-              <w:rPr>
-                <w:rFonts w:ascii="Arial" w:hAnsi="Arial" w:cs="Arial"/>
-                <w:sz w:val="16"/>
-                <w:szCs w:val="16"/>
-                <w:lang w:val="ru-RU"/>
-              </w:rPr>
-              <w:t xml:space="preserve"> лет.</w:t>
+              <w:t>Максимальное число – 8 (16%) – расстреляны в возрастной группе 36-40 лет.</w:t>
             </w:r>
           </w:p>
           <w:p>
@@ -473,7 +413,25 @@
                 <w:szCs w:val="16"/>
                 <w:lang w:val="ru-RU"/>
               </w:rPr>
-              <w:t>2 – были женами мулл, у двух женщин одновременно расстреляны братья.</w:t>
+              <w:t xml:space="preserve">2 – были женами мулл, у </w:t>
+            </w:r>
+            <w:r>
+              <w:rPr>
+                <w:rFonts w:ascii="Arial" w:hAnsi="Arial" w:cs="Arial"/>
+                <w:sz w:val="16"/>
+                <w:szCs w:val="16"/>
+                <w:lang w:val="ru-RU"/>
+              </w:rPr>
+              <w:t>2-</w:t>
+            </w:r>
+            <w:r>
+              <w:rPr>
+                <w:rFonts w:ascii="Arial" w:hAnsi="Arial" w:cs="Arial"/>
+                <w:sz w:val="16"/>
+                <w:szCs w:val="16"/>
+                <w:lang w:val="ru-RU"/>
+              </w:rPr>
+              <w:t>х женщин одновременно расстреляны братья.</w:t>
             </w:r>
           </w:p>
           <w:p>
@@ -509,9 +467,19 @@
                 <w:rFonts w:ascii="Arial" w:hAnsi="Arial" w:cs="Arial"/>
                 <w:sz w:val="16"/>
                 <w:szCs w:val="16"/>
-                <w:lang w:val="ru-RU"/>
-              </w:rPr>
-              <w:t xml:space="preserve">Партийность: </w:t>
+                <w:u w:val="single"/>
+                <w:lang w:val="ru-RU"/>
+              </w:rPr>
+              <w:t>Партийность</w:t>
+            </w:r>
+            <w:r>
+              <w:rPr>
+                <w:rFonts w:ascii="Arial" w:hAnsi="Arial" w:cs="Arial"/>
+                <w:sz w:val="16"/>
+                <w:szCs w:val="16"/>
+                <w:lang w:val="ru-RU"/>
+              </w:rPr>
+              <w:t xml:space="preserve">: </w:t>
             </w:r>
             <w:r>
               <w:rPr>
@@ -546,9 +514,19 @@
                 <w:rFonts w:ascii="Arial" w:hAnsi="Arial" w:cs="Arial"/>
                 <w:sz w:val="16"/>
                 <w:szCs w:val="16"/>
-                <w:lang w:val="ru-RU"/>
-              </w:rPr>
-              <w:t>Образование: среднее – 7, неграмотная – 4; начальное – 3, низшее – 1, малограмотная – 1.</w:t>
+                <w:u w:val="single"/>
+                <w:lang w:val="ru-RU"/>
+              </w:rPr>
+              <w:t>Образование</w:t>
+            </w:r>
+            <w:r>
+              <w:rPr>
+                <w:rFonts w:ascii="Arial" w:hAnsi="Arial" w:cs="Arial"/>
+                <w:sz w:val="16"/>
+                <w:szCs w:val="16"/>
+                <w:lang w:val="ru-RU"/>
+              </w:rPr>
+              <w:t>: среднее – 7, неграмотная – 4; начальное – 3, низшее – 1, малограмотная – 1.</w:t>
             </w:r>
           </w:p>
           <w:p>
@@ -567,9 +545,19 @@
                 <w:rFonts w:ascii="Arial" w:hAnsi="Arial" w:cs="Arial"/>
                 <w:sz w:val="16"/>
                 <w:szCs w:val="16"/>
-                <w:lang w:val="ru-RU"/>
-              </w:rPr>
-              <w:t>Профессия/социальная страта: домохозяйка – 9; крестьянка – 9; секретарь – 4; учитель – 3; повар – 2.</w:t>
+                <w:u w:val="single"/>
+                <w:lang w:val="ru-RU"/>
+              </w:rPr>
+              <w:t>Профессия/социальная страта</w:t>
+            </w:r>
+            <w:r>
+              <w:rPr>
+                <w:rFonts w:ascii="Arial" w:hAnsi="Arial" w:cs="Arial"/>
+                <w:sz w:val="16"/>
+                <w:szCs w:val="16"/>
+                <w:lang w:val="ru-RU"/>
+              </w:rPr>
+              <w:t>: домохозяйка – 9; крестьянка – 9; секретарь – 4; учитель – 3; повар – 2.</w:t>
             </w:r>
           </w:p>
           <w:p>
@@ -633,7 +621,6 @@
         </w:rPr>
         <w:t xml:space="preserve">, </w:t>
       </w:r>
-      <w:proofErr w:type="gramStart"/>
       <w:r>
         <w:rPr>
           <w:rFonts w:ascii="Arial" w:hAnsi="Arial" w:cs="Arial"/>
@@ -665,19 +652,7 @@
           <w:szCs w:val="18"/>
           <w:lang w:val="ru-RU"/>
         </w:rPr>
-        <w:t>1944</w:t>
-      </w:r>
-      <w:proofErr w:type="gramEnd"/>
-      <w:r>
-        <w:rPr>
-          <w:rFonts w:ascii="Arial" w:hAnsi="Arial" w:cs="Arial"/>
-          <w:b/>
-          <w:bCs/>
-          <w:sz w:val="18"/>
-          <w:szCs w:val="18"/>
-          <w:lang w:val="ru-RU"/>
-        </w:rPr>
-        <w:t xml:space="preserve"> гг.</w:t>
+        <w:t>1944 гг.</w:t>
       </w:r>
     </w:p>
     <w:p>
@@ -801,7 +776,6 @@
         </w:rPr>
         <w:t xml:space="preserve">, </w:t>
       </w:r>
-      <w:proofErr w:type="gramStart"/>
       <w:r>
         <w:rPr>
           <w:rFonts w:ascii="Arial" w:hAnsi="Arial" w:cs="Arial"/>
@@ -833,19 +807,7 @@
           <w:szCs w:val="18"/>
           <w:lang w:val="ru-RU"/>
         </w:rPr>
-        <w:t>1944</w:t>
-      </w:r>
-      <w:proofErr w:type="gramEnd"/>
-      <w:r>
-        <w:rPr>
-          <w:rFonts w:ascii="Arial" w:hAnsi="Arial" w:cs="Arial"/>
-          <w:b/>
-          <w:bCs/>
-          <w:sz w:val="18"/>
-          <w:szCs w:val="18"/>
-          <w:lang w:val="ru-RU"/>
-        </w:rPr>
-        <w:t xml:space="preserve"> гг.</w:t>
+        <w:t>1944 гг.</w:t>
       </w:r>
     </w:p>
     <w:p>
@@ -986,7 +948,6 @@
               <w:bottom w:val="double" w:sz="1" w:space="0" w:color="808080"/>
               <w:right w:val="double" w:sz="2" w:space="0" w:color="808080"/>
             </w:tcBorders>
-            <w:shd w:val="clear" w:color="auto" w:fill="auto"/>
             <w:vAlign w:val="center"/>
           </w:tcPr>
           <w:p>
@@ -1017,20 +978,8 @@
                 <w:szCs w:val="16"/>
                 <w:lang w:val="ru-RU"/>
               </w:rPr>
-              <w:t xml:space="preserve">Абдуллина Марьям </w:t>
-            </w:r>
-            <w:proofErr w:type="spellStart"/>
-            <w:r>
-              <w:rPr>
-                <w:rFonts w:ascii="Arial" w:hAnsi="Arial" w:cs="Arial"/>
-                <w:b/>
-                <w:sz w:val="16"/>
-                <w:szCs w:val="16"/>
-                <w:lang w:val="ru-RU"/>
-              </w:rPr>
-              <w:t>Габдрахмановна</w:t>
-            </w:r>
-            <w:proofErr w:type="spellEnd"/>
+              <w:t>Абдуллина Марьям Габдрахмановна</w:t>
+            </w:r>
             <w:r>
               <w:rPr>
                 <w:rFonts w:ascii="Arial" w:hAnsi="Arial" w:cs="Arial"/>
@@ -1086,27 +1035,7 @@
                 <w:szCs w:val="16"/>
                 <w:lang w:val="ru-RU"/>
               </w:rPr>
-              <w:t xml:space="preserve">(варианты фамилии: </w:t>
-            </w:r>
-            <w:proofErr w:type="spellStart"/>
-            <w:r>
-              <w:rPr>
-                <w:rFonts w:ascii="Arial" w:hAnsi="Arial" w:cs="Arial"/>
-                <w:sz w:val="16"/>
-                <w:szCs w:val="16"/>
-                <w:lang w:val="ru-RU"/>
-              </w:rPr>
-              <w:t>Залялова</w:t>
-            </w:r>
-            <w:proofErr w:type="spellEnd"/>
-            <w:r>
-              <w:rPr>
-                <w:rFonts w:ascii="Arial" w:hAnsi="Arial" w:cs="Arial"/>
-                <w:sz w:val="16"/>
-                <w:szCs w:val="16"/>
-                <w:lang w:val="ru-RU"/>
-              </w:rPr>
-              <w:t>) Родилась</w:t>
+              <w:t>(варианты фамилии: Залялова) Родилась</w:t>
             </w:r>
             <w:r>
               <w:rPr>
@@ -1123,47 +1052,7 @@
                 <w:szCs w:val="16"/>
                 <w:lang w:val="ru-RU"/>
               </w:rPr>
-              <w:t>в 1888 г., Казанская обл., Атнинский р-н, с. Большая Атня; татарка; крестьянка (жена муллы</w:t>
-            </w:r>
-            <w:proofErr w:type="gramStart"/>
-            <w:r>
-              <w:rPr>
-                <w:rFonts w:ascii="Arial" w:hAnsi="Arial" w:cs="Arial"/>
-                <w:sz w:val="16"/>
-                <w:szCs w:val="16"/>
-                <w:lang w:val="ru-RU"/>
-              </w:rPr>
-              <w:t>)..</w:t>
-            </w:r>
-            <w:proofErr w:type="gramEnd"/>
-            <w:r>
-              <w:rPr>
-                <w:rFonts w:ascii="Arial" w:hAnsi="Arial" w:cs="Arial"/>
-                <w:sz w:val="16"/>
-                <w:szCs w:val="16"/>
-                <w:lang w:val="ru-RU"/>
-              </w:rPr>
-              <w:t xml:space="preserve"> </w:t>
-            </w:r>
-            <w:proofErr w:type="spellStart"/>
-            <w:r>
-              <w:rPr>
-                <w:rFonts w:ascii="Arial" w:hAnsi="Arial" w:cs="Arial"/>
-                <w:sz w:val="16"/>
-                <w:szCs w:val="16"/>
-                <w:lang w:val="ru-RU"/>
-              </w:rPr>
-              <w:t>Прож</w:t>
-            </w:r>
-            <w:proofErr w:type="spellEnd"/>
-            <w:r>
-              <w:rPr>
-                <w:rFonts w:ascii="Arial" w:hAnsi="Arial" w:cs="Arial"/>
-                <w:sz w:val="16"/>
-                <w:szCs w:val="16"/>
-                <w:lang w:val="ru-RU"/>
-              </w:rPr>
-              <w:t>.:</w:t>
+              <w:t>в 1888 г., Казанская обл., Атнинский р-н, с. Большая Атня; татарка; крестьянка (жена муллы).. Прож.:</w:t>
             </w:r>
             <w:r>
               <w:rPr>
@@ -1216,27 +1105,7 @@
                 <w:szCs w:val="16"/>
                 <w:lang w:val="ru-RU"/>
               </w:rPr>
-              <w:t xml:space="preserve">Приговорена: тройка при НКВД ТАССР 6 января 1938 г., </w:t>
-            </w:r>
-            <w:proofErr w:type="spellStart"/>
-            <w:r>
-              <w:rPr>
-                <w:rFonts w:ascii="Arial" w:hAnsi="Arial" w:cs="Arial"/>
-                <w:sz w:val="16"/>
-                <w:szCs w:val="16"/>
-                <w:lang w:val="ru-RU"/>
-              </w:rPr>
-              <w:t>обв</w:t>
-            </w:r>
-            <w:proofErr w:type="spellEnd"/>
-            <w:r>
-              <w:rPr>
-                <w:rFonts w:ascii="Arial" w:hAnsi="Arial" w:cs="Arial"/>
-                <w:sz w:val="16"/>
-                <w:szCs w:val="16"/>
-                <w:lang w:val="ru-RU"/>
-              </w:rPr>
-              <w:t>.:</w:t>
+              <w:t>Приговорена: тройка при НКВД ТАССР 6 января 1938 г., обв.:</w:t>
             </w:r>
             <w:r>
               <w:rPr>
@@ -1253,27 +1122,7 @@
                 <w:szCs w:val="16"/>
                 <w:lang w:val="ru-RU"/>
               </w:rPr>
-              <w:t xml:space="preserve">по ст. </w:t>
-            </w:r>
-            <w:proofErr w:type="gramStart"/>
-            <w:r>
-              <w:rPr>
-                <w:rFonts w:ascii="Arial" w:hAnsi="Arial" w:cs="Arial"/>
-                <w:sz w:val="16"/>
-                <w:szCs w:val="16"/>
-                <w:lang w:val="ru-RU"/>
-              </w:rPr>
-              <w:t>58-10</w:t>
-            </w:r>
-            <w:proofErr w:type="gramEnd"/>
-            <w:r>
-              <w:rPr>
-                <w:rFonts w:ascii="Arial" w:hAnsi="Arial" w:cs="Arial"/>
-                <w:sz w:val="16"/>
-                <w:szCs w:val="16"/>
-                <w:lang w:val="ru-RU"/>
-              </w:rPr>
-              <w:t>.</w:t>
+              <w:t>по ст. 58-10.</w:t>
             </w:r>
             <w:r>
               <w:rPr>
@@ -1412,7 +1261,6 @@
               <w:bottom w:val="double" w:sz="1" w:space="0" w:color="808080"/>
               <w:right w:val="double" w:sz="2" w:space="0" w:color="808080"/>
             </w:tcBorders>
-            <w:shd w:val="clear" w:color="auto" w:fill="auto"/>
             <w:vAlign w:val="center"/>
           </w:tcPr>
           <w:p>
@@ -1440,20 +1288,8 @@
                 <w:szCs w:val="16"/>
                 <w:lang w:val="ru-RU"/>
               </w:rPr>
-              <w:t xml:space="preserve">Агишева Лия </w:t>
-            </w:r>
-            <w:proofErr w:type="spellStart"/>
-            <w:r>
-              <w:rPr>
-                <w:rFonts w:ascii="Arial" w:hAnsi="Arial" w:cs="Arial"/>
-                <w:b/>
-                <w:sz w:val="16"/>
-                <w:szCs w:val="16"/>
-                <w:lang w:val="ru-RU"/>
-              </w:rPr>
-              <w:t>Хусаиновна</w:t>
-            </w:r>
-            <w:proofErr w:type="spellEnd"/>
+              <w:t>Агишева Лия Хусаиновна</w:t>
+            </w:r>
             <w:r>
               <w:rPr>
                 <w:rFonts w:ascii="Arial" w:hAnsi="Arial" w:cs="Arial"/>
@@ -1562,47 +1398,16 @@
                 <w:szCs w:val="16"/>
                 <w:lang w:val="ru-RU"/>
               </w:rPr>
-              <w:t xml:space="preserve"> в мастерских "</w:t>
-            </w:r>
-            <w:proofErr w:type="spellStart"/>
-            <w:r>
-              <w:rPr>
-                <w:rFonts w:ascii="Arial" w:hAnsi="Arial" w:cs="Arial"/>
-                <w:sz w:val="16"/>
-                <w:szCs w:val="16"/>
-                <w:lang w:val="ru-RU"/>
-              </w:rPr>
-              <w:t>Якуттранса</w:t>
-            </w:r>
-            <w:proofErr w:type="spellEnd"/>
-            <w:r>
-              <w:rPr>
-                <w:rFonts w:ascii="Arial" w:hAnsi="Arial" w:cs="Arial"/>
-                <w:sz w:val="16"/>
-                <w:szCs w:val="16"/>
-                <w:lang w:val="ru-RU"/>
-              </w:rPr>
-              <w:t xml:space="preserve">" в г. Иркутске. </w:t>
-            </w:r>
-            <w:proofErr w:type="spellStart"/>
-            <w:r>
-              <w:rPr>
-                <w:rFonts w:ascii="Arial" w:hAnsi="Arial" w:cs="Arial"/>
-                <w:sz w:val="16"/>
-                <w:szCs w:val="16"/>
-                <w:lang w:val="ru-RU"/>
-              </w:rPr>
-              <w:t>Прож</w:t>
-            </w:r>
-            <w:proofErr w:type="spellEnd"/>
-            <w:r>
-              <w:rPr>
-                <w:rFonts w:ascii="Arial" w:hAnsi="Arial" w:cs="Arial"/>
-                <w:sz w:val="16"/>
-                <w:szCs w:val="16"/>
-                <w:lang w:val="ru-RU"/>
-              </w:rPr>
-              <w:t>.:</w:t>
+              <w:t xml:space="preserve"> в мастерских "Якуттранса" в г. Иркутске. </w:t>
+            </w:r>
+            <w:r>
+              <w:rPr>
+                <w:rFonts w:ascii="Arial" w:hAnsi="Arial" w:cs="Arial"/>
+                <w:sz w:val="16"/>
+                <w:szCs w:val="16"/>
+                <w:lang w:val="ru-RU"/>
+              </w:rPr>
+              <w:t>Прож.:</w:t>
             </w:r>
             <w:r>
               <w:rPr>
@@ -1655,27 +1460,7 @@
                 <w:szCs w:val="16"/>
                 <w:lang w:val="ru-RU"/>
               </w:rPr>
-              <w:t xml:space="preserve">Приговорена: Особое совещание при НКВД СССР 5 сентября 1938 г., </w:t>
-            </w:r>
-            <w:proofErr w:type="spellStart"/>
-            <w:r>
-              <w:rPr>
-                <w:rFonts w:ascii="Arial" w:hAnsi="Arial" w:cs="Arial"/>
-                <w:sz w:val="16"/>
-                <w:szCs w:val="16"/>
-                <w:lang w:val="ru-RU"/>
-              </w:rPr>
-              <w:t>обв</w:t>
-            </w:r>
-            <w:proofErr w:type="spellEnd"/>
-            <w:r>
-              <w:rPr>
-                <w:rFonts w:ascii="Arial" w:hAnsi="Arial" w:cs="Arial"/>
-                <w:sz w:val="16"/>
-                <w:szCs w:val="16"/>
-                <w:lang w:val="ru-RU"/>
-              </w:rPr>
-              <w:t>.:</w:t>
+              <w:t>Приговорена: Особое совещание при НКВД СССР 5 сентября 1938 г., обв.:</w:t>
             </w:r>
             <w:r>
               <w:rPr>
@@ -1692,27 +1477,7 @@
                 <w:szCs w:val="16"/>
                 <w:lang w:val="ru-RU"/>
               </w:rPr>
-              <w:t xml:space="preserve">по ст. </w:t>
-            </w:r>
-            <w:proofErr w:type="gramStart"/>
-            <w:r>
-              <w:rPr>
-                <w:rFonts w:ascii="Arial" w:hAnsi="Arial" w:cs="Arial"/>
-                <w:sz w:val="16"/>
-                <w:szCs w:val="16"/>
-                <w:lang w:val="ru-RU"/>
-              </w:rPr>
-              <w:t>58-1</w:t>
-            </w:r>
-            <w:proofErr w:type="gramEnd"/>
-            <w:r>
-              <w:rPr>
-                <w:rFonts w:ascii="Arial" w:hAnsi="Arial" w:cs="Arial"/>
-                <w:sz w:val="16"/>
-                <w:szCs w:val="16"/>
-                <w:lang w:val="ru-RU"/>
-              </w:rPr>
-              <w:t xml:space="preserve"> "а" УК РСФСР.</w:t>
+              <w:t>по ст. 58-1 "а" УК РСФСР.</w:t>
             </w:r>
             <w:r>
               <w:rPr>
@@ -1864,7 +1629,6 @@
               <w:bottom w:val="double" w:sz="1" w:space="0" w:color="808080"/>
               <w:right w:val="double" w:sz="2" w:space="0" w:color="808080"/>
             </w:tcBorders>
-            <w:shd w:val="clear" w:color="auto" w:fill="auto"/>
             <w:vAlign w:val="center"/>
           </w:tcPr>
           <w:p>
@@ -1884,40 +1648,16 @@
                 <w:lang w:val="ru-RU"/>
               </w:rPr>
             </w:pPr>
-            <w:proofErr w:type="spellStart"/>
-            <w:r>
-              <w:rPr>
-                <w:rFonts w:ascii="Arial" w:hAnsi="Arial" w:cs="Arial"/>
-                <w:b/>
-                <w:sz w:val="16"/>
-                <w:szCs w:val="16"/>
-                <w:lang w:val="ru-RU"/>
-              </w:rPr>
-              <w:t>Айгнина</w:t>
-            </w:r>
-            <w:proofErr w:type="spellEnd"/>
-            <w:r>
-              <w:rPr>
-                <w:rFonts w:ascii="Arial" w:hAnsi="Arial" w:cs="Arial"/>
-                <w:b/>
-                <w:sz w:val="16"/>
-                <w:szCs w:val="16"/>
-                <w:lang w:val="ru-RU"/>
-              </w:rPr>
-              <w:t xml:space="preserve"> Софья </w:t>
-            </w:r>
-            <w:proofErr w:type="spellStart"/>
-            <w:r>
-              <w:rPr>
-                <w:rFonts w:ascii="Arial" w:hAnsi="Arial" w:cs="Arial"/>
-                <w:b/>
-                <w:sz w:val="16"/>
-                <w:szCs w:val="16"/>
-                <w:lang w:val="ru-RU"/>
-              </w:rPr>
-              <w:t>Абидулловна</w:t>
-            </w:r>
-            <w:proofErr w:type="spellEnd"/>
+            <w:r>
+              <w:rPr>
+                <w:rFonts w:ascii="Arial" w:hAnsi="Arial" w:cs="Arial"/>
+                <w:b/>
+                <w:sz w:val="16"/>
+                <w:szCs w:val="16"/>
+                <w:lang w:val="ru-RU"/>
+              </w:rPr>
+              <w:t>Айгнина Софья Абидулловна</w:t>
+            </w:r>
             <w:r>
               <w:rPr>
                 <w:rFonts w:ascii="Arial" w:hAnsi="Arial" w:cs="Arial"/>
@@ -1992,25 +1732,14 @@
               </w:rPr>
               <w:t xml:space="preserve">в 1916 г., Маньчжурии; татарка; пом. бухгалтера на торговой базе крайпотребсоюза. </w:t>
             </w:r>
-            <w:proofErr w:type="spellStart"/>
-            <w:r>
-              <w:rPr>
-                <w:rFonts w:ascii="Arial" w:hAnsi="Arial" w:cs="Arial"/>
-                <w:sz w:val="16"/>
-                <w:szCs w:val="16"/>
-                <w:lang w:val="ru-RU"/>
-              </w:rPr>
-              <w:t>Прож</w:t>
-            </w:r>
-            <w:proofErr w:type="spellEnd"/>
-            <w:r>
-              <w:rPr>
-                <w:rFonts w:ascii="Arial" w:hAnsi="Arial" w:cs="Arial"/>
-                <w:sz w:val="16"/>
-                <w:szCs w:val="16"/>
-                <w:lang w:val="ru-RU"/>
-              </w:rPr>
-              <w:t>.:</w:t>
+            <w:r>
+              <w:rPr>
+                <w:rFonts w:ascii="Arial" w:hAnsi="Arial" w:cs="Arial"/>
+                <w:sz w:val="16"/>
+                <w:szCs w:val="16"/>
+                <w:lang w:val="ru-RU"/>
+              </w:rPr>
+              <w:t>Прож.:</w:t>
             </w:r>
             <w:r>
               <w:rPr>
@@ -2037,27 +1766,7 @@
                 <w:lang w:val="ru-RU"/>
               </w:rPr>
               <w:br/>
-              <w:t xml:space="preserve">Арестована 15 ноября 1937 г. Приговорена: комиссией НКВД и прокурором СССР 25 декабря 1937 г., </w:t>
-            </w:r>
-            <w:proofErr w:type="spellStart"/>
-            <w:r>
-              <w:rPr>
-                <w:rFonts w:ascii="Arial" w:hAnsi="Arial" w:cs="Arial"/>
-                <w:sz w:val="16"/>
-                <w:szCs w:val="16"/>
-                <w:lang w:val="ru-RU"/>
-              </w:rPr>
-              <w:t>обв</w:t>
-            </w:r>
-            <w:proofErr w:type="spellEnd"/>
-            <w:r>
-              <w:rPr>
-                <w:rFonts w:ascii="Arial" w:hAnsi="Arial" w:cs="Arial"/>
-                <w:sz w:val="16"/>
-                <w:szCs w:val="16"/>
-                <w:lang w:val="ru-RU"/>
-              </w:rPr>
-              <w:t>.:</w:t>
+              <w:t>Арестована 15 ноября 1937 г. Приговорена: комиссией НКВД и прокурором СССР 25 декабря 1937 г., обв.:</w:t>
             </w:r>
             <w:r>
               <w:rPr>
@@ -2215,7 +1924,6 @@
               <w:bottom w:val="double" w:sz="1" w:space="0" w:color="808080"/>
               <w:right w:val="double" w:sz="2" w:space="0" w:color="808080"/>
             </w:tcBorders>
-            <w:shd w:val="clear" w:color="auto" w:fill="auto"/>
             <w:vAlign w:val="center"/>
           </w:tcPr>
           <w:p>
@@ -2243,20 +1951,8 @@
                 <w:szCs w:val="16"/>
                 <w:lang w:val="ru-RU"/>
               </w:rPr>
-              <w:t xml:space="preserve">Акчурина Эмина </w:t>
-            </w:r>
-            <w:proofErr w:type="spellStart"/>
-            <w:r>
-              <w:rPr>
-                <w:rFonts w:ascii="Arial" w:hAnsi="Arial" w:cs="Arial"/>
-                <w:b/>
-                <w:sz w:val="16"/>
-                <w:szCs w:val="16"/>
-                <w:lang w:val="ru-RU"/>
-              </w:rPr>
-              <w:t>Ибрагимовна</w:t>
-            </w:r>
-            <w:proofErr w:type="spellEnd"/>
+              <w:t>Акчурина Эмина Ибрагимовна</w:t>
+            </w:r>
             <w:r>
               <w:rPr>
                 <w:rFonts w:ascii="Arial" w:hAnsi="Arial" w:cs="Arial"/>
@@ -2312,27 +2008,7 @@
                 <w:szCs w:val="16"/>
                 <w:lang w:val="ru-RU"/>
               </w:rPr>
-              <w:t>(</w:t>
-            </w:r>
-            <w:proofErr w:type="spellStart"/>
-            <w:r>
-              <w:rPr>
-                <w:rFonts w:ascii="Arial" w:hAnsi="Arial" w:cs="Arial"/>
-                <w:sz w:val="16"/>
-                <w:szCs w:val="16"/>
-                <w:lang w:val="ru-RU"/>
-              </w:rPr>
-              <w:t>Эминэ</w:t>
-            </w:r>
-            <w:proofErr w:type="spellEnd"/>
-            <w:r>
-              <w:rPr>
-                <w:rFonts w:ascii="Arial" w:hAnsi="Arial" w:cs="Arial"/>
-                <w:sz w:val="16"/>
-                <w:szCs w:val="16"/>
-                <w:lang w:val="ru-RU"/>
-              </w:rPr>
-              <w:t>) Родилась</w:t>
+              <w:t>(Эминэ) Родилась</w:t>
             </w:r>
             <w:r>
               <w:rPr>
@@ -2367,67 +2043,16 @@
                 <w:szCs w:val="16"/>
                 <w:lang w:val="ru-RU"/>
               </w:rPr>
-              <w:t xml:space="preserve">в </w:t>
-            </w:r>
-            <w:proofErr w:type="spellStart"/>
-            <w:r>
-              <w:rPr>
-                <w:rFonts w:ascii="Arial" w:hAnsi="Arial" w:cs="Arial"/>
-                <w:sz w:val="16"/>
-                <w:szCs w:val="16"/>
-                <w:lang w:val="ru-RU"/>
-              </w:rPr>
-              <w:t>д.Тимошкино</w:t>
-            </w:r>
-            <w:proofErr w:type="spellEnd"/>
-            <w:r>
-              <w:rPr>
-                <w:rFonts w:ascii="Arial" w:hAnsi="Arial" w:cs="Arial"/>
-                <w:sz w:val="16"/>
-                <w:szCs w:val="16"/>
-                <w:lang w:val="ru-RU"/>
-              </w:rPr>
-              <w:t xml:space="preserve"> Самарской губ.); татарка; образование среднее; б/п; секретарь-переводчица в Посольстве Турции в </w:t>
-            </w:r>
-            <w:proofErr w:type="gramStart"/>
-            <w:r>
-              <w:rPr>
-                <w:rFonts w:ascii="Arial" w:hAnsi="Arial" w:cs="Arial"/>
-                <w:sz w:val="16"/>
-                <w:szCs w:val="16"/>
-                <w:lang w:val="ru-RU"/>
-              </w:rPr>
-              <w:t>СССР..</w:t>
-            </w:r>
-            <w:proofErr w:type="gramEnd"/>
-            <w:r>
-              <w:rPr>
-                <w:rFonts w:ascii="Arial" w:hAnsi="Arial" w:cs="Arial"/>
-                <w:sz w:val="16"/>
-                <w:szCs w:val="16"/>
-                <w:lang w:val="ru-RU"/>
-              </w:rPr>
-              <w:t xml:space="preserve"> </w:t>
-            </w:r>
-            <w:proofErr w:type="spellStart"/>
-            <w:r>
-              <w:rPr>
-                <w:rFonts w:ascii="Arial" w:hAnsi="Arial" w:cs="Arial"/>
-                <w:sz w:val="16"/>
-                <w:szCs w:val="16"/>
-                <w:lang w:val="ru-RU"/>
-              </w:rPr>
-              <w:t>Прож</w:t>
-            </w:r>
-            <w:proofErr w:type="spellEnd"/>
-            <w:r>
-              <w:rPr>
-                <w:rFonts w:ascii="Arial" w:hAnsi="Arial" w:cs="Arial"/>
-                <w:sz w:val="16"/>
-                <w:szCs w:val="16"/>
-                <w:lang w:val="ru-RU"/>
-              </w:rPr>
-              <w:t>.:</w:t>
+              <w:t xml:space="preserve">в д.Тимошкино Самарской губ.); татарка; образование среднее; б/п; секретарь-переводчица в Посольстве Турции в СССР.. </w:t>
+            </w:r>
+            <w:r>
+              <w:rPr>
+                <w:rFonts w:ascii="Arial" w:hAnsi="Arial" w:cs="Arial"/>
+                <w:sz w:val="16"/>
+                <w:szCs w:val="16"/>
+                <w:lang w:val="ru-RU"/>
+              </w:rPr>
+              <w:t>Прож.:</w:t>
             </w:r>
             <w:r>
               <w:rPr>
@@ -2453,27 +2078,7 @@
                 <w:szCs w:val="16"/>
                 <w:lang w:val="ru-RU"/>
               </w:rPr>
-              <w:t xml:space="preserve">Москва, Малый Татарский пер., д.4, кв.1..Арестована 4 сентября 1937 г. Приговорена: ВКВС СССР 4 ноября 1937 г., </w:t>
-            </w:r>
-            <w:proofErr w:type="spellStart"/>
-            <w:r>
-              <w:rPr>
-                <w:rFonts w:ascii="Arial" w:hAnsi="Arial" w:cs="Arial"/>
-                <w:sz w:val="16"/>
-                <w:szCs w:val="16"/>
-                <w:lang w:val="ru-RU"/>
-              </w:rPr>
-              <w:t>обв</w:t>
-            </w:r>
-            <w:proofErr w:type="spellEnd"/>
-            <w:r>
-              <w:rPr>
-                <w:rFonts w:ascii="Arial" w:hAnsi="Arial" w:cs="Arial"/>
-                <w:sz w:val="16"/>
-                <w:szCs w:val="16"/>
-                <w:lang w:val="ru-RU"/>
-              </w:rPr>
-              <w:t>.:</w:t>
+              <w:t>Москва, Малый Татарский пер., д.4, кв.1..Арестована 4 сентября 1937 г. Приговорена: ВКВС СССР 4 ноября 1937 г., обв.:</w:t>
             </w:r>
             <w:r>
               <w:rPr>
@@ -2526,19 +2131,8 @@
                 <w:szCs w:val="16"/>
                 <w:lang w:val="ru-RU"/>
               </w:rPr>
-              <w:t xml:space="preserve">ой </w:t>
-            </w:r>
-            <w:proofErr w:type="spellStart"/>
-            <w:r>
-              <w:rPr>
-                <w:rFonts w:ascii="Arial" w:hAnsi="Arial" w:cs="Arial"/>
-                <w:sz w:val="16"/>
-                <w:szCs w:val="16"/>
-                <w:lang w:val="ru-RU"/>
-              </w:rPr>
-              <w:t>диверс</w:t>
-            </w:r>
-            <w:proofErr w:type="spellEnd"/>
+              <w:t>ой диверс</w:t>
+            </w:r>
             <w:r>
               <w:rPr>
                 <w:rFonts w:ascii="Arial" w:hAnsi="Arial" w:cs="Arial"/>
@@ -2564,19 +2158,8 @@
                 <w:szCs w:val="16"/>
                 <w:lang w:val="ru-RU"/>
               </w:rPr>
-              <w:t>-</w:t>
-            </w:r>
-            <w:proofErr w:type="spellStart"/>
-            <w:r>
-              <w:rPr>
-                <w:rFonts w:ascii="Arial" w:hAnsi="Arial" w:cs="Arial"/>
-                <w:sz w:val="16"/>
-                <w:szCs w:val="16"/>
-                <w:lang w:val="ru-RU"/>
-              </w:rPr>
-              <w:t>ции</w:t>
-            </w:r>
-            <w:proofErr w:type="spellEnd"/>
+              <w:t>-ции</w:t>
+            </w:r>
             <w:r>
               <w:rPr>
                 <w:rFonts w:ascii="Arial" w:hAnsi="Arial" w:cs="Arial"/>
@@ -2735,7 +2318,6 @@
               <w:bottom w:val="double" w:sz="1" w:space="0" w:color="808080"/>
               <w:right w:val="double" w:sz="2" w:space="0" w:color="808080"/>
             </w:tcBorders>
-            <w:shd w:val="clear" w:color="auto" w:fill="auto"/>
             <w:vAlign w:val="center"/>
           </w:tcPr>
           <w:p>
@@ -2763,20 +2345,8 @@
                 <w:szCs w:val="16"/>
                 <w:lang w:val="ru-RU"/>
               </w:rPr>
-              <w:t xml:space="preserve">Амирова Зайнаб </w:t>
-            </w:r>
-            <w:proofErr w:type="spellStart"/>
-            <w:r>
-              <w:rPr>
-                <w:rFonts w:ascii="Arial" w:hAnsi="Arial" w:cs="Arial"/>
-                <w:b/>
-                <w:sz w:val="16"/>
-                <w:szCs w:val="16"/>
-                <w:lang w:val="ru-RU"/>
-              </w:rPr>
-              <w:t>Касимовна</w:t>
-            </w:r>
-            <w:proofErr w:type="spellEnd"/>
+              <w:t>Амирова Зайнаб Касимовна</w:t>
+            </w:r>
             <w:r>
               <w:rPr>
                 <w:rFonts w:ascii="Arial" w:hAnsi="Arial" w:cs="Arial"/>
@@ -2849,47 +2419,16 @@
                 <w:szCs w:val="16"/>
                 <w:lang w:val="ru-RU"/>
               </w:rPr>
-              <w:t xml:space="preserve">в 1873 г., Казанская обл., Арский р-н, с. Ура; татарка; </w:t>
-            </w:r>
-            <w:proofErr w:type="gramStart"/>
-            <w:r>
-              <w:rPr>
-                <w:rFonts w:ascii="Arial" w:hAnsi="Arial" w:cs="Arial"/>
-                <w:sz w:val="16"/>
-                <w:szCs w:val="16"/>
-                <w:lang w:val="ru-RU"/>
-              </w:rPr>
-              <w:t>домохозяйка..</w:t>
-            </w:r>
-            <w:proofErr w:type="gramEnd"/>
-            <w:r>
-              <w:rPr>
-                <w:rFonts w:ascii="Arial" w:hAnsi="Arial" w:cs="Arial"/>
-                <w:sz w:val="16"/>
-                <w:szCs w:val="16"/>
-                <w:lang w:val="ru-RU"/>
-              </w:rPr>
-              <w:t xml:space="preserve"> </w:t>
-            </w:r>
-            <w:proofErr w:type="spellStart"/>
-            <w:r>
-              <w:rPr>
-                <w:rFonts w:ascii="Arial" w:hAnsi="Arial" w:cs="Arial"/>
-                <w:sz w:val="16"/>
-                <w:szCs w:val="16"/>
-                <w:lang w:val="ru-RU"/>
-              </w:rPr>
-              <w:t>Прож</w:t>
-            </w:r>
-            <w:proofErr w:type="spellEnd"/>
-            <w:r>
-              <w:rPr>
-                <w:rFonts w:ascii="Arial" w:hAnsi="Arial" w:cs="Arial"/>
-                <w:sz w:val="16"/>
-                <w:szCs w:val="16"/>
-                <w:lang w:val="ru-RU"/>
-              </w:rPr>
-              <w:t>.:</w:t>
+              <w:t xml:space="preserve">в 1873 г., Казанская обл., Арский р-н, с. Ура; татарка; домохозяйка.. </w:t>
+            </w:r>
+            <w:r>
+              <w:rPr>
+                <w:rFonts w:ascii="Arial" w:hAnsi="Arial" w:cs="Arial"/>
+                <w:sz w:val="16"/>
+                <w:szCs w:val="16"/>
+                <w:lang w:val="ru-RU"/>
+              </w:rPr>
+              <w:t>Прож.:</w:t>
             </w:r>
             <w:r>
               <w:rPr>
@@ -3046,7 +2585,6 @@
               <w:bottom w:val="double" w:sz="1" w:space="0" w:color="808080"/>
               <w:right w:val="double" w:sz="2" w:space="0" w:color="808080"/>
             </w:tcBorders>
-            <w:shd w:val="clear" w:color="auto" w:fill="auto"/>
             <w:vAlign w:val="center"/>
           </w:tcPr>
           <w:p>
@@ -3067,40 +2605,16 @@
                 <w:lang w:val="ru-RU"/>
               </w:rPr>
             </w:pPr>
-            <w:proofErr w:type="spellStart"/>
-            <w:r>
-              <w:rPr>
-                <w:rFonts w:ascii="Arial" w:hAnsi="Arial" w:cs="Arial"/>
-                <w:b/>
-                <w:sz w:val="16"/>
-                <w:szCs w:val="16"/>
-                <w:lang w:val="ru-RU"/>
-              </w:rPr>
-              <w:t>Бабинская</w:t>
-            </w:r>
-            <w:proofErr w:type="spellEnd"/>
-            <w:r>
-              <w:rPr>
-                <w:rFonts w:ascii="Arial" w:hAnsi="Arial" w:cs="Arial"/>
-                <w:b/>
-                <w:sz w:val="16"/>
-                <w:szCs w:val="16"/>
-                <w:lang w:val="ru-RU"/>
-              </w:rPr>
-              <w:t xml:space="preserve"> Мухлиса </w:t>
-            </w:r>
-            <w:proofErr w:type="spellStart"/>
-            <w:r>
-              <w:rPr>
-                <w:rFonts w:ascii="Arial" w:hAnsi="Arial" w:cs="Arial"/>
-                <w:b/>
-                <w:sz w:val="16"/>
-                <w:szCs w:val="16"/>
-                <w:lang w:val="ru-RU"/>
-              </w:rPr>
-              <w:t>Абдулгалямовна</w:t>
-            </w:r>
-            <w:proofErr w:type="spellEnd"/>
+            <w:r>
+              <w:rPr>
+                <w:rFonts w:ascii="Arial" w:hAnsi="Arial" w:cs="Arial"/>
+                <w:b/>
+                <w:sz w:val="16"/>
+                <w:szCs w:val="16"/>
+                <w:lang w:val="ru-RU"/>
+              </w:rPr>
+              <w:t>Бабинская Мухлиса Абдулгалямовна</w:t>
+            </w:r>
             <w:r>
               <w:rPr>
                 <w:rFonts w:ascii="Arial" w:hAnsi="Arial" w:cs="Arial"/>
@@ -3202,27 +2716,7 @@
                 <w:szCs w:val="16"/>
                 <w:lang w:val="ru-RU"/>
               </w:rPr>
-              <w:t xml:space="preserve">Приговорена: , </w:t>
-            </w:r>
-            <w:proofErr w:type="spellStart"/>
-            <w:r>
-              <w:rPr>
-                <w:rFonts w:ascii="Arial" w:hAnsi="Arial" w:cs="Arial"/>
-                <w:sz w:val="16"/>
-                <w:szCs w:val="16"/>
-                <w:lang w:val="ru-RU"/>
-              </w:rPr>
-              <w:t>обв</w:t>
-            </w:r>
-            <w:proofErr w:type="spellEnd"/>
-            <w:r>
-              <w:rPr>
-                <w:rFonts w:ascii="Arial" w:hAnsi="Arial" w:cs="Arial"/>
-                <w:sz w:val="16"/>
-                <w:szCs w:val="16"/>
-                <w:lang w:val="ru-RU"/>
-              </w:rPr>
-              <w:t>.:</w:t>
+              <w:t>Приговорена: , обв.:</w:t>
             </w:r>
             <w:r>
               <w:rPr>
@@ -3357,7 +2851,6 @@
               <w:bottom w:val="double" w:sz="1" w:space="0" w:color="808080"/>
               <w:right w:val="double" w:sz="2" w:space="0" w:color="808080"/>
             </w:tcBorders>
-            <w:shd w:val="clear" w:color="auto" w:fill="auto"/>
             <w:vAlign w:val="center"/>
           </w:tcPr>
           <w:p>
@@ -3385,20 +2878,8 @@
                 <w:szCs w:val="16"/>
                 <w:lang w:val="ru-RU"/>
               </w:rPr>
-              <w:t xml:space="preserve">Борисова Халиса </w:t>
-            </w:r>
-            <w:proofErr w:type="spellStart"/>
-            <w:r>
-              <w:rPr>
-                <w:rFonts w:ascii="Arial" w:hAnsi="Arial" w:cs="Arial"/>
-                <w:b/>
-                <w:sz w:val="16"/>
-                <w:szCs w:val="16"/>
-                <w:lang w:val="ru-RU"/>
-              </w:rPr>
-              <w:t>Хайлуловна</w:t>
-            </w:r>
-            <w:proofErr w:type="spellEnd"/>
+              <w:t>Борисова Халиса Хайлуловна</w:t>
+            </w:r>
             <w:r>
               <w:rPr>
                 <w:rFonts w:ascii="Arial" w:hAnsi="Arial" w:cs="Arial"/>
@@ -3472,39 +2953,8 @@
                 <w:szCs w:val="16"/>
                 <w:lang w:val="ru-RU"/>
               </w:rPr>
-              <w:t>в Урале; татарка</w:t>
-            </w:r>
-            <w:proofErr w:type="gramStart"/>
-            <w:r>
-              <w:rPr>
-                <w:rFonts w:ascii="Arial" w:hAnsi="Arial" w:cs="Arial"/>
-                <w:sz w:val="16"/>
-                <w:szCs w:val="16"/>
-                <w:lang w:val="ru-RU"/>
-              </w:rPr>
-              <w:t>; Работала</w:t>
-            </w:r>
-            <w:proofErr w:type="gramEnd"/>
-            <w:r>
-              <w:rPr>
-                <w:rFonts w:ascii="Arial" w:hAnsi="Arial" w:cs="Arial"/>
-                <w:sz w:val="16"/>
-                <w:szCs w:val="16"/>
-                <w:lang w:val="ru-RU"/>
-              </w:rPr>
-              <w:t xml:space="preserve"> прачкой в различных учреждениях в </w:t>
-            </w:r>
-            <w:proofErr w:type="gramStart"/>
-            <w:r>
-              <w:rPr>
-                <w:rFonts w:ascii="Arial" w:hAnsi="Arial" w:cs="Arial"/>
-                <w:sz w:val="16"/>
-                <w:szCs w:val="16"/>
-                <w:lang w:val="ru-RU"/>
-              </w:rPr>
-              <w:t>Благовещенске..</w:t>
-            </w:r>
-            <w:proofErr w:type="gramEnd"/>
+              <w:t>в Урале; татарка; Работала прачкой в различных учреждениях в Благовещенске..</w:t>
+            </w:r>
             <w:r>
               <w:rPr>
                 <w:rFonts w:ascii="Arial" w:hAnsi="Arial" w:cs="Arial"/>
@@ -3531,27 +2981,7 @@
                 <w:lang w:val="ru-RU"/>
               </w:rPr>
               <w:br/>
-              <w:t xml:space="preserve">Приговорена: тройка при УНКВД по ДВК 7 декабря 1937 г., </w:t>
-            </w:r>
-            <w:proofErr w:type="spellStart"/>
-            <w:r>
-              <w:rPr>
-                <w:rFonts w:ascii="Arial" w:hAnsi="Arial" w:cs="Arial"/>
-                <w:sz w:val="16"/>
-                <w:szCs w:val="16"/>
-                <w:lang w:val="ru-RU"/>
-              </w:rPr>
-              <w:t>обв</w:t>
-            </w:r>
-            <w:proofErr w:type="spellEnd"/>
-            <w:r>
-              <w:rPr>
-                <w:rFonts w:ascii="Arial" w:hAnsi="Arial" w:cs="Arial"/>
-                <w:sz w:val="16"/>
-                <w:szCs w:val="16"/>
-                <w:lang w:val="ru-RU"/>
-              </w:rPr>
-              <w:t>.:</w:t>
+              <w:t>Приговорена: тройка при УНКВД по ДВК 7 декабря 1937 г., обв.:</w:t>
             </w:r>
             <w:r>
               <w:rPr>
@@ -3568,19 +2998,8 @@
                 <w:szCs w:val="16"/>
                 <w:lang w:val="ru-RU"/>
               </w:rPr>
-              <w:t>по ст. 58-</w:t>
-            </w:r>
-            <w:proofErr w:type="gramStart"/>
-            <w:r>
-              <w:rPr>
-                <w:rFonts w:ascii="Arial" w:hAnsi="Arial" w:cs="Arial"/>
-                <w:sz w:val="16"/>
-                <w:szCs w:val="16"/>
-                <w:lang w:val="ru-RU"/>
-              </w:rPr>
-              <w:t>6..</w:t>
-            </w:r>
-            <w:proofErr w:type="gramEnd"/>
+              <w:t>по ст. 58-6..</w:t>
+            </w:r>
             <w:r>
               <w:rPr>
                 <w:rFonts w:ascii="Arial" w:hAnsi="Arial" w:cs="Arial"/>
@@ -3697,7 +3116,6 @@
               <w:bottom w:val="double" w:sz="1" w:space="0" w:color="808080"/>
               <w:right w:val="double" w:sz="2" w:space="0" w:color="808080"/>
             </w:tcBorders>
-            <w:shd w:val="clear" w:color="auto" w:fill="auto"/>
             <w:vAlign w:val="center"/>
           </w:tcPr>
           <w:p>
@@ -3730,21 +3148,8 @@
                 <w:szCs w:val="16"/>
                 <w:lang w:val="ru-RU"/>
               </w:rPr>
-              <w:t xml:space="preserve">Булгакова Тамара </w:t>
-            </w:r>
-            <w:proofErr w:type="spellStart"/>
-            <w:r>
-              <w:rPr>
-                <w:rFonts w:ascii="Arial" w:hAnsi="Arial" w:cs="Arial"/>
-                <w:b/>
-                <w:bCs/>
-                <w:sz w:val="16"/>
-                <w:szCs w:val="16"/>
-                <w:lang w:val="ru-RU"/>
-              </w:rPr>
-              <w:t>Бекировна</w:t>
-            </w:r>
-            <w:proofErr w:type="spellEnd"/>
+              <w:t>Булгакова Тамара Бекировна</w:t>
+            </w:r>
             <w:r>
               <w:rPr>
                 <w:rFonts w:ascii="Arial" w:hAnsi="Arial" w:cs="Arial"/>
@@ -3825,76 +3230,25 @@
                 <w:szCs w:val="16"/>
                 <w:lang w:val="ru-RU"/>
               </w:rPr>
-              <w:t xml:space="preserve">, продавщица </w:t>
-            </w:r>
-            <w:proofErr w:type="spellStart"/>
-            <w:r>
-              <w:rPr>
-                <w:rFonts w:ascii="Arial" w:hAnsi="Arial" w:cs="Arial"/>
-                <w:sz w:val="16"/>
-                <w:szCs w:val="16"/>
-                <w:lang w:val="ru-RU"/>
-              </w:rPr>
-              <w:t>Ленкогиза</w:t>
-            </w:r>
-            <w:proofErr w:type="spellEnd"/>
-            <w:r>
-              <w:rPr>
-                <w:rFonts w:ascii="Arial" w:hAnsi="Arial" w:cs="Arial"/>
-                <w:sz w:val="16"/>
-                <w:szCs w:val="16"/>
-                <w:lang w:val="ru-RU"/>
-              </w:rPr>
-              <w:t xml:space="preserve">, </w:t>
-            </w:r>
-            <w:proofErr w:type="spellStart"/>
-            <w:r>
-              <w:rPr>
-                <w:rFonts w:ascii="Arial" w:hAnsi="Arial" w:cs="Arial"/>
-                <w:sz w:val="16"/>
-                <w:szCs w:val="16"/>
-                <w:lang w:val="ru-RU"/>
-              </w:rPr>
-              <w:t>Прож</w:t>
-            </w:r>
-            <w:proofErr w:type="spellEnd"/>
-            <w:r>
-              <w:rPr>
-                <w:rFonts w:ascii="Arial" w:hAnsi="Arial" w:cs="Arial"/>
-                <w:sz w:val="16"/>
-                <w:szCs w:val="16"/>
-                <w:lang w:val="ru-RU"/>
-              </w:rPr>
-              <w:t>.:</w:t>
-            </w:r>
-            <w:r>
-              <w:rPr>
-                <w:rFonts w:ascii="Arial" w:hAnsi="Arial" w:cs="Arial"/>
-                <w:sz w:val="16"/>
-                <w:szCs w:val="16"/>
-                <w:lang w:val="ru-RU"/>
-              </w:rPr>
-              <w:t xml:space="preserve"> г. Ленинград. Арестована 8 августа 1937 г. Комиссией НКВД и Прокуратуры СССР 23 сентября 1937 г. приговорена по ст. </w:t>
-            </w:r>
-            <w:proofErr w:type="gramStart"/>
-            <w:r>
-              <w:rPr>
-                <w:rFonts w:ascii="Arial" w:hAnsi="Arial" w:cs="Arial"/>
-                <w:sz w:val="16"/>
-                <w:szCs w:val="16"/>
-                <w:lang w:val="ru-RU"/>
-              </w:rPr>
-              <w:t>58-6</w:t>
-            </w:r>
-            <w:proofErr w:type="gramEnd"/>
-            <w:r>
-              <w:rPr>
-                <w:rFonts w:ascii="Arial" w:hAnsi="Arial" w:cs="Arial"/>
-                <w:sz w:val="16"/>
-                <w:szCs w:val="16"/>
-                <w:lang w:val="ru-RU"/>
-              </w:rPr>
-              <w:t xml:space="preserve"> УК РСФСР к </w:t>
+              <w:t xml:space="preserve">, продавщица Ленкогиза, </w:t>
+            </w:r>
+            <w:r>
+              <w:rPr>
+                <w:rFonts w:ascii="Arial" w:hAnsi="Arial" w:cs="Arial"/>
+                <w:sz w:val="16"/>
+                <w:szCs w:val="16"/>
+                <w:lang w:val="ru-RU"/>
+              </w:rPr>
+              <w:t>Прож.:</w:t>
+            </w:r>
+            <w:r>
+              <w:rPr>
+                <w:rFonts w:ascii="Arial" w:hAnsi="Arial" w:cs="Arial"/>
+                <w:sz w:val="16"/>
+                <w:szCs w:val="16"/>
+                <w:lang w:val="ru-RU"/>
+              </w:rPr>
+              <w:t xml:space="preserve"> г. Ленинград. Арестована 8 августа 1937 г. Комиссией НКВД и Прокуратуры СССР 23 сентября 1937 г. приговорена по ст. 58-6 УК РСФСР к </w:t>
             </w:r>
             <w:r>
               <w:rPr>
@@ -4016,7 +3370,6 @@
               <w:bottom w:val="double" w:sz="1" w:space="0" w:color="808080"/>
               <w:right w:val="double" w:sz="2" w:space="0" w:color="808080"/>
             </w:tcBorders>
-            <w:shd w:val="clear" w:color="auto" w:fill="auto"/>
             <w:vAlign w:val="center"/>
           </w:tcPr>
           <w:p>
@@ -4036,29 +3389,16 @@
                 <w:lang w:val="ru-RU"/>
               </w:rPr>
             </w:pPr>
-            <w:proofErr w:type="spellStart"/>
-            <w:r>
-              <w:rPr>
-                <w:rFonts w:ascii="Arial" w:hAnsi="Arial" w:cs="Arial"/>
-                <w:b/>
-                <w:bCs/>
-                <w:sz w:val="16"/>
-                <w:szCs w:val="16"/>
-                <w:lang w:val="ru-RU"/>
-              </w:rPr>
-              <w:t>Габидова</w:t>
-            </w:r>
-            <w:proofErr w:type="spellEnd"/>
-            <w:r>
-              <w:rPr>
-                <w:rFonts w:ascii="Arial" w:hAnsi="Arial" w:cs="Arial"/>
-                <w:b/>
-                <w:bCs/>
-                <w:sz w:val="16"/>
-                <w:szCs w:val="16"/>
-                <w:lang w:val="ru-RU"/>
-              </w:rPr>
-              <w:t xml:space="preserve"> Александра Петровна</w:t>
+            <w:r>
+              <w:rPr>
+                <w:rFonts w:ascii="Arial" w:hAnsi="Arial" w:cs="Arial"/>
+                <w:b/>
+                <w:bCs/>
+                <w:sz w:val="16"/>
+                <w:szCs w:val="16"/>
+                <w:lang w:val="ru-RU"/>
+              </w:rPr>
+              <w:t>Габидова Александра Петровна</w:t>
             </w:r>
             <w:r>
               <w:rPr>
@@ -4118,67 +3458,7 @@
                 <w:szCs w:val="16"/>
                 <w:lang w:val="ru-RU"/>
               </w:rPr>
-              <w:t xml:space="preserve">1898 г.р., </w:t>
-            </w:r>
-            <w:proofErr w:type="spellStart"/>
-            <w:r>
-              <w:rPr>
-                <w:rFonts w:ascii="Arial" w:hAnsi="Arial" w:cs="Arial"/>
-                <w:sz w:val="16"/>
-                <w:szCs w:val="16"/>
-                <w:lang w:val="ru-RU"/>
-              </w:rPr>
-              <w:t>м.р</w:t>
-            </w:r>
-            <w:proofErr w:type="spellEnd"/>
-            <w:r>
-              <w:rPr>
-                <w:rFonts w:ascii="Arial" w:hAnsi="Arial" w:cs="Arial"/>
-                <w:sz w:val="16"/>
-                <w:szCs w:val="16"/>
-                <w:lang w:val="ru-RU"/>
-              </w:rPr>
-              <w:t xml:space="preserve">.: Челябинская обл., </w:t>
-            </w:r>
-            <w:proofErr w:type="spellStart"/>
-            <w:r>
-              <w:rPr>
-                <w:rFonts w:ascii="Arial" w:hAnsi="Arial" w:cs="Arial"/>
-                <w:sz w:val="16"/>
-                <w:szCs w:val="16"/>
-                <w:lang w:val="ru-RU"/>
-              </w:rPr>
-              <w:t>Шаламовский</w:t>
-            </w:r>
-            <w:proofErr w:type="spellEnd"/>
-            <w:r>
-              <w:rPr>
-                <w:rFonts w:ascii="Arial" w:hAnsi="Arial" w:cs="Arial"/>
-                <w:sz w:val="16"/>
-                <w:szCs w:val="16"/>
-                <w:lang w:val="ru-RU"/>
-              </w:rPr>
-              <w:t xml:space="preserve"> уезд, с. </w:t>
-            </w:r>
-            <w:proofErr w:type="spellStart"/>
-            <w:r>
-              <w:rPr>
-                <w:rFonts w:ascii="Arial" w:hAnsi="Arial" w:cs="Arial"/>
-                <w:sz w:val="16"/>
-                <w:szCs w:val="16"/>
-                <w:lang w:val="ru-RU"/>
-              </w:rPr>
-              <w:t>Кульково</w:t>
-            </w:r>
-            <w:proofErr w:type="spellEnd"/>
-            <w:r>
-              <w:rPr>
-                <w:rFonts w:ascii="Arial" w:hAnsi="Arial" w:cs="Arial"/>
-                <w:sz w:val="16"/>
-                <w:szCs w:val="16"/>
-                <w:lang w:val="ru-RU"/>
-              </w:rPr>
-              <w:t>, татарка, из крестьян (кулаков), образование: грамотная, б/п,</w:t>
+              <w:t>1898 г.р., м.р.: Челябинская обл., Шаламовский уезд, с. Кульково, татарка, из крестьян (кулаков), образование: грамотная, б/п,</w:t>
             </w:r>
             <w:r>
               <w:rPr>
@@ -4207,25 +3487,14 @@
               </w:rPr>
               <w:t xml:space="preserve"> </w:t>
             </w:r>
-            <w:proofErr w:type="spellStart"/>
-            <w:r>
-              <w:rPr>
-                <w:rFonts w:ascii="Arial" w:hAnsi="Arial" w:cs="Arial"/>
-                <w:sz w:val="16"/>
-                <w:szCs w:val="16"/>
-                <w:lang w:val="ru-RU"/>
-              </w:rPr>
-              <w:t>прож</w:t>
-            </w:r>
-            <w:proofErr w:type="spellEnd"/>
-            <w:r>
-              <w:rPr>
-                <w:rFonts w:ascii="Arial" w:hAnsi="Arial" w:cs="Arial"/>
-                <w:sz w:val="16"/>
-                <w:szCs w:val="16"/>
-                <w:lang w:val="ru-RU"/>
-              </w:rPr>
-              <w:t>.: г. Челябинск.</w:t>
+            <w:r>
+              <w:rPr>
+                <w:rFonts w:ascii="Arial" w:hAnsi="Arial" w:cs="Arial"/>
+                <w:sz w:val="16"/>
+                <w:szCs w:val="16"/>
+                <w:lang w:val="ru-RU"/>
+              </w:rPr>
+              <w:t>прож.: г. Челябинск.</w:t>
             </w:r>
             <w:r>
               <w:rPr>
@@ -4261,79 +3530,8 @@
                 <w:szCs w:val="16"/>
                 <w:lang w:val="ru-RU"/>
               </w:rPr>
-              <w:t xml:space="preserve">Обвинение: ст. </w:t>
-            </w:r>
-            <w:proofErr w:type="gramStart"/>
-            <w:r>
-              <w:rPr>
-                <w:rFonts w:ascii="Arial" w:hAnsi="Arial" w:cs="Arial"/>
-                <w:sz w:val="16"/>
-                <w:szCs w:val="16"/>
-                <w:lang w:val="ru-RU"/>
-              </w:rPr>
-              <w:t>58-2</w:t>
-            </w:r>
-            <w:proofErr w:type="gramEnd"/>
-            <w:r>
-              <w:rPr>
-                <w:rFonts w:ascii="Arial" w:hAnsi="Arial" w:cs="Arial"/>
-                <w:sz w:val="16"/>
-                <w:szCs w:val="16"/>
-                <w:lang w:val="ru-RU"/>
-              </w:rPr>
-              <w:t xml:space="preserve">, </w:t>
-            </w:r>
-            <w:proofErr w:type="gramStart"/>
-            <w:r>
-              <w:rPr>
-                <w:rFonts w:ascii="Arial" w:hAnsi="Arial" w:cs="Arial"/>
-                <w:sz w:val="16"/>
-                <w:szCs w:val="16"/>
-                <w:lang w:val="ru-RU"/>
-              </w:rPr>
-              <w:t>58-8</w:t>
-            </w:r>
-            <w:proofErr w:type="gramEnd"/>
-            <w:r>
-              <w:rPr>
-                <w:rFonts w:ascii="Arial" w:hAnsi="Arial" w:cs="Arial"/>
-                <w:sz w:val="16"/>
-                <w:szCs w:val="16"/>
-                <w:lang w:val="ru-RU"/>
-              </w:rPr>
-              <w:t xml:space="preserve">, </w:t>
-            </w:r>
-            <w:proofErr w:type="gramStart"/>
-            <w:r>
-              <w:rPr>
-                <w:rFonts w:ascii="Arial" w:hAnsi="Arial" w:cs="Arial"/>
-                <w:sz w:val="16"/>
-                <w:szCs w:val="16"/>
-                <w:lang w:val="ru-RU"/>
-              </w:rPr>
-              <w:t>58-9</w:t>
-            </w:r>
-            <w:proofErr w:type="gramEnd"/>
-            <w:r>
-              <w:rPr>
-                <w:rFonts w:ascii="Arial" w:hAnsi="Arial" w:cs="Arial"/>
-                <w:sz w:val="16"/>
-                <w:szCs w:val="16"/>
-                <w:lang w:val="ru-RU"/>
-              </w:rPr>
-              <w:t xml:space="preserve">, </w:t>
-            </w:r>
-            <w:proofErr w:type="gramStart"/>
-            <w:r>
-              <w:rPr>
-                <w:rFonts w:ascii="Arial" w:hAnsi="Arial" w:cs="Arial"/>
-                <w:sz w:val="16"/>
-                <w:szCs w:val="16"/>
-                <w:lang w:val="ru-RU"/>
-              </w:rPr>
-              <w:t>58-11</w:t>
-            </w:r>
-            <w:proofErr w:type="gramEnd"/>
+              <w:t>Обвинение: ст. 58-2, 58-8, 58-9, 58-11</w:t>
+            </w:r>
             <w:r>
               <w:rPr>
                 <w:rFonts w:ascii="Arial" w:hAnsi="Arial" w:cs="Arial"/>
@@ -4379,25 +3577,14 @@
               </w:rPr>
               <w:t xml:space="preserve">. </w:t>
             </w:r>
-            <w:proofErr w:type="spellStart"/>
-            <w:r>
-              <w:rPr>
-                <w:rFonts w:ascii="Arial" w:hAnsi="Arial" w:cs="Arial"/>
-                <w:sz w:val="16"/>
-                <w:szCs w:val="16"/>
-                <w:lang w:val="ru-RU"/>
-              </w:rPr>
-              <w:t>Арх.дело</w:t>
-            </w:r>
-            <w:proofErr w:type="spellEnd"/>
-            <w:r>
-              <w:rPr>
-                <w:rFonts w:ascii="Arial" w:hAnsi="Arial" w:cs="Arial"/>
-                <w:sz w:val="16"/>
-                <w:szCs w:val="16"/>
-                <w:lang w:val="ru-RU"/>
-              </w:rPr>
-              <w:t>: ГУ ОГАЧО. Ф. Р-467. Оп. 3. Д. 5617</w:t>
+            <w:r>
+              <w:rPr>
+                <w:rFonts w:ascii="Arial" w:hAnsi="Arial" w:cs="Arial"/>
+                <w:sz w:val="16"/>
+                <w:szCs w:val="16"/>
+                <w:lang w:val="ru-RU"/>
+              </w:rPr>
+              <w:t>Арх.дело: ГУ ОГАЧО. Ф. Р-467. Оп. 3. Д. 5617</w:t>
             </w:r>
           </w:p>
           <w:p>
@@ -4498,7 +3685,6 @@
               <w:bottom w:val="double" w:sz="1" w:space="0" w:color="808080"/>
               <w:right w:val="double" w:sz="2" w:space="0" w:color="808080"/>
             </w:tcBorders>
-            <w:shd w:val="clear" w:color="auto" w:fill="auto"/>
             <w:vAlign w:val="center"/>
           </w:tcPr>
           <w:p>
@@ -4528,45 +3714,8 @@
                 <w:lang w:val="ru-RU"/>
               </w:rPr>
               <w:lastRenderedPageBreak/>
-              <w:t xml:space="preserve">Габитова </w:t>
-            </w:r>
-            <w:proofErr w:type="spellStart"/>
-            <w:r>
-              <w:rPr>
-                <w:rFonts w:ascii="Arial" w:hAnsi="Arial" w:cs="Arial"/>
-                <w:b/>
-                <w:bCs/>
-                <w:sz w:val="16"/>
-                <w:szCs w:val="16"/>
-                <w:lang w:val="ru-RU"/>
-              </w:rPr>
-              <w:t>Афтаб</w:t>
-            </w:r>
-            <w:proofErr w:type="spellEnd"/>
-            <w:r>
-              <w:rPr>
-                <w:rFonts w:ascii="Arial" w:hAnsi="Arial" w:cs="Arial"/>
-                <w:b/>
-                <w:bCs/>
-                <w:sz w:val="16"/>
-                <w:szCs w:val="16"/>
-                <w:lang w:val="ru-RU"/>
-              </w:rPr>
-              <w:t xml:space="preserve"> </w:t>
-            </w:r>
-            <w:proofErr w:type="spellStart"/>
-            <w:r>
-              <w:rPr>
-                <w:rFonts w:ascii="Arial" w:hAnsi="Arial" w:cs="Arial"/>
-                <w:b/>
-                <w:bCs/>
-                <w:sz w:val="16"/>
-                <w:szCs w:val="16"/>
-                <w:lang w:val="ru-RU"/>
-              </w:rPr>
-              <w:t>Саберзьяновна</w:t>
-            </w:r>
-            <w:proofErr w:type="spellEnd"/>
+              <w:t>Габитова Афтаб Саберзьяновна</w:t>
+            </w:r>
             <w:r>
               <w:rPr>
                 <w:rFonts w:ascii="Arial" w:hAnsi="Arial" w:cs="Arial"/>
@@ -4625,47 +3774,7 @@
                 <w:szCs w:val="16"/>
                 <w:lang w:val="ru-RU"/>
               </w:rPr>
-              <w:t xml:space="preserve">1892 г.р., </w:t>
-            </w:r>
-            <w:proofErr w:type="spellStart"/>
-            <w:r>
-              <w:rPr>
-                <w:rFonts w:ascii="Arial" w:hAnsi="Arial" w:cs="Arial"/>
-                <w:sz w:val="16"/>
-                <w:szCs w:val="16"/>
-                <w:lang w:val="ru-RU"/>
-              </w:rPr>
-              <w:t>м.р</w:t>
-            </w:r>
-            <w:proofErr w:type="spellEnd"/>
-            <w:r>
-              <w:rPr>
-                <w:rFonts w:ascii="Arial" w:hAnsi="Arial" w:cs="Arial"/>
-                <w:sz w:val="16"/>
-                <w:szCs w:val="16"/>
-                <w:lang w:val="ru-RU"/>
-              </w:rPr>
-              <w:t xml:space="preserve">.: ТАССР, Казанская обл., Арский р-н, </w:t>
-            </w:r>
-            <w:proofErr w:type="spellStart"/>
-            <w:r>
-              <w:rPr>
-                <w:rFonts w:ascii="Arial" w:hAnsi="Arial" w:cs="Arial"/>
-                <w:sz w:val="16"/>
-                <w:szCs w:val="16"/>
-                <w:lang w:val="ru-RU"/>
-              </w:rPr>
-              <w:t>д.Биреза</w:t>
-            </w:r>
-            <w:proofErr w:type="spellEnd"/>
-            <w:r>
-              <w:rPr>
-                <w:rFonts w:ascii="Arial" w:hAnsi="Arial" w:cs="Arial"/>
-                <w:sz w:val="16"/>
-                <w:szCs w:val="16"/>
-                <w:lang w:val="ru-RU"/>
-              </w:rPr>
-              <w:t>, татарка, образование: грамотная, б/п,</w:t>
+              <w:t>1892 г.р., м.р.: ТАССР, Казанская обл., Арский р-н, д.Биреза, татарка, образование: грамотная, б/п,</w:t>
             </w:r>
             <w:r>
               <w:rPr>
@@ -4694,123 +3803,32 @@
               </w:rPr>
               <w:t xml:space="preserve"> </w:t>
             </w:r>
-            <w:proofErr w:type="spellStart"/>
-            <w:r>
-              <w:rPr>
-                <w:rFonts w:ascii="Arial" w:hAnsi="Arial" w:cs="Arial"/>
-                <w:sz w:val="16"/>
-                <w:szCs w:val="16"/>
-                <w:lang w:val="ru-RU"/>
-              </w:rPr>
-              <w:t>прож</w:t>
-            </w:r>
-            <w:proofErr w:type="spellEnd"/>
-            <w:r>
-              <w:rPr>
-                <w:rFonts w:ascii="Arial" w:hAnsi="Arial" w:cs="Arial"/>
-                <w:sz w:val="16"/>
-                <w:szCs w:val="16"/>
-                <w:lang w:val="ru-RU"/>
-              </w:rPr>
-              <w:t>.: г. Челябинск.</w:t>
-            </w:r>
-            <w:r>
-              <w:rPr>
-                <w:rFonts w:ascii="Arial" w:hAnsi="Arial" w:cs="Arial"/>
-                <w:sz w:val="16"/>
-                <w:szCs w:val="16"/>
-                <w:lang w:val="ru-RU"/>
-              </w:rPr>
-              <w:t xml:space="preserve"> </w:t>
-            </w:r>
-            <w:r>
-              <w:rPr>
-                <w:rFonts w:ascii="Arial" w:hAnsi="Arial" w:cs="Arial"/>
-                <w:sz w:val="16"/>
-                <w:szCs w:val="16"/>
-                <w:lang w:val="ru-RU"/>
-              </w:rPr>
-              <w:t xml:space="preserve">Арестована 09.12.1937. Обвинение: ст. </w:t>
-            </w:r>
-            <w:proofErr w:type="gramStart"/>
-            <w:r>
-              <w:rPr>
-                <w:rFonts w:ascii="Arial" w:hAnsi="Arial" w:cs="Arial"/>
-                <w:sz w:val="16"/>
-                <w:szCs w:val="16"/>
-                <w:lang w:val="ru-RU"/>
-              </w:rPr>
-              <w:t>58-2</w:t>
-            </w:r>
-            <w:proofErr w:type="gramEnd"/>
-            <w:r>
-              <w:rPr>
-                <w:rFonts w:ascii="Arial" w:hAnsi="Arial" w:cs="Arial"/>
-                <w:sz w:val="16"/>
-                <w:szCs w:val="16"/>
-                <w:lang w:val="ru-RU"/>
-              </w:rPr>
-              <w:t xml:space="preserve">, </w:t>
-            </w:r>
-            <w:proofErr w:type="gramStart"/>
-            <w:r>
-              <w:rPr>
-                <w:rFonts w:ascii="Arial" w:hAnsi="Arial" w:cs="Arial"/>
-                <w:sz w:val="16"/>
-                <w:szCs w:val="16"/>
-                <w:lang w:val="ru-RU"/>
-              </w:rPr>
-              <w:t>58-8</w:t>
-            </w:r>
-            <w:proofErr w:type="gramEnd"/>
-            <w:r>
-              <w:rPr>
-                <w:rFonts w:ascii="Arial" w:hAnsi="Arial" w:cs="Arial"/>
-                <w:sz w:val="16"/>
-                <w:szCs w:val="16"/>
-                <w:lang w:val="ru-RU"/>
-              </w:rPr>
-              <w:t xml:space="preserve">, </w:t>
-            </w:r>
-            <w:proofErr w:type="gramStart"/>
-            <w:r>
-              <w:rPr>
-                <w:rFonts w:ascii="Arial" w:hAnsi="Arial" w:cs="Arial"/>
-                <w:sz w:val="16"/>
-                <w:szCs w:val="16"/>
-                <w:lang w:val="ru-RU"/>
-              </w:rPr>
-              <w:t>58-10</w:t>
-            </w:r>
-            <w:proofErr w:type="gramEnd"/>
-            <w:r>
-              <w:rPr>
-                <w:rFonts w:ascii="Arial" w:hAnsi="Arial" w:cs="Arial"/>
-                <w:sz w:val="16"/>
-                <w:szCs w:val="16"/>
-                <w:lang w:val="ru-RU"/>
-              </w:rPr>
-              <w:t xml:space="preserve">, </w:t>
-            </w:r>
-            <w:proofErr w:type="gramStart"/>
-            <w:r>
-              <w:rPr>
-                <w:rFonts w:ascii="Arial" w:hAnsi="Arial" w:cs="Arial"/>
-                <w:sz w:val="16"/>
-                <w:szCs w:val="16"/>
-                <w:lang w:val="ru-RU"/>
-              </w:rPr>
-              <w:t>58-11</w:t>
-            </w:r>
-            <w:proofErr w:type="gramEnd"/>
-            <w:r>
-              <w:rPr>
-                <w:rFonts w:ascii="Arial" w:hAnsi="Arial" w:cs="Arial"/>
-                <w:sz w:val="16"/>
-                <w:szCs w:val="16"/>
-                <w:lang w:val="ru-RU"/>
-              </w:rPr>
-              <w:t>. Приговор: Тройка УНКВД СССР по Челябинской области, 27.12.1937</w:t>
+            <w:r>
+              <w:rPr>
+                <w:rFonts w:ascii="Arial" w:hAnsi="Arial" w:cs="Arial"/>
+                <w:sz w:val="16"/>
+                <w:szCs w:val="16"/>
+                <w:lang w:val="ru-RU"/>
+              </w:rPr>
+              <w:t>прож.: г. Челябинск.</w:t>
+            </w:r>
+            <w:r>
+              <w:rPr>
+                <w:rFonts w:ascii="Arial" w:hAnsi="Arial" w:cs="Arial"/>
+                <w:sz w:val="16"/>
+                <w:szCs w:val="16"/>
+                <w:lang w:val="ru-RU"/>
+              </w:rPr>
+              <w:t xml:space="preserve"> </w:t>
+            </w:r>
+            <w:r>
+              <w:rPr>
+                <w:rFonts w:ascii="Arial" w:hAnsi="Arial" w:cs="Arial"/>
+                <w:sz w:val="16"/>
+                <w:szCs w:val="16"/>
+                <w:lang w:val="ru-RU"/>
+              </w:rPr>
+              <w:t>Арестована 09.12.1937. Обвинение: ст. 58-2, 58-8, 58-10, 58-11. Приговор: Тройка УНКВД СССР по Челябинской области, 27.12.1937</w:t>
             </w:r>
             <w:r>
               <w:rPr>
@@ -4857,25 +3875,14 @@
               </w:rPr>
               <w:t xml:space="preserve"> </w:t>
             </w:r>
-            <w:proofErr w:type="spellStart"/>
-            <w:r>
-              <w:rPr>
-                <w:rFonts w:ascii="Arial" w:hAnsi="Arial" w:cs="Arial"/>
-                <w:sz w:val="16"/>
-                <w:szCs w:val="16"/>
-                <w:lang w:val="ru-RU"/>
-              </w:rPr>
-              <w:t>Арх.дело</w:t>
-            </w:r>
-            <w:proofErr w:type="spellEnd"/>
-            <w:r>
-              <w:rPr>
-                <w:rFonts w:ascii="Arial" w:hAnsi="Arial" w:cs="Arial"/>
-                <w:sz w:val="16"/>
-                <w:szCs w:val="16"/>
-                <w:lang w:val="ru-RU"/>
-              </w:rPr>
-              <w:t>: ГУ ОГАЧО. Ф. Р-467. Оп. 3. Д. 5617</w:t>
+            <w:r>
+              <w:rPr>
+                <w:rFonts w:ascii="Arial" w:hAnsi="Arial" w:cs="Arial"/>
+                <w:sz w:val="16"/>
+                <w:szCs w:val="16"/>
+                <w:lang w:val="ru-RU"/>
+              </w:rPr>
+              <w:t>Арх.дело: ГУ ОГАЧО. Ф. Р-467. Оп. 3. Д. 5617</w:t>
             </w:r>
           </w:p>
           <w:p>
@@ -4973,7 +3980,6 @@
               <w:bottom w:val="double" w:sz="1" w:space="0" w:color="808080"/>
               <w:right w:val="double" w:sz="2" w:space="0" w:color="808080"/>
             </w:tcBorders>
-            <w:shd w:val="clear" w:color="auto" w:fill="auto"/>
             <w:vAlign w:val="center"/>
           </w:tcPr>
           <w:p>
@@ -4993,40 +3999,16 @@
                 <w:lang w:val="ru-RU"/>
               </w:rPr>
             </w:pPr>
-            <w:proofErr w:type="spellStart"/>
-            <w:r>
-              <w:rPr>
-                <w:rFonts w:ascii="Arial" w:hAnsi="Arial" w:cs="Arial"/>
-                <w:b/>
-                <w:sz w:val="16"/>
-                <w:szCs w:val="16"/>
-                <w:lang w:val="ru-RU"/>
-              </w:rPr>
-              <w:t>Гайнулина</w:t>
-            </w:r>
-            <w:proofErr w:type="spellEnd"/>
-            <w:r>
-              <w:rPr>
-                <w:rFonts w:ascii="Arial" w:hAnsi="Arial" w:cs="Arial"/>
-                <w:b/>
-                <w:sz w:val="16"/>
-                <w:szCs w:val="16"/>
-                <w:lang w:val="ru-RU"/>
-              </w:rPr>
-              <w:t xml:space="preserve">-Галямова Сара </w:t>
-            </w:r>
-            <w:proofErr w:type="spellStart"/>
-            <w:r>
-              <w:rPr>
-                <w:rFonts w:ascii="Arial" w:hAnsi="Arial" w:cs="Arial"/>
-                <w:b/>
-                <w:sz w:val="16"/>
-                <w:szCs w:val="16"/>
-                <w:lang w:val="ru-RU"/>
-              </w:rPr>
-              <w:t>Мясаровна</w:t>
-            </w:r>
-            <w:proofErr w:type="spellEnd"/>
+            <w:r>
+              <w:rPr>
+                <w:rFonts w:ascii="Arial" w:hAnsi="Arial" w:cs="Arial"/>
+                <w:b/>
+                <w:sz w:val="16"/>
+                <w:szCs w:val="16"/>
+                <w:lang w:val="ru-RU"/>
+              </w:rPr>
+              <w:t>Гайнулина-Галямова Сара Мясаровна</w:t>
+            </w:r>
             <w:r>
               <w:rPr>
                 <w:rFonts w:ascii="Arial" w:hAnsi="Arial" w:cs="Arial"/>
@@ -5099,58 +4081,16 @@
                 <w:szCs w:val="16"/>
                 <w:lang w:val="ru-RU"/>
               </w:rPr>
-              <w:t xml:space="preserve">в 1899 г., Северо-Казахстанская обл., Петропавловск.; татары; образование начальное; контролер, </w:t>
-            </w:r>
-            <w:proofErr w:type="spellStart"/>
-            <w:proofErr w:type="gramStart"/>
-            <w:r>
-              <w:rPr>
-                <w:rFonts w:ascii="Arial" w:hAnsi="Arial" w:cs="Arial"/>
-                <w:sz w:val="16"/>
-                <w:szCs w:val="16"/>
-                <w:lang w:val="ru-RU"/>
-              </w:rPr>
-              <w:t>Гортеатр</w:t>
-            </w:r>
-            <w:proofErr w:type="spellEnd"/>
-            <w:r>
-              <w:rPr>
-                <w:rFonts w:ascii="Arial" w:hAnsi="Arial" w:cs="Arial"/>
-                <w:sz w:val="16"/>
-                <w:szCs w:val="16"/>
-                <w:lang w:val="ru-RU"/>
-              </w:rPr>
-              <w:t>..</w:t>
-            </w:r>
-            <w:proofErr w:type="gramEnd"/>
-            <w:r>
-              <w:rPr>
-                <w:rFonts w:ascii="Arial" w:hAnsi="Arial" w:cs="Arial"/>
-                <w:sz w:val="16"/>
-                <w:szCs w:val="16"/>
-                <w:lang w:val="ru-RU"/>
-              </w:rPr>
-              <w:t xml:space="preserve"> </w:t>
-            </w:r>
-            <w:proofErr w:type="spellStart"/>
-            <w:r>
-              <w:rPr>
-                <w:rFonts w:ascii="Arial" w:hAnsi="Arial" w:cs="Arial"/>
-                <w:sz w:val="16"/>
-                <w:szCs w:val="16"/>
-                <w:lang w:val="ru-RU"/>
-              </w:rPr>
-              <w:t>Прож</w:t>
-            </w:r>
-            <w:proofErr w:type="spellEnd"/>
-            <w:r>
-              <w:rPr>
-                <w:rFonts w:ascii="Arial" w:hAnsi="Arial" w:cs="Arial"/>
-                <w:sz w:val="16"/>
-                <w:szCs w:val="16"/>
-                <w:lang w:val="ru-RU"/>
-              </w:rPr>
-              <w:t>.:</w:t>
+              <w:t xml:space="preserve">в 1899 г., Северо-Казахстанская обл., Петропавловск.; татары; образование начальное; контролер, Гортеатр.. </w:t>
+            </w:r>
+            <w:r>
+              <w:rPr>
+                <w:rFonts w:ascii="Arial" w:hAnsi="Arial" w:cs="Arial"/>
+                <w:sz w:val="16"/>
+                <w:szCs w:val="16"/>
+                <w:lang w:val="ru-RU"/>
+              </w:rPr>
+              <w:t>Прож.:</w:t>
             </w:r>
             <w:r>
               <w:rPr>
@@ -5167,19 +4107,8 @@
                 <w:szCs w:val="16"/>
                 <w:lang w:val="ru-RU"/>
               </w:rPr>
-              <w:t xml:space="preserve">Северо-Казахстанская обл. </w:t>
-            </w:r>
-            <w:proofErr w:type="gramStart"/>
-            <w:r>
-              <w:rPr>
-                <w:rFonts w:ascii="Arial" w:hAnsi="Arial" w:cs="Arial"/>
-                <w:sz w:val="16"/>
-                <w:szCs w:val="16"/>
-                <w:lang w:val="ru-RU"/>
-              </w:rPr>
-              <w:t>Петропавловск..</w:t>
-            </w:r>
-            <w:proofErr w:type="gramEnd"/>
+              <w:t>Северо-Казахстанская обл. Петропавловск..</w:t>
+            </w:r>
             <w:r>
               <w:rPr>
                 <w:rFonts w:ascii="Arial" w:hAnsi="Arial" w:cs="Arial"/>
@@ -5214,27 +4143,7 @@
                 <w:szCs w:val="16"/>
                 <w:lang w:val="ru-RU"/>
               </w:rPr>
-              <w:t xml:space="preserve">Приговорена: тройка УНКВД 4 октября 1938 г., </w:t>
-            </w:r>
-            <w:proofErr w:type="spellStart"/>
-            <w:r>
-              <w:rPr>
-                <w:rFonts w:ascii="Arial" w:hAnsi="Arial" w:cs="Arial"/>
-                <w:sz w:val="16"/>
-                <w:szCs w:val="16"/>
-                <w:lang w:val="ru-RU"/>
-              </w:rPr>
-              <w:t>обв</w:t>
-            </w:r>
-            <w:proofErr w:type="spellEnd"/>
-            <w:r>
-              <w:rPr>
-                <w:rFonts w:ascii="Arial" w:hAnsi="Arial" w:cs="Arial"/>
-                <w:sz w:val="16"/>
-                <w:szCs w:val="16"/>
-                <w:lang w:val="ru-RU"/>
-              </w:rPr>
-              <w:t>.:</w:t>
+              <w:t>Приговорена: тройка УНКВД 4 октября 1938 г., обв.:</w:t>
             </w:r>
             <w:r>
               <w:rPr>
@@ -5244,37 +4153,15 @@
               </w:rPr>
               <w:t> </w:t>
             </w:r>
-            <w:proofErr w:type="gramStart"/>
-            <w:r>
-              <w:rPr>
-                <w:rFonts w:ascii="Arial" w:hAnsi="Arial" w:cs="Arial"/>
-                <w:sz w:val="16"/>
-                <w:szCs w:val="16"/>
-                <w:lang w:val="ru-RU"/>
-              </w:rPr>
-              <w:t>58-10</w:t>
-            </w:r>
-            <w:proofErr w:type="gramEnd"/>
-            <w:r>
-              <w:rPr>
-                <w:rFonts w:ascii="Arial" w:hAnsi="Arial" w:cs="Arial"/>
-                <w:sz w:val="16"/>
-                <w:szCs w:val="16"/>
-                <w:lang w:val="ru-RU"/>
-              </w:rPr>
-              <w:t xml:space="preserve"> УК </w:t>
-            </w:r>
-            <w:proofErr w:type="gramStart"/>
-            <w:r>
-              <w:rPr>
-                <w:rFonts w:ascii="Arial" w:hAnsi="Arial" w:cs="Arial"/>
-                <w:sz w:val="16"/>
-                <w:szCs w:val="16"/>
-                <w:lang w:val="ru-RU"/>
-              </w:rPr>
-              <w:t>РСФСР..</w:t>
-            </w:r>
-            <w:proofErr w:type="gramEnd"/>
+            <w:r>
+              <w:rPr>
+                <w:rFonts w:ascii="Arial" w:hAnsi="Arial" w:cs="Arial"/>
+                <w:sz w:val="16"/>
+                <w:szCs w:val="16"/>
+                <w:lang w:val="ru-RU"/>
+              </w:rPr>
+              <w:t>58-10 УК РСФСР..</w:t>
+            </w:r>
             <w:r>
               <w:rPr>
                 <w:rFonts w:ascii="Arial" w:hAnsi="Arial" w:cs="Arial"/>
@@ -5389,7 +4276,6 @@
               <w:bottom w:val="double" w:sz="1" w:space="0" w:color="808080"/>
               <w:right w:val="double" w:sz="2" w:space="0" w:color="808080"/>
             </w:tcBorders>
-            <w:shd w:val="clear" w:color="auto" w:fill="auto"/>
             <w:vAlign w:val="center"/>
           </w:tcPr>
           <w:p>
@@ -5419,21 +4305,8 @@
                 <w:szCs w:val="16"/>
                 <w:lang w:val="ru-RU"/>
               </w:rPr>
-              <w:t xml:space="preserve">Галеева Мариям </w:t>
-            </w:r>
-            <w:proofErr w:type="spellStart"/>
-            <w:r>
-              <w:rPr>
-                <w:rFonts w:ascii="Arial" w:hAnsi="Arial" w:cs="Arial"/>
-                <w:b/>
-                <w:bCs/>
-                <w:sz w:val="16"/>
-                <w:szCs w:val="16"/>
-                <w:lang w:val="ru-RU"/>
-              </w:rPr>
-              <w:t>Шарифжановна</w:t>
-            </w:r>
-            <w:proofErr w:type="spellEnd"/>
+              <w:t>Галеева Мариям Шарифжановна</w:t>
+            </w:r>
             <w:r>
               <w:rPr>
                 <w:rFonts w:ascii="Arial" w:hAnsi="Arial" w:cs="Arial"/>
@@ -5509,87 +4382,16 @@
                 <w:szCs w:val="16"/>
                 <w:lang w:val="ru-RU"/>
               </w:rPr>
-              <w:t xml:space="preserve">в 1887 г., Горьковская обл., Кзыл-Октябрьский р-н, д. </w:t>
-            </w:r>
-            <w:proofErr w:type="spellStart"/>
-            <w:r>
-              <w:rPr>
-                <w:rFonts w:ascii="Arial" w:hAnsi="Arial" w:cs="Arial"/>
-                <w:sz w:val="16"/>
-                <w:szCs w:val="16"/>
-                <w:lang w:val="ru-RU"/>
-              </w:rPr>
-              <w:t>Актухово</w:t>
-            </w:r>
-            <w:proofErr w:type="spellEnd"/>
-            <w:r>
-              <w:rPr>
-                <w:rFonts w:ascii="Arial" w:hAnsi="Arial" w:cs="Arial"/>
-                <w:sz w:val="16"/>
-                <w:szCs w:val="16"/>
-                <w:lang w:val="ru-RU"/>
-              </w:rPr>
-              <w:t xml:space="preserve">; татарка; учительница школы для взрослых на </w:t>
-            </w:r>
-            <w:proofErr w:type="spellStart"/>
-            <w:r>
-              <w:rPr>
-                <w:rFonts w:ascii="Arial" w:hAnsi="Arial" w:cs="Arial"/>
-                <w:sz w:val="16"/>
-                <w:szCs w:val="16"/>
-                <w:lang w:val="ru-RU"/>
-              </w:rPr>
-              <w:t>ГАЗе</w:t>
-            </w:r>
-            <w:proofErr w:type="spellEnd"/>
-            <w:r>
-              <w:rPr>
-                <w:rFonts w:ascii="Arial" w:hAnsi="Arial" w:cs="Arial"/>
-                <w:sz w:val="16"/>
-                <w:szCs w:val="16"/>
-                <w:lang w:val="ru-RU"/>
-              </w:rPr>
-              <w:t xml:space="preserve"> </w:t>
-            </w:r>
-            <w:proofErr w:type="spellStart"/>
-            <w:r>
-              <w:rPr>
-                <w:rFonts w:ascii="Arial" w:hAnsi="Arial" w:cs="Arial"/>
-                <w:sz w:val="16"/>
-                <w:szCs w:val="16"/>
-                <w:lang w:val="ru-RU"/>
-              </w:rPr>
-              <w:t>им.В.М.Молотова</w:t>
-            </w:r>
-            <w:proofErr w:type="spellEnd"/>
-            <w:r>
-              <w:rPr>
-                <w:rFonts w:ascii="Arial" w:hAnsi="Arial" w:cs="Arial"/>
-                <w:sz w:val="16"/>
-                <w:szCs w:val="16"/>
-                <w:lang w:val="ru-RU"/>
-              </w:rPr>
-              <w:t xml:space="preserve">. </w:t>
-            </w:r>
-            <w:proofErr w:type="spellStart"/>
-            <w:r>
-              <w:rPr>
-                <w:rFonts w:ascii="Arial" w:hAnsi="Arial" w:cs="Arial"/>
-                <w:sz w:val="16"/>
-                <w:szCs w:val="16"/>
-                <w:lang w:val="ru-RU"/>
-              </w:rPr>
-              <w:t>Прож</w:t>
-            </w:r>
-            <w:proofErr w:type="spellEnd"/>
-            <w:r>
-              <w:rPr>
-                <w:rFonts w:ascii="Arial" w:hAnsi="Arial" w:cs="Arial"/>
-                <w:sz w:val="16"/>
-                <w:szCs w:val="16"/>
-                <w:lang w:val="ru-RU"/>
-              </w:rPr>
-              <w:t>.:</w:t>
+              <w:t xml:space="preserve">в 1887 г., Горьковская обл., Кзыл-Октябрьский р-н, д. Актухово; татарка; учительница школы для взрослых на ГАЗе им.В.М.Молотова. </w:t>
+            </w:r>
+            <w:r>
+              <w:rPr>
+                <w:rFonts w:ascii="Arial" w:hAnsi="Arial" w:cs="Arial"/>
+                <w:sz w:val="16"/>
+                <w:szCs w:val="16"/>
+                <w:lang w:val="ru-RU"/>
+              </w:rPr>
+              <w:t>Прож.:</w:t>
             </w:r>
             <w:r>
               <w:rPr>
@@ -5660,27 +4462,7 @@
                 <w:szCs w:val="16"/>
                 <w:lang w:val="ru-RU"/>
               </w:rPr>
-              <w:t xml:space="preserve">Приговорена: тройка 8 октября 1938 г., </w:t>
-            </w:r>
-            <w:proofErr w:type="spellStart"/>
-            <w:r>
-              <w:rPr>
-                <w:rFonts w:ascii="Arial" w:hAnsi="Arial" w:cs="Arial"/>
-                <w:sz w:val="16"/>
-                <w:szCs w:val="16"/>
-                <w:lang w:val="ru-RU"/>
-              </w:rPr>
-              <w:t>обв</w:t>
-            </w:r>
-            <w:proofErr w:type="spellEnd"/>
-            <w:r>
-              <w:rPr>
-                <w:rFonts w:ascii="Arial" w:hAnsi="Arial" w:cs="Arial"/>
-                <w:sz w:val="16"/>
-                <w:szCs w:val="16"/>
-                <w:lang w:val="ru-RU"/>
-              </w:rPr>
-              <w:t>.:</w:t>
+              <w:t>Приговорена: тройка 8 октября 1938 г., обв.:</w:t>
             </w:r>
             <w:r>
               <w:rPr>
@@ -5807,7 +4589,6 @@
               <w:bottom w:val="double" w:sz="1" w:space="0" w:color="808080"/>
               <w:right w:val="double" w:sz="2" w:space="0" w:color="808080"/>
             </w:tcBorders>
-            <w:shd w:val="clear" w:color="auto" w:fill="auto"/>
             <w:vAlign w:val="center"/>
           </w:tcPr>
           <w:p>
@@ -5837,21 +4618,8 @@
                 <w:szCs w:val="16"/>
                 <w:lang w:val="ru-RU"/>
               </w:rPr>
-              <w:t xml:space="preserve">Галиева Хафиза </w:t>
-            </w:r>
-            <w:proofErr w:type="spellStart"/>
-            <w:r>
-              <w:rPr>
-                <w:rFonts w:ascii="Arial" w:hAnsi="Arial" w:cs="Arial"/>
-                <w:b/>
-                <w:bCs/>
-                <w:sz w:val="16"/>
-                <w:szCs w:val="16"/>
-                <w:lang w:val="ru-RU"/>
-              </w:rPr>
-              <w:t>Тахаутдиновна</w:t>
-            </w:r>
-            <w:proofErr w:type="spellEnd"/>
+              <w:t>Галиева Хафиза Тахаутдиновна</w:t>
+            </w:r>
             <w:r>
               <w:rPr>
                 <w:rFonts w:ascii="Arial" w:hAnsi="Arial" w:cs="Arial"/>
@@ -5927,87 +4695,16 @@
                 <w:szCs w:val="16"/>
                 <w:lang w:val="ru-RU"/>
               </w:rPr>
-              <w:t xml:space="preserve">в 1894 г., Пензенская губ., дер. </w:t>
-            </w:r>
-            <w:proofErr w:type="spellStart"/>
-            <w:r>
-              <w:rPr>
-                <w:rFonts w:ascii="Arial" w:hAnsi="Arial" w:cs="Arial"/>
-                <w:sz w:val="16"/>
-                <w:szCs w:val="16"/>
-                <w:lang w:val="ru-RU"/>
-              </w:rPr>
-              <w:t>Лючелейка</w:t>
-            </w:r>
-            <w:proofErr w:type="spellEnd"/>
-            <w:r>
-              <w:rPr>
-                <w:rFonts w:ascii="Arial" w:hAnsi="Arial" w:cs="Arial"/>
-                <w:sz w:val="16"/>
-                <w:szCs w:val="16"/>
-                <w:lang w:val="ru-RU"/>
-              </w:rPr>
-              <w:t xml:space="preserve">; татарка; б/п; работала буфетчицей в школе </w:t>
-            </w:r>
-            <w:proofErr w:type="spellStart"/>
-            <w:r>
-              <w:rPr>
-                <w:rFonts w:ascii="Arial" w:hAnsi="Arial" w:cs="Arial"/>
-                <w:sz w:val="16"/>
-                <w:szCs w:val="16"/>
-                <w:lang w:val="ru-RU"/>
-              </w:rPr>
-              <w:t>трудпоселка</w:t>
-            </w:r>
-            <w:proofErr w:type="spellEnd"/>
-            <w:r>
-              <w:rPr>
-                <w:rFonts w:ascii="Arial" w:hAnsi="Arial" w:cs="Arial"/>
-                <w:sz w:val="16"/>
-                <w:szCs w:val="16"/>
-                <w:lang w:val="ru-RU"/>
-              </w:rPr>
-              <w:t xml:space="preserve"> </w:t>
-            </w:r>
-            <w:proofErr w:type="spellStart"/>
-            <w:r>
-              <w:rPr>
-                <w:rFonts w:ascii="Arial" w:hAnsi="Arial" w:cs="Arial"/>
-                <w:sz w:val="16"/>
-                <w:szCs w:val="16"/>
-                <w:lang w:val="ru-RU"/>
-              </w:rPr>
-              <w:t>Нерпо</w:t>
-            </w:r>
-            <w:proofErr w:type="spellEnd"/>
-            <w:r>
-              <w:rPr>
-                <w:rFonts w:ascii="Arial" w:hAnsi="Arial" w:cs="Arial"/>
-                <w:sz w:val="16"/>
-                <w:szCs w:val="16"/>
-                <w:lang w:val="ru-RU"/>
-              </w:rPr>
-              <w:t xml:space="preserve">. </w:t>
-            </w:r>
-            <w:proofErr w:type="spellStart"/>
-            <w:r>
-              <w:rPr>
-                <w:rFonts w:ascii="Arial" w:hAnsi="Arial" w:cs="Arial"/>
-                <w:sz w:val="16"/>
-                <w:szCs w:val="16"/>
-                <w:lang w:val="ru-RU"/>
-              </w:rPr>
-              <w:t>Прож</w:t>
-            </w:r>
-            <w:proofErr w:type="spellEnd"/>
-            <w:r>
-              <w:rPr>
-                <w:rFonts w:ascii="Arial" w:hAnsi="Arial" w:cs="Arial"/>
-                <w:sz w:val="16"/>
-                <w:szCs w:val="16"/>
-                <w:lang w:val="ru-RU"/>
-              </w:rPr>
-              <w:t>.:</w:t>
+              <w:t xml:space="preserve">в 1894 г., Пензенская губ., дер. Лючелейка; татарка; б/п; работала буфетчицей в школе трудпоселка Нерпо. </w:t>
+            </w:r>
+            <w:r>
+              <w:rPr>
+                <w:rFonts w:ascii="Arial" w:hAnsi="Arial" w:cs="Arial"/>
+                <w:sz w:val="16"/>
+                <w:szCs w:val="16"/>
+                <w:lang w:val="ru-RU"/>
+              </w:rPr>
+              <w:t>Прож.:</w:t>
             </w:r>
             <w:r>
               <w:rPr>
@@ -6024,27 +4721,7 @@
                 <w:szCs w:val="16"/>
                 <w:lang w:val="ru-RU"/>
               </w:rPr>
-              <w:t xml:space="preserve">Иркутская обл., Бодайбинский р-н, пос. </w:t>
-            </w:r>
-            <w:proofErr w:type="spellStart"/>
-            <w:r>
-              <w:rPr>
-                <w:rFonts w:ascii="Arial" w:hAnsi="Arial" w:cs="Arial"/>
-                <w:sz w:val="16"/>
-                <w:szCs w:val="16"/>
-                <w:lang w:val="ru-RU"/>
-              </w:rPr>
-              <w:t>Нерпо</w:t>
-            </w:r>
-            <w:proofErr w:type="spellEnd"/>
-            <w:r>
-              <w:rPr>
-                <w:rFonts w:ascii="Arial" w:hAnsi="Arial" w:cs="Arial"/>
-                <w:sz w:val="16"/>
-                <w:szCs w:val="16"/>
-                <w:lang w:val="ru-RU"/>
-              </w:rPr>
-              <w:t>.</w:t>
+              <w:t>Иркутская обл., Бодайбинский р-н, пос. Нерпо.</w:t>
             </w:r>
             <w:r>
               <w:rPr>
@@ -6080,27 +4757,7 @@
                 <w:szCs w:val="16"/>
                 <w:lang w:val="ru-RU"/>
               </w:rPr>
-              <w:t xml:space="preserve">Приговорена: Тройка при УНКВД Иркутской обл. 25 октября 1938 г., </w:t>
-            </w:r>
-            <w:proofErr w:type="spellStart"/>
-            <w:r>
-              <w:rPr>
-                <w:rFonts w:ascii="Arial" w:hAnsi="Arial" w:cs="Arial"/>
-                <w:sz w:val="16"/>
-                <w:szCs w:val="16"/>
-                <w:lang w:val="ru-RU"/>
-              </w:rPr>
-              <w:t>обв</w:t>
-            </w:r>
-            <w:proofErr w:type="spellEnd"/>
-            <w:r>
-              <w:rPr>
-                <w:rFonts w:ascii="Arial" w:hAnsi="Arial" w:cs="Arial"/>
-                <w:sz w:val="16"/>
-                <w:szCs w:val="16"/>
-                <w:lang w:val="ru-RU"/>
-              </w:rPr>
-              <w:t>.:</w:t>
+              <w:t>Приговорена: Тройка при УНКВД Иркутской обл. 25 октября 1938 г., обв.:</w:t>
             </w:r>
             <w:r>
               <w:rPr>
@@ -6117,67 +4774,7 @@
                 <w:szCs w:val="16"/>
                 <w:lang w:val="ru-RU"/>
               </w:rPr>
-              <w:t xml:space="preserve">по ст. ст. </w:t>
-            </w:r>
-            <w:proofErr w:type="gramStart"/>
-            <w:r>
-              <w:rPr>
-                <w:rFonts w:ascii="Arial" w:hAnsi="Arial" w:cs="Arial"/>
-                <w:sz w:val="16"/>
-                <w:szCs w:val="16"/>
-                <w:lang w:val="ru-RU"/>
-              </w:rPr>
-              <w:t>58-1</w:t>
-            </w:r>
-            <w:proofErr w:type="gramEnd"/>
-            <w:r>
-              <w:rPr>
-                <w:rFonts w:ascii="Arial" w:hAnsi="Arial" w:cs="Arial"/>
-                <w:sz w:val="16"/>
-                <w:szCs w:val="16"/>
-                <w:lang w:val="ru-RU"/>
-              </w:rPr>
-              <w:t xml:space="preserve"> "а", </w:t>
-            </w:r>
-            <w:proofErr w:type="gramStart"/>
-            <w:r>
-              <w:rPr>
-                <w:rFonts w:ascii="Arial" w:hAnsi="Arial" w:cs="Arial"/>
-                <w:sz w:val="16"/>
-                <w:szCs w:val="16"/>
-                <w:lang w:val="ru-RU"/>
-              </w:rPr>
-              <w:t>58-9</w:t>
-            </w:r>
-            <w:proofErr w:type="gramEnd"/>
-            <w:r>
-              <w:rPr>
-                <w:rFonts w:ascii="Arial" w:hAnsi="Arial" w:cs="Arial"/>
-                <w:sz w:val="16"/>
-                <w:szCs w:val="16"/>
-                <w:lang w:val="ru-RU"/>
-              </w:rPr>
-              <w:t xml:space="preserve">, </w:t>
-            </w:r>
-            <w:proofErr w:type="gramStart"/>
-            <w:r>
-              <w:rPr>
-                <w:rFonts w:ascii="Arial" w:hAnsi="Arial" w:cs="Arial"/>
-                <w:sz w:val="16"/>
-                <w:szCs w:val="16"/>
-                <w:lang w:val="ru-RU"/>
-              </w:rPr>
-              <w:t>58-11</w:t>
-            </w:r>
-            <w:proofErr w:type="gramEnd"/>
-            <w:r>
-              <w:rPr>
-                <w:rFonts w:ascii="Arial" w:hAnsi="Arial" w:cs="Arial"/>
-                <w:sz w:val="16"/>
-                <w:szCs w:val="16"/>
-                <w:lang w:val="ru-RU"/>
-              </w:rPr>
-              <w:t xml:space="preserve"> УК РСФСР.</w:t>
+              <w:t>по ст. ст. 58-1 "а", 58-9, 58-11 УК РСФСР.</w:t>
             </w:r>
             <w:r>
               <w:rPr>
@@ -6331,7 +4928,6 @@
               <w:bottom w:val="double" w:sz="1" w:space="0" w:color="808080"/>
               <w:right w:val="double" w:sz="2" w:space="0" w:color="808080"/>
             </w:tcBorders>
-            <w:shd w:val="clear" w:color="auto" w:fill="auto"/>
             <w:vAlign w:val="center"/>
           </w:tcPr>
           <w:p>
@@ -6361,21 +4957,8 @@
                 <w:szCs w:val="16"/>
                 <w:lang w:val="ru-RU"/>
               </w:rPr>
-              <w:t xml:space="preserve">Гарипова </w:t>
-            </w:r>
-            <w:proofErr w:type="spellStart"/>
-            <w:r>
-              <w:rPr>
-                <w:rFonts w:ascii="Arial" w:hAnsi="Arial" w:cs="Arial"/>
-                <w:b/>
-                <w:bCs/>
-                <w:sz w:val="16"/>
-                <w:szCs w:val="16"/>
-                <w:lang w:val="ru-RU"/>
-              </w:rPr>
-              <w:t>Галимбану</w:t>
-            </w:r>
-            <w:proofErr w:type="spellEnd"/>
+              <w:t>Гарипова Галимбану</w:t>
+            </w:r>
             <w:r>
               <w:rPr>
                 <w:rFonts w:ascii="Arial" w:hAnsi="Arial" w:cs="Arial"/>
@@ -6451,67 +5034,16 @@
                 <w:szCs w:val="16"/>
                 <w:lang w:val="ru-RU"/>
               </w:rPr>
-              <w:t xml:space="preserve">в 1870 г., Чистопольская обл., Ютазинский р-н, д. </w:t>
-            </w:r>
-            <w:proofErr w:type="spellStart"/>
-            <w:r>
-              <w:rPr>
-                <w:rFonts w:ascii="Arial" w:hAnsi="Arial" w:cs="Arial"/>
-                <w:sz w:val="16"/>
-                <w:szCs w:val="16"/>
-                <w:lang w:val="ru-RU"/>
-              </w:rPr>
-              <w:t>Каразерик</w:t>
-            </w:r>
-            <w:proofErr w:type="spellEnd"/>
-            <w:r>
-              <w:rPr>
-                <w:rFonts w:ascii="Arial" w:hAnsi="Arial" w:cs="Arial"/>
-                <w:sz w:val="16"/>
-                <w:szCs w:val="16"/>
-                <w:lang w:val="ru-RU"/>
-              </w:rPr>
-              <w:t xml:space="preserve">; татарка; </w:t>
-            </w:r>
-            <w:proofErr w:type="gramStart"/>
-            <w:r>
-              <w:rPr>
-                <w:rFonts w:ascii="Arial" w:hAnsi="Arial" w:cs="Arial"/>
-                <w:sz w:val="16"/>
-                <w:szCs w:val="16"/>
-                <w:lang w:val="ru-RU"/>
-              </w:rPr>
-              <w:t>крестьянка..</w:t>
-            </w:r>
-            <w:proofErr w:type="gramEnd"/>
-            <w:r>
-              <w:rPr>
-                <w:rFonts w:ascii="Arial" w:hAnsi="Arial" w:cs="Arial"/>
-                <w:sz w:val="16"/>
-                <w:szCs w:val="16"/>
-                <w:lang w:val="ru-RU"/>
-              </w:rPr>
-              <w:t xml:space="preserve"> </w:t>
-            </w:r>
-            <w:proofErr w:type="spellStart"/>
-            <w:r>
-              <w:rPr>
-                <w:rFonts w:ascii="Arial" w:hAnsi="Arial" w:cs="Arial"/>
-                <w:sz w:val="16"/>
-                <w:szCs w:val="16"/>
-                <w:lang w:val="ru-RU"/>
-              </w:rPr>
-              <w:t>Прож</w:t>
-            </w:r>
-            <w:proofErr w:type="spellEnd"/>
-            <w:r>
-              <w:rPr>
-                <w:rFonts w:ascii="Arial" w:hAnsi="Arial" w:cs="Arial"/>
-                <w:sz w:val="16"/>
-                <w:szCs w:val="16"/>
-                <w:lang w:val="ru-RU"/>
-              </w:rPr>
-              <w:t>.:</w:t>
+              <w:t xml:space="preserve">в 1870 г., Чистопольская обл., Ютазинский р-н, д. Каразерик; татарка; крестьянка.. </w:t>
+            </w:r>
+            <w:r>
+              <w:rPr>
+                <w:rFonts w:ascii="Arial" w:hAnsi="Arial" w:cs="Arial"/>
+                <w:sz w:val="16"/>
+                <w:szCs w:val="16"/>
+                <w:lang w:val="ru-RU"/>
+              </w:rPr>
+              <w:t>Прож.:</w:t>
             </w:r>
             <w:r>
               <w:rPr>
@@ -6528,27 +5060,7 @@
                 <w:szCs w:val="16"/>
                 <w:lang w:val="ru-RU"/>
               </w:rPr>
-              <w:t xml:space="preserve">Чистопольская обл., Ютазинский р-н, д. </w:t>
-            </w:r>
-            <w:proofErr w:type="spellStart"/>
-            <w:r>
-              <w:rPr>
-                <w:rFonts w:ascii="Arial" w:hAnsi="Arial" w:cs="Arial"/>
-                <w:sz w:val="16"/>
-                <w:szCs w:val="16"/>
-                <w:lang w:val="ru-RU"/>
-              </w:rPr>
-              <w:t>Каразерик</w:t>
-            </w:r>
-            <w:proofErr w:type="spellEnd"/>
-            <w:r>
-              <w:rPr>
-                <w:rFonts w:ascii="Arial" w:hAnsi="Arial" w:cs="Arial"/>
-                <w:sz w:val="16"/>
-                <w:szCs w:val="16"/>
-                <w:lang w:val="ru-RU"/>
-              </w:rPr>
-              <w:t>.</w:t>
+              <w:t>Чистопольская обл., Ютазинский р-н, д. Каразерик.</w:t>
             </w:r>
             <w:r>
               <w:rPr>
@@ -6584,27 +5096,7 @@
                 <w:szCs w:val="16"/>
                 <w:lang w:val="ru-RU"/>
               </w:rPr>
-              <w:t xml:space="preserve">Приговорена: тройка ГПУ ТАССР 9 июля 1931 г., </w:t>
-            </w:r>
-            <w:proofErr w:type="spellStart"/>
-            <w:r>
-              <w:rPr>
-                <w:rFonts w:ascii="Arial" w:hAnsi="Arial" w:cs="Arial"/>
-                <w:sz w:val="16"/>
-                <w:szCs w:val="16"/>
-                <w:lang w:val="ru-RU"/>
-              </w:rPr>
-              <w:t>обв</w:t>
-            </w:r>
-            <w:proofErr w:type="spellEnd"/>
-            <w:r>
-              <w:rPr>
-                <w:rFonts w:ascii="Arial" w:hAnsi="Arial" w:cs="Arial"/>
-                <w:sz w:val="16"/>
-                <w:szCs w:val="16"/>
-                <w:lang w:val="ru-RU"/>
-              </w:rPr>
-              <w:t>.:</w:t>
+              <w:t>Приговорена: тройка ГПУ ТАССР 9 июля 1931 г., обв.:</w:t>
             </w:r>
             <w:r>
               <w:rPr>
@@ -6750,7 +5242,6 @@
               <w:bottom w:val="double" w:sz="1" w:space="0" w:color="808080"/>
               <w:right w:val="double" w:sz="2" w:space="0" w:color="808080"/>
             </w:tcBorders>
-            <w:shd w:val="clear" w:color="auto" w:fill="auto"/>
             <w:vAlign w:val="center"/>
           </w:tcPr>
           <w:p>
@@ -6772,21 +5263,8 @@
                 <w:szCs w:val="16"/>
                 <w:lang w:val="ru-RU"/>
               </w:rPr>
-              <w:t xml:space="preserve">Гизатулина </w:t>
-            </w:r>
-            <w:proofErr w:type="spellStart"/>
-            <w:r>
-              <w:rPr>
-                <w:rFonts w:ascii="Arial" w:hAnsi="Arial" w:cs="Arial"/>
-                <w:b/>
-                <w:bCs/>
-                <w:sz w:val="16"/>
-                <w:szCs w:val="16"/>
-                <w:lang w:val="ru-RU"/>
-              </w:rPr>
-              <w:t>Язилия</w:t>
-            </w:r>
-            <w:proofErr w:type="spellEnd"/>
+              <w:t>Гизатулина Язилия</w:t>
+            </w:r>
             <w:r>
               <w:rPr>
                 <w:rFonts w:ascii="Arial" w:hAnsi="Arial" w:cs="Arial"/>
@@ -6838,76 +5316,25 @@
                 <w:szCs w:val="16"/>
                 <w:lang w:val="ru-RU"/>
               </w:rPr>
-              <w:t xml:space="preserve">1885 г.р., </w:t>
-            </w:r>
-            <w:proofErr w:type="spellStart"/>
-            <w:r>
-              <w:rPr>
-                <w:rFonts w:ascii="Arial" w:hAnsi="Arial" w:cs="Arial"/>
-                <w:sz w:val="16"/>
-                <w:szCs w:val="16"/>
-                <w:lang w:val="ru-RU"/>
-              </w:rPr>
-              <w:t>м.р</w:t>
-            </w:r>
-            <w:proofErr w:type="spellEnd"/>
-            <w:r>
-              <w:rPr>
-                <w:rFonts w:ascii="Arial" w:hAnsi="Arial" w:cs="Arial"/>
-                <w:sz w:val="16"/>
-                <w:szCs w:val="16"/>
-                <w:lang w:val="ru-RU"/>
-              </w:rPr>
-              <w:t xml:space="preserve">.: ТАССР, Казанская обл., Арский р-н, </w:t>
-            </w:r>
-            <w:proofErr w:type="spellStart"/>
-            <w:r>
-              <w:rPr>
-                <w:rFonts w:ascii="Arial" w:hAnsi="Arial" w:cs="Arial"/>
-                <w:sz w:val="16"/>
-                <w:szCs w:val="16"/>
-                <w:lang w:val="ru-RU"/>
-              </w:rPr>
-              <w:t>д.Кутюк</w:t>
-            </w:r>
-            <w:proofErr w:type="spellEnd"/>
-            <w:r>
-              <w:rPr>
-                <w:rFonts w:ascii="Arial" w:hAnsi="Arial" w:cs="Arial"/>
-                <w:sz w:val="16"/>
-                <w:szCs w:val="16"/>
-                <w:lang w:val="ru-RU"/>
-              </w:rPr>
-              <w:t>, татарка, образование: неграмотная, б/п, БОЗ, домохозяйка,</w:t>
-            </w:r>
-            <w:r>
-              <w:rPr>
-                <w:rFonts w:ascii="Arial" w:hAnsi="Arial" w:cs="Arial"/>
-                <w:sz w:val="16"/>
-                <w:szCs w:val="16"/>
-                <w:lang w:val="ru-RU"/>
-              </w:rPr>
-              <w:t xml:space="preserve"> </w:t>
-            </w:r>
-            <w:proofErr w:type="spellStart"/>
-            <w:r>
-              <w:rPr>
-                <w:rFonts w:ascii="Arial" w:hAnsi="Arial" w:cs="Arial"/>
-                <w:sz w:val="16"/>
-                <w:szCs w:val="16"/>
-                <w:lang w:val="ru-RU"/>
-              </w:rPr>
-              <w:t>прож</w:t>
-            </w:r>
-            <w:proofErr w:type="spellEnd"/>
-            <w:r>
-              <w:rPr>
-                <w:rFonts w:ascii="Arial" w:hAnsi="Arial" w:cs="Arial"/>
-                <w:sz w:val="16"/>
-                <w:szCs w:val="16"/>
-                <w:lang w:val="ru-RU"/>
-              </w:rPr>
-              <w:t>.: г. Челябинск.</w:t>
+              <w:t>1885 г.р., м.р.: ТАССР, Казанская обл., Арский р-н, д.Кутюк, татарка, образование: неграмотная, б/п, БОЗ, домохозяйка,</w:t>
+            </w:r>
+            <w:r>
+              <w:rPr>
+                <w:rFonts w:ascii="Arial" w:hAnsi="Arial" w:cs="Arial"/>
+                <w:sz w:val="16"/>
+                <w:szCs w:val="16"/>
+                <w:lang w:val="ru-RU"/>
+              </w:rPr>
+              <w:t xml:space="preserve"> </w:t>
+            </w:r>
+            <w:r>
+              <w:rPr>
+                <w:rFonts w:ascii="Arial" w:hAnsi="Arial" w:cs="Arial"/>
+                <w:sz w:val="16"/>
+                <w:szCs w:val="16"/>
+                <w:lang w:val="ru-RU"/>
+              </w:rPr>
+              <w:t>прож.: г. Челябинск.</w:t>
             </w:r>
             <w:r>
               <w:rPr>
@@ -6943,87 +5370,7 @@
                 <w:szCs w:val="16"/>
                 <w:lang w:val="ru-RU"/>
               </w:rPr>
-              <w:t xml:space="preserve">Обвинение: ст. </w:t>
-            </w:r>
-            <w:proofErr w:type="gramStart"/>
-            <w:r>
-              <w:rPr>
-                <w:rFonts w:ascii="Arial" w:hAnsi="Arial" w:cs="Arial"/>
-                <w:sz w:val="16"/>
-                <w:szCs w:val="16"/>
-                <w:lang w:val="ru-RU"/>
-              </w:rPr>
-              <w:t>58-2</w:t>
-            </w:r>
-            <w:proofErr w:type="gramEnd"/>
-            <w:r>
-              <w:rPr>
-                <w:rFonts w:ascii="Arial" w:hAnsi="Arial" w:cs="Arial"/>
-                <w:sz w:val="16"/>
-                <w:szCs w:val="16"/>
-                <w:lang w:val="ru-RU"/>
-              </w:rPr>
-              <w:t xml:space="preserve">, </w:t>
-            </w:r>
-            <w:proofErr w:type="gramStart"/>
-            <w:r>
-              <w:rPr>
-                <w:rFonts w:ascii="Arial" w:hAnsi="Arial" w:cs="Arial"/>
-                <w:sz w:val="16"/>
-                <w:szCs w:val="16"/>
-                <w:lang w:val="ru-RU"/>
-              </w:rPr>
-              <w:t>58-8</w:t>
-            </w:r>
-            <w:proofErr w:type="gramEnd"/>
-            <w:r>
-              <w:rPr>
-                <w:rFonts w:ascii="Arial" w:hAnsi="Arial" w:cs="Arial"/>
-                <w:sz w:val="16"/>
-                <w:szCs w:val="16"/>
-                <w:lang w:val="ru-RU"/>
-              </w:rPr>
-              <w:t xml:space="preserve">, </w:t>
-            </w:r>
-            <w:proofErr w:type="gramStart"/>
-            <w:r>
-              <w:rPr>
-                <w:rFonts w:ascii="Arial" w:hAnsi="Arial" w:cs="Arial"/>
-                <w:sz w:val="16"/>
-                <w:szCs w:val="16"/>
-                <w:lang w:val="ru-RU"/>
-              </w:rPr>
-              <w:t>58-10</w:t>
-            </w:r>
-            <w:proofErr w:type="gramEnd"/>
-            <w:r>
-              <w:rPr>
-                <w:rFonts w:ascii="Arial" w:hAnsi="Arial" w:cs="Arial"/>
-                <w:sz w:val="16"/>
-                <w:szCs w:val="16"/>
-                <w:lang w:val="ru-RU"/>
-              </w:rPr>
-              <w:t xml:space="preserve">, </w:t>
-            </w:r>
-            <w:proofErr w:type="gramStart"/>
-            <w:r>
-              <w:rPr>
-                <w:rFonts w:ascii="Arial" w:hAnsi="Arial" w:cs="Arial"/>
-                <w:sz w:val="16"/>
-                <w:szCs w:val="16"/>
-                <w:lang w:val="ru-RU"/>
-              </w:rPr>
-              <w:t>58-11</w:t>
-            </w:r>
-            <w:proofErr w:type="gramEnd"/>
-            <w:r>
-              <w:rPr>
-                <w:rFonts w:ascii="Arial" w:hAnsi="Arial" w:cs="Arial"/>
-                <w:sz w:val="16"/>
-                <w:szCs w:val="16"/>
-                <w:lang w:val="ru-RU"/>
-              </w:rPr>
-              <w:t>.</w:t>
+              <w:t>Обвинение: ст. 58-2, 58-8, 58-10, 58-11.</w:t>
             </w:r>
             <w:r>
               <w:rPr>
@@ -7059,27 +5406,7 @@
                 <w:szCs w:val="16"/>
                 <w:lang w:val="ru-RU"/>
               </w:rPr>
-              <w:t xml:space="preserve">ВМН. Расстреляна 01.01.1938. Реабилитация: 26.04.1957. </w:t>
-            </w:r>
-            <w:proofErr w:type="spellStart"/>
-            <w:r>
-              <w:rPr>
-                <w:rFonts w:ascii="Arial" w:hAnsi="Arial" w:cs="Arial"/>
-                <w:sz w:val="16"/>
-                <w:szCs w:val="16"/>
-                <w:lang w:val="ru-RU"/>
-              </w:rPr>
-              <w:t>Арх.дело</w:t>
-            </w:r>
-            <w:proofErr w:type="spellEnd"/>
-            <w:r>
-              <w:rPr>
-                <w:rFonts w:ascii="Arial" w:hAnsi="Arial" w:cs="Arial"/>
-                <w:sz w:val="16"/>
-                <w:szCs w:val="16"/>
-                <w:lang w:val="ru-RU"/>
-              </w:rPr>
-              <w:t>: ГУ ОГАЧО. Ф. Р-467. Оп. 3. Д. 5617</w:t>
+              <w:t>ВМН. Расстреляна 01.01.1938. Реабилитация: 26.04.1957. Арх.дело: ГУ ОГАЧО. Ф. Р-467. Оп. 3. Д. 5617</w:t>
             </w:r>
           </w:p>
           <w:p>
@@ -7172,7 +5499,6 @@
                 </w:rPr>
                 <w:t>74.</w:t>
               </w:r>
-              <w:proofErr w:type="spellStart"/>
               <w:r>
                 <w:rPr>
                   <w:rStyle w:val="Hyperlink"/>
@@ -7185,7 +5511,6 @@
                 </w:rPr>
                 <w:t>ru</w:t>
               </w:r>
-              <w:proofErr w:type="spellEnd"/>
               <w:r>
                 <w:rPr>
                   <w:rStyle w:val="Hyperlink"/>
@@ -7274,7 +5599,6 @@
                 </w:rPr>
                 <w:t>/</w:t>
               </w:r>
-              <w:proofErr w:type="spellStart"/>
               <w:r>
                 <w:rPr>
                   <w:rStyle w:val="Hyperlink"/>
@@ -7287,7 +5611,6 @@
                 </w:rPr>
                 <w:t>knpamrep</w:t>
               </w:r>
-              <w:proofErr w:type="spellEnd"/>
               <w:r>
                 <w:rPr>
                   <w:rStyle w:val="Hyperlink"/>
@@ -7388,7 +5711,6 @@
               <w:bottom w:val="double" w:sz="1" w:space="0" w:color="808080"/>
               <w:right w:val="double" w:sz="2" w:space="0" w:color="808080"/>
             </w:tcBorders>
-            <w:shd w:val="clear" w:color="auto" w:fill="auto"/>
             <w:vAlign w:val="center"/>
           </w:tcPr>
           <w:p>
@@ -7418,21 +5740,8 @@
                 <w:szCs w:val="16"/>
                 <w:lang w:val="ru-RU"/>
               </w:rPr>
-              <w:t xml:space="preserve">Губайдуллина </w:t>
-            </w:r>
-            <w:proofErr w:type="spellStart"/>
-            <w:r>
-              <w:rPr>
-                <w:rFonts w:ascii="Arial" w:hAnsi="Arial" w:cs="Arial"/>
-                <w:b/>
-                <w:bCs/>
-                <w:sz w:val="16"/>
-                <w:szCs w:val="16"/>
-                <w:lang w:val="ru-RU"/>
-              </w:rPr>
-              <w:t>Сарбизиган</w:t>
-            </w:r>
-            <w:proofErr w:type="spellEnd"/>
+              <w:t>Губайдуллина Сарбизиган</w:t>
+            </w:r>
             <w:r>
               <w:rPr>
                 <w:rFonts w:ascii="Arial" w:hAnsi="Arial" w:cs="Arial"/>
@@ -7508,67 +5817,16 @@
                 <w:szCs w:val="16"/>
                 <w:lang w:val="ru-RU"/>
               </w:rPr>
-              <w:t xml:space="preserve">в 1886 г., Казанская обл., Буинский р-н, с. </w:t>
-            </w:r>
-            <w:proofErr w:type="spellStart"/>
-            <w:r>
-              <w:rPr>
-                <w:rFonts w:ascii="Arial" w:hAnsi="Arial" w:cs="Arial"/>
-                <w:sz w:val="16"/>
-                <w:szCs w:val="16"/>
-                <w:lang w:val="ru-RU"/>
-              </w:rPr>
-              <w:t>Мещеряково</w:t>
-            </w:r>
-            <w:proofErr w:type="spellEnd"/>
-            <w:r>
-              <w:rPr>
-                <w:rFonts w:ascii="Arial" w:hAnsi="Arial" w:cs="Arial"/>
-                <w:sz w:val="16"/>
-                <w:szCs w:val="16"/>
-                <w:lang w:val="ru-RU"/>
-              </w:rPr>
-              <w:t xml:space="preserve">; татарка; Домохозяйка, </w:t>
-            </w:r>
-            <w:proofErr w:type="gramStart"/>
-            <w:r>
-              <w:rPr>
-                <w:rFonts w:ascii="Arial" w:hAnsi="Arial" w:cs="Arial"/>
-                <w:sz w:val="16"/>
-                <w:szCs w:val="16"/>
-                <w:lang w:val="ru-RU"/>
-              </w:rPr>
-              <w:t>вдова..</w:t>
-            </w:r>
-            <w:proofErr w:type="gramEnd"/>
-            <w:r>
-              <w:rPr>
-                <w:rFonts w:ascii="Arial" w:hAnsi="Arial" w:cs="Arial"/>
-                <w:sz w:val="16"/>
-                <w:szCs w:val="16"/>
-                <w:lang w:val="ru-RU"/>
-              </w:rPr>
-              <w:t xml:space="preserve"> </w:t>
-            </w:r>
-            <w:proofErr w:type="spellStart"/>
-            <w:r>
-              <w:rPr>
-                <w:rFonts w:ascii="Arial" w:hAnsi="Arial" w:cs="Arial"/>
-                <w:sz w:val="16"/>
-                <w:szCs w:val="16"/>
-                <w:lang w:val="ru-RU"/>
-              </w:rPr>
-              <w:t>Прож</w:t>
-            </w:r>
-            <w:proofErr w:type="spellEnd"/>
-            <w:r>
-              <w:rPr>
-                <w:rFonts w:ascii="Arial" w:hAnsi="Arial" w:cs="Arial"/>
-                <w:sz w:val="16"/>
-                <w:szCs w:val="16"/>
-                <w:lang w:val="ru-RU"/>
-              </w:rPr>
-              <w:t>.:</w:t>
+              <w:t xml:space="preserve">в 1886 г., Казанская обл., Буинский р-н, с. Мещеряково; татарка; Домохозяйка, вдова.. </w:t>
+            </w:r>
+            <w:r>
+              <w:rPr>
+                <w:rFonts w:ascii="Arial" w:hAnsi="Arial" w:cs="Arial"/>
+                <w:sz w:val="16"/>
+                <w:szCs w:val="16"/>
+                <w:lang w:val="ru-RU"/>
+              </w:rPr>
+              <w:t>Прож.:</w:t>
             </w:r>
             <w:r>
               <w:rPr>
@@ -7603,27 +5861,7 @@
                 <w:szCs w:val="16"/>
                 <w:lang w:val="ru-RU"/>
               </w:rPr>
-              <w:t xml:space="preserve">Арестована 10 июля 1941 г. Приговорена: Верховный суд ТАССР 19 сентября 1941 г., </w:t>
-            </w:r>
-            <w:proofErr w:type="spellStart"/>
-            <w:r>
-              <w:rPr>
-                <w:rFonts w:ascii="Arial" w:hAnsi="Arial" w:cs="Arial"/>
-                <w:sz w:val="16"/>
-                <w:szCs w:val="16"/>
-                <w:lang w:val="ru-RU"/>
-              </w:rPr>
-              <w:t>обв</w:t>
-            </w:r>
-            <w:proofErr w:type="spellEnd"/>
-            <w:r>
-              <w:rPr>
-                <w:rFonts w:ascii="Arial" w:hAnsi="Arial" w:cs="Arial"/>
-                <w:sz w:val="16"/>
-                <w:szCs w:val="16"/>
-                <w:lang w:val="ru-RU"/>
-              </w:rPr>
-              <w:t>.:</w:t>
+              <w:t>Арестована 10 июля 1941 г. Приговорена: Верховный суд ТАССР 19 сентября 1941 г., обв.:</w:t>
             </w:r>
             <w:r>
               <w:rPr>
@@ -7640,47 +5878,7 @@
                 <w:szCs w:val="16"/>
                 <w:lang w:val="ru-RU"/>
               </w:rPr>
-              <w:t xml:space="preserve">по ст. </w:t>
-            </w:r>
-            <w:proofErr w:type="gramStart"/>
-            <w:r>
-              <w:rPr>
-                <w:rFonts w:ascii="Arial" w:hAnsi="Arial" w:cs="Arial"/>
-                <w:sz w:val="16"/>
-                <w:szCs w:val="16"/>
-                <w:lang w:val="ru-RU"/>
-              </w:rPr>
-              <w:t>58-10</w:t>
-            </w:r>
-            <w:proofErr w:type="gramEnd"/>
-            <w:r>
-              <w:rPr>
-                <w:rFonts w:ascii="Arial" w:hAnsi="Arial" w:cs="Arial"/>
-                <w:sz w:val="16"/>
-                <w:szCs w:val="16"/>
-                <w:lang w:val="ru-RU"/>
-              </w:rPr>
-              <w:t xml:space="preserve"> ч.2 ("клевета на мероприятия </w:t>
-            </w:r>
-            <w:proofErr w:type="spellStart"/>
-            <w:r>
-              <w:rPr>
-                <w:rFonts w:ascii="Arial" w:hAnsi="Arial" w:cs="Arial"/>
-                <w:sz w:val="16"/>
-                <w:szCs w:val="16"/>
-                <w:lang w:val="ru-RU"/>
-              </w:rPr>
-              <w:t>Сов.вл</w:t>
-            </w:r>
-            <w:proofErr w:type="spellEnd"/>
-            <w:r>
-              <w:rPr>
-                <w:rFonts w:ascii="Arial" w:hAnsi="Arial" w:cs="Arial"/>
-                <w:sz w:val="16"/>
-                <w:szCs w:val="16"/>
-                <w:lang w:val="ru-RU"/>
-              </w:rPr>
-              <w:t>., пораженческая агитация").</w:t>
+              <w:t>по ст. 58-10 ч.2 ("клевета на мероприятия Сов.вл., пораженческая агитация").</w:t>
             </w:r>
             <w:r>
               <w:rPr>
@@ -7817,7 +6015,6 @@
               <w:bottom w:val="double" w:sz="1" w:space="0" w:color="808080"/>
               <w:right w:val="double" w:sz="2" w:space="0" w:color="808080"/>
             </w:tcBorders>
-            <w:shd w:val="clear" w:color="auto" w:fill="auto"/>
             <w:vAlign w:val="center"/>
           </w:tcPr>
           <w:p>
@@ -7846,45 +6043,8 @@
                 <w:szCs w:val="16"/>
                 <w:lang w:val="ru-RU"/>
               </w:rPr>
-              <w:t xml:space="preserve">Давлетова </w:t>
-            </w:r>
-            <w:proofErr w:type="spellStart"/>
-            <w:r>
-              <w:rPr>
-                <w:rFonts w:ascii="Arial" w:hAnsi="Arial" w:cs="Arial"/>
-                <w:b/>
-                <w:bCs/>
-                <w:sz w:val="16"/>
-                <w:szCs w:val="16"/>
-                <w:lang w:val="ru-RU"/>
-              </w:rPr>
-              <w:t>Нурсабах</w:t>
-            </w:r>
-            <w:proofErr w:type="spellEnd"/>
-            <w:r>
-              <w:rPr>
-                <w:rFonts w:ascii="Arial" w:hAnsi="Arial" w:cs="Arial"/>
-                <w:b/>
-                <w:bCs/>
-                <w:sz w:val="16"/>
-                <w:szCs w:val="16"/>
-                <w:lang w:val="ru-RU"/>
-              </w:rPr>
-              <w:t xml:space="preserve"> </w:t>
-            </w:r>
-            <w:proofErr w:type="spellStart"/>
-            <w:r>
-              <w:rPr>
-                <w:rFonts w:ascii="Arial" w:hAnsi="Arial" w:cs="Arial"/>
-                <w:b/>
-                <w:bCs/>
-                <w:sz w:val="16"/>
-                <w:szCs w:val="16"/>
-                <w:lang w:val="ru-RU"/>
-              </w:rPr>
-              <w:t>Ахметхановна</w:t>
-            </w:r>
-            <w:proofErr w:type="spellEnd"/>
+              <w:t>Давлетова Нурсабах Ахметхановна</w:t>
+            </w:r>
             <w:r>
               <w:rPr>
                 <w:rFonts w:ascii="Arial" w:hAnsi="Arial" w:cs="Arial"/>
@@ -7960,78 +6120,16 @@
                 <w:szCs w:val="16"/>
                 <w:lang w:val="ru-RU"/>
               </w:rPr>
-              <w:t xml:space="preserve">в 1907 г., Казанская обл., Арский р-н, с. Новый </w:t>
-            </w:r>
-            <w:proofErr w:type="spellStart"/>
-            <w:r>
-              <w:rPr>
-                <w:rFonts w:ascii="Arial" w:hAnsi="Arial" w:cs="Arial"/>
-                <w:sz w:val="16"/>
-                <w:szCs w:val="16"/>
-                <w:lang w:val="ru-RU"/>
-              </w:rPr>
-              <w:t>Кырлай</w:t>
-            </w:r>
-            <w:proofErr w:type="spellEnd"/>
-            <w:r>
-              <w:rPr>
-                <w:rFonts w:ascii="Arial" w:hAnsi="Arial" w:cs="Arial"/>
-                <w:sz w:val="16"/>
-                <w:szCs w:val="16"/>
-                <w:lang w:val="ru-RU"/>
-              </w:rPr>
-              <w:t>; татарка; повар, дом отдыха "</w:t>
-            </w:r>
-            <w:proofErr w:type="spellStart"/>
-            <w:r>
-              <w:rPr>
-                <w:rFonts w:ascii="Arial" w:hAnsi="Arial" w:cs="Arial"/>
-                <w:sz w:val="16"/>
-                <w:szCs w:val="16"/>
-                <w:lang w:val="ru-RU"/>
-              </w:rPr>
-              <w:t>Крутушка</w:t>
-            </w:r>
-            <w:proofErr w:type="spellEnd"/>
-            <w:proofErr w:type="gramStart"/>
-            <w:r>
-              <w:rPr>
-                <w:rFonts w:ascii="Arial" w:hAnsi="Arial" w:cs="Arial"/>
-                <w:sz w:val="16"/>
-                <w:szCs w:val="16"/>
-                <w:lang w:val="ru-RU"/>
-              </w:rPr>
-              <w:t>"..</w:t>
-            </w:r>
-            <w:proofErr w:type="gramEnd"/>
-            <w:r>
-              <w:rPr>
-                <w:rFonts w:ascii="Arial" w:hAnsi="Arial" w:cs="Arial"/>
-                <w:sz w:val="16"/>
-                <w:szCs w:val="16"/>
-                <w:lang w:val="ru-RU"/>
-              </w:rPr>
-              <w:t xml:space="preserve"> </w:t>
-            </w:r>
-            <w:proofErr w:type="spellStart"/>
-            <w:r>
-              <w:rPr>
-                <w:rFonts w:ascii="Arial" w:hAnsi="Arial" w:cs="Arial"/>
-                <w:sz w:val="16"/>
-                <w:szCs w:val="16"/>
-                <w:lang w:val="ru-RU"/>
-              </w:rPr>
-              <w:t>Прож</w:t>
-            </w:r>
-            <w:proofErr w:type="spellEnd"/>
-            <w:r>
-              <w:rPr>
-                <w:rFonts w:ascii="Arial" w:hAnsi="Arial" w:cs="Arial"/>
-                <w:sz w:val="16"/>
-                <w:szCs w:val="16"/>
-                <w:lang w:val="ru-RU"/>
-              </w:rPr>
-              <w:t>.:</w:t>
+              <w:t xml:space="preserve">в 1907 г., Казанская обл., Арский р-н, с. Новый Кырлай; татарка; повар, дом отдыха "Крутушка".. </w:t>
+            </w:r>
+            <w:r>
+              <w:rPr>
+                <w:rFonts w:ascii="Arial" w:hAnsi="Arial" w:cs="Arial"/>
+                <w:sz w:val="16"/>
+                <w:szCs w:val="16"/>
+                <w:lang w:val="ru-RU"/>
+              </w:rPr>
+              <w:t>Прож.:</w:t>
             </w:r>
             <w:r>
               <w:rPr>
@@ -8048,27 +6146,7 @@
                 <w:szCs w:val="16"/>
                 <w:lang w:val="ru-RU"/>
               </w:rPr>
-              <w:t xml:space="preserve">Казанская обл., Высокогорский р-н, с. </w:t>
-            </w:r>
-            <w:proofErr w:type="spellStart"/>
-            <w:r>
-              <w:rPr>
-                <w:rFonts w:ascii="Arial" w:hAnsi="Arial" w:cs="Arial"/>
-                <w:sz w:val="16"/>
-                <w:szCs w:val="16"/>
-                <w:lang w:val="ru-RU"/>
-              </w:rPr>
-              <w:t>Киндери</w:t>
-            </w:r>
-            <w:proofErr w:type="spellEnd"/>
-            <w:r>
-              <w:rPr>
-                <w:rFonts w:ascii="Arial" w:hAnsi="Arial" w:cs="Arial"/>
-                <w:sz w:val="16"/>
-                <w:szCs w:val="16"/>
-                <w:lang w:val="ru-RU"/>
-              </w:rPr>
-              <w:t>.</w:t>
+              <w:t>Казанская обл., Высокогорский р-н, с. Киндери.</w:t>
             </w:r>
             <w:r>
               <w:rPr>
@@ -8104,27 +6182,7 @@
                 <w:szCs w:val="16"/>
                 <w:lang w:val="ru-RU"/>
               </w:rPr>
-              <w:t xml:space="preserve">Приговорена: судебная коллегия Верховного суда ТАССР 21 октября 1941 г., </w:t>
-            </w:r>
-            <w:proofErr w:type="spellStart"/>
-            <w:r>
-              <w:rPr>
-                <w:rFonts w:ascii="Arial" w:hAnsi="Arial" w:cs="Arial"/>
-                <w:sz w:val="16"/>
-                <w:szCs w:val="16"/>
-                <w:lang w:val="ru-RU"/>
-              </w:rPr>
-              <w:t>обв</w:t>
-            </w:r>
-            <w:proofErr w:type="spellEnd"/>
-            <w:r>
-              <w:rPr>
-                <w:rFonts w:ascii="Arial" w:hAnsi="Arial" w:cs="Arial"/>
-                <w:sz w:val="16"/>
-                <w:szCs w:val="16"/>
-                <w:lang w:val="ru-RU"/>
-              </w:rPr>
-              <w:t>.:</w:t>
+              <w:t>Приговорена: судебная коллегия Верховного суда ТАССР 21 октября 1941 г., обв.:</w:t>
             </w:r>
             <w:r>
               <w:rPr>
@@ -8273,7 +6331,6 @@
               <w:bottom w:val="double" w:sz="1" w:space="0" w:color="808080"/>
               <w:right w:val="double" w:sz="2" w:space="0" w:color="808080"/>
             </w:tcBorders>
-            <w:shd w:val="clear" w:color="auto" w:fill="auto"/>
             <w:vAlign w:val="center"/>
           </w:tcPr>
           <w:p>
@@ -8294,43 +6351,17 @@
                 <w:lang w:val="ru-RU"/>
               </w:rPr>
             </w:pPr>
-            <w:proofErr w:type="spellStart"/>
-            <w:r>
-              <w:rPr>
-                <w:rFonts w:ascii="Arial" w:hAnsi="Arial" w:cs="Arial"/>
-                <w:b/>
-                <w:bCs/>
-                <w:sz w:val="16"/>
-                <w:szCs w:val="16"/>
-                <w:lang w:val="ru-RU"/>
-              </w:rPr>
-              <w:t>Дженаевич-Полторжицкая</w:t>
-            </w:r>
-            <w:proofErr w:type="spellEnd"/>
-            <w:r>
-              <w:rPr>
-                <w:rFonts w:ascii="Arial" w:hAnsi="Arial" w:cs="Arial"/>
-                <w:b/>
-                <w:bCs/>
-                <w:sz w:val="16"/>
-                <w:szCs w:val="16"/>
-                <w:lang w:val="ru-RU"/>
-              </w:rPr>
-              <w:t xml:space="preserve"> Розалия </w:t>
-            </w:r>
-            <w:proofErr w:type="spellStart"/>
-            <w:r>
-              <w:rPr>
-                <w:rFonts w:ascii="Arial" w:hAnsi="Arial" w:cs="Arial"/>
-                <w:b/>
-                <w:bCs/>
-                <w:sz w:val="16"/>
-                <w:szCs w:val="16"/>
-                <w:lang w:val="ru-RU"/>
-              </w:rPr>
-              <w:t>Мустафовна</w:t>
-            </w:r>
-            <w:proofErr w:type="spellEnd"/>
+            <w:r>
+              <w:rPr>
+                <w:rFonts w:ascii="Arial" w:hAnsi="Arial" w:cs="Arial"/>
+                <w:b/>
+                <w:bCs/>
+                <w:sz w:val="16"/>
+                <w:szCs w:val="16"/>
+                <w:lang w:val="ru-RU"/>
+              </w:rPr>
+              <w:t>Дженаевич-Полторжицкая Розалия Мустафовна</w:t>
+            </w:r>
             <w:r>
               <w:rPr>
                 <w:rFonts w:ascii="Arial" w:hAnsi="Arial" w:cs="Arial"/>
@@ -8408,25 +6439,14 @@
               </w:rPr>
               <w:t xml:space="preserve">в 1905 г., г. Минска; татарка; образование незаконченное среднее; б/п; Машинистка. </w:t>
             </w:r>
-            <w:proofErr w:type="spellStart"/>
-            <w:r>
-              <w:rPr>
-                <w:rFonts w:ascii="Arial" w:hAnsi="Arial" w:cs="Arial"/>
-                <w:sz w:val="16"/>
-                <w:szCs w:val="16"/>
-                <w:lang w:val="ru-RU"/>
-              </w:rPr>
-              <w:t>Прож</w:t>
-            </w:r>
-            <w:proofErr w:type="spellEnd"/>
-            <w:r>
-              <w:rPr>
-                <w:rFonts w:ascii="Arial" w:hAnsi="Arial" w:cs="Arial"/>
-                <w:sz w:val="16"/>
-                <w:szCs w:val="16"/>
-                <w:lang w:val="ru-RU"/>
-              </w:rPr>
-              <w:t>.:</w:t>
+            <w:r>
+              <w:rPr>
+                <w:rFonts w:ascii="Arial" w:hAnsi="Arial" w:cs="Arial"/>
+                <w:sz w:val="16"/>
+                <w:szCs w:val="16"/>
+                <w:lang w:val="ru-RU"/>
+              </w:rPr>
+              <w:t>Прож.:</w:t>
             </w:r>
             <w:r>
               <w:rPr>
@@ -8471,27 +6491,7 @@
                 <w:szCs w:val="16"/>
                 <w:lang w:val="ru-RU"/>
               </w:rPr>
-              <w:t xml:space="preserve">Приговорена: тройкой при УНКВД по Московской обл. 5 июня 1938 г., </w:t>
-            </w:r>
-            <w:proofErr w:type="spellStart"/>
-            <w:r>
-              <w:rPr>
-                <w:rFonts w:ascii="Arial" w:hAnsi="Arial" w:cs="Arial"/>
-                <w:sz w:val="16"/>
-                <w:szCs w:val="16"/>
-                <w:lang w:val="ru-RU"/>
-              </w:rPr>
-              <w:t>обв</w:t>
-            </w:r>
-            <w:proofErr w:type="spellEnd"/>
-            <w:r>
-              <w:rPr>
-                <w:rFonts w:ascii="Arial" w:hAnsi="Arial" w:cs="Arial"/>
-                <w:sz w:val="16"/>
-                <w:szCs w:val="16"/>
-                <w:lang w:val="ru-RU"/>
-              </w:rPr>
-              <w:t>.:</w:t>
+              <w:t>Приговорена: тройкой при УНКВД по Московской обл. 5 июня 1938 г., обв.:</w:t>
             </w:r>
             <w:r>
               <w:rPr>
@@ -8667,7 +6667,6 @@
               <w:bottom w:val="double" w:sz="1" w:space="0" w:color="808080"/>
               <w:right w:val="double" w:sz="2" w:space="0" w:color="808080"/>
             </w:tcBorders>
-            <w:shd w:val="clear" w:color="auto" w:fill="auto"/>
             <w:vAlign w:val="center"/>
           </w:tcPr>
           <w:p>
@@ -8697,21 +6696,8 @@
                 <w:szCs w:val="16"/>
                 <w:lang w:val="ru-RU"/>
               </w:rPr>
-              <w:t xml:space="preserve">Измайлова Марьям </w:t>
-            </w:r>
-            <w:proofErr w:type="spellStart"/>
-            <w:r>
-              <w:rPr>
-                <w:rFonts w:ascii="Arial" w:hAnsi="Arial" w:cs="Arial"/>
-                <w:b/>
-                <w:bCs/>
-                <w:sz w:val="16"/>
-                <w:szCs w:val="16"/>
-                <w:lang w:val="ru-RU"/>
-              </w:rPr>
-              <w:t>Ахметовна</w:t>
-            </w:r>
-            <w:proofErr w:type="spellEnd"/>
+              <w:t>Измайлова Марьям Ахметовна</w:t>
+            </w:r>
             <w:r>
               <w:rPr>
                 <w:rFonts w:ascii="Arial" w:hAnsi="Arial" w:cs="Arial"/>
@@ -8787,47 +6773,16 @@
                 <w:szCs w:val="16"/>
                 <w:lang w:val="ru-RU"/>
               </w:rPr>
-              <w:t xml:space="preserve">в 1896 г., г. Семипалатинске; татарка; малограмотная; </w:t>
-            </w:r>
-            <w:proofErr w:type="gramStart"/>
-            <w:r>
-              <w:rPr>
-                <w:rFonts w:ascii="Arial" w:hAnsi="Arial" w:cs="Arial"/>
-                <w:sz w:val="16"/>
-                <w:szCs w:val="16"/>
-                <w:lang w:val="ru-RU"/>
-              </w:rPr>
-              <w:t>домохозяйка..</w:t>
-            </w:r>
-            <w:proofErr w:type="gramEnd"/>
-            <w:r>
-              <w:rPr>
-                <w:rFonts w:ascii="Arial" w:hAnsi="Arial" w:cs="Arial"/>
-                <w:sz w:val="16"/>
-                <w:szCs w:val="16"/>
-                <w:lang w:val="ru-RU"/>
-              </w:rPr>
-              <w:t xml:space="preserve"> </w:t>
-            </w:r>
-            <w:proofErr w:type="spellStart"/>
-            <w:r>
-              <w:rPr>
-                <w:rFonts w:ascii="Arial" w:hAnsi="Arial" w:cs="Arial"/>
-                <w:sz w:val="16"/>
-                <w:szCs w:val="16"/>
-                <w:lang w:val="ru-RU"/>
-              </w:rPr>
-              <w:t>Прож</w:t>
-            </w:r>
-            <w:proofErr w:type="spellEnd"/>
-            <w:r>
-              <w:rPr>
-                <w:rFonts w:ascii="Arial" w:hAnsi="Arial" w:cs="Arial"/>
-                <w:sz w:val="16"/>
-                <w:szCs w:val="16"/>
-                <w:lang w:val="ru-RU"/>
-              </w:rPr>
-              <w:t>.:</w:t>
+              <w:t xml:space="preserve">в 1896 г., г. Семипалатинске; татарка; малограмотная; домохозяйка.. </w:t>
+            </w:r>
+            <w:r>
+              <w:rPr>
+                <w:rFonts w:ascii="Arial" w:hAnsi="Arial" w:cs="Arial"/>
+                <w:sz w:val="16"/>
+                <w:szCs w:val="16"/>
+                <w:lang w:val="ru-RU"/>
+              </w:rPr>
+              <w:t>Прож.:</w:t>
             </w:r>
             <w:r>
               <w:rPr>
@@ -8853,27 +6808,7 @@
                 <w:szCs w:val="16"/>
                 <w:lang w:val="ru-RU"/>
               </w:rPr>
-              <w:t xml:space="preserve">Омск. Арестована 12 сентября 1937 г. Приговорена: Тройка при УНКВД по Омской обл. 25 сентября 1937 г., </w:t>
-            </w:r>
-            <w:proofErr w:type="spellStart"/>
-            <w:r>
-              <w:rPr>
-                <w:rFonts w:ascii="Arial" w:hAnsi="Arial" w:cs="Arial"/>
-                <w:sz w:val="16"/>
-                <w:szCs w:val="16"/>
-                <w:lang w:val="ru-RU"/>
-              </w:rPr>
-              <w:t>обв</w:t>
-            </w:r>
-            <w:proofErr w:type="spellEnd"/>
-            <w:r>
-              <w:rPr>
-                <w:rFonts w:ascii="Arial" w:hAnsi="Arial" w:cs="Arial"/>
-                <w:sz w:val="16"/>
-                <w:szCs w:val="16"/>
-                <w:lang w:val="ru-RU"/>
-              </w:rPr>
-              <w:t>.:</w:t>
+              <w:t>Омск. Арестована 12 сентября 1937 г. Приговорена: Тройка при УНКВД по Омской обл. 25 сентября 1937 г., обв.:</w:t>
             </w:r>
             <w:r>
               <w:rPr>
@@ -8890,27 +6825,7 @@
                 <w:szCs w:val="16"/>
                 <w:lang w:val="ru-RU"/>
               </w:rPr>
-              <w:t xml:space="preserve">по ст. </w:t>
-            </w:r>
-            <w:proofErr w:type="gramStart"/>
-            <w:r>
-              <w:rPr>
-                <w:rFonts w:ascii="Arial" w:hAnsi="Arial" w:cs="Arial"/>
-                <w:sz w:val="16"/>
-                <w:szCs w:val="16"/>
-                <w:lang w:val="ru-RU"/>
-              </w:rPr>
-              <w:t>58-10</w:t>
-            </w:r>
-            <w:proofErr w:type="gramEnd"/>
-            <w:r>
-              <w:rPr>
-                <w:rFonts w:ascii="Arial" w:hAnsi="Arial" w:cs="Arial"/>
-                <w:sz w:val="16"/>
-                <w:szCs w:val="16"/>
-                <w:lang w:val="ru-RU"/>
-              </w:rPr>
-              <w:t xml:space="preserve"> УК РСФСР. Приговор: ВМН. Расстреляна 26 сентября 1937 г. Место захоронения</w:t>
+              <w:t>по ст. 58-10 УК РСФСР. Приговор: ВМН. Расстреляна 26 сентября 1937 г. Место захоронения</w:t>
             </w:r>
             <w:r>
               <w:rPr>
@@ -9029,7 +6944,6 @@
               <w:bottom w:val="double" w:sz="1" w:space="0" w:color="808080"/>
               <w:right w:val="double" w:sz="2" w:space="0" w:color="808080"/>
             </w:tcBorders>
-            <w:shd w:val="clear" w:color="auto" w:fill="auto"/>
             <w:vAlign w:val="center"/>
           </w:tcPr>
           <w:p>
@@ -9050,67 +6964,17 @@
                 <w:lang w:val="ru-RU"/>
               </w:rPr>
             </w:pPr>
-            <w:proofErr w:type="spellStart"/>
-            <w:r>
-              <w:rPr>
-                <w:rFonts w:ascii="Arial" w:hAnsi="Arial" w:cs="Arial"/>
-                <w:b/>
-                <w:bCs/>
-                <w:sz w:val="16"/>
-                <w:szCs w:val="16"/>
-                <w:lang w:val="ru-RU"/>
-              </w:rPr>
-              <w:t>Ишмухаметова</w:t>
-            </w:r>
-            <w:proofErr w:type="spellEnd"/>
-            <w:r>
-              <w:rPr>
-                <w:rFonts w:ascii="Arial" w:hAnsi="Arial" w:cs="Arial"/>
-                <w:b/>
-                <w:bCs/>
-                <w:sz w:val="16"/>
-                <w:szCs w:val="16"/>
-                <w:lang w:val="ru-RU"/>
-              </w:rPr>
-              <w:t xml:space="preserve"> </w:t>
-            </w:r>
-            <w:proofErr w:type="spellStart"/>
-            <w:r>
-              <w:rPr>
-                <w:rFonts w:ascii="Arial" w:hAnsi="Arial" w:cs="Arial"/>
-                <w:b/>
-                <w:bCs/>
-                <w:sz w:val="16"/>
-                <w:szCs w:val="16"/>
-                <w:lang w:val="ru-RU"/>
-              </w:rPr>
-              <w:t>Мубаракзифа</w:t>
-            </w:r>
-            <w:proofErr w:type="spellEnd"/>
-            <w:r>
-              <w:rPr>
-                <w:rFonts w:ascii="Arial" w:hAnsi="Arial" w:cs="Arial"/>
-                <w:b/>
-                <w:bCs/>
-                <w:sz w:val="16"/>
-                <w:szCs w:val="16"/>
-                <w:lang w:val="ru-RU"/>
-              </w:rPr>
-              <w:t xml:space="preserve"> </w:t>
-            </w:r>
-            <w:proofErr w:type="spellStart"/>
-            <w:r>
-              <w:rPr>
-                <w:rFonts w:ascii="Arial" w:hAnsi="Arial" w:cs="Arial"/>
-                <w:b/>
-                <w:bCs/>
-                <w:sz w:val="16"/>
-                <w:szCs w:val="16"/>
-                <w:lang w:val="ru-RU"/>
-              </w:rPr>
-              <w:t>Бикмухаметовна</w:t>
-            </w:r>
-            <w:proofErr w:type="spellEnd"/>
+            <w:r>
+              <w:rPr>
+                <w:rFonts w:ascii="Arial" w:hAnsi="Arial" w:cs="Arial"/>
+                <w:b/>
+                <w:bCs/>
+                <w:sz w:val="16"/>
+                <w:szCs w:val="16"/>
+                <w:lang w:val="ru-RU"/>
+              </w:rPr>
+              <w:t>Ишмухаметова Мубаракзифа Бикмухаметовна</w:t>
+            </w:r>
             <w:r>
               <w:rPr>
                 <w:rFonts w:ascii="Arial" w:hAnsi="Arial" w:cs="Arial"/>
@@ -9170,27 +7034,7 @@
                 <w:szCs w:val="16"/>
                 <w:lang w:val="ru-RU"/>
               </w:rPr>
-              <w:t xml:space="preserve">1882 г.р., </w:t>
-            </w:r>
-            <w:proofErr w:type="spellStart"/>
-            <w:r>
-              <w:rPr>
-                <w:rFonts w:ascii="Arial" w:hAnsi="Arial" w:cs="Arial"/>
-                <w:sz w:val="16"/>
-                <w:szCs w:val="16"/>
-                <w:lang w:val="ru-RU"/>
-              </w:rPr>
-              <w:t>м.р</w:t>
-            </w:r>
-            <w:proofErr w:type="spellEnd"/>
-            <w:r>
-              <w:rPr>
-                <w:rFonts w:ascii="Arial" w:hAnsi="Arial" w:cs="Arial"/>
-                <w:sz w:val="16"/>
-                <w:szCs w:val="16"/>
-                <w:lang w:val="ru-RU"/>
-              </w:rPr>
-              <w:t>.: Кайбицкий р-н, с. Бурундуки, татарка.</w:t>
+              <w:t>1882 г.р., м.р.: Кайбицкий р-н, с. Бурундуки, татарка.</w:t>
             </w:r>
             <w:r>
               <w:rPr>
@@ -9244,27 +7088,7 @@
                 <w:szCs w:val="16"/>
                 <w:lang w:val="ru-RU"/>
               </w:rPr>
-              <w:t xml:space="preserve">ВМН. Расстреляна 09.10.1941, в </w:t>
-            </w:r>
-            <w:proofErr w:type="spellStart"/>
-            <w:r>
-              <w:rPr>
-                <w:rFonts w:ascii="Arial" w:hAnsi="Arial" w:cs="Arial"/>
-                <w:sz w:val="16"/>
-                <w:szCs w:val="16"/>
-                <w:lang w:val="ru-RU"/>
-              </w:rPr>
-              <w:t>г.Казань</w:t>
-            </w:r>
-            <w:proofErr w:type="spellEnd"/>
-            <w:r>
-              <w:rPr>
-                <w:rFonts w:ascii="Arial" w:hAnsi="Arial" w:cs="Arial"/>
-                <w:sz w:val="16"/>
-                <w:szCs w:val="16"/>
-                <w:lang w:val="ru-RU"/>
-              </w:rPr>
-              <w:t>. Реабилитация: 22.10.1996</w:t>
+              <w:t>ВМН. Расстреляна 09.10.1941, в г.Казань. Реабилитация: 22.10.1996</w:t>
             </w:r>
           </w:p>
           <w:p>
@@ -9364,7 +7188,6 @@
               <w:bottom w:val="double" w:sz="1" w:space="0" w:color="808080"/>
               <w:right w:val="double" w:sz="2" w:space="0" w:color="808080"/>
             </w:tcBorders>
-            <w:shd w:val="clear" w:color="auto" w:fill="auto"/>
             <w:vAlign w:val="center"/>
           </w:tcPr>
           <w:p>
@@ -9385,29 +7208,16 @@
                 <w:lang w:val="ru-RU"/>
               </w:rPr>
             </w:pPr>
-            <w:proofErr w:type="spellStart"/>
-            <w:r>
-              <w:rPr>
-                <w:rFonts w:ascii="Arial" w:hAnsi="Arial" w:cs="Arial"/>
-                <w:b/>
-                <w:bCs/>
-                <w:sz w:val="16"/>
-                <w:szCs w:val="16"/>
-                <w:lang w:val="ru-RU"/>
-              </w:rPr>
-              <w:t>Кабдысалямова</w:t>
-            </w:r>
-            <w:proofErr w:type="spellEnd"/>
-            <w:r>
-              <w:rPr>
-                <w:rFonts w:ascii="Arial" w:hAnsi="Arial" w:cs="Arial"/>
-                <w:b/>
-                <w:bCs/>
-                <w:sz w:val="16"/>
-                <w:szCs w:val="16"/>
-                <w:lang w:val="ru-RU"/>
-              </w:rPr>
-              <w:t xml:space="preserve"> Раиса Николаевна</w:t>
+            <w:r>
+              <w:rPr>
+                <w:rFonts w:ascii="Arial" w:hAnsi="Arial" w:cs="Arial"/>
+                <w:b/>
+                <w:bCs/>
+                <w:sz w:val="16"/>
+                <w:szCs w:val="16"/>
+                <w:lang w:val="ru-RU"/>
+              </w:rPr>
+              <w:t>Кабдысалямова Раиса Николаевна</w:t>
             </w:r>
             <w:r>
               <w:rPr>
@@ -9484,56 +7294,25 @@
                 <w:szCs w:val="16"/>
                 <w:lang w:val="ru-RU"/>
               </w:rPr>
-              <w:t xml:space="preserve">в 1916 г., ст. Татарка Омской ж. д.; татарка; образование среднее; заключенная </w:t>
-            </w:r>
-            <w:proofErr w:type="gramStart"/>
-            <w:r>
-              <w:rPr>
-                <w:rFonts w:ascii="Arial" w:hAnsi="Arial" w:cs="Arial"/>
-                <w:sz w:val="16"/>
-                <w:szCs w:val="16"/>
-                <w:lang w:val="ru-RU"/>
-              </w:rPr>
-              <w:t>ИТК..</w:t>
-            </w:r>
-            <w:proofErr w:type="gramEnd"/>
-            <w:r>
-              <w:rPr>
-                <w:rFonts w:ascii="Arial" w:hAnsi="Arial" w:cs="Arial"/>
-                <w:sz w:val="16"/>
-                <w:szCs w:val="16"/>
-                <w:lang w:val="ru-RU"/>
-              </w:rPr>
-              <w:t xml:space="preserve"> </w:t>
-            </w:r>
-            <w:r>
-              <w:rPr>
-                <w:rFonts w:ascii="Arial" w:hAnsi="Arial" w:cs="Arial"/>
-                <w:sz w:val="16"/>
-                <w:szCs w:val="16"/>
-                <w:lang w:val="ru-RU"/>
-              </w:rPr>
-              <w:t xml:space="preserve">Приговорена: Тройка при УНКВД по Омской обл. 19 сентября 1937 г., </w:t>
-            </w:r>
-            <w:proofErr w:type="spellStart"/>
-            <w:r>
-              <w:rPr>
-                <w:rFonts w:ascii="Arial" w:hAnsi="Arial" w:cs="Arial"/>
-                <w:sz w:val="16"/>
-                <w:szCs w:val="16"/>
-                <w:lang w:val="ru-RU"/>
-              </w:rPr>
-              <w:t>обв</w:t>
-            </w:r>
-            <w:proofErr w:type="spellEnd"/>
-            <w:r>
-              <w:rPr>
-                <w:rFonts w:ascii="Arial" w:hAnsi="Arial" w:cs="Arial"/>
-                <w:sz w:val="16"/>
-                <w:szCs w:val="16"/>
-                <w:lang w:val="ru-RU"/>
-              </w:rPr>
-              <w:t>.:</w:t>
+              <w:t>в 1916 г., ст. Татарка Омской ж. д.; татарка; образование среднее; заключенная ИТК..</w:t>
+            </w:r>
+            <w:r>
+              <w:rPr>
+                <w:rFonts w:ascii="Arial" w:hAnsi="Arial" w:cs="Arial"/>
+                <w:sz w:val="16"/>
+                <w:szCs w:val="16"/>
+                <w:lang w:val="ru-RU"/>
+              </w:rPr>
+              <w:t xml:space="preserve"> </w:t>
+            </w:r>
+            <w:r>
+              <w:rPr>
+                <w:rFonts w:ascii="Arial" w:hAnsi="Arial" w:cs="Arial"/>
+                <w:sz w:val="16"/>
+                <w:szCs w:val="16"/>
+                <w:lang w:val="ru-RU"/>
+              </w:rPr>
+              <w:t>Приговорена: Тройка при УНКВД по Омской обл. 19 сентября 1937 г., обв.:</w:t>
             </w:r>
             <w:r>
               <w:rPr>
@@ -9550,47 +7329,7 @@
                 <w:szCs w:val="16"/>
                 <w:lang w:val="ru-RU"/>
               </w:rPr>
-              <w:t xml:space="preserve">по ст. </w:t>
-            </w:r>
-            <w:proofErr w:type="gramStart"/>
-            <w:r>
-              <w:rPr>
-                <w:rFonts w:ascii="Arial" w:hAnsi="Arial" w:cs="Arial"/>
-                <w:sz w:val="16"/>
-                <w:szCs w:val="16"/>
-                <w:lang w:val="ru-RU"/>
-              </w:rPr>
-              <w:t>58-10</w:t>
-            </w:r>
-            <w:proofErr w:type="gramEnd"/>
-            <w:r>
-              <w:rPr>
-                <w:rFonts w:ascii="Arial" w:hAnsi="Arial" w:cs="Arial"/>
-                <w:sz w:val="16"/>
-                <w:szCs w:val="16"/>
-                <w:lang w:val="ru-RU"/>
-              </w:rPr>
-              <w:t xml:space="preserve">, </w:t>
-            </w:r>
-            <w:proofErr w:type="gramStart"/>
-            <w:r>
-              <w:rPr>
-                <w:rFonts w:ascii="Arial" w:hAnsi="Arial" w:cs="Arial"/>
-                <w:sz w:val="16"/>
-                <w:szCs w:val="16"/>
-                <w:lang w:val="ru-RU"/>
-              </w:rPr>
-              <w:t>59-3</w:t>
-            </w:r>
-            <w:proofErr w:type="gramEnd"/>
-            <w:r>
-              <w:rPr>
-                <w:rFonts w:ascii="Arial" w:hAnsi="Arial" w:cs="Arial"/>
-                <w:sz w:val="16"/>
-                <w:szCs w:val="16"/>
-                <w:lang w:val="ru-RU"/>
-              </w:rPr>
-              <w:t>, 73 УК РСФСР.</w:t>
+              <w:t>по ст. 58-10, 59-3, 73 УК РСФСР.</w:t>
             </w:r>
             <w:r>
               <w:rPr>
@@ -9709,7 +7448,6 @@
               <w:bottom w:val="double" w:sz="1" w:space="0" w:color="808080"/>
               <w:right w:val="double" w:sz="2" w:space="0" w:color="808080"/>
             </w:tcBorders>
-            <w:shd w:val="clear" w:color="auto" w:fill="auto"/>
             <w:vAlign w:val="center"/>
           </w:tcPr>
           <w:p>
@@ -9737,21 +7475,8 @@
                 <w:szCs w:val="16"/>
                 <w:lang w:val="ru-RU"/>
               </w:rPr>
-              <w:t xml:space="preserve">Каримова </w:t>
-            </w:r>
-            <w:proofErr w:type="spellStart"/>
-            <w:r>
-              <w:rPr>
-                <w:rFonts w:ascii="Arial" w:hAnsi="Arial" w:cs="Arial"/>
-                <w:b/>
-                <w:bCs/>
-                <w:sz w:val="16"/>
-                <w:szCs w:val="16"/>
-                <w:lang w:val="ru-RU"/>
-              </w:rPr>
-              <w:t>Айникамал</w:t>
-            </w:r>
-            <w:proofErr w:type="spellEnd"/>
+              <w:t>Каримова Айникамал</w:t>
+            </w:r>
             <w:r>
               <w:rPr>
                 <w:rFonts w:ascii="Arial" w:hAnsi="Arial" w:cs="Arial"/>
@@ -9809,20 +7534,8 @@
                 <w:szCs w:val="16"/>
                 <w:lang w:val="ru-RU"/>
               </w:rPr>
-              <w:t xml:space="preserve">Родилась в 1877 г., Тюменская обл., Ярковский р-н, ю. Тарханы; </w:t>
-            </w:r>
-            <w:proofErr w:type="gramStart"/>
-            <w:r>
-              <w:rPr>
-                <w:rFonts w:ascii="Arial" w:hAnsi="Arial" w:cs="Arial"/>
-                <w:color w:val="000000"/>
-                <w:sz w:val="16"/>
-                <w:szCs w:val="16"/>
-                <w:lang w:val="ru-RU"/>
-              </w:rPr>
-              <w:t>крестьянка..</w:t>
-            </w:r>
-            <w:proofErr w:type="gramEnd"/>
+              <w:t>Родилась в 1877 г., Тюменская обл., Ярковский р-н, ю. Тарханы; крестьянка..</w:t>
+            </w:r>
             <w:r>
               <w:rPr>
                 <w:rFonts w:ascii="Arial" w:hAnsi="Arial" w:cs="Arial"/>
@@ -9989,7 +7702,6 @@
               <w:bottom w:val="double" w:sz="1" w:space="0" w:color="808080"/>
               <w:right w:val="double" w:sz="2" w:space="0" w:color="808080"/>
             </w:tcBorders>
-            <w:shd w:val="clear" w:color="auto" w:fill="auto"/>
             <w:vAlign w:val="center"/>
           </w:tcPr>
           <w:p>
@@ -10132,27 +7844,7 @@
                 <w:szCs w:val="16"/>
                 <w:lang w:val="ru-RU"/>
               </w:rPr>
-              <w:t xml:space="preserve">Приговорена: Военный трибунал 5 февраля 1944 г., </w:t>
-            </w:r>
-            <w:proofErr w:type="spellStart"/>
-            <w:r>
-              <w:rPr>
-                <w:rFonts w:ascii="Arial" w:hAnsi="Arial" w:cs="Arial"/>
-                <w:sz w:val="16"/>
-                <w:szCs w:val="16"/>
-                <w:lang w:val="ru-RU"/>
-              </w:rPr>
-              <w:t>обв</w:t>
-            </w:r>
-            <w:proofErr w:type="spellEnd"/>
-            <w:r>
-              <w:rPr>
-                <w:rFonts w:ascii="Arial" w:hAnsi="Arial" w:cs="Arial"/>
-                <w:sz w:val="16"/>
-                <w:szCs w:val="16"/>
-                <w:lang w:val="ru-RU"/>
-              </w:rPr>
-              <w:t>.:</w:t>
+              <w:t>Приговорена: Военный трибунал 5 февраля 1944 г., обв.:</w:t>
             </w:r>
             <w:r>
               <w:rPr>
@@ -10280,7 +7972,6 @@
               <w:bottom w:val="double" w:sz="1" w:space="0" w:color="808080"/>
               <w:right w:val="double" w:sz="2" w:space="0" w:color="808080"/>
             </w:tcBorders>
-            <w:shd w:val="clear" w:color="auto" w:fill="auto"/>
             <w:vAlign w:val="center"/>
           </w:tcPr>
           <w:p>
@@ -10310,31 +8001,7 @@
                 <w:lang w:val="ru-RU"/>
               </w:rPr>
               <w:lastRenderedPageBreak/>
-              <w:t xml:space="preserve">Липницкая-Якубовская </w:t>
-            </w:r>
-            <w:proofErr w:type="spellStart"/>
-            <w:r>
-              <w:rPr>
-                <w:rFonts w:ascii="Arial" w:hAnsi="Arial" w:cs="Arial"/>
-                <w:b/>
-                <w:bCs/>
-                <w:sz w:val="16"/>
-                <w:szCs w:val="16"/>
-                <w:lang w:val="ru-RU"/>
-              </w:rPr>
-              <w:t>Фаия</w:t>
-            </w:r>
-            <w:proofErr w:type="spellEnd"/>
-            <w:r>
-              <w:rPr>
-                <w:rFonts w:ascii="Arial" w:hAnsi="Arial" w:cs="Arial"/>
-                <w:b/>
-                <w:bCs/>
-                <w:sz w:val="16"/>
-                <w:szCs w:val="16"/>
-                <w:lang w:val="ru-RU"/>
-              </w:rPr>
-              <w:t xml:space="preserve"> Матвеевна</w:t>
+              <w:t>Липницкая-Якубовская Фаия Матвеевна</w:t>
             </w:r>
             <w:r>
               <w:rPr>
@@ -10411,47 +8078,7 @@
                 <w:szCs w:val="16"/>
                 <w:lang w:val="ru-RU"/>
               </w:rPr>
-              <w:t xml:space="preserve">в 1906 г., Минская обл., </w:t>
-            </w:r>
-            <w:proofErr w:type="spellStart"/>
-            <w:r>
-              <w:rPr>
-                <w:rFonts w:ascii="Arial" w:hAnsi="Arial" w:cs="Arial"/>
-                <w:sz w:val="16"/>
-                <w:szCs w:val="16"/>
-                <w:lang w:val="ru-RU"/>
-              </w:rPr>
-              <w:t>хут</w:t>
-            </w:r>
-            <w:proofErr w:type="spellEnd"/>
-            <w:r>
-              <w:rPr>
-                <w:rFonts w:ascii="Arial" w:hAnsi="Arial" w:cs="Arial"/>
-                <w:sz w:val="16"/>
-                <w:szCs w:val="16"/>
-                <w:lang w:val="ru-RU"/>
-              </w:rPr>
-              <w:t xml:space="preserve">. </w:t>
-            </w:r>
-            <w:proofErr w:type="spellStart"/>
-            <w:r>
-              <w:rPr>
-                <w:rFonts w:ascii="Arial" w:hAnsi="Arial" w:cs="Arial"/>
-                <w:sz w:val="16"/>
-                <w:szCs w:val="16"/>
-                <w:lang w:val="ru-RU"/>
-              </w:rPr>
-              <w:t>Уболотье</w:t>
-            </w:r>
-            <w:proofErr w:type="spellEnd"/>
-            <w:r>
-              <w:rPr>
-                <w:rFonts w:ascii="Arial" w:hAnsi="Arial" w:cs="Arial"/>
-                <w:sz w:val="16"/>
-                <w:szCs w:val="16"/>
-                <w:lang w:val="ru-RU"/>
-              </w:rPr>
-              <w:t>; татары; б/п; ф-ка "Красный швейник", г. Смоленск, дворник.</w:t>
+              <w:t>в 1906 г., Минская обл., хут. Уболотье; татары; б/п; ф-ка "Красный швейник", г. Смоленск, дворник.</w:t>
             </w:r>
             <w:r>
               <w:rPr>
@@ -10479,27 +8106,7 @@
                 <w:szCs w:val="16"/>
                 <w:lang w:val="ru-RU"/>
               </w:rPr>
-              <w:t xml:space="preserve">Приговорена: НКВД и прокурора СССР 29 октября 1937 г., </w:t>
-            </w:r>
-            <w:proofErr w:type="spellStart"/>
-            <w:r>
-              <w:rPr>
-                <w:rFonts w:ascii="Arial" w:hAnsi="Arial" w:cs="Arial"/>
-                <w:sz w:val="16"/>
-                <w:szCs w:val="16"/>
-                <w:lang w:val="ru-RU"/>
-              </w:rPr>
-              <w:t>обв</w:t>
-            </w:r>
-            <w:proofErr w:type="spellEnd"/>
-            <w:r>
-              <w:rPr>
-                <w:rFonts w:ascii="Arial" w:hAnsi="Arial" w:cs="Arial"/>
-                <w:sz w:val="16"/>
-                <w:szCs w:val="16"/>
-                <w:lang w:val="ru-RU"/>
-              </w:rPr>
-              <w:t>.:</w:t>
+              <w:t>Приговорена: НКВД и прокурора СССР 29 октября 1937 г., обв.:</w:t>
             </w:r>
             <w:r>
               <w:rPr>
@@ -10644,7 +8251,6 @@
               <w:bottom w:val="double" w:sz="1" w:space="0" w:color="808080"/>
               <w:right w:val="double" w:sz="2" w:space="0" w:color="808080"/>
             </w:tcBorders>
-            <w:shd w:val="clear" w:color="auto" w:fill="auto"/>
             <w:vAlign w:val="center"/>
           </w:tcPr>
           <w:p>
@@ -10673,68 +8279,7 @@
                 <w:szCs w:val="16"/>
                 <w:lang w:val="ru-RU"/>
               </w:rPr>
-              <w:t xml:space="preserve">Лукманова </w:t>
-            </w:r>
-            <w:proofErr w:type="spellStart"/>
-            <w:r>
-              <w:rPr>
-                <w:rFonts w:ascii="Arial" w:hAnsi="Arial" w:cs="Arial"/>
-                <w:b/>
-                <w:bCs/>
-                <w:sz w:val="16"/>
-                <w:szCs w:val="16"/>
-                <w:lang w:val="ru-RU"/>
-              </w:rPr>
-              <w:t>Гуниса</w:t>
-            </w:r>
-            <w:proofErr w:type="spellEnd"/>
-            <w:r>
-              <w:rPr>
-                <w:rFonts w:ascii="Arial" w:hAnsi="Arial" w:cs="Arial"/>
-                <w:b/>
-                <w:bCs/>
-                <w:sz w:val="16"/>
-                <w:szCs w:val="16"/>
-                <w:lang w:val="ru-RU"/>
-              </w:rPr>
-              <w:t xml:space="preserve"> </w:t>
-            </w:r>
-            <w:proofErr w:type="spellStart"/>
-            <w:proofErr w:type="gramStart"/>
-            <w:r>
-              <w:rPr>
-                <w:rFonts w:ascii="Arial" w:hAnsi="Arial" w:cs="Arial"/>
-                <w:b/>
-                <w:bCs/>
-                <w:sz w:val="16"/>
-                <w:szCs w:val="16"/>
-                <w:lang w:val="ru-RU"/>
-              </w:rPr>
-              <w:t>Мамедовна</w:t>
-            </w:r>
-            <w:proofErr w:type="spellEnd"/>
-            <w:r>
-              <w:rPr>
-                <w:rFonts w:ascii="Arial" w:hAnsi="Arial" w:cs="Arial"/>
-                <w:b/>
-                <w:bCs/>
-                <w:sz w:val="16"/>
-                <w:szCs w:val="16"/>
-                <w:lang w:val="ru-RU"/>
-              </w:rPr>
-              <w:t xml:space="preserve">  33</w:t>
-            </w:r>
-            <w:proofErr w:type="gramEnd"/>
-            <w:r>
-              <w:rPr>
-                <w:rFonts w:ascii="Arial" w:hAnsi="Arial" w:cs="Arial"/>
-                <w:b/>
-                <w:bCs/>
-                <w:sz w:val="16"/>
-                <w:szCs w:val="16"/>
-                <w:lang w:val="ru-RU"/>
-              </w:rPr>
-              <w:t xml:space="preserve"> года </w:t>
+              <w:t xml:space="preserve">Лукманова Гуниса Мамедовна  33 года </w:t>
             </w:r>
             <w:r>
               <w:rPr>
@@ -10772,67 +8317,7 @@
                 <w:szCs w:val="16"/>
                 <w:lang w:val="ru-RU"/>
               </w:rPr>
-              <w:t xml:space="preserve">1897 г.р., </w:t>
-            </w:r>
-            <w:proofErr w:type="spellStart"/>
-            <w:r>
-              <w:rPr>
-                <w:rFonts w:ascii="Arial" w:hAnsi="Arial" w:cs="Arial"/>
-                <w:sz w:val="16"/>
-                <w:szCs w:val="16"/>
-                <w:lang w:val="ru-RU"/>
-              </w:rPr>
-              <w:t>м.р</w:t>
-            </w:r>
-            <w:proofErr w:type="spellEnd"/>
-            <w:r>
-              <w:rPr>
-                <w:rFonts w:ascii="Arial" w:hAnsi="Arial" w:cs="Arial"/>
-                <w:sz w:val="16"/>
-                <w:szCs w:val="16"/>
-                <w:lang w:val="ru-RU"/>
-              </w:rPr>
-              <w:t xml:space="preserve">.: Забайкальская обл., Читинский уезд, с. Александровка, татарка, частный предприниматель, </w:t>
-            </w:r>
-            <w:proofErr w:type="spellStart"/>
-            <w:r>
-              <w:rPr>
-                <w:rFonts w:ascii="Arial" w:hAnsi="Arial" w:cs="Arial"/>
-                <w:sz w:val="16"/>
-                <w:szCs w:val="16"/>
-                <w:lang w:val="ru-RU"/>
-              </w:rPr>
-              <w:t>прож</w:t>
-            </w:r>
-            <w:proofErr w:type="spellEnd"/>
-            <w:r>
-              <w:rPr>
-                <w:rFonts w:ascii="Arial" w:hAnsi="Arial" w:cs="Arial"/>
-                <w:sz w:val="16"/>
-                <w:szCs w:val="16"/>
-                <w:lang w:val="ru-RU"/>
-              </w:rPr>
-              <w:t xml:space="preserve">.: Китай, г. Маньчжурия, арестована 19.01.1930. Обвинение: по ст. </w:t>
-            </w:r>
-            <w:proofErr w:type="gramStart"/>
-            <w:r>
-              <w:rPr>
-                <w:rFonts w:ascii="Arial" w:hAnsi="Arial" w:cs="Arial"/>
-                <w:sz w:val="16"/>
-                <w:szCs w:val="16"/>
-                <w:lang w:val="ru-RU"/>
-              </w:rPr>
-              <w:t>58-4</w:t>
-            </w:r>
-            <w:proofErr w:type="gramEnd"/>
-            <w:r>
-              <w:rPr>
-                <w:rFonts w:ascii="Arial" w:hAnsi="Arial" w:cs="Arial"/>
-                <w:sz w:val="16"/>
-                <w:szCs w:val="16"/>
-                <w:lang w:val="ru-RU"/>
-              </w:rPr>
-              <w:t xml:space="preserve"> УК РСФСР. Приговор: Тройкой ПП ОГПУ по ДВК, 19.03.1930 — ВМН. Сведений об исполнении приговора не имеется</w:t>
+              <w:t>1897 г.р., м.р.: Забайкальская обл., Читинский уезд, с. Александровка, татарка, частный предприниматель, прож.: Китай, г. Маньчжурия, арестована 19.01.1930. Обвинение: по ст. 58-4 УК РСФСР. Приговор: Тройкой ПП ОГПУ по ДВК, 19.03.1930 — ВМН. Сведений об исполнении приговора не имеется</w:t>
             </w:r>
             <w:r>
               <w:rPr>
@@ -10876,31 +8361,7 @@
                 <w:szCs w:val="16"/>
                 <w:lang w:val="ru-RU"/>
               </w:rPr>
-              <w:t xml:space="preserve">Источник: Книга памяти Читинской </w:t>
-            </w:r>
-            <w:proofErr w:type="gramStart"/>
-            <w:r>
-              <w:rPr>
-                <w:rFonts w:ascii="Arial" w:hAnsi="Arial" w:cs="Arial"/>
-                <w:b/>
-                <w:bCs/>
-                <w:sz w:val="16"/>
-                <w:szCs w:val="16"/>
-                <w:lang w:val="ru-RU"/>
-              </w:rPr>
-              <w:t>обл. ,</w:t>
-            </w:r>
-            <w:proofErr w:type="gramEnd"/>
-            <w:r>
-              <w:rPr>
-                <w:rFonts w:ascii="Arial" w:hAnsi="Arial" w:cs="Arial"/>
-                <w:b/>
-                <w:bCs/>
-                <w:sz w:val="16"/>
-                <w:szCs w:val="16"/>
-                <w:lang w:val="ru-RU"/>
-              </w:rPr>
-              <w:t xml:space="preserve"> т.4;   </w:t>
+              <w:t xml:space="preserve">Источник: Книга памяти Читинской обл. , т.4;   </w:t>
             </w:r>
             <w:hyperlink r:id="rId56" w:history="1">
               <w:r>
@@ -10928,7 +8389,6 @@
               <w:bottom w:val="double" w:sz="1" w:space="0" w:color="808080"/>
               <w:right w:val="double" w:sz="2" w:space="0" w:color="808080"/>
             </w:tcBorders>
-            <w:shd w:val="clear" w:color="auto" w:fill="auto"/>
             <w:vAlign w:val="center"/>
           </w:tcPr>
           <w:p>
@@ -10943,67 +8403,17 @@
                 <w:lang w:val="ru-RU"/>
               </w:rPr>
             </w:pPr>
-            <w:proofErr w:type="spellStart"/>
-            <w:r>
-              <w:rPr>
-                <w:rFonts w:ascii="Arial" w:hAnsi="Arial" w:cs="Arial"/>
-                <w:b/>
-                <w:bCs/>
-                <w:sz w:val="16"/>
-                <w:szCs w:val="16"/>
-                <w:lang w:val="ru-RU"/>
-              </w:rPr>
-              <w:t>Матыгуллина</w:t>
-            </w:r>
-            <w:proofErr w:type="spellEnd"/>
-            <w:r>
-              <w:rPr>
-                <w:rFonts w:ascii="Arial" w:hAnsi="Arial" w:cs="Arial"/>
-                <w:b/>
-                <w:bCs/>
-                <w:sz w:val="16"/>
-                <w:szCs w:val="16"/>
-                <w:lang w:val="ru-RU"/>
-              </w:rPr>
-              <w:t xml:space="preserve"> Сагадат (</w:t>
-            </w:r>
-            <w:proofErr w:type="spellStart"/>
-            <w:r>
-              <w:rPr>
-                <w:rFonts w:ascii="Arial" w:hAnsi="Arial" w:cs="Arial"/>
-                <w:b/>
-                <w:bCs/>
-                <w:sz w:val="16"/>
-                <w:szCs w:val="16"/>
-                <w:lang w:val="ru-RU"/>
-              </w:rPr>
-              <w:t>Сагдат</w:t>
-            </w:r>
-            <w:proofErr w:type="spellEnd"/>
-            <w:r>
-              <w:rPr>
-                <w:rFonts w:ascii="Arial" w:hAnsi="Arial" w:cs="Arial"/>
-                <w:b/>
-                <w:bCs/>
-                <w:sz w:val="16"/>
-                <w:szCs w:val="16"/>
-                <w:lang w:val="ru-RU"/>
-              </w:rPr>
-              <w:t xml:space="preserve">) </w:t>
-            </w:r>
-            <w:proofErr w:type="spellStart"/>
-            <w:r>
-              <w:rPr>
-                <w:rFonts w:ascii="Arial" w:hAnsi="Arial" w:cs="Arial"/>
-                <w:b/>
-                <w:bCs/>
-                <w:sz w:val="16"/>
-                <w:szCs w:val="16"/>
-                <w:lang w:val="ru-RU"/>
-              </w:rPr>
-              <w:t>Шайхутдиновна</w:t>
-            </w:r>
-            <w:proofErr w:type="spellEnd"/>
+            <w:r>
+              <w:rPr>
+                <w:rFonts w:ascii="Arial" w:hAnsi="Arial" w:cs="Arial"/>
+                <w:b/>
+                <w:bCs/>
+                <w:sz w:val="16"/>
+                <w:szCs w:val="16"/>
+                <w:lang w:val="ru-RU"/>
+              </w:rPr>
+              <w:t>Матыгуллина Сагадат (Сагдат) Шайхутдиновна</w:t>
+            </w:r>
             <w:r>
               <w:rPr>
                 <w:rFonts w:ascii="Arial" w:hAnsi="Arial" w:cs="Arial"/>
@@ -11080,47 +8490,16 @@
                 <w:szCs w:val="16"/>
                 <w:lang w:val="ru-RU"/>
               </w:rPr>
-              <w:t xml:space="preserve">в 1909 г., </w:t>
-            </w:r>
-            <w:proofErr w:type="spellStart"/>
-            <w:r>
-              <w:rPr>
-                <w:rFonts w:ascii="Arial" w:hAnsi="Arial" w:cs="Arial"/>
-                <w:sz w:val="16"/>
-                <w:szCs w:val="16"/>
-                <w:lang w:val="ru-RU"/>
-              </w:rPr>
-              <w:t>г.Казань</w:t>
-            </w:r>
-            <w:proofErr w:type="spellEnd"/>
-            <w:r>
-              <w:rPr>
-                <w:rFonts w:ascii="Arial" w:hAnsi="Arial" w:cs="Arial"/>
-                <w:sz w:val="16"/>
-                <w:szCs w:val="16"/>
-                <w:lang w:val="ru-RU"/>
-              </w:rPr>
-              <w:t xml:space="preserve">; татарка; кандидат в чл. ВКП(б) с 1929 по 1933 гг.; бригадир, 3-е производство, з-д № 40 им. Ленина. </w:t>
-            </w:r>
-            <w:proofErr w:type="spellStart"/>
-            <w:r>
-              <w:rPr>
-                <w:rFonts w:ascii="Arial" w:hAnsi="Arial" w:cs="Arial"/>
-                <w:sz w:val="16"/>
-                <w:szCs w:val="16"/>
-                <w:lang w:val="ru-RU"/>
-              </w:rPr>
-              <w:t>Прож</w:t>
-            </w:r>
-            <w:proofErr w:type="spellEnd"/>
-            <w:r>
-              <w:rPr>
-                <w:rFonts w:ascii="Arial" w:hAnsi="Arial" w:cs="Arial"/>
-                <w:sz w:val="16"/>
-                <w:szCs w:val="16"/>
-                <w:lang w:val="ru-RU"/>
-              </w:rPr>
-              <w:t>.:</w:t>
+              <w:t xml:space="preserve">в 1909 г., г.Казань; татарка; кандидат в чл. ВКП(б) с 1929 по 1933 гг.; бригадир, 3-е производство, з-д № 40 им. Ленина. </w:t>
+            </w:r>
+            <w:r>
+              <w:rPr>
+                <w:rFonts w:ascii="Arial" w:hAnsi="Arial" w:cs="Arial"/>
+                <w:sz w:val="16"/>
+                <w:szCs w:val="16"/>
+                <w:lang w:val="ru-RU"/>
+              </w:rPr>
+              <w:t>Прож.:</w:t>
             </w:r>
             <w:r>
               <w:rPr>
@@ -11191,27 +8570,7 @@
                 <w:szCs w:val="16"/>
                 <w:lang w:val="ru-RU"/>
               </w:rPr>
-              <w:t xml:space="preserve">Приговорена: тройкой НКВД ТАССР 13 декабря 1937 г., </w:t>
-            </w:r>
-            <w:proofErr w:type="spellStart"/>
-            <w:r>
-              <w:rPr>
-                <w:rFonts w:ascii="Arial" w:hAnsi="Arial" w:cs="Arial"/>
-                <w:sz w:val="16"/>
-                <w:szCs w:val="16"/>
-                <w:lang w:val="ru-RU"/>
-              </w:rPr>
-              <w:t>обв</w:t>
-            </w:r>
-            <w:proofErr w:type="spellEnd"/>
-            <w:r>
-              <w:rPr>
-                <w:rFonts w:ascii="Arial" w:hAnsi="Arial" w:cs="Arial"/>
-                <w:sz w:val="16"/>
-                <w:szCs w:val="16"/>
-                <w:lang w:val="ru-RU"/>
-              </w:rPr>
-              <w:t>.:</w:t>
+              <w:t>Приговорена: тройкой НКВД ТАССР 13 декабря 1937 г., обв.:</w:t>
             </w:r>
             <w:r>
               <w:rPr>
@@ -11264,38 +8623,7 @@
                 <w:szCs w:val="16"/>
                 <w:lang w:val="ru-RU"/>
               </w:rPr>
-              <w:t xml:space="preserve">в </w:t>
-            </w:r>
-            <w:proofErr w:type="spellStart"/>
-            <w:proofErr w:type="gramStart"/>
-            <w:r>
-              <w:rPr>
-                <w:rFonts w:ascii="Arial" w:hAnsi="Arial" w:cs="Arial"/>
-                <w:sz w:val="16"/>
-                <w:szCs w:val="16"/>
-                <w:lang w:val="ru-RU"/>
-              </w:rPr>
-              <w:t>г.Казань</w:t>
-            </w:r>
-            <w:proofErr w:type="spellEnd"/>
-            <w:r>
-              <w:rPr>
-                <w:rFonts w:ascii="Arial" w:hAnsi="Arial" w:cs="Arial"/>
-                <w:sz w:val="16"/>
-                <w:szCs w:val="16"/>
-                <w:lang w:val="ru-RU"/>
-              </w:rPr>
-              <w:t>..</w:t>
-            </w:r>
-            <w:proofErr w:type="gramEnd"/>
-            <w:r>
-              <w:rPr>
-                <w:rFonts w:ascii="Arial" w:hAnsi="Arial" w:cs="Arial"/>
-                <w:sz w:val="16"/>
-                <w:szCs w:val="16"/>
-                <w:lang w:val="ru-RU"/>
-              </w:rPr>
-              <w:t xml:space="preserve"> Реабилитирована 7 сентября 1978 г.</w:t>
+              <w:t>в г.Казань.. Реабилитирована 7 сентября 1978 г.</w:t>
             </w:r>
           </w:p>
           <w:p>
@@ -11399,7 +8727,6 @@
               <w:bottom w:val="double" w:sz="1" w:space="0" w:color="808080"/>
               <w:right w:val="double" w:sz="2" w:space="0" w:color="808080"/>
             </w:tcBorders>
-            <w:shd w:val="clear" w:color="auto" w:fill="auto"/>
             <w:vAlign w:val="center"/>
           </w:tcPr>
           <w:p>
@@ -11420,53 +8747,16 @@
                 <w:lang w:val="ru-RU"/>
               </w:rPr>
             </w:pPr>
-            <w:proofErr w:type="spellStart"/>
-            <w:r>
-              <w:rPr>
-                <w:rFonts w:ascii="Arial" w:hAnsi="Arial" w:cs="Arial"/>
-                <w:b/>
-                <w:bCs/>
-                <w:sz w:val="16"/>
-                <w:szCs w:val="16"/>
-                <w:lang w:val="ru-RU"/>
-              </w:rPr>
-              <w:t>Музафарова</w:t>
-            </w:r>
-            <w:proofErr w:type="spellEnd"/>
-            <w:r>
-              <w:rPr>
-                <w:rFonts w:ascii="Arial" w:hAnsi="Arial" w:cs="Arial"/>
-                <w:b/>
-                <w:bCs/>
-                <w:sz w:val="16"/>
-                <w:szCs w:val="16"/>
-                <w:lang w:val="ru-RU"/>
-              </w:rPr>
-              <w:t xml:space="preserve"> </w:t>
-            </w:r>
-            <w:proofErr w:type="spellStart"/>
-            <w:r>
-              <w:rPr>
-                <w:rFonts w:ascii="Arial" w:hAnsi="Arial" w:cs="Arial"/>
-                <w:b/>
-                <w:bCs/>
-                <w:sz w:val="16"/>
-                <w:szCs w:val="16"/>
-                <w:lang w:val="ru-RU"/>
-              </w:rPr>
-              <w:t>Марьяма</w:t>
-            </w:r>
-            <w:proofErr w:type="spellEnd"/>
-            <w:r>
-              <w:rPr>
-                <w:rFonts w:ascii="Arial" w:hAnsi="Arial" w:cs="Arial"/>
-                <w:b/>
-                <w:bCs/>
-                <w:sz w:val="16"/>
-                <w:szCs w:val="16"/>
-                <w:lang w:val="ru-RU"/>
-              </w:rPr>
-              <w:t xml:space="preserve"> Хасановна</w:t>
+            <w:r>
+              <w:rPr>
+                <w:rFonts w:ascii="Arial" w:hAnsi="Arial" w:cs="Arial"/>
+                <w:b/>
+                <w:bCs/>
+                <w:sz w:val="16"/>
+                <w:szCs w:val="16"/>
+                <w:lang w:val="ru-RU"/>
+              </w:rPr>
+              <w:t>Музафарова Марьяма Хасановна</w:t>
             </w:r>
             <w:r>
               <w:rPr>
@@ -11545,25 +8835,14 @@
               </w:rPr>
               <w:t xml:space="preserve">в 1906 г. заключенный Орловской тюрьмы. </w:t>
             </w:r>
-            <w:proofErr w:type="spellStart"/>
-            <w:r>
-              <w:rPr>
-                <w:rFonts w:ascii="Arial" w:hAnsi="Arial" w:cs="Arial"/>
-                <w:sz w:val="16"/>
-                <w:szCs w:val="16"/>
-                <w:lang w:val="ru-RU"/>
-              </w:rPr>
-              <w:t>Прож</w:t>
-            </w:r>
-            <w:proofErr w:type="spellEnd"/>
-            <w:r>
-              <w:rPr>
-                <w:rFonts w:ascii="Arial" w:hAnsi="Arial" w:cs="Arial"/>
-                <w:sz w:val="16"/>
-                <w:szCs w:val="16"/>
-                <w:lang w:val="ru-RU"/>
-              </w:rPr>
-              <w:t>.:</w:t>
+            <w:r>
+              <w:rPr>
+                <w:rFonts w:ascii="Arial" w:hAnsi="Arial" w:cs="Arial"/>
+                <w:sz w:val="16"/>
+                <w:szCs w:val="16"/>
+                <w:lang w:val="ru-RU"/>
+              </w:rPr>
+              <w:t>Прож.:</w:t>
             </w:r>
             <w:r>
               <w:rPr>
@@ -11589,27 +8868,7 @@
                 <w:szCs w:val="16"/>
                 <w:lang w:val="ru-RU"/>
               </w:rPr>
-              <w:t xml:space="preserve">ОРЕЛ. Приговорена: ВК ВС СССР (заочно, по пост. ГКО от 6.09.1941, подписанному Сталиным) 8 сентября 1941 г., </w:t>
-            </w:r>
-            <w:proofErr w:type="spellStart"/>
-            <w:r>
-              <w:rPr>
-                <w:rFonts w:ascii="Arial" w:hAnsi="Arial" w:cs="Arial"/>
-                <w:sz w:val="16"/>
-                <w:szCs w:val="16"/>
-                <w:lang w:val="ru-RU"/>
-              </w:rPr>
-              <w:t>обв</w:t>
-            </w:r>
-            <w:proofErr w:type="spellEnd"/>
-            <w:r>
-              <w:rPr>
-                <w:rFonts w:ascii="Arial" w:hAnsi="Arial" w:cs="Arial"/>
-                <w:sz w:val="16"/>
-                <w:szCs w:val="16"/>
-                <w:lang w:val="ru-RU"/>
-              </w:rPr>
-              <w:t>.:</w:t>
+              <w:t>ОРЕЛ. Приговорена: ВК ВС СССР (заочно, по пост. ГКО от 6.09.1941, подписанному Сталиным) 8 сентября 1941 г., обв.:</w:t>
             </w:r>
             <w:r>
               <w:rPr>
@@ -11619,25 +8878,14 @@
               </w:rPr>
               <w:t> </w:t>
             </w:r>
-            <w:proofErr w:type="gramStart"/>
-            <w:r>
-              <w:rPr>
-                <w:rFonts w:ascii="Arial" w:hAnsi="Arial" w:cs="Arial"/>
-                <w:sz w:val="16"/>
-                <w:szCs w:val="16"/>
-                <w:lang w:val="ru-RU"/>
-              </w:rPr>
-              <w:t>58-10</w:t>
-            </w:r>
-            <w:proofErr w:type="gramEnd"/>
-            <w:r>
-              <w:rPr>
-                <w:rFonts w:ascii="Arial" w:hAnsi="Arial" w:cs="Arial"/>
-                <w:sz w:val="16"/>
-                <w:szCs w:val="16"/>
-                <w:lang w:val="ru-RU"/>
-              </w:rPr>
-              <w:t>, ч.2 (а</w:t>
+            <w:r>
+              <w:rPr>
+                <w:rFonts w:ascii="Arial" w:hAnsi="Arial" w:cs="Arial"/>
+                <w:sz w:val="16"/>
+                <w:szCs w:val="16"/>
+                <w:lang w:val="ru-RU"/>
+              </w:rPr>
+              <w:t>58-10, ч.2 (а</w:t>
             </w:r>
             <w:r>
               <w:rPr>
@@ -11655,49 +8903,7 @@
                 <w:szCs w:val="16"/>
                 <w:lang w:val="ru-RU"/>
               </w:rPr>
-              <w:t xml:space="preserve"> агитация, </w:t>
-            </w:r>
-            <w:proofErr w:type="spellStart"/>
-            <w:r>
-              <w:rPr>
-                <w:rFonts w:ascii="Arial" w:hAnsi="Arial" w:cs="Arial"/>
-                <w:sz w:val="16"/>
-                <w:szCs w:val="16"/>
-                <w:lang w:val="ru-RU"/>
-              </w:rPr>
-              <w:t>распр-ие</w:t>
-            </w:r>
-            <w:proofErr w:type="spellEnd"/>
-            <w:r>
-              <w:rPr>
-                <w:rFonts w:ascii="Arial" w:hAnsi="Arial" w:cs="Arial"/>
-                <w:sz w:val="16"/>
-                <w:szCs w:val="16"/>
-                <w:lang w:val="ru-RU"/>
-              </w:rPr>
-              <w:t xml:space="preserve"> </w:t>
-            </w:r>
-            <w:proofErr w:type="spellStart"/>
-            <w:proofErr w:type="gramStart"/>
-            <w:r>
-              <w:rPr>
-                <w:rFonts w:ascii="Arial" w:hAnsi="Arial" w:cs="Arial"/>
-                <w:sz w:val="16"/>
-                <w:szCs w:val="16"/>
-                <w:lang w:val="ru-RU"/>
-              </w:rPr>
-              <w:t>клеветнич.измышлений</w:t>
-            </w:r>
-            <w:proofErr w:type="spellEnd"/>
-            <w:proofErr w:type="gramEnd"/>
-            <w:r>
-              <w:rPr>
-                <w:rFonts w:ascii="Arial" w:hAnsi="Arial" w:cs="Arial"/>
-                <w:sz w:val="16"/>
-                <w:szCs w:val="16"/>
-                <w:lang w:val="ru-RU"/>
-              </w:rPr>
-              <w:t xml:space="preserve"> о мероприятиях ВКП(б) и сов. Правительства). Приговор: ВМН Расстреляна 11 сентября 1941 г. Место захоронения</w:t>
+              <w:t xml:space="preserve"> агитация, распр-ие клеветнич.измышлений о мероприятиях ВКП(б) и сов. Правительства). Приговор: ВМН Расстреляна 11 сентября 1941 г. Место захоронения</w:t>
             </w:r>
             <w:r>
               <w:rPr>
@@ -11816,7 +9022,6 @@
               <w:bottom w:val="double" w:sz="1" w:space="0" w:color="808080"/>
               <w:right w:val="double" w:sz="2" w:space="0" w:color="808080"/>
             </w:tcBorders>
-            <w:shd w:val="clear" w:color="auto" w:fill="auto"/>
             <w:vAlign w:val="center"/>
           </w:tcPr>
           <w:p>
@@ -11839,83 +9044,15 @@
                 <w:lang w:val="ru-RU"/>
               </w:rPr>
             </w:pPr>
-            <w:proofErr w:type="spellStart"/>
-            <w:r>
-              <w:rPr>
-                <w:rFonts w:ascii="Arial" w:hAnsi="Arial" w:cs="Arial"/>
-                <w:b/>
-                <w:sz w:val="16"/>
-                <w:szCs w:val="16"/>
-                <w:lang w:val="ru-RU"/>
-              </w:rPr>
-              <w:t>Мухутдинова</w:t>
-            </w:r>
-            <w:proofErr w:type="spellEnd"/>
-            <w:r>
-              <w:rPr>
-                <w:rFonts w:ascii="Arial" w:hAnsi="Arial" w:cs="Arial"/>
-                <w:b/>
-                <w:sz w:val="16"/>
-                <w:szCs w:val="16"/>
-                <w:lang w:val="ru-RU"/>
-              </w:rPr>
-              <w:t xml:space="preserve"> Закира </w:t>
-            </w:r>
-            <w:proofErr w:type="spellStart"/>
-            <w:r>
-              <w:rPr>
-                <w:rFonts w:ascii="Arial" w:hAnsi="Arial" w:cs="Arial"/>
-                <w:b/>
-                <w:sz w:val="16"/>
-                <w:szCs w:val="16"/>
-                <w:lang w:val="ru-RU"/>
-              </w:rPr>
-              <w:t>Минниахматовна</w:t>
-            </w:r>
-            <w:proofErr w:type="spellEnd"/>
-            <w:r>
-              <w:rPr>
-                <w:rFonts w:ascii="Arial" w:hAnsi="Arial" w:cs="Arial"/>
-                <w:b/>
-                <w:sz w:val="16"/>
-                <w:szCs w:val="16"/>
-                <w:lang w:val="ru-RU"/>
-              </w:rPr>
-              <w:t xml:space="preserve"> </w:t>
-            </w:r>
-            <w:proofErr w:type="gramStart"/>
-            <w:r>
-              <w:rPr>
-                <w:rFonts w:ascii="Arial" w:hAnsi="Arial" w:cs="Arial"/>
-                <w:b/>
-                <w:sz w:val="16"/>
-                <w:szCs w:val="16"/>
-                <w:lang w:val="ru-RU"/>
-              </w:rPr>
-              <w:t xml:space="preserve">( </w:t>
-            </w:r>
-            <w:proofErr w:type="spellStart"/>
-            <w:r>
-              <w:rPr>
-                <w:rFonts w:ascii="Arial" w:hAnsi="Arial" w:cs="Arial"/>
-                <w:b/>
-                <w:sz w:val="16"/>
-                <w:szCs w:val="16"/>
-                <w:lang w:val="ru-RU"/>
-              </w:rPr>
-              <w:t>Минниахметовна</w:t>
-            </w:r>
-            <w:proofErr w:type="spellEnd"/>
-            <w:proofErr w:type="gramEnd"/>
-            <w:r>
-              <w:rPr>
-                <w:rFonts w:ascii="Arial" w:hAnsi="Arial" w:cs="Arial"/>
-                <w:b/>
-                <w:sz w:val="16"/>
-                <w:szCs w:val="16"/>
-                <w:lang w:val="ru-RU"/>
-              </w:rPr>
-              <w:t>)</w:t>
+            <w:r>
+              <w:rPr>
+                <w:rFonts w:ascii="Arial" w:hAnsi="Arial" w:cs="Arial"/>
+                <w:b/>
+                <w:sz w:val="16"/>
+                <w:szCs w:val="16"/>
+                <w:lang w:val="ru-RU"/>
+              </w:rPr>
+              <w:t>Мухутдинова Закира Минниахматовна ( Минниахметовна)</w:t>
             </w:r>
             <w:r>
               <w:rPr>
@@ -11975,27 +9112,7 @@
                 <w:szCs w:val="16"/>
                 <w:lang w:val="ru-RU"/>
               </w:rPr>
-              <w:t xml:space="preserve">1888 г.р., </w:t>
-            </w:r>
-            <w:proofErr w:type="spellStart"/>
-            <w:r>
-              <w:rPr>
-                <w:rFonts w:ascii="Arial" w:hAnsi="Arial" w:cs="Arial"/>
-                <w:sz w:val="16"/>
-                <w:szCs w:val="16"/>
-                <w:lang w:val="ru-RU"/>
-              </w:rPr>
-              <w:t>м.р</w:t>
-            </w:r>
-            <w:proofErr w:type="spellEnd"/>
-            <w:r>
-              <w:rPr>
-                <w:rFonts w:ascii="Arial" w:hAnsi="Arial" w:cs="Arial"/>
-                <w:sz w:val="16"/>
-                <w:szCs w:val="16"/>
-                <w:lang w:val="ru-RU"/>
-              </w:rPr>
-              <w:t>.: Черемшанский р-н, с. Верхняя Каменка, татарка, зажиточная крестьянка, жена муллы.</w:t>
+              <w:t>1888 г.р., м.р.: Черемшанский р-н, с. Верхняя Каменка, татарка, зажиточная крестьянка, жена муллы.</w:t>
             </w:r>
             <w:r>
               <w:rPr>
@@ -12085,19 +9202,8 @@
                 <w:szCs w:val="16"/>
                 <w:lang w:val="ru-RU"/>
               </w:rPr>
-              <w:t xml:space="preserve">Расстреляна 16.11.1937, </w:t>
-            </w:r>
-            <w:proofErr w:type="spellStart"/>
-            <w:r>
-              <w:rPr>
-                <w:rFonts w:ascii="Arial" w:hAnsi="Arial" w:cs="Arial"/>
-                <w:sz w:val="16"/>
-                <w:szCs w:val="16"/>
-                <w:lang w:val="ru-RU"/>
-              </w:rPr>
-              <w:t>г.Бугульма</w:t>
-            </w:r>
-            <w:proofErr w:type="spellEnd"/>
+              <w:t>Расстреляна 16.11.1937, г.Бугульма</w:t>
+            </w:r>
             <w:r>
               <w:rPr>
                 <w:rFonts w:ascii="Arial" w:hAnsi="Arial" w:cs="Arial"/>
@@ -12214,7 +9320,6 @@
               <w:bottom w:val="double" w:sz="1" w:space="0" w:color="808080"/>
               <w:right w:val="double" w:sz="2" w:space="0" w:color="808080"/>
             </w:tcBorders>
-            <w:shd w:val="clear" w:color="auto" w:fill="auto"/>
             <w:vAlign w:val="center"/>
           </w:tcPr>
           <w:p>
@@ -12302,117 +9407,7 @@
                 <w:szCs w:val="16"/>
                 <w:lang w:val="ru-RU"/>
               </w:rPr>
-              <w:t xml:space="preserve">1898 (1900) г.р., </w:t>
-            </w:r>
-            <w:proofErr w:type="spellStart"/>
-            <w:r>
-              <w:rPr>
-                <w:rFonts w:ascii="Arial" w:hAnsi="Arial" w:cs="Arial"/>
-                <w:bCs/>
-                <w:sz w:val="16"/>
-                <w:szCs w:val="16"/>
-                <w:lang w:val="ru-RU"/>
-              </w:rPr>
-              <w:t>м.р</w:t>
-            </w:r>
-            <w:proofErr w:type="spellEnd"/>
-            <w:r>
-              <w:rPr>
-                <w:rFonts w:ascii="Arial" w:hAnsi="Arial" w:cs="Arial"/>
-                <w:bCs/>
-                <w:sz w:val="16"/>
-                <w:szCs w:val="16"/>
-                <w:lang w:val="ru-RU"/>
-              </w:rPr>
-              <w:t xml:space="preserve">.: Тюлячинский р-н, с. Большие Савруши, </w:t>
-            </w:r>
-            <w:proofErr w:type="spellStart"/>
-            <w:r>
-              <w:rPr>
-                <w:rFonts w:ascii="Arial" w:hAnsi="Arial" w:cs="Arial"/>
-                <w:bCs/>
-                <w:sz w:val="16"/>
-                <w:szCs w:val="16"/>
-                <w:lang w:val="ru-RU"/>
-              </w:rPr>
-              <w:t>кряшенка</w:t>
-            </w:r>
-            <w:proofErr w:type="spellEnd"/>
-            <w:r>
-              <w:rPr>
-                <w:rFonts w:ascii="Arial" w:hAnsi="Arial" w:cs="Arial"/>
-                <w:bCs/>
-                <w:sz w:val="16"/>
-                <w:szCs w:val="16"/>
-                <w:lang w:val="ru-RU"/>
-              </w:rPr>
-              <w:t xml:space="preserve">, </w:t>
-            </w:r>
-            <w:proofErr w:type="spellStart"/>
-            <w:r>
-              <w:rPr>
-                <w:rFonts w:ascii="Arial" w:hAnsi="Arial" w:cs="Arial"/>
-                <w:bCs/>
-                <w:sz w:val="16"/>
-                <w:szCs w:val="16"/>
-                <w:lang w:val="ru-RU"/>
-              </w:rPr>
-              <w:t>прож</w:t>
-            </w:r>
-            <w:proofErr w:type="spellEnd"/>
-            <w:r>
-              <w:rPr>
-                <w:rFonts w:ascii="Arial" w:hAnsi="Arial" w:cs="Arial"/>
-                <w:bCs/>
-                <w:sz w:val="16"/>
-                <w:szCs w:val="16"/>
-                <w:lang w:val="ru-RU"/>
-              </w:rPr>
-              <w:t xml:space="preserve">.: Кукморский р-н, с. Село-Чура, арестована 25.08.1937. Обвинение: </w:t>
-            </w:r>
-            <w:proofErr w:type="gramStart"/>
-            <w:r>
-              <w:rPr>
-                <w:rFonts w:ascii="Arial" w:hAnsi="Arial" w:cs="Arial"/>
-                <w:bCs/>
-                <w:sz w:val="16"/>
-                <w:szCs w:val="16"/>
-                <w:lang w:val="ru-RU"/>
-              </w:rPr>
-              <w:t>58-10</w:t>
-            </w:r>
-            <w:proofErr w:type="gramEnd"/>
-            <w:r>
-              <w:rPr>
-                <w:rFonts w:ascii="Arial" w:hAnsi="Arial" w:cs="Arial"/>
-                <w:bCs/>
-                <w:sz w:val="16"/>
-                <w:szCs w:val="16"/>
-                <w:lang w:val="ru-RU"/>
-              </w:rPr>
-              <w:t xml:space="preserve"> ч.1, </w:t>
-            </w:r>
-            <w:proofErr w:type="gramStart"/>
-            <w:r>
-              <w:rPr>
-                <w:rFonts w:ascii="Arial" w:hAnsi="Arial" w:cs="Arial"/>
-                <w:bCs/>
-                <w:sz w:val="16"/>
-                <w:szCs w:val="16"/>
-                <w:lang w:val="ru-RU"/>
-              </w:rPr>
-              <w:t>59-7</w:t>
-            </w:r>
-            <w:proofErr w:type="gramEnd"/>
-            <w:r>
-              <w:rPr>
-                <w:rFonts w:ascii="Arial" w:hAnsi="Arial" w:cs="Arial"/>
-                <w:bCs/>
-                <w:sz w:val="16"/>
-                <w:szCs w:val="16"/>
-                <w:lang w:val="ru-RU"/>
-              </w:rPr>
-              <w:t xml:space="preserve"> ч.1 ("устраивание религиозных сборищ"). Приговор: тройкой НКВД ТАССР 2, 08.10.1937</w:t>
+              <w:t>1898 (1900) г.р., м.р.: Тюлячинский р-н, с. Большие Савруши, кряшенка, прож.: Кукморский р-н, с. Село-Чура, арестована 25.08.1937. Обвинение: 58-10 ч.1, 59-7 ч.1 ("устраивание религиозных сборищ"). Приговор: тройкой НКВД ТАССР 2, 08.10.1937</w:t>
             </w:r>
             <w:r>
               <w:rPr>
@@ -12461,29 +9456,7 @@
                 <w:szCs w:val="16"/>
                 <w:lang w:val="ru-RU"/>
               </w:rPr>
-              <w:t xml:space="preserve">Расстреляна 01.11.1937, в </w:t>
-            </w:r>
-            <w:proofErr w:type="spellStart"/>
-            <w:r>
-              <w:rPr>
-                <w:rFonts w:ascii="Arial" w:hAnsi="Arial" w:cs="Arial"/>
-                <w:bCs/>
-                <w:sz w:val="16"/>
-                <w:szCs w:val="16"/>
-                <w:lang w:val="ru-RU"/>
-              </w:rPr>
-              <w:t>г.Казань</w:t>
-            </w:r>
-            <w:proofErr w:type="spellEnd"/>
-            <w:r>
-              <w:rPr>
-                <w:rFonts w:ascii="Arial" w:hAnsi="Arial" w:cs="Arial"/>
-                <w:bCs/>
-                <w:sz w:val="16"/>
-                <w:szCs w:val="16"/>
-                <w:lang w:val="ru-RU"/>
-              </w:rPr>
-              <w:t>. Реабилитация: 24.08.1989</w:t>
+              <w:t>Расстреляна 01.11.1937, в г.Казань. Реабилитация: 24.08.1989</w:t>
             </w:r>
           </w:p>
           <w:p>
@@ -12580,7 +9553,6 @@
               <w:bottom w:val="double" w:sz="1" w:space="0" w:color="808080"/>
               <w:right w:val="double" w:sz="2" w:space="0" w:color="808080"/>
             </w:tcBorders>
-            <w:shd w:val="clear" w:color="auto" w:fill="auto"/>
             <w:vAlign w:val="center"/>
           </w:tcPr>
           <w:p>
@@ -12682,67 +9654,16 @@
                 <w:szCs w:val="16"/>
                 <w:lang w:val="ru-RU"/>
               </w:rPr>
-              <w:t xml:space="preserve">в 1915 г., </w:t>
-            </w:r>
-            <w:proofErr w:type="spellStart"/>
-            <w:r>
-              <w:rPr>
-                <w:rFonts w:ascii="Arial" w:hAnsi="Arial" w:cs="Arial"/>
-                <w:sz w:val="16"/>
-                <w:szCs w:val="16"/>
-                <w:lang w:val="ru-RU"/>
-              </w:rPr>
-              <w:t>г.Свердловск</w:t>
-            </w:r>
-            <w:proofErr w:type="spellEnd"/>
-            <w:r>
-              <w:rPr>
-                <w:rFonts w:ascii="Arial" w:hAnsi="Arial" w:cs="Arial"/>
-                <w:sz w:val="16"/>
-                <w:szCs w:val="16"/>
-                <w:lang w:val="ru-RU"/>
-              </w:rPr>
-              <w:t>; татарка; заключенная, трактористка, рабочая ОЛП-</w:t>
-            </w:r>
-            <w:proofErr w:type="gramStart"/>
-            <w:r>
-              <w:rPr>
-                <w:rFonts w:ascii="Arial" w:hAnsi="Arial" w:cs="Arial"/>
-                <w:sz w:val="16"/>
-                <w:szCs w:val="16"/>
-                <w:lang w:val="ru-RU"/>
-              </w:rPr>
-              <w:t>12..</w:t>
-            </w:r>
-            <w:proofErr w:type="gramEnd"/>
-            <w:r>
-              <w:rPr>
-                <w:rFonts w:ascii="Arial" w:hAnsi="Arial" w:cs="Arial"/>
-                <w:sz w:val="16"/>
-                <w:szCs w:val="16"/>
-                <w:lang w:val="ru-RU"/>
-              </w:rPr>
-              <w:t xml:space="preserve"> </w:t>
-            </w:r>
-            <w:proofErr w:type="spellStart"/>
-            <w:r>
-              <w:rPr>
-                <w:rFonts w:ascii="Arial" w:hAnsi="Arial" w:cs="Arial"/>
-                <w:sz w:val="16"/>
-                <w:szCs w:val="16"/>
-                <w:lang w:val="ru-RU"/>
-              </w:rPr>
-              <w:t>Прож</w:t>
-            </w:r>
-            <w:proofErr w:type="spellEnd"/>
-            <w:r>
-              <w:rPr>
-                <w:rFonts w:ascii="Arial" w:hAnsi="Arial" w:cs="Arial"/>
-                <w:sz w:val="16"/>
-                <w:szCs w:val="16"/>
-                <w:lang w:val="ru-RU"/>
-              </w:rPr>
-              <w:t>.:</w:t>
+              <w:t xml:space="preserve">в 1915 г., г.Свердловск; татарка; заключенная, трактористка, рабочая ОЛП-12.. </w:t>
+            </w:r>
+            <w:r>
+              <w:rPr>
+                <w:rFonts w:ascii="Arial" w:hAnsi="Arial" w:cs="Arial"/>
+                <w:sz w:val="16"/>
+                <w:szCs w:val="16"/>
+                <w:lang w:val="ru-RU"/>
+              </w:rPr>
+              <w:t>Прож.:</w:t>
             </w:r>
             <w:r>
               <w:rPr>
@@ -12752,25 +9673,14 @@
               </w:rPr>
               <w:t> </w:t>
             </w:r>
-            <w:proofErr w:type="spellStart"/>
-            <w:r>
-              <w:rPr>
-                <w:rFonts w:ascii="Arial" w:hAnsi="Arial" w:cs="Arial"/>
-                <w:sz w:val="16"/>
-                <w:szCs w:val="16"/>
-                <w:lang w:val="ru-RU"/>
-              </w:rPr>
-              <w:t>Ухтижемлаг</w:t>
-            </w:r>
-            <w:proofErr w:type="spellEnd"/>
-            <w:r>
-              <w:rPr>
-                <w:rFonts w:ascii="Arial" w:hAnsi="Arial" w:cs="Arial"/>
-                <w:sz w:val="16"/>
-                <w:szCs w:val="16"/>
-                <w:lang w:val="ru-RU"/>
-              </w:rPr>
-              <w:t xml:space="preserve"> НКВД.</w:t>
+            <w:r>
+              <w:rPr>
+                <w:rFonts w:ascii="Arial" w:hAnsi="Arial" w:cs="Arial"/>
+                <w:sz w:val="16"/>
+                <w:szCs w:val="16"/>
+                <w:lang w:val="ru-RU"/>
+              </w:rPr>
+              <w:t>Ухтижемлаг НКВД.</w:t>
             </w:r>
             <w:r>
               <w:rPr>
@@ -12798,47 +9708,7 @@
                 <w:szCs w:val="16"/>
                 <w:lang w:val="ru-RU"/>
               </w:rPr>
-              <w:t xml:space="preserve">Приговорена: военным трибуналом войск НКВД строительства </w:t>
-            </w:r>
-            <w:proofErr w:type="spellStart"/>
-            <w:r>
-              <w:rPr>
-                <w:rFonts w:ascii="Arial" w:hAnsi="Arial" w:cs="Arial"/>
-                <w:sz w:val="16"/>
-                <w:szCs w:val="16"/>
-                <w:lang w:val="ru-RU"/>
-              </w:rPr>
-              <w:t>Севжелдормагистрали</w:t>
-            </w:r>
-            <w:proofErr w:type="spellEnd"/>
-            <w:r>
-              <w:rPr>
-                <w:rFonts w:ascii="Arial" w:hAnsi="Arial" w:cs="Arial"/>
-                <w:sz w:val="16"/>
-                <w:szCs w:val="16"/>
-                <w:lang w:val="ru-RU"/>
-              </w:rPr>
-              <w:t xml:space="preserve"> 31 декабря 1940 г., </w:t>
-            </w:r>
-            <w:proofErr w:type="spellStart"/>
-            <w:r>
-              <w:rPr>
-                <w:rFonts w:ascii="Arial" w:hAnsi="Arial" w:cs="Arial"/>
-                <w:sz w:val="16"/>
-                <w:szCs w:val="16"/>
-                <w:lang w:val="ru-RU"/>
-              </w:rPr>
-              <w:t>обв</w:t>
-            </w:r>
-            <w:proofErr w:type="spellEnd"/>
-            <w:r>
-              <w:rPr>
-                <w:rFonts w:ascii="Arial" w:hAnsi="Arial" w:cs="Arial"/>
-                <w:sz w:val="16"/>
-                <w:szCs w:val="16"/>
-                <w:lang w:val="ru-RU"/>
-              </w:rPr>
-              <w:t>.:</w:t>
+              <w:t>Приговорена: военным трибуналом войск НКВД строительства Севжелдормагистрали 31 декабря 1940 г., обв.:</w:t>
             </w:r>
             <w:r>
               <w:rPr>
@@ -12855,27 +9725,7 @@
                 <w:szCs w:val="16"/>
                 <w:lang w:val="ru-RU"/>
               </w:rPr>
-              <w:t xml:space="preserve">по ст. </w:t>
-            </w:r>
-            <w:proofErr w:type="gramStart"/>
-            <w:r>
-              <w:rPr>
-                <w:rFonts w:ascii="Arial" w:hAnsi="Arial" w:cs="Arial"/>
-                <w:sz w:val="16"/>
-                <w:szCs w:val="16"/>
-                <w:lang w:val="ru-RU"/>
-              </w:rPr>
-              <w:t>58-8</w:t>
-            </w:r>
-            <w:proofErr w:type="gramEnd"/>
-            <w:r>
-              <w:rPr>
-                <w:rFonts w:ascii="Arial" w:hAnsi="Arial" w:cs="Arial"/>
-                <w:sz w:val="16"/>
-                <w:szCs w:val="16"/>
-                <w:lang w:val="ru-RU"/>
-              </w:rPr>
-              <w:t xml:space="preserve"> УК РСФСР.</w:t>
+              <w:t>по ст. 58-8 УК РСФСР.</w:t>
             </w:r>
             <w:r>
               <w:rPr>
@@ -12997,7 +9847,6 @@
               <w:bottom w:val="double" w:sz="1" w:space="0" w:color="808080"/>
               <w:right w:val="double" w:sz="2" w:space="0" w:color="808080"/>
             </w:tcBorders>
-            <w:shd w:val="clear" w:color="auto" w:fill="auto"/>
             <w:vAlign w:val="center"/>
           </w:tcPr>
           <w:p>
@@ -13018,29 +9867,16 @@
                 <w:lang w:val="ru-RU"/>
               </w:rPr>
             </w:pPr>
-            <w:proofErr w:type="spellStart"/>
-            <w:r>
-              <w:rPr>
-                <w:rFonts w:ascii="Arial" w:hAnsi="Arial" w:cs="Arial"/>
-                <w:b/>
-                <w:bCs/>
-                <w:sz w:val="16"/>
-                <w:szCs w:val="16"/>
-                <w:lang w:val="ru-RU"/>
-              </w:rPr>
-              <w:t>Нурмухаметова</w:t>
-            </w:r>
-            <w:proofErr w:type="spellEnd"/>
-            <w:r>
-              <w:rPr>
-                <w:rFonts w:ascii="Arial" w:hAnsi="Arial" w:cs="Arial"/>
-                <w:b/>
-                <w:bCs/>
-                <w:sz w:val="16"/>
-                <w:szCs w:val="16"/>
-                <w:lang w:val="ru-RU"/>
-              </w:rPr>
-              <w:t xml:space="preserve"> Мария Ивановна</w:t>
+            <w:r>
+              <w:rPr>
+                <w:rFonts w:ascii="Arial" w:hAnsi="Arial" w:cs="Arial"/>
+                <w:b/>
+                <w:bCs/>
+                <w:sz w:val="16"/>
+                <w:szCs w:val="16"/>
+                <w:lang w:val="ru-RU"/>
+              </w:rPr>
+              <w:t>Нурмухаметова Мария Ивановна</w:t>
             </w:r>
             <w:r>
               <w:rPr>
@@ -13119,25 +9955,14 @@
               </w:rPr>
               <w:t xml:space="preserve">в 1919 г., Свердловск; татарка; </w:t>
             </w:r>
-            <w:proofErr w:type="spellStart"/>
-            <w:r>
-              <w:rPr>
-                <w:rFonts w:ascii="Arial" w:hAnsi="Arial" w:cs="Arial"/>
-                <w:sz w:val="16"/>
-                <w:szCs w:val="16"/>
-                <w:lang w:val="ru-RU"/>
-              </w:rPr>
-              <w:t>Прож</w:t>
-            </w:r>
-            <w:proofErr w:type="spellEnd"/>
-            <w:r>
-              <w:rPr>
-                <w:rFonts w:ascii="Arial" w:hAnsi="Arial" w:cs="Arial"/>
-                <w:sz w:val="16"/>
-                <w:szCs w:val="16"/>
-                <w:lang w:val="ru-RU"/>
-              </w:rPr>
-              <w:t>.:</w:t>
+            <w:r>
+              <w:rPr>
+                <w:rFonts w:ascii="Arial" w:hAnsi="Arial" w:cs="Arial"/>
+                <w:sz w:val="16"/>
+                <w:szCs w:val="16"/>
+                <w:lang w:val="ru-RU"/>
+              </w:rPr>
+              <w:t>Прож.:</w:t>
             </w:r>
             <w:r>
               <w:rPr>
@@ -13154,65 +9979,25 @@
                 <w:szCs w:val="16"/>
                 <w:lang w:val="ru-RU"/>
               </w:rPr>
-              <w:t xml:space="preserve">Свердловская </w:t>
-            </w:r>
-            <w:proofErr w:type="gramStart"/>
-            <w:r>
-              <w:rPr>
-                <w:rFonts w:ascii="Arial" w:hAnsi="Arial" w:cs="Arial"/>
-                <w:sz w:val="16"/>
-                <w:szCs w:val="16"/>
-                <w:lang w:val="ru-RU"/>
-              </w:rPr>
-              <w:t>обл..</w:t>
-            </w:r>
-            <w:proofErr w:type="gramEnd"/>
-            <w:r>
-              <w:rPr>
-                <w:rFonts w:ascii="Arial" w:hAnsi="Arial" w:cs="Arial"/>
-                <w:sz w:val="16"/>
-                <w:szCs w:val="16"/>
-                <w:lang w:val="ru-RU"/>
-              </w:rPr>
-              <w:t xml:space="preserve"> Арестована в 1935 г.</w:t>
-            </w:r>
-            <w:r>
-              <w:rPr>
-                <w:rFonts w:ascii="Arial" w:hAnsi="Arial" w:cs="Arial"/>
-                <w:sz w:val="16"/>
-                <w:szCs w:val="16"/>
-                <w:lang w:val="ru-RU"/>
-              </w:rPr>
-              <w:t xml:space="preserve"> </w:t>
-            </w:r>
-            <w:r>
-              <w:rPr>
-                <w:rFonts w:ascii="Arial" w:hAnsi="Arial" w:cs="Arial"/>
-                <w:sz w:val="16"/>
-                <w:szCs w:val="16"/>
-                <w:lang w:val="ru-RU"/>
-              </w:rPr>
-              <w:t xml:space="preserve">Приговорена: тройка при УНКВД по Дальстрою 17 февраля 1938 г., </w:t>
-            </w:r>
-            <w:proofErr w:type="spellStart"/>
-            <w:r>
-              <w:rPr>
-                <w:rFonts w:ascii="Arial" w:hAnsi="Arial" w:cs="Arial"/>
-                <w:sz w:val="16"/>
-                <w:szCs w:val="16"/>
-                <w:lang w:val="ru-RU"/>
-              </w:rPr>
-              <w:t>обв</w:t>
-            </w:r>
-            <w:proofErr w:type="spellEnd"/>
-            <w:r>
-              <w:rPr>
-                <w:rFonts w:ascii="Arial" w:hAnsi="Arial" w:cs="Arial"/>
-                <w:sz w:val="16"/>
-                <w:szCs w:val="16"/>
-                <w:lang w:val="ru-RU"/>
-              </w:rPr>
-              <w:t>.:</w:t>
+              <w:t>Свердловская обл.. Арестована в 1935 г.</w:t>
+            </w:r>
+            <w:r>
+              <w:rPr>
+                <w:rFonts w:ascii="Arial" w:hAnsi="Arial" w:cs="Arial"/>
+                <w:sz w:val="16"/>
+                <w:szCs w:val="16"/>
+                <w:lang w:val="ru-RU"/>
+              </w:rPr>
+              <w:t xml:space="preserve"> </w:t>
+            </w:r>
+            <w:r>
+              <w:rPr>
+                <w:rFonts w:ascii="Arial" w:hAnsi="Arial" w:cs="Arial"/>
+                <w:sz w:val="16"/>
+                <w:szCs w:val="16"/>
+                <w:lang w:val="ru-RU"/>
+              </w:rPr>
+              <w:t>Приговорена: тройка при УНКВД по Дальстрою 17 февраля 1938 г., обв.:</w:t>
             </w:r>
             <w:r>
               <w:rPr>
@@ -13360,7 +10145,6 @@
               <w:bottom w:val="double" w:sz="1" w:space="0" w:color="808080"/>
               <w:right w:val="double" w:sz="2" w:space="0" w:color="808080"/>
             </w:tcBorders>
-            <w:shd w:val="clear" w:color="auto" w:fill="auto"/>
             <w:vAlign w:val="center"/>
           </w:tcPr>
           <w:p>
@@ -13390,45 +10174,8 @@
                 <w:szCs w:val="16"/>
                 <w:lang w:val="ru-RU"/>
               </w:rPr>
-              <w:t xml:space="preserve">Рахматуллина </w:t>
-            </w:r>
-            <w:proofErr w:type="spellStart"/>
-            <w:r>
-              <w:rPr>
-                <w:rFonts w:ascii="Arial" w:hAnsi="Arial" w:cs="Arial"/>
-                <w:b/>
-                <w:bCs/>
-                <w:sz w:val="16"/>
-                <w:szCs w:val="16"/>
-                <w:lang w:val="ru-RU"/>
-              </w:rPr>
-              <w:t>Тайфа</w:t>
-            </w:r>
-            <w:proofErr w:type="spellEnd"/>
-            <w:r>
-              <w:rPr>
-                <w:rFonts w:ascii="Arial" w:hAnsi="Arial" w:cs="Arial"/>
-                <w:b/>
-                <w:bCs/>
-                <w:sz w:val="16"/>
-                <w:szCs w:val="16"/>
-                <w:lang w:val="ru-RU"/>
-              </w:rPr>
-              <w:t xml:space="preserve"> </w:t>
-            </w:r>
-            <w:proofErr w:type="spellStart"/>
-            <w:r>
-              <w:rPr>
-                <w:rFonts w:ascii="Arial" w:hAnsi="Arial" w:cs="Arial"/>
-                <w:b/>
-                <w:bCs/>
-                <w:sz w:val="16"/>
-                <w:szCs w:val="16"/>
-                <w:lang w:val="ru-RU"/>
-              </w:rPr>
-              <w:t>Замалютдиновна</w:t>
-            </w:r>
-            <w:proofErr w:type="spellEnd"/>
+              <w:t>Рахматуллина Тайфа Замалютдиновна</w:t>
+            </w:r>
             <w:r>
               <w:rPr>
                 <w:rFonts w:ascii="Arial" w:hAnsi="Arial" w:cs="Arial"/>
@@ -13504,47 +10251,16 @@
                 <w:szCs w:val="16"/>
                 <w:lang w:val="ru-RU"/>
               </w:rPr>
-              <w:t xml:space="preserve">в 1891 г., д. </w:t>
-            </w:r>
-            <w:proofErr w:type="spellStart"/>
-            <w:r>
-              <w:rPr>
-                <w:rFonts w:ascii="Arial" w:hAnsi="Arial" w:cs="Arial"/>
-                <w:sz w:val="16"/>
-                <w:szCs w:val="16"/>
-                <w:lang w:val="ru-RU"/>
-              </w:rPr>
-              <w:t>Бакырчи</w:t>
-            </w:r>
-            <w:proofErr w:type="spellEnd"/>
-            <w:r>
-              <w:rPr>
-                <w:rFonts w:ascii="Arial" w:hAnsi="Arial" w:cs="Arial"/>
-                <w:sz w:val="16"/>
-                <w:szCs w:val="16"/>
-                <w:lang w:val="ru-RU"/>
-              </w:rPr>
-              <w:t xml:space="preserve">, Кайбицкий р-н, ТАССР; татарка; </w:t>
-            </w:r>
-            <w:proofErr w:type="spellStart"/>
-            <w:r>
-              <w:rPr>
-                <w:rFonts w:ascii="Arial" w:hAnsi="Arial" w:cs="Arial"/>
-                <w:sz w:val="16"/>
-                <w:szCs w:val="16"/>
-                <w:lang w:val="ru-RU"/>
-              </w:rPr>
-              <w:t>Прож</w:t>
-            </w:r>
-            <w:proofErr w:type="spellEnd"/>
-            <w:r>
-              <w:rPr>
-                <w:rFonts w:ascii="Arial" w:hAnsi="Arial" w:cs="Arial"/>
-                <w:sz w:val="16"/>
-                <w:szCs w:val="16"/>
-                <w:lang w:val="ru-RU"/>
-              </w:rPr>
-              <w:t>.:</w:t>
+              <w:t xml:space="preserve">в 1891 г., д. Бакырчи, Кайбицкий р-н, ТАССР; татарка; </w:t>
+            </w:r>
+            <w:r>
+              <w:rPr>
+                <w:rFonts w:ascii="Arial" w:hAnsi="Arial" w:cs="Arial"/>
+                <w:sz w:val="16"/>
+                <w:szCs w:val="16"/>
+                <w:lang w:val="ru-RU"/>
+              </w:rPr>
+              <w:t>Прож.:</w:t>
             </w:r>
             <w:r>
               <w:rPr>
@@ -13589,27 +10305,7 @@
                 <w:lang w:val="ru-RU"/>
               </w:rPr>
               <w:br/>
-              <w:t xml:space="preserve">Приговорена: 15 января 1938 г., </w:t>
-            </w:r>
-            <w:proofErr w:type="spellStart"/>
-            <w:r>
-              <w:rPr>
-                <w:rFonts w:ascii="Arial" w:hAnsi="Arial" w:cs="Arial"/>
-                <w:sz w:val="16"/>
-                <w:szCs w:val="16"/>
-                <w:lang w:val="ru-RU"/>
-              </w:rPr>
-              <w:t>обв</w:t>
-            </w:r>
-            <w:proofErr w:type="spellEnd"/>
-            <w:r>
-              <w:rPr>
-                <w:rFonts w:ascii="Arial" w:hAnsi="Arial" w:cs="Arial"/>
-                <w:sz w:val="16"/>
-                <w:szCs w:val="16"/>
-                <w:lang w:val="ru-RU"/>
-              </w:rPr>
-              <w:t>.:</w:t>
+              <w:t>Приговорена: 15 января 1938 г., обв.:</w:t>
             </w:r>
             <w:r>
               <w:rPr>
@@ -13744,7 +10440,6 @@
               <w:bottom w:val="double" w:sz="1" w:space="0" w:color="808080"/>
               <w:right w:val="double" w:sz="2" w:space="0" w:color="808080"/>
             </w:tcBorders>
-            <w:shd w:val="clear" w:color="auto" w:fill="auto"/>
             <w:vAlign w:val="center"/>
           </w:tcPr>
           <w:p>
@@ -13774,45 +10469,8 @@
                 <w:szCs w:val="16"/>
                 <w:lang w:val="ru-RU"/>
               </w:rPr>
-              <w:t xml:space="preserve">Ромазанова </w:t>
-            </w:r>
-            <w:proofErr w:type="spellStart"/>
-            <w:r>
-              <w:rPr>
-                <w:rFonts w:ascii="Arial" w:hAnsi="Arial" w:cs="Arial"/>
-                <w:b/>
-                <w:bCs/>
-                <w:sz w:val="16"/>
-                <w:szCs w:val="16"/>
-                <w:lang w:val="ru-RU"/>
-              </w:rPr>
-              <w:t>Залида</w:t>
-            </w:r>
-            <w:proofErr w:type="spellEnd"/>
-            <w:r>
-              <w:rPr>
-                <w:rFonts w:ascii="Arial" w:hAnsi="Arial" w:cs="Arial"/>
-                <w:b/>
-                <w:bCs/>
-                <w:sz w:val="16"/>
-                <w:szCs w:val="16"/>
-                <w:lang w:val="ru-RU"/>
-              </w:rPr>
-              <w:t xml:space="preserve"> </w:t>
-            </w:r>
-            <w:proofErr w:type="spellStart"/>
-            <w:r>
-              <w:rPr>
-                <w:rFonts w:ascii="Arial" w:hAnsi="Arial" w:cs="Arial"/>
-                <w:b/>
-                <w:bCs/>
-                <w:sz w:val="16"/>
-                <w:szCs w:val="16"/>
-                <w:lang w:val="ru-RU"/>
-              </w:rPr>
-              <w:t>Салеховна</w:t>
-            </w:r>
-            <w:proofErr w:type="spellEnd"/>
+              <w:t>Ромазанова Залида Салеховна</w:t>
+            </w:r>
             <w:r>
               <w:rPr>
                 <w:rFonts w:ascii="Arial" w:hAnsi="Arial" w:cs="Arial"/>
@@ -13888,47 +10546,16 @@
                 <w:szCs w:val="16"/>
                 <w:lang w:val="ru-RU"/>
               </w:rPr>
-              <w:t xml:space="preserve">в 1870 г., Николаевский р-н, с. </w:t>
-            </w:r>
-            <w:proofErr w:type="spellStart"/>
-            <w:r>
-              <w:rPr>
-                <w:rFonts w:ascii="Arial" w:hAnsi="Arial" w:cs="Arial"/>
-                <w:sz w:val="16"/>
-                <w:szCs w:val="16"/>
-                <w:lang w:val="ru-RU"/>
-              </w:rPr>
-              <w:t>Б.Сайман</w:t>
-            </w:r>
-            <w:proofErr w:type="spellEnd"/>
-            <w:r>
-              <w:rPr>
-                <w:rFonts w:ascii="Arial" w:hAnsi="Arial" w:cs="Arial"/>
-                <w:sz w:val="16"/>
-                <w:szCs w:val="16"/>
-                <w:lang w:val="ru-RU"/>
-              </w:rPr>
-              <w:t xml:space="preserve">; крестьянка. </w:t>
-            </w:r>
-            <w:proofErr w:type="spellStart"/>
-            <w:r>
-              <w:rPr>
-                <w:rFonts w:ascii="Arial" w:hAnsi="Arial" w:cs="Arial"/>
-                <w:sz w:val="16"/>
-                <w:szCs w:val="16"/>
-                <w:lang w:val="ru-RU"/>
-              </w:rPr>
-              <w:t>Прож</w:t>
-            </w:r>
-            <w:proofErr w:type="spellEnd"/>
-            <w:r>
-              <w:rPr>
-                <w:rFonts w:ascii="Arial" w:hAnsi="Arial" w:cs="Arial"/>
-                <w:sz w:val="16"/>
-                <w:szCs w:val="16"/>
-                <w:lang w:val="ru-RU"/>
-              </w:rPr>
-              <w:t>.:</w:t>
+              <w:t xml:space="preserve">в 1870 г., Николаевский р-н, с. Б.Сайман; крестьянка. </w:t>
+            </w:r>
+            <w:r>
+              <w:rPr>
+                <w:rFonts w:ascii="Arial" w:hAnsi="Arial" w:cs="Arial"/>
+                <w:sz w:val="16"/>
+                <w:szCs w:val="16"/>
+                <w:lang w:val="ru-RU"/>
+              </w:rPr>
+              <w:t>Прож.:</w:t>
             </w:r>
             <w:r>
               <w:rPr>
@@ -13945,65 +10572,25 @@
                 <w:szCs w:val="16"/>
                 <w:lang w:val="ru-RU"/>
               </w:rPr>
-              <w:t xml:space="preserve">Николаевский р-н, с. </w:t>
-            </w:r>
-            <w:proofErr w:type="spellStart"/>
-            <w:r>
-              <w:rPr>
-                <w:rFonts w:ascii="Arial" w:hAnsi="Arial" w:cs="Arial"/>
-                <w:sz w:val="16"/>
-                <w:szCs w:val="16"/>
-                <w:lang w:val="ru-RU"/>
-              </w:rPr>
-              <w:t>Б.Сайман</w:t>
-            </w:r>
-            <w:proofErr w:type="spellEnd"/>
-            <w:r>
-              <w:rPr>
-                <w:rFonts w:ascii="Arial" w:hAnsi="Arial" w:cs="Arial"/>
-                <w:sz w:val="16"/>
-                <w:szCs w:val="16"/>
-                <w:lang w:val="ru-RU"/>
-              </w:rPr>
-              <w:t>.</w:t>
-            </w:r>
-            <w:r>
-              <w:rPr>
-                <w:rFonts w:ascii="Arial" w:hAnsi="Arial" w:cs="Arial"/>
-                <w:sz w:val="16"/>
-                <w:szCs w:val="16"/>
-                <w:lang w:val="ru-RU"/>
-              </w:rPr>
-              <w:t xml:space="preserve"> </w:t>
-            </w:r>
-            <w:r>
-              <w:rPr>
-                <w:rFonts w:ascii="Arial" w:hAnsi="Arial" w:cs="Arial"/>
-                <w:sz w:val="16"/>
-                <w:szCs w:val="16"/>
-                <w:lang w:val="ru-RU"/>
-              </w:rPr>
-              <w:t xml:space="preserve">Приговорена: тройка при ОГПУ по Средневолжскому краю 17 января 1931 г., </w:t>
-            </w:r>
-            <w:proofErr w:type="spellStart"/>
-            <w:r>
-              <w:rPr>
-                <w:rFonts w:ascii="Arial" w:hAnsi="Arial" w:cs="Arial"/>
-                <w:sz w:val="16"/>
-                <w:szCs w:val="16"/>
-                <w:lang w:val="ru-RU"/>
-              </w:rPr>
-              <w:t>обв</w:t>
-            </w:r>
-            <w:proofErr w:type="spellEnd"/>
-            <w:r>
-              <w:rPr>
-                <w:rFonts w:ascii="Arial" w:hAnsi="Arial" w:cs="Arial"/>
-                <w:sz w:val="16"/>
-                <w:szCs w:val="16"/>
-                <w:lang w:val="ru-RU"/>
-              </w:rPr>
-              <w:t>.:</w:t>
+              <w:t>Николаевский р-н, с. Б.Сайман.</w:t>
+            </w:r>
+            <w:r>
+              <w:rPr>
+                <w:rFonts w:ascii="Arial" w:hAnsi="Arial" w:cs="Arial"/>
+                <w:sz w:val="16"/>
+                <w:szCs w:val="16"/>
+                <w:lang w:val="ru-RU"/>
+              </w:rPr>
+              <w:t xml:space="preserve"> </w:t>
+            </w:r>
+            <w:r>
+              <w:rPr>
+                <w:rFonts w:ascii="Arial" w:hAnsi="Arial" w:cs="Arial"/>
+                <w:sz w:val="16"/>
+                <w:szCs w:val="16"/>
+                <w:lang w:val="ru-RU"/>
+              </w:rPr>
+              <w:t>Приговорена: тройка при ОГПУ по Средневолжскому краю 17 января 1931 г., обв.:</w:t>
             </w:r>
             <w:r>
               <w:rPr>
@@ -14020,67 +10607,7 @@
                 <w:szCs w:val="16"/>
                 <w:lang w:val="ru-RU"/>
               </w:rPr>
-              <w:t xml:space="preserve">по </w:t>
-            </w:r>
-            <w:proofErr w:type="spellStart"/>
-            <w:r>
-              <w:rPr>
-                <w:rFonts w:ascii="Arial" w:hAnsi="Arial" w:cs="Arial"/>
-                <w:sz w:val="16"/>
-                <w:szCs w:val="16"/>
-                <w:lang w:val="ru-RU"/>
-              </w:rPr>
-              <w:t>ст.ст</w:t>
-            </w:r>
-            <w:proofErr w:type="spellEnd"/>
-            <w:r>
-              <w:rPr>
-                <w:rFonts w:ascii="Arial" w:hAnsi="Arial" w:cs="Arial"/>
-                <w:sz w:val="16"/>
-                <w:szCs w:val="16"/>
-                <w:lang w:val="ru-RU"/>
-              </w:rPr>
-              <w:t xml:space="preserve">. </w:t>
-            </w:r>
-            <w:proofErr w:type="gramStart"/>
-            <w:r>
-              <w:rPr>
-                <w:rFonts w:ascii="Arial" w:hAnsi="Arial" w:cs="Arial"/>
-                <w:sz w:val="16"/>
-                <w:szCs w:val="16"/>
-                <w:lang w:val="ru-RU"/>
-              </w:rPr>
-              <w:t>58-10</w:t>
-            </w:r>
-            <w:proofErr w:type="gramEnd"/>
-            <w:r>
-              <w:rPr>
-                <w:rFonts w:ascii="Arial" w:hAnsi="Arial" w:cs="Arial"/>
-                <w:sz w:val="16"/>
-                <w:szCs w:val="16"/>
-                <w:lang w:val="ru-RU"/>
-              </w:rPr>
-              <w:t xml:space="preserve">, </w:t>
-            </w:r>
-            <w:proofErr w:type="gramStart"/>
-            <w:r>
-              <w:rPr>
-                <w:rFonts w:ascii="Arial" w:hAnsi="Arial" w:cs="Arial"/>
-                <w:sz w:val="16"/>
-                <w:szCs w:val="16"/>
-                <w:lang w:val="ru-RU"/>
-              </w:rPr>
-              <w:t>58-11</w:t>
-            </w:r>
-            <w:proofErr w:type="gramEnd"/>
-            <w:r>
-              <w:rPr>
-                <w:rFonts w:ascii="Arial" w:hAnsi="Arial" w:cs="Arial"/>
-                <w:sz w:val="16"/>
-                <w:szCs w:val="16"/>
-                <w:lang w:val="ru-RU"/>
-              </w:rPr>
-              <w:t xml:space="preserve"> УК РСФСР.</w:t>
+              <w:t>по ст.ст. 58-10, 58-11 УК РСФСР.</w:t>
             </w:r>
             <w:r>
               <w:rPr>
@@ -14202,7 +10729,6 @@
               <w:bottom w:val="double" w:sz="1" w:space="0" w:color="808080"/>
               <w:right w:val="double" w:sz="2" w:space="0" w:color="808080"/>
             </w:tcBorders>
-            <w:shd w:val="clear" w:color="auto" w:fill="auto"/>
             <w:vAlign w:val="center"/>
           </w:tcPr>
           <w:p>
@@ -14234,45 +10760,8 @@
                 <w:szCs w:val="16"/>
                 <w:lang w:val="ru-RU"/>
               </w:rPr>
-              <w:t xml:space="preserve">Сабитова </w:t>
-            </w:r>
-            <w:proofErr w:type="spellStart"/>
-            <w:r>
-              <w:rPr>
-                <w:rFonts w:ascii="Arial" w:hAnsi="Arial" w:cs="Arial"/>
-                <w:b/>
-                <w:bCs/>
-                <w:sz w:val="16"/>
-                <w:szCs w:val="16"/>
-                <w:lang w:val="ru-RU"/>
-              </w:rPr>
-              <w:t>Бибинур</w:t>
-            </w:r>
-            <w:proofErr w:type="spellEnd"/>
-            <w:r>
-              <w:rPr>
-                <w:rFonts w:ascii="Arial" w:hAnsi="Arial" w:cs="Arial"/>
-                <w:b/>
-                <w:bCs/>
-                <w:sz w:val="16"/>
-                <w:szCs w:val="16"/>
-                <w:lang w:val="ru-RU"/>
-              </w:rPr>
-              <w:t xml:space="preserve"> </w:t>
-            </w:r>
-            <w:proofErr w:type="spellStart"/>
-            <w:r>
-              <w:rPr>
-                <w:rFonts w:ascii="Arial" w:hAnsi="Arial" w:cs="Arial"/>
-                <w:b/>
-                <w:bCs/>
-                <w:sz w:val="16"/>
-                <w:szCs w:val="16"/>
-                <w:lang w:val="ru-RU"/>
-              </w:rPr>
-              <w:t>Султановна</w:t>
-            </w:r>
-            <w:proofErr w:type="spellEnd"/>
+              <w:t>Сабитова Бибинур Султановна</w:t>
+            </w:r>
             <w:r>
               <w:rPr>
                 <w:rFonts w:ascii="Arial" w:hAnsi="Arial" w:cs="Arial"/>
@@ -14334,164 +10823,42 @@
               </w:rPr>
               <w:t xml:space="preserve">Родилась в 1900 г., Северо-Казахстанская обл., Петропавловск.; татарка; образование начальное; </w:t>
             </w:r>
-            <w:proofErr w:type="spellStart"/>
-            <w:r>
-              <w:rPr>
-                <w:rFonts w:ascii="Arial" w:hAnsi="Arial" w:cs="Arial"/>
-                <w:sz w:val="16"/>
-                <w:szCs w:val="16"/>
-                <w:lang w:val="ru-RU"/>
-              </w:rPr>
-              <w:t>Прож</w:t>
-            </w:r>
-            <w:proofErr w:type="spellEnd"/>
-            <w:r>
-              <w:rPr>
-                <w:rFonts w:ascii="Arial" w:hAnsi="Arial" w:cs="Arial"/>
-                <w:sz w:val="16"/>
-                <w:szCs w:val="16"/>
-                <w:lang w:val="ru-RU"/>
-              </w:rPr>
-              <w:t>.:</w:t>
-            </w:r>
-            <w:r>
-              <w:rPr>
-                <w:rFonts w:ascii="Arial" w:hAnsi="Arial" w:cs="Arial"/>
-                <w:sz w:val="16"/>
-                <w:szCs w:val="16"/>
-                <w:lang w:val="ru-RU"/>
-              </w:rPr>
-              <w:t xml:space="preserve"> Карагандинская обл. </w:t>
-            </w:r>
-            <w:proofErr w:type="spellStart"/>
-            <w:r>
-              <w:rPr>
-                <w:rFonts w:ascii="Arial" w:hAnsi="Arial" w:cs="Arial"/>
-                <w:sz w:val="16"/>
-                <w:szCs w:val="16"/>
-                <w:lang w:val="ru-RU"/>
-              </w:rPr>
-              <w:t>Кенбидайкский</w:t>
-            </w:r>
-            <w:proofErr w:type="spellEnd"/>
-            <w:r>
-              <w:rPr>
-                <w:rFonts w:ascii="Arial" w:hAnsi="Arial" w:cs="Arial"/>
-                <w:sz w:val="16"/>
-                <w:szCs w:val="16"/>
-                <w:lang w:val="ru-RU"/>
-              </w:rPr>
-              <w:t xml:space="preserve"> с. Арестована 17 ноября 1937 г. </w:t>
-            </w:r>
-            <w:proofErr w:type="spellStart"/>
-            <w:r>
-              <w:rPr>
-                <w:rFonts w:ascii="Arial" w:hAnsi="Arial" w:cs="Arial"/>
-                <w:sz w:val="16"/>
-                <w:szCs w:val="16"/>
-                <w:lang w:val="ru-RU"/>
-              </w:rPr>
-              <w:t>Кенбидайкское</w:t>
-            </w:r>
-            <w:proofErr w:type="spellEnd"/>
-            <w:r>
-              <w:rPr>
-                <w:rFonts w:ascii="Arial" w:hAnsi="Arial" w:cs="Arial"/>
-                <w:sz w:val="16"/>
-                <w:szCs w:val="16"/>
-                <w:lang w:val="ru-RU"/>
-              </w:rPr>
-              <w:t xml:space="preserve"> УНКВД.</w:t>
-            </w:r>
-            <w:r>
-              <w:rPr>
-                <w:rFonts w:ascii="Arial" w:hAnsi="Arial" w:cs="Arial"/>
-                <w:sz w:val="16"/>
-                <w:szCs w:val="16"/>
-                <w:lang w:val="ru-RU"/>
-              </w:rPr>
-              <w:t xml:space="preserve"> </w:t>
-            </w:r>
-            <w:r>
-              <w:rPr>
-                <w:rFonts w:ascii="Arial" w:hAnsi="Arial" w:cs="Arial"/>
-                <w:sz w:val="16"/>
-                <w:szCs w:val="16"/>
-                <w:lang w:val="ru-RU"/>
-              </w:rPr>
-              <w:t xml:space="preserve">Приговорена: тройка УНКВД 15 февраля 1938 г., </w:t>
-            </w:r>
-            <w:proofErr w:type="spellStart"/>
-            <w:r>
-              <w:rPr>
-                <w:rFonts w:ascii="Arial" w:hAnsi="Arial" w:cs="Arial"/>
-                <w:sz w:val="16"/>
-                <w:szCs w:val="16"/>
-                <w:lang w:val="ru-RU"/>
-              </w:rPr>
-              <w:t>обв</w:t>
-            </w:r>
-            <w:proofErr w:type="spellEnd"/>
-            <w:r>
-              <w:rPr>
-                <w:rFonts w:ascii="Arial" w:hAnsi="Arial" w:cs="Arial"/>
-                <w:sz w:val="16"/>
-                <w:szCs w:val="16"/>
-                <w:lang w:val="ru-RU"/>
-              </w:rPr>
-              <w:t xml:space="preserve">.: </w:t>
-            </w:r>
-            <w:proofErr w:type="gramStart"/>
-            <w:r>
-              <w:rPr>
-                <w:rFonts w:ascii="Arial" w:hAnsi="Arial" w:cs="Arial"/>
-                <w:sz w:val="16"/>
-                <w:szCs w:val="16"/>
-                <w:lang w:val="ru-RU"/>
-              </w:rPr>
-              <w:t>58-10</w:t>
-            </w:r>
-            <w:proofErr w:type="gramEnd"/>
-            <w:r>
-              <w:rPr>
-                <w:rFonts w:ascii="Arial" w:hAnsi="Arial" w:cs="Arial"/>
-                <w:sz w:val="16"/>
-                <w:szCs w:val="16"/>
-                <w:lang w:val="ru-RU"/>
-              </w:rPr>
-              <w:t xml:space="preserve">, </w:t>
-            </w:r>
-            <w:proofErr w:type="gramStart"/>
-            <w:r>
-              <w:rPr>
-                <w:rFonts w:ascii="Arial" w:hAnsi="Arial" w:cs="Arial"/>
-                <w:sz w:val="16"/>
-                <w:szCs w:val="16"/>
-                <w:lang w:val="ru-RU"/>
-              </w:rPr>
-              <w:t>58-11</w:t>
-            </w:r>
-            <w:proofErr w:type="gramEnd"/>
-            <w:r>
-              <w:rPr>
-                <w:rFonts w:ascii="Arial" w:hAnsi="Arial" w:cs="Arial"/>
-                <w:sz w:val="16"/>
-                <w:szCs w:val="16"/>
-                <w:lang w:val="ru-RU"/>
-              </w:rPr>
-              <w:t xml:space="preserve"> УК </w:t>
-            </w:r>
-            <w:proofErr w:type="gramStart"/>
-            <w:r>
-              <w:rPr>
-                <w:rFonts w:ascii="Arial" w:hAnsi="Arial" w:cs="Arial"/>
-                <w:sz w:val="16"/>
-                <w:szCs w:val="16"/>
-                <w:lang w:val="ru-RU"/>
-              </w:rPr>
-              <w:t>РСФСР..</w:t>
-            </w:r>
-            <w:proofErr w:type="gramEnd"/>
+            <w:r>
+              <w:rPr>
+                <w:rFonts w:ascii="Arial" w:hAnsi="Arial" w:cs="Arial"/>
+                <w:sz w:val="16"/>
+                <w:szCs w:val="16"/>
+                <w:lang w:val="ru-RU"/>
+              </w:rPr>
+              <w:t>Прож.:</w:t>
+            </w:r>
+            <w:r>
+              <w:rPr>
+                <w:rFonts w:ascii="Arial" w:hAnsi="Arial" w:cs="Arial"/>
+                <w:sz w:val="16"/>
+                <w:szCs w:val="16"/>
+                <w:lang w:val="ru-RU"/>
+              </w:rPr>
+              <w:t xml:space="preserve"> Карагандинская обл. Кенбидайкский с. Арестована 17 ноября 1937 г. Кенбидайкское УНКВД.</w:t>
+            </w:r>
+            <w:r>
+              <w:rPr>
+                <w:rFonts w:ascii="Arial" w:hAnsi="Arial" w:cs="Arial"/>
+                <w:sz w:val="16"/>
+                <w:szCs w:val="16"/>
+                <w:lang w:val="ru-RU"/>
+              </w:rPr>
+              <w:t xml:space="preserve"> </w:t>
+            </w:r>
+            <w:r>
+              <w:rPr>
+                <w:rFonts w:ascii="Arial" w:hAnsi="Arial" w:cs="Arial"/>
+                <w:sz w:val="16"/>
+                <w:szCs w:val="16"/>
+                <w:lang w:val="ru-RU"/>
+              </w:rPr>
+              <w:t>Приговорена: тройка УНКВД 15 февраля 1938 г., обв.: 58-10, 58-11 УК РСФСР..</w:t>
+            </w:r>
             <w:r>
               <w:rPr>
                 <w:rFonts w:ascii="Arial" w:hAnsi="Arial" w:cs="Arial"/>
@@ -14607,7 +10974,6 @@
               <w:bottom w:val="double" w:sz="1" w:space="0" w:color="808080"/>
               <w:right w:val="double" w:sz="2" w:space="0" w:color="808080"/>
             </w:tcBorders>
-            <w:shd w:val="clear" w:color="auto" w:fill="auto"/>
             <w:vAlign w:val="center"/>
           </w:tcPr>
           <w:p>
@@ -14629,53 +10995,16 @@
                 <w:lang w:val="ru-RU"/>
               </w:rPr>
             </w:pPr>
-            <w:proofErr w:type="spellStart"/>
-            <w:r>
-              <w:rPr>
-                <w:rFonts w:ascii="Arial" w:hAnsi="Arial" w:cs="Arial"/>
-                <w:b/>
-                <w:bCs/>
-                <w:sz w:val="16"/>
-                <w:szCs w:val="16"/>
-                <w:lang w:val="ru-RU"/>
-              </w:rPr>
-              <w:t>Сатеева</w:t>
-            </w:r>
-            <w:proofErr w:type="spellEnd"/>
-            <w:r>
-              <w:rPr>
-                <w:rFonts w:ascii="Arial" w:hAnsi="Arial" w:cs="Arial"/>
-                <w:b/>
-                <w:bCs/>
-                <w:sz w:val="16"/>
-                <w:szCs w:val="16"/>
-                <w:lang w:val="ru-RU"/>
-              </w:rPr>
-              <w:t xml:space="preserve"> </w:t>
-            </w:r>
-            <w:proofErr w:type="spellStart"/>
-            <w:r>
-              <w:rPr>
-                <w:rFonts w:ascii="Arial" w:hAnsi="Arial" w:cs="Arial"/>
-                <w:b/>
-                <w:bCs/>
-                <w:sz w:val="16"/>
-                <w:szCs w:val="16"/>
-                <w:lang w:val="ru-RU"/>
-              </w:rPr>
-              <w:t>Бибинур</w:t>
-            </w:r>
-            <w:proofErr w:type="spellEnd"/>
-            <w:r>
-              <w:rPr>
-                <w:rFonts w:ascii="Arial" w:hAnsi="Arial" w:cs="Arial"/>
-                <w:b/>
-                <w:bCs/>
-                <w:sz w:val="16"/>
-                <w:szCs w:val="16"/>
-                <w:lang w:val="ru-RU"/>
-              </w:rPr>
-              <w:t xml:space="preserve"> Хасановна</w:t>
+            <w:r>
+              <w:rPr>
+                <w:rFonts w:ascii="Arial" w:hAnsi="Arial" w:cs="Arial"/>
+                <w:b/>
+                <w:bCs/>
+                <w:sz w:val="16"/>
+                <w:szCs w:val="16"/>
+                <w:lang w:val="ru-RU"/>
+              </w:rPr>
+              <w:t>Сатеева Бибинур Хасановна</w:t>
             </w:r>
             <w:r>
               <w:rPr>
@@ -14737,145 +11066,25 @@
                 <w:szCs w:val="16"/>
                 <w:lang w:val="ru-RU"/>
               </w:rPr>
-              <w:t xml:space="preserve">1893 г.р., </w:t>
-            </w:r>
-            <w:proofErr w:type="spellStart"/>
-            <w:r>
-              <w:rPr>
-                <w:rFonts w:ascii="Arial" w:hAnsi="Arial" w:cs="Arial"/>
-                <w:sz w:val="16"/>
-                <w:szCs w:val="16"/>
-                <w:lang w:val="ru-RU"/>
-              </w:rPr>
-              <w:t>м.р</w:t>
-            </w:r>
-            <w:proofErr w:type="spellEnd"/>
-            <w:r>
-              <w:rPr>
-                <w:rFonts w:ascii="Arial" w:hAnsi="Arial" w:cs="Arial"/>
-                <w:sz w:val="16"/>
-                <w:szCs w:val="16"/>
-                <w:lang w:val="ru-RU"/>
-              </w:rPr>
-              <w:t xml:space="preserve">.: г. Челябинск, татарка, образование: незаконченное среднее, б/п, школа № 43, учитель, </w:t>
-            </w:r>
-            <w:proofErr w:type="spellStart"/>
-            <w:r>
-              <w:rPr>
-                <w:rFonts w:ascii="Arial" w:hAnsi="Arial" w:cs="Arial"/>
-                <w:sz w:val="16"/>
-                <w:szCs w:val="16"/>
-                <w:lang w:val="ru-RU"/>
-              </w:rPr>
-              <w:t>прож</w:t>
-            </w:r>
-            <w:proofErr w:type="spellEnd"/>
-            <w:r>
-              <w:rPr>
-                <w:rFonts w:ascii="Arial" w:hAnsi="Arial" w:cs="Arial"/>
-                <w:sz w:val="16"/>
-                <w:szCs w:val="16"/>
-                <w:lang w:val="ru-RU"/>
-              </w:rPr>
-              <w:t>.: Челябинская обл., г. Челябинск.</w:t>
-            </w:r>
-            <w:r>
-              <w:rPr>
-                <w:rFonts w:ascii="Arial" w:hAnsi="Arial" w:cs="Arial"/>
-                <w:sz w:val="16"/>
-                <w:szCs w:val="16"/>
-                <w:lang w:val="ru-RU"/>
-              </w:rPr>
-              <w:t xml:space="preserve"> </w:t>
-            </w:r>
-            <w:r>
-              <w:rPr>
-                <w:rFonts w:ascii="Arial" w:hAnsi="Arial" w:cs="Arial"/>
-                <w:sz w:val="16"/>
-                <w:szCs w:val="16"/>
-                <w:lang w:val="ru-RU"/>
-              </w:rPr>
-              <w:t xml:space="preserve">Арестована 09.12.1937. Обвинение: ст. </w:t>
-            </w:r>
-            <w:proofErr w:type="gramStart"/>
-            <w:r>
-              <w:rPr>
-                <w:rFonts w:ascii="Arial" w:hAnsi="Arial" w:cs="Arial"/>
-                <w:sz w:val="16"/>
-                <w:szCs w:val="16"/>
-                <w:lang w:val="ru-RU"/>
-              </w:rPr>
-              <w:t>58-2</w:t>
-            </w:r>
-            <w:proofErr w:type="gramEnd"/>
-            <w:r>
-              <w:rPr>
-                <w:rFonts w:ascii="Arial" w:hAnsi="Arial" w:cs="Arial"/>
-                <w:sz w:val="16"/>
-                <w:szCs w:val="16"/>
-                <w:lang w:val="ru-RU"/>
-              </w:rPr>
-              <w:t xml:space="preserve">, </w:t>
-            </w:r>
-            <w:proofErr w:type="gramStart"/>
-            <w:r>
-              <w:rPr>
-                <w:rFonts w:ascii="Arial" w:hAnsi="Arial" w:cs="Arial"/>
-                <w:sz w:val="16"/>
-                <w:szCs w:val="16"/>
-                <w:lang w:val="ru-RU"/>
-              </w:rPr>
-              <w:t>58-8</w:t>
-            </w:r>
-            <w:proofErr w:type="gramEnd"/>
-            <w:r>
-              <w:rPr>
-                <w:rFonts w:ascii="Arial" w:hAnsi="Arial" w:cs="Arial"/>
-                <w:sz w:val="16"/>
-                <w:szCs w:val="16"/>
-                <w:lang w:val="ru-RU"/>
-              </w:rPr>
-              <w:t xml:space="preserve">, </w:t>
-            </w:r>
-            <w:proofErr w:type="gramStart"/>
-            <w:r>
-              <w:rPr>
-                <w:rFonts w:ascii="Arial" w:hAnsi="Arial" w:cs="Arial"/>
-                <w:sz w:val="16"/>
-                <w:szCs w:val="16"/>
-                <w:lang w:val="ru-RU"/>
-              </w:rPr>
-              <w:t>58-10</w:t>
-            </w:r>
-            <w:proofErr w:type="gramEnd"/>
-            <w:r>
-              <w:rPr>
-                <w:rFonts w:ascii="Arial" w:hAnsi="Arial" w:cs="Arial"/>
-                <w:sz w:val="16"/>
-                <w:szCs w:val="16"/>
-                <w:lang w:val="ru-RU"/>
-              </w:rPr>
-              <w:t xml:space="preserve">, </w:t>
-            </w:r>
-            <w:proofErr w:type="gramStart"/>
-            <w:r>
-              <w:rPr>
-                <w:rFonts w:ascii="Arial" w:hAnsi="Arial" w:cs="Arial"/>
-                <w:sz w:val="16"/>
-                <w:szCs w:val="16"/>
-                <w:lang w:val="ru-RU"/>
-              </w:rPr>
-              <w:t>58-11</w:t>
-            </w:r>
-            <w:proofErr w:type="gramEnd"/>
-            <w:r>
-              <w:rPr>
-                <w:rFonts w:ascii="Arial" w:hAnsi="Arial" w:cs="Arial"/>
-                <w:sz w:val="16"/>
-                <w:szCs w:val="16"/>
-                <w:lang w:val="ru-RU"/>
-              </w:rPr>
-              <w:t>. Приговор: Тройка УНКВД СССР по Челябинской области, 27.12.1937</w:t>
+              <w:t>1893 г.р., м.р.: г. Челябинск, татарка, образование: незаконченное среднее, б/п, школа № 43, учитель, прож.: Челябинская обл., г. Челябинск.</w:t>
+            </w:r>
+            <w:r>
+              <w:rPr>
+                <w:rFonts w:ascii="Arial" w:hAnsi="Arial" w:cs="Arial"/>
+                <w:sz w:val="16"/>
+                <w:szCs w:val="16"/>
+                <w:lang w:val="ru-RU"/>
+              </w:rPr>
+              <w:t xml:space="preserve"> </w:t>
+            </w:r>
+            <w:r>
+              <w:rPr>
+                <w:rFonts w:ascii="Arial" w:hAnsi="Arial" w:cs="Arial"/>
+                <w:sz w:val="16"/>
+                <w:szCs w:val="16"/>
+                <w:lang w:val="ru-RU"/>
+              </w:rPr>
+              <w:t>Арестована 09.12.1937. Обвинение: ст. 58-2, 58-8, 58-10, 58-11. Приговор: Тройка УНКВД СССР по Челябинской области, 27.12.1937</w:t>
             </w:r>
             <w:r>
               <w:rPr>
@@ -14911,27 +11120,7 @@
                 <w:szCs w:val="16"/>
                 <w:lang w:val="ru-RU"/>
               </w:rPr>
-              <w:t xml:space="preserve">Расстреляна 01.01.1938. Реабилитация: 26.04.1957. </w:t>
-            </w:r>
-            <w:proofErr w:type="spellStart"/>
-            <w:r>
-              <w:rPr>
-                <w:rFonts w:ascii="Arial" w:hAnsi="Arial" w:cs="Arial"/>
-                <w:sz w:val="16"/>
-                <w:szCs w:val="16"/>
-                <w:lang w:val="ru-RU"/>
-              </w:rPr>
-              <w:t>Арх.дело</w:t>
-            </w:r>
-            <w:proofErr w:type="spellEnd"/>
-            <w:r>
-              <w:rPr>
-                <w:rFonts w:ascii="Arial" w:hAnsi="Arial" w:cs="Arial"/>
-                <w:sz w:val="16"/>
-                <w:szCs w:val="16"/>
-                <w:lang w:val="ru-RU"/>
-              </w:rPr>
-              <w:t>: ГУ ОГАЧО. Ф. Р-467. Оп. 3. Д. 5617</w:t>
+              <w:t>Расстреляна 01.01.1938. Реабилитация: 26.04.1957. Арх.дело: ГУ ОГАЧО. Ф. Р-467. Оп. 3. Д. 5617</w:t>
             </w:r>
           </w:p>
           <w:p>
@@ -15032,7 +11221,6 @@
               <w:bottom w:val="double" w:sz="1" w:space="0" w:color="808080"/>
               <w:right w:val="double" w:sz="2" w:space="0" w:color="808080"/>
             </w:tcBorders>
-            <w:shd w:val="clear" w:color="auto" w:fill="auto"/>
             <w:vAlign w:val="center"/>
           </w:tcPr>
           <w:p>
@@ -15053,67 +11241,17 @@
                 <w:lang w:val="ru-RU"/>
               </w:rPr>
             </w:pPr>
-            <w:proofErr w:type="spellStart"/>
-            <w:r>
-              <w:rPr>
-                <w:rFonts w:ascii="Arial" w:hAnsi="Arial" w:cs="Arial"/>
-                <w:b/>
-                <w:bCs/>
-                <w:sz w:val="16"/>
-                <w:szCs w:val="16"/>
-                <w:lang w:val="ru-RU"/>
-              </w:rPr>
-              <w:t>Симбердеева</w:t>
-            </w:r>
-            <w:proofErr w:type="spellEnd"/>
-            <w:r>
-              <w:rPr>
-                <w:rFonts w:ascii="Arial" w:hAnsi="Arial" w:cs="Arial"/>
-                <w:b/>
-                <w:bCs/>
-                <w:sz w:val="16"/>
-                <w:szCs w:val="16"/>
-                <w:lang w:val="ru-RU"/>
-              </w:rPr>
-              <w:t xml:space="preserve"> </w:t>
-            </w:r>
-            <w:proofErr w:type="spellStart"/>
-            <w:r>
-              <w:rPr>
-                <w:rFonts w:ascii="Arial" w:hAnsi="Arial" w:cs="Arial"/>
-                <w:b/>
-                <w:bCs/>
-                <w:sz w:val="16"/>
-                <w:szCs w:val="16"/>
-                <w:lang w:val="ru-RU"/>
-              </w:rPr>
-              <w:t>Фаизия</w:t>
-            </w:r>
-            <w:proofErr w:type="spellEnd"/>
-            <w:r>
-              <w:rPr>
-                <w:rFonts w:ascii="Arial" w:hAnsi="Arial" w:cs="Arial"/>
-                <w:b/>
-                <w:bCs/>
-                <w:sz w:val="16"/>
-                <w:szCs w:val="16"/>
-                <w:lang w:val="ru-RU"/>
-              </w:rPr>
-              <w:t xml:space="preserve"> </w:t>
-            </w:r>
-            <w:proofErr w:type="spellStart"/>
-            <w:r>
-              <w:rPr>
-                <w:rFonts w:ascii="Arial" w:hAnsi="Arial" w:cs="Arial"/>
-                <w:b/>
-                <w:bCs/>
-                <w:sz w:val="16"/>
-                <w:szCs w:val="16"/>
-                <w:lang w:val="ru-RU"/>
-              </w:rPr>
-              <w:t>Хасьяновна</w:t>
-            </w:r>
-            <w:proofErr w:type="spellEnd"/>
+            <w:r>
+              <w:rPr>
+                <w:rFonts w:ascii="Arial" w:hAnsi="Arial" w:cs="Arial"/>
+                <w:b/>
+                <w:bCs/>
+                <w:sz w:val="16"/>
+                <w:szCs w:val="16"/>
+                <w:lang w:val="ru-RU"/>
+              </w:rPr>
+              <w:t>Симбердеева Фаизия Хасьяновна</w:t>
+            </w:r>
             <w:r>
               <w:rPr>
                 <w:rFonts w:ascii="Arial" w:hAnsi="Arial" w:cs="Arial"/>
@@ -15191,25 +11329,14 @@
               </w:rPr>
               <w:t xml:space="preserve">в 1909 г., Пензенская губ.; татарка; образование среднее; б/п; врач поликлиники с. Тетюхе. </w:t>
             </w:r>
-            <w:proofErr w:type="spellStart"/>
-            <w:r>
-              <w:rPr>
-                <w:rFonts w:ascii="Arial" w:hAnsi="Arial" w:cs="Arial"/>
-                <w:sz w:val="16"/>
-                <w:szCs w:val="16"/>
-                <w:lang w:val="ru-RU"/>
-              </w:rPr>
-              <w:t>Прож</w:t>
-            </w:r>
-            <w:proofErr w:type="spellEnd"/>
-            <w:r>
-              <w:rPr>
-                <w:rFonts w:ascii="Arial" w:hAnsi="Arial" w:cs="Arial"/>
-                <w:sz w:val="16"/>
-                <w:szCs w:val="16"/>
-                <w:lang w:val="ru-RU"/>
-              </w:rPr>
-              <w:t>.:</w:t>
+            <w:r>
+              <w:rPr>
+                <w:rFonts w:ascii="Arial" w:hAnsi="Arial" w:cs="Arial"/>
+                <w:sz w:val="16"/>
+                <w:szCs w:val="16"/>
+                <w:lang w:val="ru-RU"/>
+              </w:rPr>
+              <w:t>Прож.:</w:t>
             </w:r>
             <w:r>
               <w:rPr>
@@ -15226,27 +11353,7 @@
                 <w:szCs w:val="16"/>
                 <w:lang w:val="ru-RU"/>
               </w:rPr>
-              <w:t xml:space="preserve">Ольгинский р-н, с. Тетюхе. Арестована 18 ноября 1937 г. Приговорена: Комиссия НКВД 28 декабря 1937 г., </w:t>
-            </w:r>
-            <w:proofErr w:type="spellStart"/>
-            <w:r>
-              <w:rPr>
-                <w:rFonts w:ascii="Arial" w:hAnsi="Arial" w:cs="Arial"/>
-                <w:sz w:val="16"/>
-                <w:szCs w:val="16"/>
-                <w:lang w:val="ru-RU"/>
-              </w:rPr>
-              <w:t>обв</w:t>
-            </w:r>
-            <w:proofErr w:type="spellEnd"/>
-            <w:r>
-              <w:rPr>
-                <w:rFonts w:ascii="Arial" w:hAnsi="Arial" w:cs="Arial"/>
-                <w:sz w:val="16"/>
-                <w:szCs w:val="16"/>
-                <w:lang w:val="ru-RU"/>
-              </w:rPr>
-              <w:t>.:</w:t>
+              <w:t>Ольгинский р-н, с. Тетюхе. Арестована 18 ноября 1937 г. Приговорена: Комиссия НКВД 28 декабря 1937 г., обв.:</w:t>
             </w:r>
             <w:r>
               <w:rPr>
@@ -15401,7 +11508,6 @@
               <w:bottom w:val="double" w:sz="1" w:space="0" w:color="808080"/>
               <w:right w:val="double" w:sz="2" w:space="0" w:color="808080"/>
             </w:tcBorders>
-            <w:shd w:val="clear" w:color="auto" w:fill="auto"/>
             <w:vAlign w:val="center"/>
           </w:tcPr>
           <w:p>
@@ -15422,43 +11528,17 @@
                 <w:lang w:val="ru-RU"/>
               </w:rPr>
             </w:pPr>
-            <w:proofErr w:type="spellStart"/>
-            <w:r>
-              <w:rPr>
-                <w:rFonts w:ascii="Arial" w:hAnsi="Arial" w:cs="Arial"/>
-                <w:b/>
-                <w:bCs/>
-                <w:sz w:val="16"/>
-                <w:szCs w:val="16"/>
-                <w:lang w:val="ru-RU"/>
-              </w:rPr>
-              <w:t>Таганова</w:t>
-            </w:r>
-            <w:proofErr w:type="spellEnd"/>
-            <w:r>
-              <w:rPr>
-                <w:rFonts w:ascii="Arial" w:hAnsi="Arial" w:cs="Arial"/>
-                <w:b/>
-                <w:bCs/>
-                <w:sz w:val="16"/>
-                <w:szCs w:val="16"/>
-                <w:lang w:val="ru-RU"/>
-              </w:rPr>
-              <w:t xml:space="preserve"> </w:t>
-            </w:r>
-            <w:proofErr w:type="spellStart"/>
-            <w:r>
-              <w:rPr>
-                <w:rFonts w:ascii="Arial" w:hAnsi="Arial" w:cs="Arial"/>
-                <w:b/>
-                <w:bCs/>
-                <w:sz w:val="16"/>
-                <w:szCs w:val="16"/>
-                <w:lang w:val="ru-RU"/>
-              </w:rPr>
-              <w:t>Макшура</w:t>
-            </w:r>
-            <w:proofErr w:type="spellEnd"/>
+            <w:r>
+              <w:rPr>
+                <w:rFonts w:ascii="Arial" w:hAnsi="Arial" w:cs="Arial"/>
+                <w:b/>
+                <w:bCs/>
+                <w:sz w:val="16"/>
+                <w:szCs w:val="16"/>
+                <w:lang w:val="ru-RU"/>
+              </w:rPr>
+              <w:t>Таганова Макшура</w:t>
+            </w:r>
             <w:r>
               <w:rPr>
                 <w:rFonts w:ascii="Arial" w:hAnsi="Arial" w:cs="Arial"/>
@@ -15535,67 +11615,16 @@
                 <w:szCs w:val="16"/>
                 <w:lang w:val="ru-RU"/>
               </w:rPr>
-              <w:t xml:space="preserve">в 1891 г., Челябинская обл., </w:t>
-            </w:r>
-            <w:proofErr w:type="spellStart"/>
-            <w:r>
-              <w:rPr>
-                <w:rFonts w:ascii="Arial" w:hAnsi="Arial" w:cs="Arial"/>
-                <w:sz w:val="16"/>
-                <w:szCs w:val="16"/>
-                <w:lang w:val="ru-RU"/>
-              </w:rPr>
-              <w:t>Ялано</w:t>
-            </w:r>
-            <w:proofErr w:type="spellEnd"/>
-            <w:r>
-              <w:rPr>
-                <w:rFonts w:ascii="Arial" w:hAnsi="Arial" w:cs="Arial"/>
-                <w:sz w:val="16"/>
-                <w:szCs w:val="16"/>
-                <w:lang w:val="ru-RU"/>
-              </w:rPr>
-              <w:t xml:space="preserve">-Катайский р-н, с. </w:t>
-            </w:r>
-            <w:proofErr w:type="spellStart"/>
-            <w:r>
-              <w:rPr>
-                <w:rFonts w:ascii="Arial" w:hAnsi="Arial" w:cs="Arial"/>
-                <w:sz w:val="16"/>
-                <w:szCs w:val="16"/>
-                <w:lang w:val="ru-RU"/>
-              </w:rPr>
-              <w:t>Танрыкулово</w:t>
-            </w:r>
-            <w:proofErr w:type="spellEnd"/>
-            <w:r>
-              <w:rPr>
-                <w:rFonts w:ascii="Arial" w:hAnsi="Arial" w:cs="Arial"/>
-                <w:sz w:val="16"/>
-                <w:szCs w:val="16"/>
-                <w:lang w:val="ru-RU"/>
-              </w:rPr>
-              <w:t xml:space="preserve">; татарка; б/п; </w:t>
-            </w:r>
-            <w:proofErr w:type="spellStart"/>
-            <w:r>
-              <w:rPr>
-                <w:rFonts w:ascii="Arial" w:hAnsi="Arial" w:cs="Arial"/>
-                <w:sz w:val="16"/>
-                <w:szCs w:val="16"/>
-                <w:lang w:val="ru-RU"/>
-              </w:rPr>
-              <w:t>Прож</w:t>
-            </w:r>
-            <w:proofErr w:type="spellEnd"/>
-            <w:r>
-              <w:rPr>
-                <w:rFonts w:ascii="Arial" w:hAnsi="Arial" w:cs="Arial"/>
-                <w:sz w:val="16"/>
-                <w:szCs w:val="16"/>
-                <w:lang w:val="ru-RU"/>
-              </w:rPr>
-              <w:t>.:</w:t>
+              <w:t xml:space="preserve">в 1891 г., Челябинская обл., Ялано-Катайский р-н, с. Танрыкулово; татарка; б/п; </w:t>
+            </w:r>
+            <w:r>
+              <w:rPr>
+                <w:rFonts w:ascii="Arial" w:hAnsi="Arial" w:cs="Arial"/>
+                <w:sz w:val="16"/>
+                <w:szCs w:val="16"/>
+                <w:lang w:val="ru-RU"/>
+              </w:rPr>
+              <w:t>Прож.:</w:t>
             </w:r>
             <w:r>
               <w:rPr>
@@ -15612,27 +11641,7 @@
                 <w:szCs w:val="16"/>
                 <w:lang w:val="ru-RU"/>
               </w:rPr>
-              <w:t xml:space="preserve">Альменевский р-н, </w:t>
-            </w:r>
-            <w:proofErr w:type="spellStart"/>
-            <w:r>
-              <w:rPr>
-                <w:rFonts w:ascii="Arial" w:hAnsi="Arial" w:cs="Arial"/>
-                <w:sz w:val="16"/>
-                <w:szCs w:val="16"/>
-                <w:lang w:val="ru-RU"/>
-              </w:rPr>
-              <w:t>с.Танрыкулово</w:t>
-            </w:r>
-            <w:proofErr w:type="spellEnd"/>
-            <w:r>
-              <w:rPr>
-                <w:rFonts w:ascii="Arial" w:hAnsi="Arial" w:cs="Arial"/>
-                <w:sz w:val="16"/>
-                <w:szCs w:val="16"/>
-                <w:lang w:val="ru-RU"/>
-              </w:rPr>
-              <w:t>.</w:t>
+              <w:t>Альменевский р-н, с.Танрыкулово.</w:t>
             </w:r>
             <w:r>
               <w:rPr>
@@ -15668,27 +11677,7 @@
                 <w:szCs w:val="16"/>
                 <w:lang w:val="ru-RU"/>
               </w:rPr>
-              <w:t xml:space="preserve">Приговорена: тройка при УНКВД по Челябинской обл. 5 октября 1938 г., </w:t>
-            </w:r>
-            <w:proofErr w:type="spellStart"/>
-            <w:r>
-              <w:rPr>
-                <w:rFonts w:ascii="Arial" w:hAnsi="Arial" w:cs="Arial"/>
-                <w:sz w:val="16"/>
-                <w:szCs w:val="16"/>
-                <w:lang w:val="ru-RU"/>
-              </w:rPr>
-              <w:t>обв</w:t>
-            </w:r>
-            <w:proofErr w:type="spellEnd"/>
-            <w:r>
-              <w:rPr>
-                <w:rFonts w:ascii="Arial" w:hAnsi="Arial" w:cs="Arial"/>
-                <w:sz w:val="16"/>
-                <w:szCs w:val="16"/>
-                <w:lang w:val="ru-RU"/>
-              </w:rPr>
-              <w:t>.:</w:t>
+              <w:t>Приговорена: тройка при УНКВД по Челябинской обл. 5 октября 1938 г., обв.:</w:t>
             </w:r>
             <w:r>
               <w:rPr>
@@ -15723,19 +11712,8 @@
                 <w:szCs w:val="16"/>
                 <w:lang w:val="ru-RU"/>
               </w:rPr>
-              <w:t xml:space="preserve">Приговор: ВМН. Расстреляна 20 октября 1938 г. Реабилитирована 17 августа 1989 г. военной прокуратурой </w:t>
-            </w:r>
-            <w:proofErr w:type="spellStart"/>
-            <w:r>
-              <w:rPr>
-                <w:rFonts w:ascii="Arial" w:hAnsi="Arial" w:cs="Arial"/>
-                <w:sz w:val="16"/>
-                <w:szCs w:val="16"/>
-                <w:lang w:val="ru-RU"/>
-              </w:rPr>
-              <w:t>УралВО</w:t>
-            </w:r>
-            <w:proofErr w:type="spellEnd"/>
+              <w:t>Приговор: ВМН. Расстреляна 20 октября 1938 г. Реабилитирована 17 августа 1989 г. военной прокуратурой УралВО</w:t>
+            </w:r>
           </w:p>
           <w:p>
             <w:pPr>
@@ -15835,7 +11813,6 @@
               <w:bottom w:val="double" w:sz="1" w:space="0" w:color="808080"/>
               <w:right w:val="double" w:sz="2" w:space="0" w:color="808080"/>
             </w:tcBorders>
-            <w:shd w:val="clear" w:color="auto" w:fill="auto"/>
             <w:vAlign w:val="center"/>
           </w:tcPr>
           <w:p>
@@ -15856,7 +11833,6 @@
                 <w:lang w:val="ru-RU"/>
               </w:rPr>
             </w:pPr>
-            <w:proofErr w:type="spellStart"/>
             <w:r>
               <w:rPr>
                 <w:rFonts w:ascii="Arial" w:hAnsi="Arial" w:cs="Arial"/>
@@ -15867,105 +11843,8 @@
                 <w:lang w:val="ru-RU"/>
               </w:rPr>
               <w:lastRenderedPageBreak/>
-              <w:t>Тажетдинова</w:t>
-            </w:r>
-            <w:proofErr w:type="spellEnd"/>
-            <w:r>
-              <w:rPr>
-                <w:rFonts w:ascii="Arial" w:hAnsi="Arial" w:cs="Arial"/>
-                <w:b/>
-                <w:bCs/>
-                <w:sz w:val="16"/>
-                <w:szCs w:val="16"/>
-                <w:lang w:val="ru-RU"/>
-              </w:rPr>
-              <w:t xml:space="preserve"> (Тазетдинова, </w:t>
-            </w:r>
-            <w:proofErr w:type="spellStart"/>
-            <w:r>
-              <w:rPr>
-                <w:rFonts w:ascii="Arial" w:hAnsi="Arial" w:cs="Arial"/>
-                <w:b/>
-                <w:bCs/>
-                <w:sz w:val="16"/>
-                <w:szCs w:val="16"/>
-                <w:lang w:val="ru-RU"/>
-              </w:rPr>
-              <w:t>Ташетдинова</w:t>
-            </w:r>
-            <w:proofErr w:type="spellEnd"/>
-            <w:r>
-              <w:rPr>
-                <w:rFonts w:ascii="Arial" w:hAnsi="Arial" w:cs="Arial"/>
-                <w:b/>
-                <w:bCs/>
-                <w:sz w:val="16"/>
-                <w:szCs w:val="16"/>
-                <w:lang w:val="ru-RU"/>
-              </w:rPr>
-              <w:t xml:space="preserve">) </w:t>
-            </w:r>
-            <w:proofErr w:type="spellStart"/>
-            <w:r>
-              <w:rPr>
-                <w:rFonts w:ascii="Arial" w:hAnsi="Arial" w:cs="Arial"/>
-                <w:b/>
-                <w:bCs/>
-                <w:sz w:val="16"/>
-                <w:szCs w:val="16"/>
-                <w:lang w:val="ru-RU"/>
-              </w:rPr>
-              <w:t>Нафися</w:t>
-            </w:r>
-            <w:proofErr w:type="spellEnd"/>
-            <w:r>
-              <w:rPr>
-                <w:rFonts w:ascii="Arial" w:hAnsi="Arial" w:cs="Arial"/>
-                <w:b/>
-                <w:bCs/>
-                <w:sz w:val="16"/>
-                <w:szCs w:val="16"/>
-                <w:lang w:val="ru-RU"/>
-              </w:rPr>
-              <w:t xml:space="preserve"> (</w:t>
-            </w:r>
-            <w:proofErr w:type="spellStart"/>
-            <w:r>
-              <w:rPr>
-                <w:rFonts w:ascii="Arial" w:hAnsi="Arial" w:cs="Arial"/>
-                <w:b/>
-                <w:bCs/>
-                <w:sz w:val="16"/>
-                <w:szCs w:val="16"/>
-                <w:lang w:val="ru-RU"/>
-              </w:rPr>
-              <w:t>Нифиса</w:t>
-            </w:r>
-            <w:proofErr w:type="spellEnd"/>
-            <w:r>
-              <w:rPr>
-                <w:rFonts w:ascii="Arial" w:hAnsi="Arial" w:cs="Arial"/>
-                <w:b/>
-                <w:bCs/>
-                <w:sz w:val="16"/>
-                <w:szCs w:val="16"/>
-                <w:lang w:val="ru-RU"/>
-              </w:rPr>
-              <w:t xml:space="preserve">) </w:t>
-            </w:r>
-            <w:proofErr w:type="spellStart"/>
-            <w:r>
-              <w:rPr>
-                <w:rFonts w:ascii="Arial" w:hAnsi="Arial" w:cs="Arial"/>
-                <w:b/>
-                <w:bCs/>
-                <w:sz w:val="16"/>
-                <w:szCs w:val="16"/>
-                <w:lang w:val="ru-RU"/>
-              </w:rPr>
-              <w:t>Айюповна</w:t>
-            </w:r>
-            <w:proofErr w:type="spellEnd"/>
+              <w:t>Тажетдинова (Тазетдинова, Ташетдинова) Нафися (Нифиса) Айюповна</w:t>
+            </w:r>
             <w:r>
               <w:rPr>
                 <w:rFonts w:ascii="Arial" w:hAnsi="Arial" w:cs="Arial"/>
@@ -16041,67 +11920,16 @@
                 <w:szCs w:val="16"/>
                 <w:lang w:val="ru-RU"/>
               </w:rPr>
-              <w:t xml:space="preserve">в 1889 г., Казанская губ., </w:t>
-            </w:r>
-            <w:proofErr w:type="spellStart"/>
-            <w:r>
-              <w:rPr>
-                <w:rFonts w:ascii="Arial" w:hAnsi="Arial" w:cs="Arial"/>
-                <w:sz w:val="16"/>
-                <w:szCs w:val="16"/>
-                <w:lang w:val="ru-RU"/>
-              </w:rPr>
-              <w:t>Матыменская</w:t>
-            </w:r>
-            <w:proofErr w:type="spellEnd"/>
-            <w:r>
-              <w:rPr>
-                <w:rFonts w:ascii="Arial" w:hAnsi="Arial" w:cs="Arial"/>
-                <w:sz w:val="16"/>
-                <w:szCs w:val="16"/>
-                <w:lang w:val="ru-RU"/>
-              </w:rPr>
-              <w:t xml:space="preserve"> вол., д. Чура; татарка; неграмотная; рабочая </w:t>
-            </w:r>
-            <w:proofErr w:type="gramStart"/>
-            <w:r>
-              <w:rPr>
-                <w:rFonts w:ascii="Arial" w:hAnsi="Arial" w:cs="Arial"/>
-                <w:sz w:val="16"/>
-                <w:szCs w:val="16"/>
-                <w:lang w:val="ru-RU"/>
-              </w:rPr>
-              <w:t>колхоза..</w:t>
-            </w:r>
-            <w:proofErr w:type="gramEnd"/>
-            <w:r>
-              <w:rPr>
-                <w:rFonts w:ascii="Arial" w:hAnsi="Arial" w:cs="Arial"/>
-                <w:sz w:val="16"/>
-                <w:szCs w:val="16"/>
-                <w:lang w:val="ru-RU"/>
-              </w:rPr>
-              <w:t xml:space="preserve"> </w:t>
-            </w:r>
-            <w:proofErr w:type="spellStart"/>
-            <w:r>
-              <w:rPr>
-                <w:rFonts w:ascii="Arial" w:hAnsi="Arial" w:cs="Arial"/>
-                <w:sz w:val="16"/>
-                <w:szCs w:val="16"/>
-                <w:lang w:val="ru-RU"/>
-              </w:rPr>
-              <w:t>Прож</w:t>
-            </w:r>
-            <w:proofErr w:type="spellEnd"/>
-            <w:r>
-              <w:rPr>
-                <w:rFonts w:ascii="Arial" w:hAnsi="Arial" w:cs="Arial"/>
-                <w:sz w:val="16"/>
-                <w:szCs w:val="16"/>
-                <w:lang w:val="ru-RU"/>
-              </w:rPr>
-              <w:t>.:</w:t>
+              <w:t xml:space="preserve">в 1889 г., Казанская губ., Матыменская вол., д. Чура; татарка; неграмотная; рабочая колхоза.. </w:t>
+            </w:r>
+            <w:r>
+              <w:rPr>
+                <w:rFonts w:ascii="Arial" w:hAnsi="Arial" w:cs="Arial"/>
+                <w:sz w:val="16"/>
+                <w:szCs w:val="16"/>
+                <w:lang w:val="ru-RU"/>
+              </w:rPr>
+              <w:t>Прож.:</w:t>
             </w:r>
             <w:r>
               <w:rPr>
@@ -16136,27 +11964,7 @@
                 <w:szCs w:val="16"/>
                 <w:lang w:val="ru-RU"/>
               </w:rPr>
-              <w:t xml:space="preserve">Приговорена: Тройка при УНКВД по Омской обл. 21 ноября 1937 г., </w:t>
-            </w:r>
-            <w:proofErr w:type="spellStart"/>
-            <w:r>
-              <w:rPr>
-                <w:rFonts w:ascii="Arial" w:hAnsi="Arial" w:cs="Arial"/>
-                <w:sz w:val="16"/>
-                <w:szCs w:val="16"/>
-                <w:lang w:val="ru-RU"/>
-              </w:rPr>
-              <w:t>обв</w:t>
-            </w:r>
-            <w:proofErr w:type="spellEnd"/>
-            <w:r>
-              <w:rPr>
-                <w:rFonts w:ascii="Arial" w:hAnsi="Arial" w:cs="Arial"/>
-                <w:sz w:val="16"/>
-                <w:szCs w:val="16"/>
-                <w:lang w:val="ru-RU"/>
-              </w:rPr>
-              <w:t>.:</w:t>
+              <w:t>Приговорена: Тройка при УНКВД по Омской обл. 21 ноября 1937 г., обв.:</w:t>
             </w:r>
             <w:r>
               <w:rPr>
@@ -16292,7 +12100,6 @@
               <w:bottom w:val="double" w:sz="1" w:space="0" w:color="808080"/>
               <w:right w:val="double" w:sz="2" w:space="0" w:color="808080"/>
             </w:tcBorders>
-            <w:shd w:val="clear" w:color="auto" w:fill="auto"/>
             <w:vAlign w:val="center"/>
           </w:tcPr>
           <w:p>
@@ -16313,45 +12120,8 @@
                 <w:szCs w:val="16"/>
                 <w:lang w:val="ru-RU"/>
               </w:rPr>
-              <w:t xml:space="preserve">Усманова </w:t>
-            </w:r>
-            <w:proofErr w:type="spellStart"/>
-            <w:r>
-              <w:rPr>
-                <w:rFonts w:ascii="Arial" w:hAnsi="Arial" w:cs="Arial"/>
-                <w:b/>
-                <w:bCs/>
-                <w:sz w:val="16"/>
-                <w:szCs w:val="16"/>
-                <w:lang w:val="ru-RU"/>
-              </w:rPr>
-              <w:t>Жамилия</w:t>
-            </w:r>
-            <w:proofErr w:type="spellEnd"/>
-            <w:r>
-              <w:rPr>
-                <w:rFonts w:ascii="Arial" w:hAnsi="Arial" w:cs="Arial"/>
-                <w:b/>
-                <w:bCs/>
-                <w:sz w:val="16"/>
-                <w:szCs w:val="16"/>
-                <w:lang w:val="ru-RU"/>
-              </w:rPr>
-              <w:t xml:space="preserve"> </w:t>
-            </w:r>
-            <w:proofErr w:type="spellStart"/>
-            <w:r>
-              <w:rPr>
-                <w:rFonts w:ascii="Arial" w:hAnsi="Arial" w:cs="Arial"/>
-                <w:b/>
-                <w:bCs/>
-                <w:sz w:val="16"/>
-                <w:szCs w:val="16"/>
-                <w:lang w:val="ru-RU"/>
-              </w:rPr>
-              <w:t>Бедретдиновна</w:t>
-            </w:r>
-            <w:proofErr w:type="spellEnd"/>
+              <w:t>Усманова Жамилия Бедретдиновна</w:t>
+            </w:r>
             <w:r>
               <w:rPr>
                 <w:rFonts w:ascii="Arial" w:hAnsi="Arial" w:cs="Arial"/>
@@ -16402,67 +12172,7 @@
                 <w:szCs w:val="16"/>
                 <w:lang w:val="ru-RU"/>
               </w:rPr>
-              <w:t xml:space="preserve">1884 г.р., </w:t>
-            </w:r>
-            <w:proofErr w:type="spellStart"/>
-            <w:r>
-              <w:rPr>
-                <w:rFonts w:ascii="Arial" w:hAnsi="Arial" w:cs="Arial"/>
-                <w:sz w:val="16"/>
-                <w:szCs w:val="16"/>
-                <w:lang w:val="ru-RU"/>
-              </w:rPr>
-              <w:t>м.р</w:t>
-            </w:r>
-            <w:proofErr w:type="spellEnd"/>
-            <w:r>
-              <w:rPr>
-                <w:rFonts w:ascii="Arial" w:hAnsi="Arial" w:cs="Arial"/>
-                <w:sz w:val="16"/>
-                <w:szCs w:val="16"/>
-                <w:lang w:val="ru-RU"/>
-              </w:rPr>
-              <w:t xml:space="preserve">.: Мордовская АССР, Лямбирский р-н, с. Пензятка, б/п, крестьянка, </w:t>
-            </w:r>
-            <w:proofErr w:type="spellStart"/>
-            <w:r>
-              <w:rPr>
-                <w:rFonts w:ascii="Arial" w:hAnsi="Arial" w:cs="Arial"/>
-                <w:sz w:val="16"/>
-                <w:szCs w:val="16"/>
-                <w:lang w:val="ru-RU"/>
-              </w:rPr>
-              <w:t>прож</w:t>
-            </w:r>
-            <w:proofErr w:type="spellEnd"/>
-            <w:r>
-              <w:rPr>
-                <w:rFonts w:ascii="Arial" w:hAnsi="Arial" w:cs="Arial"/>
-                <w:sz w:val="16"/>
-                <w:szCs w:val="16"/>
-                <w:lang w:val="ru-RU"/>
-              </w:rPr>
-              <w:t xml:space="preserve">.: Мордовская АССР, Лямбирский р-н, с. Пензятка. Обвинение: по ст. </w:t>
-            </w:r>
-            <w:proofErr w:type="gramStart"/>
-            <w:r>
-              <w:rPr>
-                <w:rFonts w:ascii="Arial" w:hAnsi="Arial" w:cs="Arial"/>
-                <w:sz w:val="16"/>
-                <w:szCs w:val="16"/>
-                <w:lang w:val="ru-RU"/>
-              </w:rPr>
-              <w:t>58-10</w:t>
-            </w:r>
-            <w:proofErr w:type="gramEnd"/>
-            <w:r>
-              <w:rPr>
-                <w:rFonts w:ascii="Arial" w:hAnsi="Arial" w:cs="Arial"/>
-                <w:sz w:val="16"/>
-                <w:szCs w:val="16"/>
-                <w:lang w:val="ru-RU"/>
-              </w:rPr>
-              <w:t xml:space="preserve"> УК РСФСР. Приговор: тройка при ПП ОГПУ по Средне-Волжскому краю, 10.01.1931</w:t>
+              <w:t>1884 г.р., м.р.: Мордовская АССР, Лямбирский р-н, с. Пензятка, б/п, крестьянка, прож.: Мордовская АССР, Лямбирский р-н, с. Пензятка. Обвинение: по ст. 58-10 УК РСФСР. Приговор: тройка при ПП ОГПУ по Средне-Волжскому краю, 10.01.1931</w:t>
             </w:r>
             <w:r>
               <w:rPr>
@@ -16499,19 +12209,8 @@
                 <w:szCs w:val="16"/>
                 <w:lang w:val="ru-RU"/>
               </w:rPr>
-              <w:t xml:space="preserve">Расстреляна. Реабилитация: 18.07.1989. Состав семьи: имела 3 </w:t>
-            </w:r>
-            <w:proofErr w:type="gramStart"/>
-            <w:r>
-              <w:rPr>
-                <w:rFonts w:ascii="Arial" w:hAnsi="Arial" w:cs="Arial"/>
-                <w:sz w:val="16"/>
-                <w:szCs w:val="16"/>
-                <w:lang w:val="ru-RU"/>
-              </w:rPr>
-              <w:t>детей</w:t>
-            </w:r>
-            <w:proofErr w:type="gramEnd"/>
+              <w:t>Расстреляна. Реабилитация: 18.07.1989. Состав семьи: имела 3 детей</w:t>
+            </w:r>
           </w:p>
           <w:p>
             <w:pPr>
@@ -16609,7 +12308,6 @@
               <w:bottom w:val="double" w:sz="1" w:space="0" w:color="808080"/>
               <w:right w:val="double" w:sz="2" w:space="0" w:color="808080"/>
             </w:tcBorders>
-            <w:shd w:val="clear" w:color="auto" w:fill="auto"/>
             <w:vAlign w:val="center"/>
           </w:tcPr>
           <w:p>
@@ -16700,85 +12398,25 @@
                 <w:szCs w:val="16"/>
                 <w:lang w:val="ru-RU"/>
               </w:rPr>
-              <w:t xml:space="preserve">1898 г.р., </w:t>
-            </w:r>
-            <w:proofErr w:type="spellStart"/>
-            <w:r>
-              <w:rPr>
-                <w:rFonts w:ascii="Arial" w:hAnsi="Arial" w:cs="Arial"/>
-                <w:sz w:val="16"/>
-                <w:szCs w:val="16"/>
-                <w:lang w:val="ru-RU"/>
-              </w:rPr>
-              <w:t>м.р</w:t>
-            </w:r>
-            <w:proofErr w:type="spellEnd"/>
-            <w:r>
-              <w:rPr>
-                <w:rFonts w:ascii="Arial" w:hAnsi="Arial" w:cs="Arial"/>
-                <w:sz w:val="16"/>
-                <w:szCs w:val="16"/>
-                <w:lang w:val="ru-RU"/>
-              </w:rPr>
-              <w:t xml:space="preserve">.: Куйбышевский р-н, татарка, из крестьян, образование: неграмотная, б/п, домохозяйка, </w:t>
-            </w:r>
-            <w:proofErr w:type="spellStart"/>
-            <w:r>
-              <w:rPr>
-                <w:rFonts w:ascii="Arial" w:hAnsi="Arial" w:cs="Arial"/>
-                <w:sz w:val="16"/>
-                <w:szCs w:val="16"/>
-                <w:lang w:val="ru-RU"/>
-              </w:rPr>
-              <w:t>прож</w:t>
-            </w:r>
-            <w:proofErr w:type="spellEnd"/>
-            <w:r>
-              <w:rPr>
-                <w:rFonts w:ascii="Arial" w:hAnsi="Arial" w:cs="Arial"/>
-                <w:sz w:val="16"/>
-                <w:szCs w:val="16"/>
-                <w:lang w:val="ru-RU"/>
-              </w:rPr>
-              <w:t>.: Куйбышевский р-н.</w:t>
-            </w:r>
-            <w:r>
-              <w:rPr>
-                <w:rFonts w:ascii="Arial" w:hAnsi="Arial" w:cs="Arial"/>
-                <w:sz w:val="16"/>
-                <w:szCs w:val="16"/>
-                <w:lang w:val="ru-RU"/>
-              </w:rPr>
-              <w:t xml:space="preserve"> </w:t>
-            </w:r>
-            <w:r>
-              <w:rPr>
-                <w:rFonts w:ascii="Arial" w:hAnsi="Arial" w:cs="Arial"/>
-                <w:sz w:val="16"/>
-                <w:szCs w:val="16"/>
-                <w:lang w:val="ru-RU"/>
-              </w:rPr>
-              <w:t xml:space="preserve">Арестована Куйбышевским РО НКВД Крыма 29.07.1937. Обвинение: ст. </w:t>
-            </w:r>
-            <w:proofErr w:type="gramStart"/>
-            <w:r>
-              <w:rPr>
-                <w:rFonts w:ascii="Arial" w:hAnsi="Arial" w:cs="Arial"/>
-                <w:sz w:val="16"/>
-                <w:szCs w:val="16"/>
-                <w:lang w:val="ru-RU"/>
-              </w:rPr>
-              <w:t>58-8</w:t>
-            </w:r>
-            <w:proofErr w:type="gramEnd"/>
-            <w:r>
-              <w:rPr>
-                <w:rFonts w:ascii="Arial" w:hAnsi="Arial" w:cs="Arial"/>
-                <w:sz w:val="16"/>
-                <w:szCs w:val="16"/>
-                <w:lang w:val="ru-RU"/>
-              </w:rPr>
-              <w:t xml:space="preserve">, 10 УК РСФСР: побег из ссылки на Урал, </w:t>
+              <w:t>1898 г.р., м.р.: Куйбышевский р-н, татарка, из крестьян, образование: неграмотная, б/п, домохозяйка, прож.: Куйбышевский р-н.</w:t>
+            </w:r>
+            <w:r>
+              <w:rPr>
+                <w:rFonts w:ascii="Arial" w:hAnsi="Arial" w:cs="Arial"/>
+                <w:sz w:val="16"/>
+                <w:szCs w:val="16"/>
+                <w:lang w:val="ru-RU"/>
+              </w:rPr>
+              <w:t xml:space="preserve"> </w:t>
+            </w:r>
+            <w:r>
+              <w:rPr>
+                <w:rFonts w:ascii="Arial" w:hAnsi="Arial" w:cs="Arial"/>
+                <w:sz w:val="16"/>
+                <w:szCs w:val="16"/>
+                <w:lang w:val="ru-RU"/>
+              </w:rPr>
+              <w:t xml:space="preserve">Арестована Куйбышевским РО НКВД Крыма 29.07.1937. Обвинение: ст. 58-8, 10 УК РСФСР: побег из ссылки на Урал, </w:t>
             </w:r>
             <w:r>
               <w:rPr>
@@ -16832,27 +12470,7 @@
                 <w:szCs w:val="16"/>
                 <w:lang w:val="ru-RU"/>
               </w:rPr>
-              <w:t xml:space="preserve">Реабилитация: Прокуратурой Крымской обл., 25.06.1990. </w:t>
-            </w:r>
-            <w:proofErr w:type="spellStart"/>
-            <w:r>
-              <w:rPr>
-                <w:rFonts w:ascii="Arial" w:hAnsi="Arial" w:cs="Arial"/>
-                <w:sz w:val="16"/>
-                <w:szCs w:val="16"/>
-                <w:lang w:val="ru-RU"/>
-              </w:rPr>
-              <w:t>Арх.дело</w:t>
-            </w:r>
-            <w:proofErr w:type="spellEnd"/>
-            <w:r>
-              <w:rPr>
-                <w:rFonts w:ascii="Arial" w:hAnsi="Arial" w:cs="Arial"/>
-                <w:sz w:val="16"/>
-                <w:szCs w:val="16"/>
-                <w:lang w:val="ru-RU"/>
-              </w:rPr>
-              <w:t xml:space="preserve">: ГААРК, ф.р-4808, оп.1, д. 017565. </w:t>
+              <w:t xml:space="preserve">Реабилитация: Прокуратурой Крымской обл., 25.06.1990. Арх.дело: ГААРК, ф.р-4808, оп.1, д. 017565. </w:t>
             </w:r>
           </w:p>
           <w:p>
@@ -16956,7 +12574,6 @@
               <w:bottom w:val="double" w:sz="1" w:space="0" w:color="808080"/>
               <w:right w:val="double" w:sz="2" w:space="0" w:color="808080"/>
             </w:tcBorders>
-            <w:shd w:val="clear" w:color="auto" w:fill="auto"/>
             <w:vAlign w:val="center"/>
           </w:tcPr>
           <w:p>
@@ -16977,45 +12594,8 @@
                 <w:szCs w:val="16"/>
                 <w:lang w:val="ru-RU"/>
               </w:rPr>
-              <w:t xml:space="preserve">Хаджаева </w:t>
-            </w:r>
-            <w:proofErr w:type="spellStart"/>
-            <w:r>
-              <w:rPr>
-                <w:rFonts w:ascii="Arial" w:hAnsi="Arial" w:cs="Arial"/>
-                <w:b/>
-                <w:bCs/>
-                <w:sz w:val="16"/>
-                <w:szCs w:val="16"/>
-                <w:lang w:val="ru-RU"/>
-              </w:rPr>
-              <w:t>Гельза</w:t>
-            </w:r>
-            <w:proofErr w:type="spellEnd"/>
-            <w:r>
-              <w:rPr>
-                <w:rFonts w:ascii="Arial" w:hAnsi="Arial" w:cs="Arial"/>
-                <w:b/>
-                <w:bCs/>
-                <w:sz w:val="16"/>
-                <w:szCs w:val="16"/>
-                <w:lang w:val="ru-RU"/>
-              </w:rPr>
-              <w:t xml:space="preserve"> </w:t>
-            </w:r>
-            <w:proofErr w:type="spellStart"/>
-            <w:r>
-              <w:rPr>
-                <w:rFonts w:ascii="Arial" w:hAnsi="Arial" w:cs="Arial"/>
-                <w:b/>
-                <w:bCs/>
-                <w:sz w:val="16"/>
-                <w:szCs w:val="16"/>
-                <w:lang w:val="ru-RU"/>
-              </w:rPr>
-              <w:t>Садрыевна</w:t>
-            </w:r>
-            <w:proofErr w:type="spellEnd"/>
+              <w:t>Хаджаева Гельза Садрыевна</w:t>
+            </w:r>
             <w:r>
               <w:rPr>
                 <w:rFonts w:ascii="Arial" w:hAnsi="Arial" w:cs="Arial"/>
@@ -17183,7 +12763,6 @@
               <w:bottom w:val="double" w:sz="1" w:space="0" w:color="808080"/>
               <w:right w:val="double" w:sz="2" w:space="0" w:color="808080"/>
             </w:tcBorders>
-            <w:shd w:val="clear" w:color="auto" w:fill="auto"/>
             <w:vAlign w:val="center"/>
           </w:tcPr>
           <w:p>
@@ -17195,53 +12774,16 @@
                 <w:lang w:val="ru-RU"/>
               </w:rPr>
             </w:pPr>
-            <w:proofErr w:type="spellStart"/>
-            <w:r>
-              <w:rPr>
-                <w:rFonts w:ascii="Arial" w:hAnsi="Arial" w:cs="Arial"/>
-                <w:b/>
-                <w:bCs/>
-                <w:sz w:val="16"/>
-                <w:szCs w:val="16"/>
-                <w:lang w:val="ru-RU"/>
-              </w:rPr>
-              <w:t>Хазеева</w:t>
-            </w:r>
-            <w:proofErr w:type="spellEnd"/>
-            <w:r>
-              <w:rPr>
-                <w:rFonts w:ascii="Arial" w:hAnsi="Arial" w:cs="Arial"/>
-                <w:b/>
-                <w:bCs/>
-                <w:sz w:val="16"/>
-                <w:szCs w:val="16"/>
-                <w:lang w:val="ru-RU"/>
-              </w:rPr>
-              <w:t xml:space="preserve"> </w:t>
-            </w:r>
-            <w:proofErr w:type="spellStart"/>
-            <w:r>
-              <w:rPr>
-                <w:rFonts w:ascii="Arial" w:hAnsi="Arial" w:cs="Arial"/>
-                <w:b/>
-                <w:bCs/>
-                <w:sz w:val="16"/>
-                <w:szCs w:val="16"/>
-                <w:lang w:val="ru-RU"/>
-              </w:rPr>
-              <w:t>Гафифа</w:t>
-            </w:r>
-            <w:proofErr w:type="spellEnd"/>
-            <w:r>
-              <w:rPr>
-                <w:rFonts w:ascii="Arial" w:hAnsi="Arial" w:cs="Arial"/>
-                <w:b/>
-                <w:bCs/>
-                <w:sz w:val="16"/>
-                <w:szCs w:val="16"/>
-                <w:lang w:val="ru-RU"/>
-              </w:rPr>
-              <w:t xml:space="preserve"> (Гарифа)</w:t>
+            <w:r>
+              <w:rPr>
+                <w:rFonts w:ascii="Arial" w:hAnsi="Arial" w:cs="Arial"/>
+                <w:b/>
+                <w:bCs/>
+                <w:sz w:val="16"/>
+                <w:szCs w:val="16"/>
+                <w:lang w:val="ru-RU"/>
+              </w:rPr>
+              <w:t>Хазеева Гафифа (Гарифа)</w:t>
             </w:r>
             <w:r>
               <w:rPr>
@@ -17293,47 +12835,7 @@
                 <w:szCs w:val="16"/>
                 <w:lang w:val="ru-RU"/>
               </w:rPr>
-              <w:t xml:space="preserve">1870 г.р., </w:t>
-            </w:r>
-            <w:proofErr w:type="spellStart"/>
-            <w:r>
-              <w:rPr>
-                <w:rFonts w:ascii="Arial" w:hAnsi="Arial" w:cs="Arial"/>
-                <w:sz w:val="16"/>
-                <w:szCs w:val="16"/>
-                <w:lang w:val="ru-RU"/>
-              </w:rPr>
-              <w:t>м.р</w:t>
-            </w:r>
-            <w:proofErr w:type="spellEnd"/>
-            <w:r>
-              <w:rPr>
-                <w:rFonts w:ascii="Arial" w:hAnsi="Arial" w:cs="Arial"/>
-                <w:sz w:val="16"/>
-                <w:szCs w:val="16"/>
-                <w:lang w:val="ru-RU"/>
-              </w:rPr>
-              <w:t xml:space="preserve">.: Ютазинский р-н, д. </w:t>
-            </w:r>
-            <w:proofErr w:type="spellStart"/>
-            <w:r>
-              <w:rPr>
-                <w:rFonts w:ascii="Arial" w:hAnsi="Arial" w:cs="Arial"/>
-                <w:sz w:val="16"/>
-                <w:szCs w:val="16"/>
-                <w:lang w:val="ru-RU"/>
-              </w:rPr>
-              <w:t>Каразерик</w:t>
-            </w:r>
-            <w:proofErr w:type="spellEnd"/>
-            <w:r>
-              <w:rPr>
-                <w:rFonts w:ascii="Arial" w:hAnsi="Arial" w:cs="Arial"/>
-                <w:sz w:val="16"/>
-                <w:szCs w:val="16"/>
-                <w:lang w:val="ru-RU"/>
-              </w:rPr>
-              <w:t>, татарка,</w:t>
+              <w:t>1870 г.р., м.р.: Ютазинский р-н, д. Каразерик, татарка,</w:t>
             </w:r>
             <w:r>
               <w:rPr>
@@ -17362,37 +12864,15 @@
               </w:rPr>
               <w:t xml:space="preserve"> </w:t>
             </w:r>
-            <w:proofErr w:type="spellStart"/>
-            <w:r>
-              <w:rPr>
-                <w:rFonts w:ascii="Arial" w:hAnsi="Arial" w:cs="Arial"/>
-                <w:sz w:val="16"/>
-                <w:szCs w:val="16"/>
-                <w:lang w:val="ru-RU"/>
-              </w:rPr>
-              <w:t>прож</w:t>
-            </w:r>
-            <w:proofErr w:type="spellEnd"/>
-            <w:r>
-              <w:rPr>
-                <w:rFonts w:ascii="Arial" w:hAnsi="Arial" w:cs="Arial"/>
-                <w:sz w:val="16"/>
-                <w:szCs w:val="16"/>
-                <w:lang w:val="ru-RU"/>
-              </w:rPr>
-              <w:t xml:space="preserve">.: Ютазинский р-н, д. </w:t>
-            </w:r>
-            <w:proofErr w:type="spellStart"/>
-            <w:r>
-              <w:rPr>
-                <w:rFonts w:ascii="Arial" w:hAnsi="Arial" w:cs="Arial"/>
-                <w:sz w:val="16"/>
-                <w:szCs w:val="16"/>
-                <w:lang w:val="ru-RU"/>
-              </w:rPr>
-              <w:t>Каразерик</w:t>
-            </w:r>
-            <w:proofErr w:type="spellEnd"/>
+            <w:r>
+              <w:rPr>
+                <w:rFonts w:ascii="Arial" w:hAnsi="Arial" w:cs="Arial"/>
+                <w:sz w:val="16"/>
+                <w:szCs w:val="16"/>
+                <w:lang w:val="ru-RU"/>
+              </w:rPr>
+              <w:t>прож.: Ютазинский р-н, д. Каразерик</w:t>
+            </w:r>
             <w:r>
               <w:rPr>
                 <w:rFonts w:ascii="Arial" w:hAnsi="Arial" w:cs="Arial"/>
@@ -17409,27 +12889,7 @@
                 <w:szCs w:val="16"/>
                 <w:lang w:val="ru-RU"/>
               </w:rPr>
-              <w:t xml:space="preserve">Арестована 10.04.1931. Обвинение: </w:t>
-            </w:r>
-            <w:proofErr w:type="gramStart"/>
-            <w:r>
-              <w:rPr>
-                <w:rFonts w:ascii="Arial" w:hAnsi="Arial" w:cs="Arial"/>
-                <w:sz w:val="16"/>
-                <w:szCs w:val="16"/>
-                <w:lang w:val="ru-RU"/>
-              </w:rPr>
-              <w:t>58-11</w:t>
-            </w:r>
-            <w:proofErr w:type="gramEnd"/>
-            <w:r>
-              <w:rPr>
-                <w:rFonts w:ascii="Arial" w:hAnsi="Arial" w:cs="Arial"/>
-                <w:sz w:val="16"/>
-                <w:szCs w:val="16"/>
-                <w:lang w:val="ru-RU"/>
-              </w:rPr>
-              <w:t>. ("участница кулацкой группировки, антиколхозная агитация, провокационные слухи").</w:t>
+              <w:t>Арестована 10.04.1931. Обвинение: 58-11. ("участница кулацкой группировки, антиколхозная агитация, провокационные слухи").</w:t>
             </w:r>
             <w:r>
               <w:rPr>
@@ -17483,27 +12943,7 @@
                 <w:szCs w:val="16"/>
                 <w:lang w:val="ru-RU"/>
               </w:rPr>
-              <w:t xml:space="preserve">Расстреляна 11.07.1931, в </w:t>
-            </w:r>
-            <w:proofErr w:type="spellStart"/>
-            <w:r>
-              <w:rPr>
-                <w:rFonts w:ascii="Arial" w:hAnsi="Arial" w:cs="Arial"/>
-                <w:sz w:val="16"/>
-                <w:szCs w:val="16"/>
-                <w:lang w:val="ru-RU"/>
-              </w:rPr>
-              <w:t>г.Казань</w:t>
-            </w:r>
-            <w:proofErr w:type="spellEnd"/>
-            <w:r>
-              <w:rPr>
-                <w:rFonts w:ascii="Arial" w:hAnsi="Arial" w:cs="Arial"/>
-                <w:sz w:val="16"/>
-                <w:szCs w:val="16"/>
-                <w:lang w:val="ru-RU"/>
-              </w:rPr>
-              <w:t>.</w:t>
+              <w:t>Расстреляна 11.07.1931, в г.Казань.</w:t>
             </w:r>
             <w:r>
               <w:rPr>
@@ -17557,57 +12997,16 @@
                 <w:szCs w:val="16"/>
                 <w:lang w:val="ru-RU"/>
               </w:rPr>
-              <w:t xml:space="preserve">Примечание: ее брат </w:t>
-            </w:r>
-            <w:proofErr w:type="spellStart"/>
-            <w:r>
-              <w:rPr>
-                <w:rFonts w:ascii="Arial" w:hAnsi="Arial" w:cs="Arial"/>
-                <w:sz w:val="16"/>
-                <w:szCs w:val="16"/>
-                <w:lang w:val="ru-RU"/>
-              </w:rPr>
-              <w:t>Хазеев</w:t>
-            </w:r>
-            <w:proofErr w:type="spellEnd"/>
-            <w:r>
-              <w:rPr>
-                <w:rFonts w:ascii="Arial" w:hAnsi="Arial" w:cs="Arial"/>
-                <w:sz w:val="16"/>
-                <w:szCs w:val="16"/>
-                <w:lang w:val="ru-RU"/>
-              </w:rPr>
-              <w:t xml:space="preserve"> </w:t>
-            </w:r>
-            <w:proofErr w:type="spellStart"/>
-            <w:r>
-              <w:rPr>
-                <w:rFonts w:ascii="Arial" w:hAnsi="Arial" w:cs="Arial"/>
-                <w:sz w:val="16"/>
-                <w:szCs w:val="16"/>
-                <w:lang w:val="ru-RU"/>
-              </w:rPr>
-              <w:t>Фазли</w:t>
-            </w:r>
-            <w:proofErr w:type="spellEnd"/>
-            <w:r>
-              <w:rPr>
-                <w:rFonts w:ascii="Arial" w:hAnsi="Arial" w:cs="Arial"/>
-                <w:sz w:val="16"/>
-                <w:szCs w:val="16"/>
-                <w:lang w:val="ru-RU"/>
-              </w:rPr>
-              <w:t xml:space="preserve"> </w:t>
-            </w:r>
-            <w:proofErr w:type="gramStart"/>
-            <w:r>
-              <w:rPr>
-                <w:rFonts w:ascii="Arial" w:hAnsi="Arial" w:cs="Arial"/>
-                <w:sz w:val="16"/>
-                <w:szCs w:val="16"/>
-                <w:lang w:val="ru-RU"/>
-              </w:rPr>
-              <w:t xml:space="preserve">– </w:t>
+              <w:t>Примечание: ее брат Хазеев Фазли</w:t>
+            </w:r>
+            <w:r>
+              <w:rPr>
+                <w:rFonts w:ascii="Arial" w:hAnsi="Arial" w:cs="Arial"/>
+                <w:sz w:val="16"/>
+                <w:szCs w:val="16"/>
+                <w:lang w:val="ru-RU"/>
+              </w:rPr>
+              <w:t xml:space="preserve"> – </w:t>
             </w:r>
             <w:r>
               <w:rPr>
@@ -17618,7 +13017,6 @@
               </w:rPr>
               <w:t xml:space="preserve"> 75</w:t>
             </w:r>
-            <w:proofErr w:type="gramEnd"/>
             <w:r>
               <w:rPr>
                 <w:rFonts w:ascii="Arial" w:hAnsi="Arial" w:cs="Arial"/>
@@ -17770,7 +13168,6 @@
               <w:bottom w:val="double" w:sz="1" w:space="0" w:color="808080"/>
               <w:right w:val="double" w:sz="2" w:space="0" w:color="808080"/>
             </w:tcBorders>
-            <w:shd w:val="clear" w:color="auto" w:fill="auto"/>
             <w:vAlign w:val="center"/>
           </w:tcPr>
           <w:p>
@@ -17791,43 +13188,17 @@
                 <w:lang w:val="ru-RU"/>
               </w:rPr>
             </w:pPr>
-            <w:proofErr w:type="spellStart"/>
-            <w:r>
-              <w:rPr>
-                <w:rFonts w:ascii="Arial" w:hAnsi="Arial" w:cs="Arial"/>
-                <w:b/>
-                <w:bCs/>
-                <w:sz w:val="16"/>
-                <w:szCs w:val="16"/>
-                <w:lang w:val="ru-RU"/>
-              </w:rPr>
-              <w:t>Халаджиева</w:t>
-            </w:r>
-            <w:proofErr w:type="spellEnd"/>
-            <w:r>
-              <w:rPr>
-                <w:rFonts w:ascii="Arial" w:hAnsi="Arial" w:cs="Arial"/>
-                <w:b/>
-                <w:bCs/>
-                <w:sz w:val="16"/>
-                <w:szCs w:val="16"/>
-                <w:lang w:val="ru-RU"/>
-              </w:rPr>
-              <w:t xml:space="preserve"> Эмма </w:t>
-            </w:r>
-            <w:proofErr w:type="spellStart"/>
-            <w:r>
-              <w:rPr>
-                <w:rFonts w:ascii="Arial" w:hAnsi="Arial" w:cs="Arial"/>
-                <w:b/>
-                <w:bCs/>
-                <w:sz w:val="16"/>
-                <w:szCs w:val="16"/>
-                <w:lang w:val="ru-RU"/>
-              </w:rPr>
-              <w:t>Измайловна</w:t>
-            </w:r>
-            <w:proofErr w:type="spellEnd"/>
+            <w:r>
+              <w:rPr>
+                <w:rFonts w:ascii="Arial" w:hAnsi="Arial" w:cs="Arial"/>
+                <w:b/>
+                <w:bCs/>
+                <w:sz w:val="16"/>
+                <w:szCs w:val="16"/>
+                <w:lang w:val="ru-RU"/>
+              </w:rPr>
+              <w:t>Халаджиева Эмма Измайловна</w:t>
+            </w:r>
             <w:r>
               <w:rPr>
                 <w:rFonts w:ascii="Arial" w:hAnsi="Arial" w:cs="Arial"/>
@@ -17888,80 +13259,16 @@
                 <w:szCs w:val="16"/>
                 <w:lang w:val="ru-RU"/>
               </w:rPr>
-              <w:t xml:space="preserve">1922 г.р., </w:t>
-            </w:r>
-            <w:proofErr w:type="spellStart"/>
-            <w:r>
-              <w:rPr>
-                <w:rFonts w:ascii="Arial" w:hAnsi="Arial" w:cs="Arial"/>
-                <w:bCs/>
-                <w:sz w:val="16"/>
-                <w:szCs w:val="16"/>
-                <w:lang w:val="ru-RU"/>
-              </w:rPr>
-              <w:t>м.р</w:t>
-            </w:r>
-            <w:proofErr w:type="spellEnd"/>
-            <w:r>
-              <w:rPr>
-                <w:rFonts w:ascii="Arial" w:hAnsi="Arial" w:cs="Arial"/>
-                <w:bCs/>
-                <w:sz w:val="16"/>
-                <w:szCs w:val="16"/>
-                <w:lang w:val="ru-RU"/>
-              </w:rPr>
-              <w:t xml:space="preserve">.: г. Севастополь, татарка, из рабочих, образование: неполное среднее 7 </w:t>
-            </w:r>
-            <w:proofErr w:type="spellStart"/>
-            <w:r>
-              <w:rPr>
-                <w:rFonts w:ascii="Arial" w:hAnsi="Arial" w:cs="Arial"/>
-                <w:bCs/>
-                <w:sz w:val="16"/>
-                <w:szCs w:val="16"/>
-                <w:lang w:val="ru-RU"/>
-              </w:rPr>
-              <w:t>кл</w:t>
-            </w:r>
-            <w:proofErr w:type="spellEnd"/>
-            <w:r>
-              <w:rPr>
-                <w:rFonts w:ascii="Arial" w:hAnsi="Arial" w:cs="Arial"/>
-                <w:bCs/>
-                <w:sz w:val="16"/>
-                <w:szCs w:val="16"/>
-                <w:lang w:val="ru-RU"/>
-              </w:rPr>
-              <w:t xml:space="preserve">, б/п, </w:t>
-            </w:r>
-            <w:r>
-              <w:rPr>
-                <w:rFonts w:ascii="Arial" w:hAnsi="Arial" w:cs="Arial"/>
-                <w:sz w:val="16"/>
-                <w:szCs w:val="16"/>
-                <w:lang w:val="ru-RU"/>
-              </w:rPr>
-              <w:t xml:space="preserve">красноармеец 734 ЗАП ПВО, ранее судим в 1938 г. по ст. 162 УК РСФР к 3 годам ИТЛ, </w:t>
-            </w:r>
-            <w:proofErr w:type="spellStart"/>
-            <w:r>
-              <w:rPr>
-                <w:rFonts w:ascii="Arial" w:hAnsi="Arial" w:cs="Arial"/>
-                <w:sz w:val="16"/>
-                <w:szCs w:val="16"/>
-                <w:lang w:val="ru-RU"/>
-              </w:rPr>
-              <w:t>прож</w:t>
-            </w:r>
-            <w:proofErr w:type="spellEnd"/>
-            <w:r>
-              <w:rPr>
-                <w:rFonts w:ascii="Arial" w:hAnsi="Arial" w:cs="Arial"/>
-                <w:sz w:val="16"/>
-                <w:szCs w:val="16"/>
-                <w:lang w:val="ru-RU"/>
-              </w:rPr>
-              <w:t>.: военнослужащий.</w:t>
+              <w:t xml:space="preserve">1922 г.р., м.р.: г. Севастополь, татарка, из рабочих, образование: неполное среднее 7 кл, б/п, </w:t>
+            </w:r>
+            <w:r>
+              <w:rPr>
+                <w:rFonts w:ascii="Arial" w:hAnsi="Arial" w:cs="Arial"/>
+                <w:sz w:val="16"/>
+                <w:szCs w:val="16"/>
+                <w:lang w:val="ru-RU"/>
+              </w:rPr>
+              <w:t>красноармеец 734 ЗАП ПВО, ранее судим в 1938 г. по ст. 162 УК РСФР к 3 годам ИТЛ, прож.: военнослужащий.</w:t>
             </w:r>
             <w:r>
               <w:rPr>
@@ -17997,27 +13304,7 @@
                 <w:szCs w:val="16"/>
                 <w:lang w:val="ru-RU"/>
               </w:rPr>
-              <w:t xml:space="preserve">Обвинение: ст. </w:t>
-            </w:r>
-            <w:proofErr w:type="gramStart"/>
-            <w:r>
-              <w:rPr>
-                <w:rFonts w:ascii="Arial" w:hAnsi="Arial" w:cs="Arial"/>
-                <w:sz w:val="16"/>
-                <w:szCs w:val="16"/>
-                <w:lang w:val="ru-RU"/>
-              </w:rPr>
-              <w:t>58-1</w:t>
-            </w:r>
-            <w:proofErr w:type="gramEnd"/>
-            <w:r>
-              <w:rPr>
-                <w:rFonts w:ascii="Arial" w:hAnsi="Arial" w:cs="Arial"/>
-                <w:sz w:val="16"/>
-                <w:szCs w:val="16"/>
-                <w:lang w:val="ru-RU"/>
-              </w:rPr>
-              <w:t xml:space="preserve"> УК РСФСР: измена Родине. Приговор: ВТ Грозненского гарнизона, 16.09.1942</w:t>
+              <w:t>Обвинение: ст. 58-1 УК РСФСР: измена Родине. Приговор: ВТ Грозненского гарнизона, 16.09.1942</w:t>
             </w:r>
             <w:r>
               <w:rPr>
@@ -18035,27 +13322,7 @@
                 <w:szCs w:val="16"/>
                 <w:lang w:val="ru-RU"/>
               </w:rPr>
-              <w:t xml:space="preserve">ВМН. Расстреляна 05.09.1942. Реабилитация: Военной прокуратурой ЧФ и ВМС Украины, 22.08.1993. </w:t>
-            </w:r>
-            <w:proofErr w:type="spellStart"/>
-            <w:r>
-              <w:rPr>
-                <w:rFonts w:ascii="Arial" w:hAnsi="Arial" w:cs="Arial"/>
-                <w:sz w:val="16"/>
-                <w:szCs w:val="16"/>
-                <w:lang w:val="ru-RU"/>
-              </w:rPr>
-              <w:t>Арх.дело</w:t>
-            </w:r>
-            <w:proofErr w:type="spellEnd"/>
-            <w:r>
-              <w:rPr>
-                <w:rFonts w:ascii="Arial" w:hAnsi="Arial" w:cs="Arial"/>
-                <w:sz w:val="16"/>
-                <w:szCs w:val="16"/>
-                <w:lang w:val="ru-RU"/>
-              </w:rPr>
-              <w:t>: ГУ СБУ в Крыму, д. 020804.</w:t>
+              <w:t>ВМН. Расстреляна 05.09.1942. Реабилитация: Военной прокуратурой ЧФ и ВМС Украины, 22.08.1993. Арх.дело: ГУ СБУ в Крыму, д. 020804.</w:t>
             </w:r>
           </w:p>
           <w:p>
@@ -18155,7 +13422,6 @@
               <w:bottom w:val="double" w:sz="1" w:space="0" w:color="808080"/>
               <w:right w:val="double" w:sz="2" w:space="0" w:color="808080"/>
             </w:tcBorders>
-            <w:shd w:val="clear" w:color="auto" w:fill="auto"/>
             <w:vAlign w:val="center"/>
           </w:tcPr>
           <w:p>
@@ -18176,21 +13442,8 @@
                 <w:szCs w:val="16"/>
                 <w:lang w:val="ru-RU"/>
               </w:rPr>
-              <w:t xml:space="preserve">Хамзина Тайбу </w:t>
-            </w:r>
-            <w:proofErr w:type="spellStart"/>
-            <w:r>
-              <w:rPr>
-                <w:rFonts w:ascii="Arial" w:hAnsi="Arial" w:cs="Arial"/>
-                <w:b/>
-                <w:bCs/>
-                <w:sz w:val="16"/>
-                <w:szCs w:val="16"/>
-                <w:lang w:val="ru-RU"/>
-              </w:rPr>
-              <w:t>Иватулевна</w:t>
-            </w:r>
-            <w:proofErr w:type="spellEnd"/>
+              <w:t>Хамзина Тайбу Иватулевна</w:t>
+            </w:r>
             <w:r>
               <w:rPr>
                 <w:rFonts w:ascii="Arial" w:hAnsi="Arial" w:cs="Arial"/>
@@ -18241,56 +13494,25 @@
                 <w:szCs w:val="16"/>
                 <w:lang w:val="ru-RU"/>
               </w:rPr>
-              <w:t xml:space="preserve">1879 г.р., </w:t>
-            </w:r>
-            <w:proofErr w:type="spellStart"/>
-            <w:r>
-              <w:rPr>
-                <w:rFonts w:ascii="Arial" w:hAnsi="Arial" w:cs="Arial"/>
-                <w:sz w:val="16"/>
-                <w:szCs w:val="16"/>
-                <w:lang w:val="ru-RU"/>
-              </w:rPr>
-              <w:t>м.р</w:t>
-            </w:r>
-            <w:proofErr w:type="spellEnd"/>
-            <w:r>
-              <w:rPr>
-                <w:rFonts w:ascii="Arial" w:hAnsi="Arial" w:cs="Arial"/>
-                <w:sz w:val="16"/>
-                <w:szCs w:val="16"/>
-                <w:lang w:val="ru-RU"/>
-              </w:rPr>
-              <w:t>.: Челябинская обл. Домохозяйка,</w:t>
-            </w:r>
-            <w:r>
-              <w:rPr>
-                <w:rFonts w:ascii="Arial" w:hAnsi="Arial" w:cs="Arial"/>
-                <w:sz w:val="16"/>
-                <w:szCs w:val="16"/>
-                <w:lang w:val="ru-RU"/>
-              </w:rPr>
-              <w:t xml:space="preserve"> </w:t>
-            </w:r>
-            <w:proofErr w:type="spellStart"/>
-            <w:r>
-              <w:rPr>
-                <w:rFonts w:ascii="Arial" w:hAnsi="Arial" w:cs="Arial"/>
-                <w:sz w:val="16"/>
-                <w:szCs w:val="16"/>
-                <w:lang w:val="ru-RU"/>
-              </w:rPr>
-              <w:t>прож</w:t>
-            </w:r>
-            <w:proofErr w:type="spellEnd"/>
-            <w:r>
-              <w:rPr>
-                <w:rFonts w:ascii="Arial" w:hAnsi="Arial" w:cs="Arial"/>
-                <w:sz w:val="16"/>
-                <w:szCs w:val="16"/>
-                <w:lang w:val="ru-RU"/>
-              </w:rPr>
-              <w:t>.: Сахалинская обл., Охе.</w:t>
+              <w:t>1879 г.р., м.р.: Челябинская обл. Домохозяйка,</w:t>
+            </w:r>
+            <w:r>
+              <w:rPr>
+                <w:rFonts w:ascii="Arial" w:hAnsi="Arial" w:cs="Arial"/>
+                <w:sz w:val="16"/>
+                <w:szCs w:val="16"/>
+                <w:lang w:val="ru-RU"/>
+              </w:rPr>
+              <w:t xml:space="preserve"> </w:t>
+            </w:r>
+            <w:r>
+              <w:rPr>
+                <w:rFonts w:ascii="Arial" w:hAnsi="Arial" w:cs="Arial"/>
+                <w:sz w:val="16"/>
+                <w:szCs w:val="16"/>
+                <w:lang w:val="ru-RU"/>
+              </w:rPr>
+              <w:t>прож.: Сахалинская обл., Охе.</w:t>
             </w:r>
             <w:r>
               <w:rPr>
@@ -18344,27 +13566,7 @@
                 <w:szCs w:val="16"/>
                 <w:lang w:val="ru-RU"/>
               </w:rPr>
-              <w:t xml:space="preserve">ВМН. Расстреляна 21.04.1938, в Охе </w:t>
-            </w:r>
-            <w:proofErr w:type="spellStart"/>
-            <w:r>
-              <w:rPr>
-                <w:rFonts w:ascii="Arial" w:hAnsi="Arial" w:cs="Arial"/>
-                <w:sz w:val="16"/>
-                <w:szCs w:val="16"/>
-                <w:lang w:val="ru-RU"/>
-              </w:rPr>
-              <w:t>Сах.обл</w:t>
-            </w:r>
-            <w:proofErr w:type="spellEnd"/>
-            <w:r>
-              <w:rPr>
-                <w:rFonts w:ascii="Arial" w:hAnsi="Arial" w:cs="Arial"/>
-                <w:sz w:val="16"/>
-                <w:szCs w:val="16"/>
-                <w:lang w:val="ru-RU"/>
-              </w:rPr>
-              <w:t>.</w:t>
+              <w:t>ВМН. Расстреляна 21.04.1938, в Охе Сах.обл.</w:t>
             </w:r>
             <w:r>
               <w:rPr>
@@ -18481,7 +13683,6 @@
               <w:bottom w:val="double" w:sz="1" w:space="0" w:color="808080"/>
               <w:right w:val="double" w:sz="2" w:space="0" w:color="808080"/>
             </w:tcBorders>
-            <w:shd w:val="clear" w:color="auto" w:fill="auto"/>
             <w:vAlign w:val="center"/>
           </w:tcPr>
           <w:p>
@@ -18547,63 +13748,32 @@
                 <w:lang w:val="ru-RU"/>
               </w:rPr>
             </w:pPr>
-            <w:proofErr w:type="spellStart"/>
-            <w:r>
-              <w:rPr>
-                <w:rFonts w:ascii="Arial" w:hAnsi="Arial" w:cs="Arial"/>
-                <w:sz w:val="16"/>
-                <w:szCs w:val="16"/>
-                <w:lang w:val="ru-RU"/>
-              </w:rPr>
-              <w:t>м.р</w:t>
-            </w:r>
-            <w:proofErr w:type="spellEnd"/>
-            <w:r>
-              <w:rPr>
-                <w:rFonts w:ascii="Arial" w:hAnsi="Arial" w:cs="Arial"/>
-                <w:sz w:val="16"/>
-                <w:szCs w:val="16"/>
-                <w:lang w:val="ru-RU"/>
-              </w:rPr>
-              <w:t>.: г. Челябинск, татарка, из купцов, образование: неграмотная, б/п,</w:t>
-            </w:r>
-            <w:r>
-              <w:rPr>
-                <w:rFonts w:ascii="Arial" w:hAnsi="Arial" w:cs="Arial"/>
-                <w:sz w:val="16"/>
-                <w:szCs w:val="16"/>
-                <w:lang w:val="ru-RU"/>
-              </w:rPr>
-              <w:t xml:space="preserve"> </w:t>
-            </w:r>
-            <w:r>
-              <w:rPr>
-                <w:rFonts w:ascii="Arial" w:hAnsi="Arial" w:cs="Arial"/>
-                <w:sz w:val="16"/>
-                <w:szCs w:val="16"/>
-                <w:lang w:val="ru-RU"/>
-              </w:rPr>
-              <w:t xml:space="preserve">домохозяйка, </w:t>
-            </w:r>
-            <w:proofErr w:type="spellStart"/>
-            <w:r>
-              <w:rPr>
-                <w:rFonts w:ascii="Arial" w:hAnsi="Arial" w:cs="Arial"/>
-                <w:sz w:val="16"/>
-                <w:szCs w:val="16"/>
-                <w:lang w:val="ru-RU"/>
-              </w:rPr>
-              <w:t>прож</w:t>
-            </w:r>
-            <w:proofErr w:type="spellEnd"/>
-            <w:r>
-              <w:rPr>
-                <w:rFonts w:ascii="Arial" w:hAnsi="Arial" w:cs="Arial"/>
-                <w:sz w:val="16"/>
-                <w:szCs w:val="16"/>
-                <w:lang w:val="ru-RU"/>
-              </w:rPr>
-              <w:t>.: г. Челябинск.</w:t>
+            <w:r>
+              <w:rPr>
+                <w:rFonts w:ascii="Arial" w:hAnsi="Arial" w:cs="Arial"/>
+                <w:sz w:val="16"/>
+                <w:szCs w:val="16"/>
+                <w:lang w:val="ru-RU"/>
+              </w:rPr>
+              <w:t>м.р.: г. Челябинск, татарка, из купцов, образование: неграмотная, б/п,</w:t>
+            </w:r>
+            <w:r>
+              <w:rPr>
+                <w:rFonts w:ascii="Arial" w:hAnsi="Arial" w:cs="Arial"/>
+                <w:sz w:val="16"/>
+                <w:szCs w:val="16"/>
+                <w:lang w:val="ru-RU"/>
+              </w:rPr>
+              <w:t xml:space="preserve"> </w:t>
+            </w:r>
+            <w:r>
+              <w:rPr>
+                <w:rFonts w:ascii="Arial" w:hAnsi="Arial" w:cs="Arial"/>
+                <w:sz w:val="16"/>
+                <w:szCs w:val="16"/>
+                <w:lang w:val="ru-RU"/>
+              </w:rPr>
+              <w:t>домохозяйка, прож.: г. Челябинск.</w:t>
             </w:r>
             <w:r>
               <w:rPr>
@@ -18639,87 +13809,7 @@
                 <w:szCs w:val="16"/>
                 <w:lang w:val="ru-RU"/>
               </w:rPr>
-              <w:t xml:space="preserve">Обвинение: ст. </w:t>
-            </w:r>
-            <w:proofErr w:type="gramStart"/>
-            <w:r>
-              <w:rPr>
-                <w:rFonts w:ascii="Arial" w:hAnsi="Arial" w:cs="Arial"/>
-                <w:sz w:val="16"/>
-                <w:szCs w:val="16"/>
-                <w:lang w:val="ru-RU"/>
-              </w:rPr>
-              <w:t>58-2</w:t>
-            </w:r>
-            <w:proofErr w:type="gramEnd"/>
-            <w:r>
-              <w:rPr>
-                <w:rFonts w:ascii="Arial" w:hAnsi="Arial" w:cs="Arial"/>
-                <w:sz w:val="16"/>
-                <w:szCs w:val="16"/>
-                <w:lang w:val="ru-RU"/>
-              </w:rPr>
-              <w:t xml:space="preserve">, </w:t>
-            </w:r>
-            <w:proofErr w:type="gramStart"/>
-            <w:r>
-              <w:rPr>
-                <w:rFonts w:ascii="Arial" w:hAnsi="Arial" w:cs="Arial"/>
-                <w:sz w:val="16"/>
-                <w:szCs w:val="16"/>
-                <w:lang w:val="ru-RU"/>
-              </w:rPr>
-              <w:t>58-8</w:t>
-            </w:r>
-            <w:proofErr w:type="gramEnd"/>
-            <w:r>
-              <w:rPr>
-                <w:rFonts w:ascii="Arial" w:hAnsi="Arial" w:cs="Arial"/>
-                <w:sz w:val="16"/>
-                <w:szCs w:val="16"/>
-                <w:lang w:val="ru-RU"/>
-              </w:rPr>
-              <w:t xml:space="preserve">, </w:t>
-            </w:r>
-            <w:proofErr w:type="gramStart"/>
-            <w:r>
-              <w:rPr>
-                <w:rFonts w:ascii="Arial" w:hAnsi="Arial" w:cs="Arial"/>
-                <w:sz w:val="16"/>
-                <w:szCs w:val="16"/>
-                <w:lang w:val="ru-RU"/>
-              </w:rPr>
-              <w:t>58-10</w:t>
-            </w:r>
-            <w:proofErr w:type="gramEnd"/>
-            <w:r>
-              <w:rPr>
-                <w:rFonts w:ascii="Arial" w:hAnsi="Arial" w:cs="Arial"/>
-                <w:sz w:val="16"/>
-                <w:szCs w:val="16"/>
-                <w:lang w:val="ru-RU"/>
-              </w:rPr>
-              <w:t xml:space="preserve">, </w:t>
-            </w:r>
-            <w:proofErr w:type="gramStart"/>
-            <w:r>
-              <w:rPr>
-                <w:rFonts w:ascii="Arial" w:hAnsi="Arial" w:cs="Arial"/>
-                <w:sz w:val="16"/>
-                <w:szCs w:val="16"/>
-                <w:lang w:val="ru-RU"/>
-              </w:rPr>
-              <w:t>58-11</w:t>
-            </w:r>
-            <w:proofErr w:type="gramEnd"/>
-            <w:r>
-              <w:rPr>
-                <w:rFonts w:ascii="Arial" w:hAnsi="Arial" w:cs="Arial"/>
-                <w:sz w:val="16"/>
-                <w:szCs w:val="16"/>
-                <w:lang w:val="ru-RU"/>
-              </w:rPr>
-              <w:t>. Приговор: Тройка УНКВД СССР по Челябинской области, 27.12.1937</w:t>
+              <w:t>Обвинение: ст. 58-2, 58-8, 58-10, 58-11. Приговор: Тройка УНКВД СССР по Челябинской области, 27.12.1937</w:t>
             </w:r>
             <w:r>
               <w:rPr>
@@ -18737,27 +13827,7 @@
                 <w:szCs w:val="16"/>
                 <w:lang w:val="ru-RU"/>
               </w:rPr>
-              <w:t xml:space="preserve">ВМН. Расстреляна 01.01.1938. Реабилитация: 26.04.1957. </w:t>
-            </w:r>
-            <w:proofErr w:type="spellStart"/>
-            <w:r>
-              <w:rPr>
-                <w:rFonts w:ascii="Arial" w:hAnsi="Arial" w:cs="Arial"/>
-                <w:sz w:val="16"/>
-                <w:szCs w:val="16"/>
-                <w:lang w:val="ru-RU"/>
-              </w:rPr>
-              <w:t>Арх.дело</w:t>
-            </w:r>
-            <w:proofErr w:type="spellEnd"/>
-            <w:r>
-              <w:rPr>
-                <w:rFonts w:ascii="Arial" w:hAnsi="Arial" w:cs="Arial"/>
-                <w:sz w:val="16"/>
-                <w:szCs w:val="16"/>
-                <w:lang w:val="ru-RU"/>
-              </w:rPr>
-              <w:t>: ГУ ОГАЧО. Ф. Р- 467. Оп. 3. Д. 5617</w:t>
+              <w:t>ВМН. Расстреляна 01.01.1938. Реабилитация: 26.04.1957. Арх.дело: ГУ ОГАЧО. Ф. Р- 467. Оп. 3. Д. 5617</w:t>
             </w:r>
           </w:p>
           <w:p>
@@ -18856,7 +13926,6 @@
               <w:bottom w:val="double" w:sz="1" w:space="0" w:color="808080"/>
               <w:right w:val="double" w:sz="2" w:space="0" w:color="808080"/>
             </w:tcBorders>
-            <w:shd w:val="clear" w:color="auto" w:fill="auto"/>
             <w:vAlign w:val="center"/>
           </w:tcPr>
           <w:p>
@@ -18879,21 +13948,8 @@
                 <w:szCs w:val="16"/>
                 <w:lang w:val="ru-RU"/>
               </w:rPr>
-              <w:t xml:space="preserve">Ширинская Азиза </w:t>
-            </w:r>
-            <w:proofErr w:type="spellStart"/>
-            <w:r>
-              <w:rPr>
-                <w:rFonts w:ascii="Arial" w:hAnsi="Arial" w:cs="Arial"/>
-                <w:b/>
-                <w:bCs/>
-                <w:sz w:val="16"/>
-                <w:szCs w:val="16"/>
-                <w:lang w:val="ru-RU"/>
-              </w:rPr>
-              <w:t>Рахимовна</w:t>
-            </w:r>
-            <w:proofErr w:type="spellEnd"/>
+              <w:t>Ширинская Азиза Рахимовна</w:t>
+            </w:r>
             <w:r>
               <w:rPr>
                 <w:rFonts w:ascii="Arial" w:hAnsi="Arial" w:cs="Arial"/>
@@ -18963,47 +14019,16 @@
                 <w:szCs w:val="16"/>
                 <w:lang w:val="ru-RU"/>
               </w:rPr>
-              <w:t xml:space="preserve">в 1902 г., Рязанская обл., Кадомский р-н, с. Богданово; татарка; образование среднее; б/п; учительница татарской школы в </w:t>
-            </w:r>
-            <w:proofErr w:type="spellStart"/>
-            <w:r>
-              <w:rPr>
-                <w:rFonts w:ascii="Arial" w:hAnsi="Arial" w:cs="Arial"/>
-                <w:sz w:val="16"/>
-                <w:szCs w:val="16"/>
-                <w:lang w:val="ru-RU"/>
-              </w:rPr>
-              <w:t>с.Богданово</w:t>
-            </w:r>
-            <w:proofErr w:type="spellEnd"/>
-            <w:r>
-              <w:rPr>
-                <w:rFonts w:ascii="Arial" w:hAnsi="Arial" w:cs="Arial"/>
-                <w:sz w:val="16"/>
-                <w:szCs w:val="16"/>
-                <w:lang w:val="ru-RU"/>
-              </w:rPr>
-              <w:t xml:space="preserve">. </w:t>
-            </w:r>
-            <w:proofErr w:type="spellStart"/>
-            <w:r>
-              <w:rPr>
-                <w:rFonts w:ascii="Arial" w:hAnsi="Arial" w:cs="Arial"/>
-                <w:sz w:val="16"/>
-                <w:szCs w:val="16"/>
-                <w:lang w:val="ru-RU"/>
-              </w:rPr>
-              <w:t>Прож</w:t>
-            </w:r>
-            <w:proofErr w:type="spellEnd"/>
-            <w:r>
-              <w:rPr>
-                <w:rFonts w:ascii="Arial" w:hAnsi="Arial" w:cs="Arial"/>
-                <w:sz w:val="16"/>
-                <w:szCs w:val="16"/>
-                <w:lang w:val="ru-RU"/>
-              </w:rPr>
-              <w:t>.:</w:t>
+              <w:t xml:space="preserve">в 1902 г., Рязанская обл., Кадомский р-н, с. Богданово; татарка; образование среднее; б/п; учительница татарской школы в с.Богданово. </w:t>
+            </w:r>
+            <w:r>
+              <w:rPr>
+                <w:rFonts w:ascii="Arial" w:hAnsi="Arial" w:cs="Arial"/>
+                <w:sz w:val="16"/>
+                <w:szCs w:val="16"/>
+                <w:lang w:val="ru-RU"/>
+              </w:rPr>
+              <w:t>Прож.:</w:t>
             </w:r>
             <w:r>
               <w:rPr>
@@ -19065,27 +14090,7 @@
                 <w:szCs w:val="16"/>
                 <w:lang w:val="ru-RU"/>
               </w:rPr>
-              <w:t xml:space="preserve">Приговорена: тройкой при ПП ОГПУ по Московской обл. 26 августа 1932 г., </w:t>
-            </w:r>
-            <w:proofErr w:type="spellStart"/>
-            <w:r>
-              <w:rPr>
-                <w:rFonts w:ascii="Arial" w:hAnsi="Arial" w:cs="Arial"/>
-                <w:sz w:val="16"/>
-                <w:szCs w:val="16"/>
-                <w:lang w:val="ru-RU"/>
-              </w:rPr>
-              <w:t>обв</w:t>
-            </w:r>
-            <w:proofErr w:type="spellEnd"/>
-            <w:r>
-              <w:rPr>
-                <w:rFonts w:ascii="Arial" w:hAnsi="Arial" w:cs="Arial"/>
-                <w:sz w:val="16"/>
-                <w:szCs w:val="16"/>
-                <w:lang w:val="ru-RU"/>
-              </w:rPr>
-              <w:t>.:</w:t>
+              <w:t>Приговорена: тройкой при ПП ОГПУ по Московской обл. 26 августа 1932 г., обв.:</w:t>
             </w:r>
             <w:r>
               <w:rPr>
@@ -19210,76 +14215,16 @@
                 <w:szCs w:val="16"/>
                 <w:lang w:val="ru-RU"/>
               </w:rPr>
-              <w:t xml:space="preserve"> Ширинский Ахмет-</w:t>
-            </w:r>
-            <w:proofErr w:type="spellStart"/>
-            <w:r>
-              <w:rPr>
-                <w:rFonts w:ascii="Arial" w:hAnsi="Arial" w:cs="Arial"/>
-                <w:sz w:val="16"/>
-                <w:szCs w:val="16"/>
-                <w:lang w:val="ru-RU"/>
-              </w:rPr>
-              <w:t>Кемиль</w:t>
-            </w:r>
-            <w:proofErr w:type="spellEnd"/>
-            <w:r>
-              <w:rPr>
-                <w:rFonts w:ascii="Arial" w:hAnsi="Arial" w:cs="Arial"/>
-                <w:sz w:val="16"/>
-                <w:szCs w:val="16"/>
-                <w:lang w:val="ru-RU"/>
-              </w:rPr>
-              <w:t xml:space="preserve"> </w:t>
-            </w:r>
-            <w:proofErr w:type="spellStart"/>
-            <w:r>
-              <w:rPr>
-                <w:rFonts w:ascii="Arial" w:hAnsi="Arial" w:cs="Arial"/>
-                <w:sz w:val="16"/>
-                <w:szCs w:val="16"/>
-                <w:lang w:val="ru-RU"/>
-              </w:rPr>
-              <w:t>Рахимович</w:t>
-            </w:r>
-            <w:proofErr w:type="spellEnd"/>
-            <w:r>
-              <w:rPr>
-                <w:rFonts w:ascii="Arial" w:hAnsi="Arial" w:cs="Arial"/>
-                <w:sz w:val="16"/>
-                <w:szCs w:val="16"/>
-                <w:lang w:val="ru-RU"/>
-              </w:rPr>
-              <w:t xml:space="preserve"> – 23года, </w:t>
-            </w:r>
-            <w:r>
-              <w:rPr>
-                <w:rFonts w:ascii="Arial" w:hAnsi="Arial" w:cs="Arial"/>
-                <w:sz w:val="16"/>
-                <w:szCs w:val="16"/>
-                <w:lang w:val="ru-RU"/>
-              </w:rPr>
-              <w:t xml:space="preserve">Ширинский Селим-Гирей </w:t>
-            </w:r>
-            <w:proofErr w:type="spellStart"/>
-            <w:r>
-              <w:rPr>
-                <w:rFonts w:ascii="Arial" w:hAnsi="Arial" w:cs="Arial"/>
-                <w:sz w:val="16"/>
-                <w:szCs w:val="16"/>
-                <w:lang w:val="ru-RU"/>
-              </w:rPr>
-              <w:t>Рахимович</w:t>
-            </w:r>
-            <w:proofErr w:type="spellEnd"/>
-            <w:r>
-              <w:rPr>
-                <w:rFonts w:ascii="Arial" w:hAnsi="Arial" w:cs="Arial"/>
-                <w:sz w:val="16"/>
-                <w:szCs w:val="16"/>
-                <w:lang w:val="ru-RU"/>
-              </w:rPr>
-              <w:t xml:space="preserve"> -</w:t>
+              <w:t xml:space="preserve"> Ширинский Ахмет-Кемиль Рахимович – 23года, </w:t>
+            </w:r>
+            <w:r>
+              <w:rPr>
+                <w:rFonts w:ascii="Arial" w:hAnsi="Arial" w:cs="Arial"/>
+                <w:sz w:val="16"/>
+                <w:szCs w:val="16"/>
+                <w:lang w:val="ru-RU"/>
+              </w:rPr>
+              <w:t>Ширинский Селим-Гирей Рахимович -</w:t>
             </w:r>
             <w:r>
               <w:rPr>
@@ -19315,27 +14260,7 @@
                 <w:szCs w:val="16"/>
                 <w:lang w:val="ru-RU"/>
               </w:rPr>
-              <w:t xml:space="preserve">Ширинский Шакир </w:t>
-            </w:r>
-            <w:proofErr w:type="spellStart"/>
-            <w:r>
-              <w:rPr>
-                <w:rFonts w:ascii="Arial" w:hAnsi="Arial" w:cs="Arial"/>
-                <w:sz w:val="16"/>
-                <w:szCs w:val="16"/>
-                <w:lang w:val="ru-RU"/>
-              </w:rPr>
-              <w:t>Рахимович</w:t>
-            </w:r>
-            <w:proofErr w:type="spellEnd"/>
-            <w:r>
-              <w:rPr>
-                <w:rFonts w:ascii="Arial" w:hAnsi="Arial" w:cs="Arial"/>
-                <w:sz w:val="16"/>
-                <w:szCs w:val="16"/>
-                <w:lang w:val="ru-RU"/>
-              </w:rPr>
-              <w:t xml:space="preserve"> – 30лет,</w:t>
+              <w:t>Ширинский Шакир Рахимович – 30лет,</w:t>
             </w:r>
             <w:r>
               <w:rPr>
@@ -19502,7 +14427,6 @@
               <w:bottom w:val="double" w:sz="1" w:space="0" w:color="808080"/>
               <w:right w:val="double" w:sz="2" w:space="0" w:color="808080"/>
             </w:tcBorders>
-            <w:shd w:val="clear" w:color="auto" w:fill="auto"/>
             <w:vAlign w:val="center"/>
           </w:tcPr>
           <w:p>
@@ -19535,45 +14459,8 @@
                 <w:szCs w:val="16"/>
                 <w:lang w:val="ru-RU"/>
               </w:rPr>
-              <w:t xml:space="preserve">Юсупова </w:t>
-            </w:r>
-            <w:proofErr w:type="spellStart"/>
-            <w:r>
-              <w:rPr>
-                <w:rFonts w:ascii="Arial" w:hAnsi="Arial" w:cs="Arial"/>
-                <w:b/>
-                <w:bCs/>
-                <w:sz w:val="16"/>
-                <w:szCs w:val="16"/>
-                <w:lang w:val="ru-RU"/>
-              </w:rPr>
-              <w:t>Хадича</w:t>
-            </w:r>
-            <w:proofErr w:type="spellEnd"/>
-            <w:r>
-              <w:rPr>
-                <w:rFonts w:ascii="Arial" w:hAnsi="Arial" w:cs="Arial"/>
-                <w:b/>
-                <w:bCs/>
-                <w:sz w:val="16"/>
-                <w:szCs w:val="16"/>
-                <w:lang w:val="ru-RU"/>
-              </w:rPr>
-              <w:t xml:space="preserve"> </w:t>
-            </w:r>
-            <w:proofErr w:type="spellStart"/>
-            <w:r>
-              <w:rPr>
-                <w:rFonts w:ascii="Arial" w:hAnsi="Arial" w:cs="Arial"/>
-                <w:b/>
-                <w:bCs/>
-                <w:sz w:val="16"/>
-                <w:szCs w:val="16"/>
-                <w:lang w:val="ru-RU"/>
-              </w:rPr>
-              <w:t>Тахаутдиновна</w:t>
-            </w:r>
-            <w:proofErr w:type="spellEnd"/>
+              <w:t>Юсупова Хадича Тахаутдиновна</w:t>
+            </w:r>
             <w:r>
               <w:rPr>
                 <w:rFonts w:ascii="Arial" w:hAnsi="Arial" w:cs="Arial"/>
@@ -19636,87 +14523,7 @@
                 <w:szCs w:val="16"/>
                 <w:lang w:val="ru-RU"/>
               </w:rPr>
-              <w:t xml:space="preserve">1895 г.р., </w:t>
-            </w:r>
-            <w:proofErr w:type="spellStart"/>
-            <w:r>
-              <w:rPr>
-                <w:rFonts w:ascii="Arial" w:hAnsi="Arial" w:cs="Arial"/>
-                <w:sz w:val="16"/>
-                <w:szCs w:val="16"/>
-                <w:lang w:val="ru-RU"/>
-              </w:rPr>
-              <w:t>м.р</w:t>
-            </w:r>
-            <w:proofErr w:type="spellEnd"/>
-            <w:r>
-              <w:rPr>
-                <w:rFonts w:ascii="Arial" w:hAnsi="Arial" w:cs="Arial"/>
-                <w:sz w:val="16"/>
-                <w:szCs w:val="16"/>
-                <w:lang w:val="ru-RU"/>
-              </w:rPr>
-              <w:t xml:space="preserve">.: Пензенская губ., Керенский уезд, д. </w:t>
-            </w:r>
-            <w:proofErr w:type="spellStart"/>
-            <w:r>
-              <w:rPr>
-                <w:rFonts w:ascii="Arial" w:hAnsi="Arial" w:cs="Arial"/>
-                <w:sz w:val="16"/>
-                <w:szCs w:val="16"/>
-                <w:lang w:val="ru-RU"/>
-              </w:rPr>
-              <w:t>Лючелейка</w:t>
-            </w:r>
-            <w:proofErr w:type="spellEnd"/>
-            <w:r>
-              <w:rPr>
-                <w:rFonts w:ascii="Arial" w:hAnsi="Arial" w:cs="Arial"/>
-                <w:sz w:val="16"/>
-                <w:szCs w:val="16"/>
-                <w:lang w:val="ru-RU"/>
-              </w:rPr>
-              <w:t xml:space="preserve">, татарка, образование: низшее, б/п, повар больницы, </w:t>
-            </w:r>
-            <w:proofErr w:type="spellStart"/>
-            <w:r>
-              <w:rPr>
-                <w:rFonts w:ascii="Arial" w:hAnsi="Arial" w:cs="Arial"/>
-                <w:sz w:val="16"/>
-                <w:szCs w:val="16"/>
-                <w:lang w:val="ru-RU"/>
-              </w:rPr>
-              <w:t>прож</w:t>
-            </w:r>
-            <w:proofErr w:type="spellEnd"/>
-            <w:r>
-              <w:rPr>
-                <w:rFonts w:ascii="Arial" w:hAnsi="Arial" w:cs="Arial"/>
-                <w:sz w:val="16"/>
-                <w:szCs w:val="16"/>
-                <w:lang w:val="ru-RU"/>
-              </w:rPr>
-              <w:t xml:space="preserve">.: Иркутская обл., Бодайбинский р-н, п. </w:t>
-            </w:r>
-            <w:proofErr w:type="spellStart"/>
-            <w:r>
-              <w:rPr>
-                <w:rFonts w:ascii="Arial" w:hAnsi="Arial" w:cs="Arial"/>
-                <w:sz w:val="16"/>
-                <w:szCs w:val="16"/>
-                <w:lang w:val="ru-RU"/>
-              </w:rPr>
-              <w:t>Нерпо</w:t>
-            </w:r>
-            <w:proofErr w:type="spellEnd"/>
-            <w:r>
-              <w:rPr>
-                <w:rFonts w:ascii="Arial" w:hAnsi="Arial" w:cs="Arial"/>
-                <w:sz w:val="16"/>
-                <w:szCs w:val="16"/>
-                <w:lang w:val="ru-RU"/>
-              </w:rPr>
-              <w:t>.</w:t>
+              <w:t>1895 г.р., м.р.: Пензенская губ., Керенский уезд, д. Лючелейка, татарка, образование: низшее, б/п, повар больницы, прож.: Иркутская обл., Бодайбинский р-н, п. Нерпо.</w:t>
             </w:r>
             <w:r>
               <w:rPr>
@@ -19788,27 +14595,7 @@
                 <w:szCs w:val="16"/>
                 <w:lang w:val="ru-RU"/>
               </w:rPr>
-              <w:t xml:space="preserve">Расстреляна 13.11.1938. Реабилитация: 29.04.1958. </w:t>
-            </w:r>
-            <w:proofErr w:type="spellStart"/>
-            <w:r>
-              <w:rPr>
-                <w:rFonts w:ascii="Arial" w:hAnsi="Arial" w:cs="Arial"/>
-                <w:sz w:val="16"/>
-                <w:szCs w:val="16"/>
-                <w:lang w:val="ru-RU"/>
-              </w:rPr>
-              <w:t>Арх.дело</w:t>
-            </w:r>
-            <w:proofErr w:type="spellEnd"/>
-            <w:r>
-              <w:rPr>
-                <w:rFonts w:ascii="Arial" w:hAnsi="Arial" w:cs="Arial"/>
-                <w:sz w:val="16"/>
-                <w:szCs w:val="16"/>
-                <w:lang w:val="ru-RU"/>
-              </w:rPr>
-              <w:t>: 7496</w:t>
+              <w:t>Расстреляна 13.11.1938. Реабилитация: 29.04.1958. Арх.дело: 7496</w:t>
             </w:r>
           </w:p>
           <w:p>
@@ -19908,7 +14695,6 @@
               <w:bottom w:val="double" w:sz="1" w:space="0" w:color="808080"/>
               <w:right w:val="double" w:sz="2" w:space="0" w:color="808080"/>
             </w:tcBorders>
-            <w:shd w:val="clear" w:color="auto" w:fill="auto"/>
             <w:vAlign w:val="center"/>
           </w:tcPr>
           <w:p>
@@ -19929,67 +14715,17 @@
                 <w:lang w:val="ru-RU"/>
               </w:rPr>
             </w:pPr>
-            <w:proofErr w:type="spellStart"/>
-            <w:r>
-              <w:rPr>
-                <w:rFonts w:ascii="Arial" w:hAnsi="Arial" w:cs="Arial"/>
-                <w:b/>
-                <w:bCs/>
-                <w:sz w:val="16"/>
-                <w:szCs w:val="16"/>
-                <w:lang w:val="ru-RU"/>
-              </w:rPr>
-              <w:t>Ядгарова</w:t>
-            </w:r>
-            <w:proofErr w:type="spellEnd"/>
-            <w:r>
-              <w:rPr>
-                <w:rFonts w:ascii="Arial" w:hAnsi="Arial" w:cs="Arial"/>
-                <w:b/>
-                <w:bCs/>
-                <w:sz w:val="16"/>
-                <w:szCs w:val="16"/>
-                <w:lang w:val="ru-RU"/>
-              </w:rPr>
-              <w:t xml:space="preserve"> </w:t>
-            </w:r>
-            <w:proofErr w:type="spellStart"/>
-            <w:r>
-              <w:rPr>
-                <w:rFonts w:ascii="Arial" w:hAnsi="Arial" w:cs="Arial"/>
-                <w:b/>
-                <w:bCs/>
-                <w:sz w:val="16"/>
-                <w:szCs w:val="16"/>
-                <w:lang w:val="ru-RU"/>
-              </w:rPr>
-              <w:t>Виби</w:t>
-            </w:r>
-            <w:proofErr w:type="spellEnd"/>
-            <w:r>
-              <w:rPr>
-                <w:rFonts w:ascii="Arial" w:hAnsi="Arial" w:cs="Arial"/>
-                <w:b/>
-                <w:bCs/>
-                <w:sz w:val="16"/>
-                <w:szCs w:val="16"/>
-                <w:lang w:val="ru-RU"/>
-              </w:rPr>
-              <w:t xml:space="preserve"> </w:t>
-            </w:r>
-            <w:proofErr w:type="spellStart"/>
-            <w:r>
-              <w:rPr>
-                <w:rFonts w:ascii="Arial" w:hAnsi="Arial" w:cs="Arial"/>
-                <w:b/>
-                <w:bCs/>
-                <w:sz w:val="16"/>
-                <w:szCs w:val="16"/>
-                <w:lang w:val="ru-RU"/>
-              </w:rPr>
-              <w:t>Хадична</w:t>
-            </w:r>
-            <w:proofErr w:type="spellEnd"/>
+            <w:r>
+              <w:rPr>
+                <w:rFonts w:ascii="Arial" w:hAnsi="Arial" w:cs="Arial"/>
+                <w:b/>
+                <w:bCs/>
+                <w:sz w:val="16"/>
+                <w:szCs w:val="16"/>
+                <w:lang w:val="ru-RU"/>
+              </w:rPr>
+              <w:t>Ядгарова Виби Хадична</w:t>
+            </w:r>
             <w:r>
               <w:rPr>
                 <w:rFonts w:ascii="Arial" w:hAnsi="Arial" w:cs="Arial"/>
@@ -20051,54 +14787,23 @@
               </w:rPr>
               <w:t xml:space="preserve">Родилась в 1890 г. помещица. </w:t>
             </w:r>
-            <w:proofErr w:type="spellStart"/>
-            <w:r>
-              <w:rPr>
-                <w:rFonts w:ascii="Arial" w:hAnsi="Arial" w:cs="Arial"/>
-                <w:sz w:val="16"/>
-                <w:szCs w:val="16"/>
-                <w:lang w:val="ru-RU"/>
-              </w:rPr>
-              <w:t>Прож</w:t>
-            </w:r>
-            <w:proofErr w:type="spellEnd"/>
-            <w:r>
-              <w:rPr>
-                <w:rFonts w:ascii="Arial" w:hAnsi="Arial" w:cs="Arial"/>
-                <w:sz w:val="16"/>
-                <w:szCs w:val="16"/>
-                <w:lang w:val="ru-RU"/>
-              </w:rPr>
-              <w:t>.:</w:t>
-            </w:r>
-            <w:r>
-              <w:rPr>
-                <w:rFonts w:ascii="Arial" w:hAnsi="Arial" w:cs="Arial"/>
-                <w:sz w:val="16"/>
-                <w:szCs w:val="16"/>
-                <w:lang w:val="ru-RU"/>
-              </w:rPr>
-              <w:t xml:space="preserve"> г. Оренбург. Приговорена: </w:t>
-            </w:r>
-            <w:proofErr w:type="spellStart"/>
-            <w:r>
-              <w:rPr>
-                <w:rFonts w:ascii="Arial" w:hAnsi="Arial" w:cs="Arial"/>
-                <w:sz w:val="16"/>
-                <w:szCs w:val="16"/>
-                <w:lang w:val="ru-RU"/>
-              </w:rPr>
-              <w:t>Оренб</w:t>
-            </w:r>
-            <w:proofErr w:type="spellEnd"/>
-            <w:r>
-              <w:rPr>
-                <w:rFonts w:ascii="Arial" w:hAnsi="Arial" w:cs="Arial"/>
-                <w:sz w:val="16"/>
-                <w:szCs w:val="16"/>
-                <w:lang w:val="ru-RU"/>
-              </w:rPr>
-              <w:t>. губ. ЧК 22 марта 1919 г.</w:t>
+            <w:r>
+              <w:rPr>
+                <w:rFonts w:ascii="Arial" w:hAnsi="Arial" w:cs="Arial"/>
+                <w:sz w:val="16"/>
+                <w:szCs w:val="16"/>
+                <w:lang w:val="ru-RU"/>
+              </w:rPr>
+              <w:t>Прож.:</w:t>
+            </w:r>
+            <w:r>
+              <w:rPr>
+                <w:rFonts w:ascii="Arial" w:hAnsi="Arial" w:cs="Arial"/>
+                <w:sz w:val="16"/>
+                <w:szCs w:val="16"/>
+                <w:lang w:val="ru-RU"/>
+              </w:rPr>
+              <w:t> г. Оренбург. Приговорена: Оренб. губ. ЧК 22 марта 1919 г.</w:t>
             </w:r>
             <w:r>
               <w:rPr>
@@ -20220,7 +14925,6 @@
               <w:bottom w:val="double" w:sz="1" w:space="0" w:color="808080"/>
               <w:right w:val="double" w:sz="2" w:space="0" w:color="808080"/>
             </w:tcBorders>
-            <w:shd w:val="clear" w:color="auto" w:fill="auto"/>
             <w:vAlign w:val="center"/>
           </w:tcPr>
           <w:p>
@@ -20325,47 +15029,16 @@
                 <w:szCs w:val="16"/>
                 <w:lang w:val="ru-RU"/>
               </w:rPr>
-              <w:t xml:space="preserve">в 1918 г., Заинский р-н, </w:t>
-            </w:r>
-            <w:proofErr w:type="spellStart"/>
-            <w:r>
-              <w:rPr>
-                <w:rFonts w:ascii="Arial" w:hAnsi="Arial" w:cs="Arial"/>
-                <w:sz w:val="16"/>
-                <w:szCs w:val="16"/>
-                <w:lang w:val="ru-RU"/>
-              </w:rPr>
-              <w:t>д.Тонгузино</w:t>
-            </w:r>
-            <w:proofErr w:type="spellEnd"/>
-            <w:r>
-              <w:rPr>
-                <w:rFonts w:ascii="Arial" w:hAnsi="Arial" w:cs="Arial"/>
-                <w:sz w:val="16"/>
-                <w:szCs w:val="16"/>
-                <w:lang w:val="ru-RU"/>
-              </w:rPr>
-              <w:t xml:space="preserve">; татарка; чл. ВЛКСМ.; официантка, военторг, в/ч № 1125. </w:t>
-            </w:r>
-            <w:proofErr w:type="spellStart"/>
-            <w:r>
-              <w:rPr>
-                <w:rFonts w:ascii="Arial" w:hAnsi="Arial" w:cs="Arial"/>
-                <w:sz w:val="16"/>
-                <w:szCs w:val="16"/>
-                <w:lang w:val="ru-RU"/>
-              </w:rPr>
-              <w:t>Прож</w:t>
-            </w:r>
-            <w:proofErr w:type="spellEnd"/>
-            <w:r>
-              <w:rPr>
-                <w:rFonts w:ascii="Arial" w:hAnsi="Arial" w:cs="Arial"/>
-                <w:sz w:val="16"/>
-                <w:szCs w:val="16"/>
-                <w:lang w:val="ru-RU"/>
-              </w:rPr>
-              <w:t>.:</w:t>
+              <w:t xml:space="preserve">в 1918 г., Заинский р-н, д.Тонгузино; татарка; чл. ВЛКСМ.; официантка, военторг, в/ч № 1125. </w:t>
+            </w:r>
+            <w:r>
+              <w:rPr>
+                <w:rFonts w:ascii="Arial" w:hAnsi="Arial" w:cs="Arial"/>
+                <w:sz w:val="16"/>
+                <w:szCs w:val="16"/>
+                <w:lang w:val="ru-RU"/>
+              </w:rPr>
+              <w:t>Прож.:</w:t>
             </w:r>
             <w:r>
               <w:rPr>
@@ -20436,27 +15109,7 @@
                 <w:szCs w:val="16"/>
                 <w:lang w:val="ru-RU"/>
               </w:rPr>
-              <w:t xml:space="preserve">Приговорена: военным трибуналом 18 армии 11 августа 1942 г., </w:t>
-            </w:r>
-            <w:proofErr w:type="spellStart"/>
-            <w:r>
-              <w:rPr>
-                <w:rFonts w:ascii="Arial" w:hAnsi="Arial" w:cs="Arial"/>
-                <w:sz w:val="16"/>
-                <w:szCs w:val="16"/>
-                <w:lang w:val="ru-RU"/>
-              </w:rPr>
-              <w:t>обв</w:t>
-            </w:r>
-            <w:proofErr w:type="spellEnd"/>
-            <w:r>
-              <w:rPr>
-                <w:rFonts w:ascii="Arial" w:hAnsi="Arial" w:cs="Arial"/>
-                <w:sz w:val="16"/>
-                <w:szCs w:val="16"/>
-                <w:lang w:val="ru-RU"/>
-              </w:rPr>
-              <w:t>.:</w:t>
+              <w:t>Приговорена: военным трибуналом 18 армии 11 августа 1942 г., обв.:</w:t>
             </w:r>
             <w:r>
               <w:rPr>
@@ -20509,38 +15162,7 @@
                 <w:szCs w:val="16"/>
                 <w:lang w:val="ru-RU"/>
               </w:rPr>
-              <w:t xml:space="preserve">в </w:t>
-            </w:r>
-            <w:proofErr w:type="spellStart"/>
-            <w:proofErr w:type="gramStart"/>
-            <w:r>
-              <w:rPr>
-                <w:rFonts w:ascii="Arial" w:hAnsi="Arial" w:cs="Arial"/>
-                <w:sz w:val="16"/>
-                <w:szCs w:val="16"/>
-                <w:lang w:val="ru-RU"/>
-              </w:rPr>
-              <w:t>г.Харьков</w:t>
-            </w:r>
-            <w:proofErr w:type="spellEnd"/>
-            <w:r>
-              <w:rPr>
-                <w:rFonts w:ascii="Arial" w:hAnsi="Arial" w:cs="Arial"/>
-                <w:sz w:val="16"/>
-                <w:szCs w:val="16"/>
-                <w:lang w:val="ru-RU"/>
-              </w:rPr>
-              <w:t>..</w:t>
-            </w:r>
-            <w:proofErr w:type="gramEnd"/>
-            <w:r>
-              <w:rPr>
-                <w:rFonts w:ascii="Arial" w:hAnsi="Arial" w:cs="Arial"/>
-                <w:sz w:val="16"/>
-                <w:szCs w:val="16"/>
-                <w:lang w:val="ru-RU"/>
-              </w:rPr>
-              <w:t xml:space="preserve"> Реабилитирована 6 августа 1992 г.</w:t>
+              <w:t>в г.Харьков.. Реабилитирована 6 августа 1992 г.</w:t>
             </w:r>
           </w:p>
           <w:p>
